--- a/docs/cis215-course-alignment-map.docx
+++ b/docs/cis215-course-alignment-map.docx
@@ -5,20 +5,16 @@
     <w:p>
       <w:pPr>
         <w:pStyle w:val="NoSpacing"/>
-        <w:spacing w:after="120" w:line="276" w:lineRule="auto"/>
+        <w:spacing w:after="60"/>
         <w:rPr>
           <w:rFonts w:ascii="Arial" w:hAnsi="Arial" w:cs="Arial"/>
           <w:color w:val="03357E"/>
-          <w:sz w:val="28"/>
-          <w:szCs w:val="28"/>
         </w:rPr>
       </w:pPr>
       <w:r>
         <w:rPr>
           <w:rFonts w:ascii="Arial" w:hAnsi="Arial" w:cs="Arial"/>
           <w:color w:val="03357E"/>
-          <w:sz w:val="28"/>
-          <w:szCs w:val="28"/>
         </w:rPr>
         <w:t xml:space="preserve">Use this </w:t>
       </w:r>
@@ -28,8 +24,6 @@
           <w:b/>
           <w:bCs/>
           <w:color w:val="03357E"/>
-          <w:sz w:val="28"/>
-          <w:szCs w:val="28"/>
         </w:rPr>
         <w:t>CIS215 Course Alignment Map</w:t>
       </w:r>
@@ -37,26 +31,13 @@
         <w:rPr>
           <w:rFonts w:ascii="Arial" w:hAnsi="Arial" w:cs="Arial"/>
           <w:color w:val="03357E"/>
-          <w:sz w:val="28"/>
-          <w:szCs w:val="28"/>
         </w:rPr>
-        <w:t xml:space="preserve"> as Your Class GPS</w:t>
-      </w:r>
-      <w:r>
-        <w:rPr>
-          <w:rFonts w:ascii="Arial" w:hAnsi="Arial" w:cs="Arial"/>
-          <w:color w:val="03357E"/>
-          <w:sz w:val="28"/>
-          <w:szCs w:val="28"/>
-        </w:rPr>
-        <w:t xml:space="preserve"> </w:t>
+        <w:t xml:space="preserve"> as Your Class GPS </w:t>
       </w:r>
       <w:r>
         <w:rPr>
           <w:rFonts w:ascii="Apple Color Emoji" w:hAnsi="Apple Color Emoji" w:cs="Apple Color Emoji"/>
           <w:color w:val="03357E"/>
-          <w:sz w:val="28"/>
-          <w:szCs w:val="28"/>
         </w:rPr>
         <w:t>🗺️</w:t>
       </w:r>
@@ -75,19 +56,19 @@
         <w:tblLook w:val="0600" w:firstRow="0" w:lastRow="0" w:firstColumn="0" w:lastColumn="0" w:noHBand="1" w:noVBand="1"/>
       </w:tblPr>
       <w:tblGrid>
-        <w:gridCol w:w="2155"/>
-        <w:gridCol w:w="7453"/>
-        <w:gridCol w:w="17"/>
+        <w:gridCol w:w="2160"/>
+        <w:gridCol w:w="7344"/>
         <w:gridCol w:w="2880"/>
-        <w:gridCol w:w="2759"/>
+        <w:gridCol w:w="2880"/>
       </w:tblGrid>
       <w:tr>
         <w:trPr>
           <w:cantSplit/>
+          <w:tblHeader/>
         </w:trPr>
         <w:tc>
           <w:tcPr>
-            <w:tcW w:w="2155" w:type="dxa"/>
+            <w:tcW w:w="2160" w:type="dxa"/>
             <w:shd w:val="clear" w:color="auto" w:fill="EFEFEF"/>
             <w:tcMar>
               <w:top w:w="86" w:type="dxa"/>
@@ -123,7 +104,7 @@
         </w:tc>
         <w:tc>
           <w:tcPr>
-            <w:tcW w:w="7453" w:type="dxa"/>
+            <w:tcW w:w="0" w:type="auto"/>
             <w:shd w:val="clear" w:color="auto" w:fill="EFEFEF"/>
             <w:tcMar>
               <w:top w:w="86" w:type="dxa"/>
@@ -159,8 +140,7 @@
         </w:tc>
         <w:tc>
           <w:tcPr>
-            <w:tcW w:w="2897" w:type="dxa"/>
-            <w:gridSpan w:val="2"/>
+            <w:tcW w:w="2880" w:type="dxa"/>
             <w:shd w:val="clear" w:color="auto" w:fill="EFEFEF"/>
             <w:tcMar>
               <w:top w:w="86" w:type="dxa"/>
@@ -172,7 +152,6 @@
           <w:p>
             <w:pPr>
               <w:pStyle w:val="NoSpacing"/>
-              <w:spacing w:before="100" w:beforeAutospacing="1" w:after="100" w:afterAutospacing="1" w:line="216" w:lineRule="auto"/>
               <w:rPr>
                 <w:rFonts w:ascii="Arial" w:hAnsi="Arial" w:cs="Arial"/>
                 <w:b/>
@@ -197,7 +176,7 @@
         </w:tc>
         <w:tc>
           <w:tcPr>
-            <w:tcW w:w="2759" w:type="dxa"/>
+            <w:tcW w:w="2880" w:type="dxa"/>
             <w:shd w:val="clear" w:color="auto" w:fill="EFEFEF"/>
             <w:tcMar>
               <w:top w:w="86" w:type="dxa"/>
@@ -238,7 +217,7 @@
         </w:trPr>
         <w:tc>
           <w:tcPr>
-            <w:tcW w:w="2155" w:type="dxa"/>
+            <w:tcW w:w="2160" w:type="dxa"/>
             <w:tcMar>
               <w:top w:w="86" w:type="dxa"/>
               <w:left w:w="86" w:type="dxa"/>
@@ -248,7 +227,7 @@
           </w:tcPr>
           <w:p>
             <w:pPr>
-              <w:spacing w:after="60"/>
+              <w:spacing w:after="60" w:line="240" w:lineRule="auto"/>
               <w:rPr>
                 <w:rFonts w:ascii="Consolas" w:hAnsi="Consolas" w:cs="Consolas"/>
                 <w:sz w:val="20"/>
@@ -266,7 +245,7 @@
           </w:p>
           <w:p>
             <w:pPr>
-              <w:spacing w:after="60"/>
+              <w:spacing w:after="60" w:line="240" w:lineRule="auto"/>
               <w:rPr>
                 <w:rFonts w:ascii="Arial" w:hAnsi="Arial" w:cs="Arial"/>
                 <w:b/>
@@ -289,7 +268,7 @@
         </w:tc>
         <w:tc>
           <w:tcPr>
-            <w:tcW w:w="7453" w:type="dxa"/>
+            <w:tcW w:w="0" w:type="auto"/>
             <w:tcMar>
               <w:top w:w="86" w:type="dxa"/>
               <w:left w:w="86" w:type="dxa"/>
@@ -303,7 +282,7 @@
                 <w:ilvl w:val="0"/>
                 <w:numId w:val="1"/>
               </w:numPr>
-              <w:spacing w:after="0" w:line="240" w:lineRule="auto"/>
+              <w:spacing w:after="60" w:line="240" w:lineRule="auto"/>
               <w:ind w:left="231" w:hanging="274"/>
               <w:rPr>
                 <w:rFonts w:ascii="Arial" w:hAnsi="Arial" w:cs="Arial"/>
@@ -354,7 +333,7 @@
                 <w:ilvl w:val="0"/>
                 <w:numId w:val="1"/>
               </w:numPr>
-              <w:spacing w:after="0" w:line="240" w:lineRule="auto"/>
+              <w:spacing w:after="60" w:line="240" w:lineRule="auto"/>
               <w:ind w:left="231" w:hanging="274"/>
               <w:rPr>
                 <w:rFonts w:ascii="Arial" w:hAnsi="Arial" w:cs="Arial"/>
@@ -387,7 +366,7 @@
                 <w:ilvl w:val="0"/>
                 <w:numId w:val="1"/>
               </w:numPr>
-              <w:spacing w:after="0" w:line="240" w:lineRule="auto"/>
+              <w:spacing w:after="60" w:line="240" w:lineRule="auto"/>
               <w:ind w:left="231" w:hanging="274"/>
               <w:rPr>
                 <w:rFonts w:ascii="Arial" w:hAnsi="Arial" w:cs="Arial"/>
@@ -417,8 +396,7 @@
         </w:tc>
         <w:tc>
           <w:tcPr>
-            <w:tcW w:w="2897" w:type="dxa"/>
-            <w:gridSpan w:val="2"/>
+            <w:tcW w:w="2880" w:type="dxa"/>
             <w:tcMar>
               <w:top w:w="86" w:type="dxa"/>
               <w:left w:w="86" w:type="dxa"/>
@@ -439,19 +417,19 @@
                 <w:right w:val="nil"/>
                 <w:between w:val="nil"/>
               </w:pBdr>
-              <w:spacing w:before="100" w:beforeAutospacing="1" w:after="100" w:afterAutospacing="1" w:line="216" w:lineRule="auto"/>
-              <w:ind w:left="229" w:hanging="270"/>
-              <w:rPr>
-                <w:rFonts w:ascii="Arial" w:hAnsi="Arial" w:cs="Arial"/>
-                <w:sz w:val="20"/>
-                <w:szCs w:val="20"/>
-              </w:rPr>
-            </w:pPr>
-            <w:r>
-              <w:rPr>
-                <w:rFonts w:ascii="Arial" w:hAnsi="Arial" w:cs="Arial"/>
-                <w:sz w:val="20"/>
-                <w:szCs w:val="20"/>
+              <w:spacing w:after="0" w:line="240" w:lineRule="auto"/>
+              <w:ind w:left="229" w:hanging="270"/>
+              <w:rPr>
+                <w:rFonts w:ascii="Arial" w:hAnsi="Arial" w:cs="Arial"/>
+                <w:sz w:val="18"/>
+                <w:szCs w:val="18"/>
+              </w:rPr>
+            </w:pPr>
+            <w:r>
+              <w:rPr>
+                <w:rFonts w:ascii="Arial" w:hAnsi="Arial" w:cs="Arial"/>
+                <w:sz w:val="18"/>
+                <w:szCs w:val="18"/>
               </w:rPr>
               <w:t>Syllabus Review</w:t>
             </w:r>
@@ -469,19 +447,19 @@
                 <w:right w:val="nil"/>
                 <w:between w:val="nil"/>
               </w:pBdr>
-              <w:spacing w:before="100" w:beforeAutospacing="1" w:after="100" w:afterAutospacing="1" w:line="216" w:lineRule="auto"/>
-              <w:ind w:left="229" w:hanging="270"/>
-              <w:rPr>
-                <w:rFonts w:ascii="Arial" w:hAnsi="Arial" w:cs="Arial"/>
-                <w:sz w:val="20"/>
-                <w:szCs w:val="20"/>
-              </w:rPr>
-            </w:pPr>
-            <w:r>
-              <w:rPr>
-                <w:rFonts w:ascii="Arial" w:hAnsi="Arial" w:cs="Arial"/>
-                <w:sz w:val="20"/>
-                <w:szCs w:val="20"/>
+              <w:spacing w:after="0" w:line="240" w:lineRule="auto"/>
+              <w:ind w:left="229" w:hanging="270"/>
+              <w:rPr>
+                <w:rFonts w:ascii="Arial" w:hAnsi="Arial" w:cs="Arial"/>
+                <w:sz w:val="18"/>
+                <w:szCs w:val="18"/>
+              </w:rPr>
+            </w:pPr>
+            <w:r>
+              <w:rPr>
+                <w:rFonts w:ascii="Arial" w:hAnsi="Arial" w:cs="Arial"/>
+                <w:sz w:val="18"/>
+                <w:szCs w:val="18"/>
               </w:rPr>
               <w:t>Course policy review</w:t>
             </w:r>
@@ -499,19 +477,19 @@
                 <w:right w:val="nil"/>
                 <w:between w:val="nil"/>
               </w:pBdr>
-              <w:spacing w:before="100" w:beforeAutospacing="1" w:after="100" w:afterAutospacing="1" w:line="216" w:lineRule="auto"/>
-              <w:ind w:left="229" w:hanging="270"/>
-              <w:rPr>
-                <w:rFonts w:ascii="Arial" w:hAnsi="Arial" w:cs="Arial"/>
-                <w:sz w:val="20"/>
-                <w:szCs w:val="20"/>
-              </w:rPr>
-            </w:pPr>
-            <w:r>
-              <w:rPr>
-                <w:rFonts w:ascii="Arial" w:hAnsi="Arial" w:cs="Arial"/>
-                <w:sz w:val="20"/>
-                <w:szCs w:val="20"/>
+              <w:spacing w:after="0" w:line="240" w:lineRule="auto"/>
+              <w:ind w:left="229" w:hanging="270"/>
+              <w:rPr>
+                <w:rFonts w:ascii="Arial" w:hAnsi="Arial" w:cs="Arial"/>
+                <w:sz w:val="18"/>
+                <w:szCs w:val="18"/>
+              </w:rPr>
+            </w:pPr>
+            <w:r>
+              <w:rPr>
+                <w:rFonts w:ascii="Arial" w:hAnsi="Arial" w:cs="Arial"/>
+                <w:sz w:val="18"/>
+                <w:szCs w:val="18"/>
               </w:rPr>
               <w:t>Canvas navigation</w:t>
             </w:r>
@@ -529,20 +507,20 @@
                 <w:right w:val="nil"/>
                 <w:between w:val="nil"/>
               </w:pBdr>
-              <w:spacing w:before="100" w:beforeAutospacing="1" w:after="100" w:afterAutospacing="1" w:line="216" w:lineRule="auto"/>
-              <w:ind w:left="229" w:hanging="270"/>
-              <w:rPr>
-                <w:rFonts w:ascii="Arial" w:hAnsi="Arial" w:cs="Arial"/>
-                <w:sz w:val="20"/>
-                <w:szCs w:val="20"/>
+              <w:spacing w:after="0" w:line="240" w:lineRule="auto"/>
+              <w:ind w:left="229" w:hanging="270"/>
+              <w:rPr>
+                <w:rFonts w:ascii="Arial" w:hAnsi="Arial" w:cs="Arial"/>
+                <w:sz w:val="18"/>
+                <w:szCs w:val="18"/>
               </w:rPr>
             </w:pPr>
             <w:proofErr w:type="spellStart"/>
             <w:r>
               <w:rPr>
                 <w:rFonts w:ascii="Arial" w:hAnsi="Arial" w:cs="Arial"/>
-                <w:sz w:val="20"/>
-                <w:szCs w:val="20"/>
+                <w:sz w:val="18"/>
+                <w:szCs w:val="18"/>
               </w:rPr>
               <w:t>JupyterLab</w:t>
             </w:r>
@@ -550,8 +528,8 @@
             <w:r>
               <w:rPr>
                 <w:rFonts w:ascii="Arial" w:hAnsi="Arial" w:cs="Arial"/>
-                <w:sz w:val="20"/>
-                <w:szCs w:val="20"/>
+                <w:sz w:val="18"/>
+                <w:szCs w:val="18"/>
               </w:rPr>
               <w:t xml:space="preserve"> and Python tools review</w:t>
             </w:r>
@@ -569,19 +547,19 @@
                 <w:right w:val="nil"/>
                 <w:between w:val="nil"/>
               </w:pBdr>
-              <w:spacing w:before="100" w:beforeAutospacing="1" w:after="100" w:afterAutospacing="1" w:line="216" w:lineRule="auto"/>
-              <w:ind w:left="229" w:hanging="270"/>
-              <w:rPr>
-                <w:rFonts w:ascii="Arial" w:hAnsi="Arial" w:cs="Arial"/>
-                <w:sz w:val="20"/>
-                <w:szCs w:val="20"/>
-              </w:rPr>
-            </w:pPr>
-            <w:r>
-              <w:rPr>
-                <w:rFonts w:ascii="Arial" w:hAnsi="Arial" w:cs="Arial"/>
-                <w:sz w:val="20"/>
-                <w:szCs w:val="20"/>
+              <w:spacing w:after="0" w:line="240" w:lineRule="auto"/>
+              <w:ind w:left="229" w:hanging="270"/>
+              <w:rPr>
+                <w:rFonts w:ascii="Arial" w:hAnsi="Arial" w:cs="Arial"/>
+                <w:sz w:val="18"/>
+                <w:szCs w:val="18"/>
+              </w:rPr>
+            </w:pPr>
+            <w:r>
+              <w:rPr>
+                <w:rFonts w:ascii="Arial" w:hAnsi="Arial" w:cs="Arial"/>
+                <w:sz w:val="18"/>
+                <w:szCs w:val="18"/>
               </w:rPr>
               <w:t>Academic Integrity</w:t>
             </w:r>
@@ -599,19 +577,19 @@
                 <w:right w:val="nil"/>
                 <w:between w:val="nil"/>
               </w:pBdr>
-              <w:spacing w:before="100" w:beforeAutospacing="1" w:after="100" w:afterAutospacing="1" w:line="216" w:lineRule="auto"/>
-              <w:ind w:left="229" w:hanging="270"/>
-              <w:rPr>
-                <w:rFonts w:ascii="Arial" w:hAnsi="Arial" w:cs="Arial"/>
-                <w:sz w:val="20"/>
-                <w:szCs w:val="20"/>
-              </w:rPr>
-            </w:pPr>
-            <w:r>
-              <w:rPr>
-                <w:rFonts w:ascii="Arial" w:hAnsi="Arial" w:cs="Arial"/>
-                <w:sz w:val="20"/>
-                <w:szCs w:val="20"/>
+              <w:spacing w:after="0" w:line="240" w:lineRule="auto"/>
+              <w:ind w:left="229" w:hanging="270"/>
+              <w:rPr>
+                <w:rFonts w:ascii="Arial" w:hAnsi="Arial" w:cs="Arial"/>
+                <w:sz w:val="18"/>
+                <w:szCs w:val="18"/>
+              </w:rPr>
+            </w:pPr>
+            <w:r>
+              <w:rPr>
+                <w:rFonts w:ascii="Arial" w:hAnsi="Arial" w:cs="Arial"/>
+                <w:sz w:val="18"/>
+                <w:szCs w:val="18"/>
               </w:rPr>
               <w:t>AI use overview</w:t>
             </w:r>
@@ -619,7 +597,7 @@
         </w:tc>
         <w:tc>
           <w:tcPr>
-            <w:tcW w:w="2759" w:type="dxa"/>
+            <w:tcW w:w="2880" w:type="dxa"/>
             <w:tcMar>
               <w:top w:w="86" w:type="dxa"/>
               <w:left w:w="86" w:type="dxa"/>
@@ -640,7 +618,115 @@
                 <w:right w:val="nil"/>
                 <w:between w:val="nil"/>
               </w:pBdr>
-              <w:spacing w:after="0" w:line="240" w:lineRule="auto"/>
+              <w:spacing w:after="60" w:line="240" w:lineRule="auto"/>
+              <w:ind w:left="229" w:hanging="270"/>
+              <w:rPr>
+                <w:rFonts w:ascii="Arial" w:hAnsi="Arial" w:cs="Arial"/>
+                <w:color w:val="012F76"/>
+                <w:sz w:val="20"/>
+                <w:szCs w:val="20"/>
+              </w:rPr>
+            </w:pPr>
+            <w:r>
+              <w:rPr>
+                <w:rFonts w:ascii="Arial" w:hAnsi="Arial" w:cs="Arial"/>
+                <w:b/>
+                <w:bCs/>
+                <w:color w:val="012F76"/>
+                <w:sz w:val="20"/>
+                <w:szCs w:val="20"/>
+              </w:rPr>
+              <w:t xml:space="preserve">0.5 </w:t>
+            </w:r>
+            <w:r>
+              <w:rPr>
+                <w:rFonts w:ascii="Arial" w:hAnsi="Arial" w:cs="Arial"/>
+                <w:color w:val="012F76"/>
+                <w:sz w:val="20"/>
+                <w:szCs w:val="20"/>
+              </w:rPr>
+              <w:t>Question &amp; Discuss</w:t>
+            </w:r>
+            <w:r>
+              <w:rPr>
+                <w:rFonts w:ascii="Arial" w:hAnsi="Arial" w:cs="Arial"/>
+                <w:color w:val="012F76"/>
+                <w:sz w:val="20"/>
+                <w:szCs w:val="20"/>
+              </w:rPr>
+              <w:t xml:space="preserve"> </w:t>
+            </w:r>
+            <w:r>
+              <w:rPr>
+                <w:rFonts w:ascii="Apple Color Emoji" w:hAnsi="Apple Color Emoji" w:cs="Apple Color Emoji"/>
+                <w:color w:val="012F76"/>
+                <w:sz w:val="20"/>
+                <w:szCs w:val="20"/>
+              </w:rPr>
+              <w:t>🤔</w:t>
+            </w:r>
+            <w:r>
+              <w:rPr>
+                <w:rFonts w:ascii="Apple Color Emoji" w:hAnsi="Apple Color Emoji" w:cs="Apple Color Emoji"/>
+                <w:color w:val="012F76"/>
+                <w:sz w:val="20"/>
+                <w:szCs w:val="20"/>
+              </w:rPr>
+              <w:t xml:space="preserve"> </w:t>
+            </w:r>
+            <w:r>
+              <w:rPr>
+                <w:rFonts w:ascii="Arial" w:hAnsi="Arial" w:cs="Arial"/>
+                <w:b/>
+                <w:bCs/>
+                <w:color w:val="012F76"/>
+                <w:sz w:val="20"/>
+                <w:szCs w:val="20"/>
+              </w:rPr>
+              <w:t xml:space="preserve">Let’s Get to Know Each Other </w:t>
+            </w:r>
+            <w:r>
+              <w:rPr>
+                <w:rFonts w:ascii="Arial" w:hAnsi="Arial" w:cs="Arial"/>
+                <w:color w:val="012F76"/>
+                <w:sz w:val="20"/>
+                <w:szCs w:val="20"/>
+              </w:rPr>
+              <w:t>(intro</w:t>
+            </w:r>
+            <w:r>
+              <w:rPr>
+                <w:rFonts w:ascii="Arial" w:hAnsi="Arial" w:cs="Arial"/>
+                <w:color w:val="012F76"/>
+                <w:sz w:val="20"/>
+                <w:szCs w:val="20"/>
+              </w:rPr>
+              <w:t>.</w:t>
+            </w:r>
+            <w:r>
+              <w:rPr>
+                <w:rFonts w:ascii="Arial" w:hAnsi="Arial" w:cs="Arial"/>
+                <w:color w:val="012F76"/>
+                <w:sz w:val="20"/>
+                <w:szCs w:val="20"/>
+              </w:rPr>
+              <w:t xml:space="preserve"> discussion)</w:t>
+            </w:r>
+          </w:p>
+          <w:p>
+            <w:pPr>
+              <w:numPr>
+                <w:ilvl w:val="0"/>
+                <w:numId w:val="1"/>
+              </w:numPr>
+              <w:pBdr>
+                <w:top w:val="nil"/>
+                <w:left w:val="nil"/>
+                <w:bottom w:val="nil"/>
+                <w:right w:val="nil"/>
+                <w:between w:val="nil"/>
+              </w:pBdr>
+              <w:spacing w:after="60" w:line="240" w:lineRule="auto"/>
               <w:ind w:left="231" w:hanging="274"/>
               <w:rPr>
                 <w:rFonts w:ascii="Arial" w:hAnsi="Arial" w:cs="Arial"/>
@@ -650,71 +736,41 @@
             </w:pPr>
             <w:r>
               <w:rPr>
-                <w:rFonts w:ascii="Apple Color Emoji" w:hAnsi="Apple Color Emoji" w:cs="Apple Color Emoji"/>
-                <w:b/>
-                <w:bCs/>
-                <w:sz w:val="20"/>
-                <w:szCs w:val="20"/>
-              </w:rPr>
-              <w:t>👥</w:t>
-            </w:r>
-            <w:r>
-              <w:rPr>
-                <w:rFonts w:ascii="Arial" w:hAnsi="Arial" w:cs="Arial"/>
-                <w:b/>
-                <w:bCs/>
-                <w:sz w:val="20"/>
-                <w:szCs w:val="20"/>
-              </w:rPr>
-              <w:t xml:space="preserve"> Activity 0.1 Discussion</w:t>
-            </w:r>
-            <w:r>
-              <w:rPr>
-                <w:rFonts w:ascii="Arial" w:hAnsi="Arial" w:cs="Arial"/>
-                <w:sz w:val="20"/>
-                <w:szCs w:val="20"/>
-              </w:rPr>
-              <w:t xml:space="preserve"> Let's Get to Know Each Other</w:t>
-            </w:r>
-          </w:p>
-          <w:p>
-            <w:pPr>
-              <w:numPr>
-                <w:ilvl w:val="0"/>
-                <w:numId w:val="1"/>
-              </w:numPr>
-              <w:pBdr>
-                <w:top w:val="nil"/>
-                <w:left w:val="nil"/>
-                <w:bottom w:val="nil"/>
-                <w:right w:val="nil"/>
-                <w:between w:val="nil"/>
-              </w:pBdr>
-              <w:spacing w:after="0" w:line="240" w:lineRule="auto"/>
-              <w:ind w:left="231" w:hanging="274"/>
-              <w:rPr>
-                <w:rFonts w:ascii="Arial" w:hAnsi="Arial" w:cs="Arial"/>
-                <w:sz w:val="20"/>
-                <w:szCs w:val="20"/>
-              </w:rPr>
-            </w:pPr>
-            <w:r>
-              <w:rPr>
-                <w:rFonts w:ascii="Arial" w:hAnsi="Arial" w:cs="Arial"/>
-                <w:b/>
-                <w:bCs/>
-                <w:sz w:val="20"/>
-                <w:szCs w:val="20"/>
-              </w:rPr>
-              <w:t>Activity 0.2</w:t>
-            </w:r>
-            <w:r>
-              <w:rPr>
-                <w:rFonts w:ascii="Arial" w:hAnsi="Arial" w:cs="Arial"/>
-                <w:sz w:val="20"/>
-                <w:szCs w:val="20"/>
-              </w:rPr>
-              <w:t xml:space="preserve"> Course Readiness Survey</w:t>
+                <w:rFonts w:ascii="Arial" w:hAnsi="Arial" w:cs="Arial"/>
+                <w:b/>
+                <w:bCs/>
+                <w:sz w:val="20"/>
+                <w:szCs w:val="20"/>
+              </w:rPr>
+              <w:t>0.6</w:t>
+            </w:r>
+            <w:r>
+              <w:rPr>
+                <w:rFonts w:ascii="Arial" w:hAnsi="Arial" w:cs="Arial"/>
+                <w:sz w:val="20"/>
+                <w:szCs w:val="20"/>
+              </w:rPr>
+              <w:t xml:space="preserve"> Confirm Your </w:t>
+            </w:r>
+            <w:r>
+              <w:rPr>
+                <w:rFonts w:ascii="Arial" w:hAnsi="Arial" w:cs="Arial"/>
+                <w:b/>
+                <w:bCs/>
+                <w:sz w:val="20"/>
+                <w:szCs w:val="20"/>
+              </w:rPr>
+              <w:t xml:space="preserve">Course Readiness </w:t>
+            </w:r>
+            <w:r>
+              <w:rPr>
+                <w:rFonts w:ascii="Arial" w:hAnsi="Arial" w:cs="Arial"/>
+                <w:b/>
+                <w:bCs/>
+                <w:sz w:val="20"/>
+                <w:szCs w:val="20"/>
+              </w:rPr>
+              <w:t>&amp; Syllabus Review</w:t>
             </w:r>
           </w:p>
         </w:tc>
@@ -725,7 +781,7 @@
         </w:trPr>
         <w:tc>
           <w:tcPr>
-            <w:tcW w:w="2155" w:type="dxa"/>
+            <w:tcW w:w="2160" w:type="dxa"/>
             <w:tcMar>
               <w:top w:w="86" w:type="dxa"/>
               <w:left w:w="86" w:type="dxa"/>
@@ -735,7 +791,7 @@
           </w:tcPr>
           <w:p>
             <w:pPr>
-              <w:spacing w:after="60"/>
+              <w:spacing w:after="60" w:line="240" w:lineRule="auto"/>
               <w:rPr>
                 <w:rFonts w:ascii="Consolas" w:hAnsi="Consolas" w:cs="Consolas"/>
                 <w:sz w:val="20"/>
@@ -753,7 +809,7 @@
           </w:p>
           <w:p>
             <w:pPr>
-              <w:spacing w:after="60"/>
+              <w:spacing w:after="60" w:line="240" w:lineRule="auto"/>
               <w:rPr>
                 <w:rFonts w:ascii="Arial" w:hAnsi="Arial" w:cs="Arial"/>
                 <w:b/>
@@ -775,7 +831,7 @@
           </w:p>
           <w:p>
             <w:pPr>
-              <w:spacing w:after="60"/>
+              <w:spacing w:after="60" w:line="240" w:lineRule="auto"/>
               <w:rPr>
                 <w:rFonts w:ascii="Arial" w:hAnsi="Arial" w:cs="Arial"/>
                 <w:sz w:val="20"/>
@@ -804,7 +860,7 @@
                 <w:right w:val="nil"/>
                 <w:between w:val="nil"/>
               </w:pBdr>
-              <w:spacing w:after="60"/>
+              <w:spacing w:after="60" w:line="240" w:lineRule="auto"/>
               <w:ind w:left="360"/>
               <w:rPr>
                 <w:rFonts w:ascii="Consolas" w:hAnsi="Consolas" w:cs="Consolas"/>
@@ -824,7 +880,7 @@
         </w:tc>
         <w:tc>
           <w:tcPr>
-            <w:tcW w:w="7453" w:type="dxa"/>
+            <w:tcW w:w="0" w:type="auto"/>
             <w:tcMar>
               <w:top w:w="86" w:type="dxa"/>
               <w:left w:w="86" w:type="dxa"/>
@@ -845,7 +901,7 @@
                 <w:right w:val="nil"/>
                 <w:between w:val="nil"/>
               </w:pBdr>
-              <w:spacing w:after="0" w:line="240" w:lineRule="auto"/>
+              <w:spacing w:after="60" w:line="240" w:lineRule="auto"/>
               <w:ind w:left="231" w:hanging="274"/>
               <w:rPr>
                 <w:rFonts w:ascii="Arial" w:hAnsi="Arial" w:cs="Arial"/>
@@ -885,7 +941,7 @@
                 <w:right w:val="nil"/>
                 <w:between w:val="nil"/>
               </w:pBdr>
-              <w:spacing w:after="0" w:line="240" w:lineRule="auto"/>
+              <w:spacing w:after="60" w:line="240" w:lineRule="auto"/>
               <w:ind w:left="231" w:hanging="274"/>
               <w:rPr>
                 <w:rFonts w:ascii="Arial" w:hAnsi="Arial" w:cs="Arial"/>
@@ -943,7 +999,7 @@
                 <w:right w:val="nil"/>
                 <w:between w:val="nil"/>
               </w:pBdr>
-              <w:spacing w:after="0" w:line="240" w:lineRule="auto"/>
+              <w:spacing w:after="60" w:line="240" w:lineRule="auto"/>
               <w:ind w:left="231" w:hanging="274"/>
               <w:rPr>
                 <w:rFonts w:ascii="Arial" w:hAnsi="Arial" w:cs="Arial"/>
@@ -991,8 +1047,7 @@
         </w:tc>
         <w:tc>
           <w:tcPr>
-            <w:tcW w:w="2897" w:type="dxa"/>
-            <w:gridSpan w:val="2"/>
+            <w:tcW w:w="2880" w:type="dxa"/>
             <w:tcMar>
               <w:top w:w="86" w:type="dxa"/>
               <w:left w:w="86" w:type="dxa"/>
@@ -1013,19 +1068,19 @@
                 <w:right w:val="nil"/>
                 <w:between w:val="nil"/>
               </w:pBdr>
-              <w:spacing w:before="100" w:beforeAutospacing="1" w:after="100" w:afterAutospacing="1" w:line="216" w:lineRule="auto"/>
-              <w:ind w:left="229" w:hanging="270"/>
-              <w:rPr>
-                <w:rFonts w:ascii="Arial" w:hAnsi="Arial" w:cs="Arial"/>
-                <w:sz w:val="20"/>
-                <w:szCs w:val="20"/>
-              </w:rPr>
-            </w:pPr>
-            <w:r>
-              <w:rPr>
-                <w:rFonts w:ascii="Arial" w:hAnsi="Arial" w:cs="Arial"/>
-                <w:sz w:val="20"/>
-                <w:szCs w:val="20"/>
+              <w:spacing w:after="0" w:line="240" w:lineRule="auto"/>
+              <w:ind w:left="229" w:hanging="270"/>
+              <w:rPr>
+                <w:rFonts w:ascii="Arial" w:hAnsi="Arial" w:cs="Arial"/>
+                <w:sz w:val="18"/>
+                <w:szCs w:val="18"/>
+              </w:rPr>
+            </w:pPr>
+            <w:r>
+              <w:rPr>
+                <w:rFonts w:ascii="Arial" w:hAnsi="Arial" w:cs="Arial"/>
+                <w:sz w:val="18"/>
+                <w:szCs w:val="18"/>
               </w:rPr>
               <w:t>Read Sections: 1.1 - 1.7</w:t>
             </w:r>
@@ -1043,19 +1098,19 @@
                 <w:right w:val="nil"/>
                 <w:between w:val="nil"/>
               </w:pBdr>
-              <w:spacing w:before="100" w:beforeAutospacing="1" w:after="100" w:afterAutospacing="1" w:line="216" w:lineRule="auto"/>
-              <w:ind w:left="229" w:hanging="270"/>
-              <w:rPr>
-                <w:rFonts w:ascii="Arial" w:hAnsi="Arial" w:cs="Arial"/>
-                <w:sz w:val="20"/>
-                <w:szCs w:val="20"/>
-              </w:rPr>
-            </w:pPr>
-            <w:r>
-              <w:rPr>
-                <w:rFonts w:ascii="Arial" w:hAnsi="Arial" w:cs="Arial"/>
-                <w:sz w:val="20"/>
-                <w:szCs w:val="20"/>
+              <w:spacing w:after="0" w:line="240" w:lineRule="auto"/>
+              <w:ind w:left="229" w:hanging="270"/>
+              <w:rPr>
+                <w:rFonts w:ascii="Arial" w:hAnsi="Arial" w:cs="Arial"/>
+                <w:sz w:val="18"/>
+                <w:szCs w:val="18"/>
+              </w:rPr>
+            </w:pPr>
+            <w:r>
+              <w:rPr>
+                <w:rFonts w:ascii="Arial" w:hAnsi="Arial" w:cs="Arial"/>
+                <w:sz w:val="18"/>
+                <w:szCs w:val="18"/>
               </w:rPr>
               <w:t>Practice: Try It Yourself</w:t>
             </w:r>
@@ -1073,27 +1128,27 @@
                 <w:right w:val="nil"/>
                 <w:between w:val="nil"/>
               </w:pBdr>
-              <w:spacing w:before="100" w:beforeAutospacing="1" w:after="100" w:afterAutospacing="1" w:line="216" w:lineRule="auto"/>
-              <w:ind w:left="229" w:hanging="270"/>
-              <w:rPr>
-                <w:rFonts w:ascii="Arial" w:hAnsi="Arial" w:cs="Arial"/>
-                <w:sz w:val="20"/>
-                <w:szCs w:val="20"/>
-              </w:rPr>
-            </w:pPr>
-            <w:r>
-              <w:rPr>
-                <w:rFonts w:ascii="Arial" w:hAnsi="Arial" w:cs="Arial"/>
-                <w:sz w:val="20"/>
-                <w:szCs w:val="20"/>
+              <w:spacing w:after="0" w:line="240" w:lineRule="auto"/>
+              <w:ind w:left="229" w:hanging="270"/>
+              <w:rPr>
+                <w:rFonts w:ascii="Arial" w:hAnsi="Arial" w:cs="Arial"/>
+                <w:sz w:val="18"/>
+                <w:szCs w:val="18"/>
+              </w:rPr>
+            </w:pPr>
+            <w:r>
+              <w:rPr>
+                <w:rFonts w:ascii="Arial" w:hAnsi="Arial" w:cs="Arial"/>
+                <w:sz w:val="18"/>
+                <w:szCs w:val="18"/>
               </w:rPr>
               <w:t xml:space="preserve">Debug: Fix It </w:t>
             </w:r>
             <w:r>
               <w:rPr>
                 <w:rFonts w:ascii="Apple Color Emoji" w:hAnsi="Apple Color Emoji" w:cs="Apple Color Emoji"/>
-                <w:sz w:val="20"/>
-                <w:szCs w:val="20"/>
+                <w:sz w:val="18"/>
+                <w:szCs w:val="18"/>
               </w:rPr>
               <w:t>🔧</w:t>
             </w:r>
@@ -1111,19 +1166,19 @@
                 <w:right w:val="nil"/>
                 <w:between w:val="nil"/>
               </w:pBdr>
-              <w:spacing w:before="100" w:beforeAutospacing="1" w:after="100" w:afterAutospacing="1" w:line="216" w:lineRule="auto"/>
-              <w:ind w:left="229" w:hanging="270"/>
-              <w:rPr>
-                <w:rFonts w:ascii="Arial" w:hAnsi="Arial" w:cs="Arial"/>
-                <w:sz w:val="20"/>
-                <w:szCs w:val="20"/>
-              </w:rPr>
-            </w:pPr>
-            <w:r>
-              <w:rPr>
-                <w:rFonts w:ascii="Arial" w:hAnsi="Arial" w:cs="Arial"/>
-                <w:sz w:val="20"/>
-                <w:szCs w:val="20"/>
+              <w:spacing w:after="0" w:line="240" w:lineRule="auto"/>
+              <w:ind w:left="229" w:hanging="270"/>
+              <w:rPr>
+                <w:rFonts w:ascii="Arial" w:hAnsi="Arial" w:cs="Arial"/>
+                <w:sz w:val="18"/>
+                <w:szCs w:val="18"/>
+              </w:rPr>
+            </w:pPr>
+            <w:r>
+              <w:rPr>
+                <w:rFonts w:ascii="Arial" w:hAnsi="Arial" w:cs="Arial"/>
+                <w:sz w:val="18"/>
+                <w:szCs w:val="18"/>
               </w:rPr>
               <w:t xml:space="preserve">Answer: Quick Checks </w:t>
             </w:r>
@@ -1141,19 +1196,19 @@
                 <w:right w:val="nil"/>
                 <w:between w:val="nil"/>
               </w:pBdr>
-              <w:spacing w:before="100" w:beforeAutospacing="1" w:after="100" w:afterAutospacing="1" w:line="216" w:lineRule="auto"/>
-              <w:ind w:left="229" w:hanging="270"/>
-              <w:rPr>
-                <w:rFonts w:ascii="Arial" w:hAnsi="Arial" w:cs="Arial"/>
-                <w:sz w:val="20"/>
-                <w:szCs w:val="20"/>
-              </w:rPr>
-            </w:pPr>
-            <w:r>
-              <w:rPr>
-                <w:rFonts w:ascii="Arial" w:hAnsi="Arial" w:cs="Arial"/>
-                <w:sz w:val="20"/>
-                <w:szCs w:val="20"/>
+              <w:spacing w:after="0" w:line="240" w:lineRule="auto"/>
+              <w:ind w:left="229" w:hanging="270"/>
+              <w:rPr>
+                <w:rFonts w:ascii="Arial" w:hAnsi="Arial" w:cs="Arial"/>
+                <w:sz w:val="18"/>
+                <w:szCs w:val="18"/>
+              </w:rPr>
+            </w:pPr>
+            <w:r>
+              <w:rPr>
+                <w:rFonts w:ascii="Arial" w:hAnsi="Arial" w:cs="Arial"/>
+                <w:sz w:val="18"/>
+                <w:szCs w:val="18"/>
               </w:rPr>
               <w:t>Recall: Retrieval Practice</w:t>
             </w:r>
@@ -1171,73 +1226,27 @@
                 <w:right w:val="nil"/>
                 <w:between w:val="nil"/>
               </w:pBdr>
-              <w:spacing w:before="100" w:beforeAutospacing="1" w:after="100" w:afterAutospacing="1" w:line="216" w:lineRule="auto"/>
-              <w:ind w:left="229" w:hanging="270"/>
-              <w:rPr>
-                <w:rFonts w:ascii="Arial" w:hAnsi="Arial" w:cs="Arial"/>
-                <w:sz w:val="20"/>
-                <w:szCs w:val="20"/>
-              </w:rPr>
-            </w:pPr>
-            <w:r>
-              <w:rPr>
-                <w:rFonts w:ascii="Arial" w:hAnsi="Arial" w:cs="Arial"/>
-                <w:sz w:val="20"/>
-                <w:szCs w:val="20"/>
-              </w:rPr>
-              <w:t>Review Questions</w:t>
-            </w:r>
-            <w:r>
-              <w:rPr>
-                <w:rFonts w:ascii="Arial" w:hAnsi="Arial" w:cs="Arial"/>
-                <w:sz w:val="20"/>
-                <w:szCs w:val="20"/>
-              </w:rPr>
-              <w:t xml:space="preserve"> </w:t>
-            </w:r>
-          </w:p>
-          <w:p>
-            <w:pPr>
-              <w:numPr>
-                <w:ilvl w:val="0"/>
-                <w:numId w:val="1"/>
-              </w:numPr>
-              <w:pBdr>
-                <w:top w:val="nil"/>
-                <w:left w:val="nil"/>
-                <w:bottom w:val="nil"/>
-                <w:right w:val="nil"/>
-                <w:between w:val="nil"/>
-              </w:pBdr>
-              <w:spacing w:before="100" w:beforeAutospacing="1" w:after="100" w:afterAutospacing="1" w:line="216" w:lineRule="auto"/>
-              <w:ind w:left="229" w:hanging="270"/>
-              <w:rPr>
-                <w:rFonts w:ascii="Arial" w:hAnsi="Arial" w:cs="Arial"/>
-                <w:sz w:val="20"/>
-                <w:szCs w:val="20"/>
-              </w:rPr>
-            </w:pPr>
-            <w:r>
-              <w:rPr>
-                <w:rFonts w:ascii="Arial" w:hAnsi="Arial" w:cs="Arial"/>
-                <w:sz w:val="20"/>
-                <w:szCs w:val="20"/>
-              </w:rPr>
-              <w:t xml:space="preserve">Further Reading </w:t>
-            </w:r>
-            <w:r>
-              <w:rPr>
-                <w:rFonts w:ascii="Apple Color Emoji" w:hAnsi="Apple Color Emoji" w:cs="Apple Color Emoji"/>
-                <w:sz w:val="20"/>
-                <w:szCs w:val="20"/>
-              </w:rPr>
-              <w:t>📖</w:t>
+              <w:spacing w:after="0" w:line="240" w:lineRule="auto"/>
+              <w:ind w:left="229" w:hanging="270"/>
+              <w:rPr>
+                <w:rFonts w:ascii="Arial" w:hAnsi="Arial" w:cs="Arial"/>
+                <w:sz w:val="18"/>
+                <w:szCs w:val="18"/>
+              </w:rPr>
+            </w:pPr>
+            <w:r>
+              <w:rPr>
+                <w:rFonts w:ascii="Arial" w:hAnsi="Arial" w:cs="Arial"/>
+                <w:sz w:val="18"/>
+                <w:szCs w:val="18"/>
+              </w:rPr>
+              <w:t>Review, Further Reading, and Looking Ahead</w:t>
             </w:r>
           </w:p>
         </w:tc>
         <w:tc>
           <w:tcPr>
-            <w:tcW w:w="2759" w:type="dxa"/>
+            <w:tcW w:w="2880" w:type="dxa"/>
             <w:tcMar>
               <w:top w:w="86" w:type="dxa"/>
               <w:left w:w="86" w:type="dxa"/>
@@ -1258,7 +1267,7 @@
                 <w:right w:val="nil"/>
                 <w:between w:val="nil"/>
               </w:pBdr>
-              <w:spacing w:after="0" w:line="240" w:lineRule="auto"/>
+              <w:spacing w:after="60" w:line="240" w:lineRule="auto"/>
               <w:ind w:left="231" w:hanging="274"/>
               <w:rPr>
                 <w:rFonts w:ascii="Arial" w:hAnsi="Arial" w:cs="Arial"/>
@@ -1341,7 +1350,7 @@
         </w:trPr>
         <w:tc>
           <w:tcPr>
-            <w:tcW w:w="2155" w:type="dxa"/>
+            <w:tcW w:w="2160" w:type="dxa"/>
             <w:tcMar>
               <w:top w:w="86" w:type="dxa"/>
               <w:left w:w="86" w:type="dxa"/>
@@ -1351,7 +1360,7 @@
           </w:tcPr>
           <w:p>
             <w:pPr>
-              <w:spacing w:after="60"/>
+              <w:spacing w:after="60" w:line="240" w:lineRule="auto"/>
               <w:rPr>
                 <w:rFonts w:ascii="Consolas" w:hAnsi="Consolas" w:cs="Consolas"/>
                 <w:sz w:val="20"/>
@@ -1369,7 +1378,7 @@
           </w:p>
           <w:p>
             <w:pPr>
-              <w:spacing w:after="60"/>
+              <w:spacing w:after="60" w:line="240" w:lineRule="auto"/>
               <w:rPr>
                 <w:rFonts w:ascii="Arial" w:hAnsi="Arial" w:cs="Arial"/>
                 <w:b/>
@@ -1403,7 +1412,7 @@
           </w:p>
           <w:p>
             <w:pPr>
-              <w:spacing w:after="60"/>
+              <w:spacing w:after="60" w:line="240" w:lineRule="auto"/>
               <w:rPr>
                 <w:rFonts w:ascii="Arial" w:hAnsi="Arial" w:cs="Arial"/>
                 <w:sz w:val="20"/>
@@ -1432,7 +1441,7 @@
                 <w:right w:val="nil"/>
                 <w:between w:val="nil"/>
               </w:pBdr>
-              <w:spacing w:after="60"/>
+              <w:spacing w:after="60" w:line="240" w:lineRule="auto"/>
               <w:ind w:left="360"/>
               <w:rPr>
                 <w:rFonts w:ascii="Arial" w:hAnsi="Arial" w:cs="Arial"/>
@@ -1452,7 +1461,7 @@
         </w:tc>
         <w:tc>
           <w:tcPr>
-            <w:tcW w:w="7453" w:type="dxa"/>
+            <w:tcW w:w="0" w:type="auto"/>
             <w:tcMar>
               <w:top w:w="86" w:type="dxa"/>
               <w:left w:w="86" w:type="dxa"/>
@@ -1473,7 +1482,7 @@
                 <w:right w:val="nil"/>
                 <w:between w:val="nil"/>
               </w:pBdr>
-              <w:spacing w:after="0" w:line="240" w:lineRule="auto"/>
+              <w:spacing w:after="60" w:line="240" w:lineRule="auto"/>
               <w:ind w:left="231" w:hanging="274"/>
               <w:rPr>
                 <w:rFonts w:ascii="Arial" w:hAnsi="Arial" w:cs="Arial"/>
@@ -1531,7 +1540,7 @@
                 <w:right w:val="nil"/>
                 <w:between w:val="nil"/>
               </w:pBdr>
-              <w:spacing w:after="0" w:line="240" w:lineRule="auto"/>
+              <w:spacing w:after="60" w:line="240" w:lineRule="auto"/>
               <w:ind w:left="231" w:hanging="274"/>
               <w:rPr>
                 <w:rFonts w:ascii="Arial" w:hAnsi="Arial" w:cs="Arial"/>
@@ -1555,23 +1564,33 @@
                 <w:sz w:val="20"/>
                 <w:szCs w:val="20"/>
               </w:rPr>
-              <w:t xml:space="preserve"> Use keyboard shortcuts and Tab completion to work efficiently in JupyterLab</w:t>
-            </w:r>
-          </w:p>
-          <w:p>
-            <w:pPr>
-              <w:numPr>
-                <w:ilvl w:val="0"/>
-                <w:numId w:val="1"/>
-              </w:numPr>
-              <w:pBdr>
-                <w:top w:val="nil"/>
-                <w:left w:val="nil"/>
-                <w:bottom w:val="nil"/>
-                <w:right w:val="nil"/>
-                <w:between w:val="nil"/>
-              </w:pBdr>
-              <w:spacing w:after="0" w:line="240" w:lineRule="auto"/>
+              <w:t xml:space="preserve"> Use keyboard shortcuts and Tab completion to work efficiently in </w:t>
+            </w:r>
+            <w:proofErr w:type="spellStart"/>
+            <w:r>
+              <w:rPr>
+                <w:rFonts w:ascii="Arial" w:hAnsi="Arial" w:cs="Arial"/>
+                <w:sz w:val="20"/>
+                <w:szCs w:val="20"/>
+              </w:rPr>
+              <w:t>JupyterLab</w:t>
+            </w:r>
+            <w:proofErr w:type="spellEnd"/>
+          </w:p>
+          <w:p>
+            <w:pPr>
+              <w:numPr>
+                <w:ilvl w:val="0"/>
+                <w:numId w:val="1"/>
+              </w:numPr>
+              <w:pBdr>
+                <w:top w:val="nil"/>
+                <w:left w:val="nil"/>
+                <w:bottom w:val="nil"/>
+                <w:right w:val="nil"/>
+                <w:between w:val="nil"/>
+              </w:pBdr>
+              <w:spacing w:after="60" w:line="240" w:lineRule="auto"/>
               <w:ind w:left="231" w:hanging="274"/>
               <w:rPr>
                 <w:rFonts w:ascii="Arial" w:hAnsi="Arial" w:cs="Arial"/>
@@ -1601,8 +1620,7 @@
         </w:tc>
         <w:tc>
           <w:tcPr>
-            <w:tcW w:w="2897" w:type="dxa"/>
-            <w:gridSpan w:val="2"/>
+            <w:tcW w:w="2880" w:type="dxa"/>
             <w:tcMar>
               <w:top w:w="86" w:type="dxa"/>
               <w:left w:w="86" w:type="dxa"/>
@@ -1623,19 +1641,19 @@
                 <w:right w:val="nil"/>
                 <w:between w:val="nil"/>
               </w:pBdr>
-              <w:spacing w:before="100" w:beforeAutospacing="1" w:after="100" w:afterAutospacing="1" w:line="216" w:lineRule="auto"/>
-              <w:ind w:left="229" w:hanging="270"/>
-              <w:rPr>
-                <w:rFonts w:ascii="Arial" w:hAnsi="Arial" w:cs="Arial"/>
-                <w:sz w:val="20"/>
-                <w:szCs w:val="20"/>
-              </w:rPr>
-            </w:pPr>
-            <w:r>
-              <w:rPr>
-                <w:rFonts w:ascii="Arial" w:hAnsi="Arial" w:cs="Arial"/>
-                <w:sz w:val="20"/>
-                <w:szCs w:val="20"/>
+              <w:spacing w:after="0" w:line="240" w:lineRule="auto"/>
+              <w:ind w:left="229" w:hanging="270"/>
+              <w:rPr>
+                <w:rFonts w:ascii="Arial" w:hAnsi="Arial" w:cs="Arial"/>
+                <w:sz w:val="18"/>
+                <w:szCs w:val="18"/>
+              </w:rPr>
+            </w:pPr>
+            <w:r>
+              <w:rPr>
+                <w:rFonts w:ascii="Arial" w:hAnsi="Arial" w:cs="Arial"/>
+                <w:sz w:val="18"/>
+                <w:szCs w:val="18"/>
               </w:rPr>
               <w:t>Read Sections: 2.1 - 2.7</w:t>
             </w:r>
@@ -1653,19 +1671,19 @@
                 <w:right w:val="nil"/>
                 <w:between w:val="nil"/>
               </w:pBdr>
-              <w:spacing w:before="100" w:beforeAutospacing="1" w:after="100" w:afterAutospacing="1" w:line="216" w:lineRule="auto"/>
-              <w:ind w:left="229" w:hanging="270"/>
-              <w:rPr>
-                <w:rFonts w:ascii="Arial" w:hAnsi="Arial" w:cs="Arial"/>
-                <w:sz w:val="20"/>
-                <w:szCs w:val="20"/>
-              </w:rPr>
-            </w:pPr>
-            <w:r>
-              <w:rPr>
-                <w:rFonts w:ascii="Arial" w:hAnsi="Arial" w:cs="Arial"/>
-                <w:sz w:val="20"/>
-                <w:szCs w:val="20"/>
+              <w:spacing w:after="0" w:line="240" w:lineRule="auto"/>
+              <w:ind w:left="229" w:hanging="270"/>
+              <w:rPr>
+                <w:rFonts w:ascii="Arial" w:hAnsi="Arial" w:cs="Arial"/>
+                <w:sz w:val="18"/>
+                <w:szCs w:val="18"/>
+              </w:rPr>
+            </w:pPr>
+            <w:r>
+              <w:rPr>
+                <w:rFonts w:ascii="Arial" w:hAnsi="Arial" w:cs="Arial"/>
+                <w:sz w:val="18"/>
+                <w:szCs w:val="18"/>
               </w:rPr>
               <w:t>Practice: Try It Yourself</w:t>
             </w:r>
@@ -1683,27 +1701,27 @@
                 <w:right w:val="nil"/>
                 <w:between w:val="nil"/>
               </w:pBdr>
-              <w:spacing w:before="100" w:beforeAutospacing="1" w:after="100" w:afterAutospacing="1" w:line="216" w:lineRule="auto"/>
-              <w:ind w:left="229" w:hanging="270"/>
-              <w:rPr>
-                <w:rFonts w:ascii="Arial" w:hAnsi="Arial" w:cs="Arial"/>
-                <w:sz w:val="20"/>
-                <w:szCs w:val="20"/>
-              </w:rPr>
-            </w:pPr>
-            <w:r>
-              <w:rPr>
-                <w:rFonts w:ascii="Arial" w:hAnsi="Arial" w:cs="Arial"/>
-                <w:sz w:val="20"/>
-                <w:szCs w:val="20"/>
+              <w:spacing w:after="0" w:line="240" w:lineRule="auto"/>
+              <w:ind w:left="229" w:hanging="270"/>
+              <w:rPr>
+                <w:rFonts w:ascii="Arial" w:hAnsi="Arial" w:cs="Arial"/>
+                <w:sz w:val="18"/>
+                <w:szCs w:val="18"/>
+              </w:rPr>
+            </w:pPr>
+            <w:r>
+              <w:rPr>
+                <w:rFonts w:ascii="Arial" w:hAnsi="Arial" w:cs="Arial"/>
+                <w:sz w:val="18"/>
+                <w:szCs w:val="18"/>
               </w:rPr>
               <w:t xml:space="preserve">Debug: Fix It </w:t>
             </w:r>
             <w:r>
               <w:rPr>
                 <w:rFonts w:ascii="Apple Color Emoji" w:hAnsi="Apple Color Emoji" w:cs="Apple Color Emoji"/>
-                <w:sz w:val="20"/>
-                <w:szCs w:val="20"/>
+                <w:sz w:val="18"/>
+                <w:szCs w:val="18"/>
               </w:rPr>
               <w:t>🔧</w:t>
             </w:r>
@@ -1721,19 +1739,19 @@
                 <w:right w:val="nil"/>
                 <w:between w:val="nil"/>
               </w:pBdr>
-              <w:spacing w:before="100" w:beforeAutospacing="1" w:after="100" w:afterAutospacing="1" w:line="216" w:lineRule="auto"/>
-              <w:ind w:left="229" w:hanging="270"/>
-              <w:rPr>
-                <w:rFonts w:ascii="Arial" w:hAnsi="Arial" w:cs="Arial"/>
-                <w:sz w:val="20"/>
-                <w:szCs w:val="20"/>
-              </w:rPr>
-            </w:pPr>
-            <w:r>
-              <w:rPr>
-                <w:rFonts w:ascii="Arial" w:hAnsi="Arial" w:cs="Arial"/>
-                <w:sz w:val="20"/>
-                <w:szCs w:val="20"/>
+              <w:spacing w:after="0" w:line="240" w:lineRule="auto"/>
+              <w:ind w:left="229" w:hanging="270"/>
+              <w:rPr>
+                <w:rFonts w:ascii="Arial" w:hAnsi="Arial" w:cs="Arial"/>
+                <w:sz w:val="18"/>
+                <w:szCs w:val="18"/>
+              </w:rPr>
+            </w:pPr>
+            <w:r>
+              <w:rPr>
+                <w:rFonts w:ascii="Arial" w:hAnsi="Arial" w:cs="Arial"/>
+                <w:sz w:val="18"/>
+                <w:szCs w:val="18"/>
               </w:rPr>
               <w:t xml:space="preserve">Answer: Quick Checks </w:t>
             </w:r>
@@ -1751,19 +1769,19 @@
                 <w:right w:val="nil"/>
                 <w:between w:val="nil"/>
               </w:pBdr>
-              <w:spacing w:before="100" w:beforeAutospacing="1" w:after="100" w:afterAutospacing="1" w:line="216" w:lineRule="auto"/>
-              <w:ind w:left="229" w:hanging="270"/>
-              <w:rPr>
-                <w:rFonts w:ascii="Arial" w:hAnsi="Arial" w:cs="Arial"/>
-                <w:sz w:val="20"/>
-                <w:szCs w:val="20"/>
-              </w:rPr>
-            </w:pPr>
-            <w:r>
-              <w:rPr>
-                <w:rFonts w:ascii="Arial" w:hAnsi="Arial" w:cs="Arial"/>
-                <w:sz w:val="20"/>
-                <w:szCs w:val="20"/>
+              <w:spacing w:after="0" w:line="240" w:lineRule="auto"/>
+              <w:ind w:left="229" w:hanging="270"/>
+              <w:rPr>
+                <w:rFonts w:ascii="Arial" w:hAnsi="Arial" w:cs="Arial"/>
+                <w:sz w:val="18"/>
+                <w:szCs w:val="18"/>
+              </w:rPr>
+            </w:pPr>
+            <w:r>
+              <w:rPr>
+                <w:rFonts w:ascii="Arial" w:hAnsi="Arial" w:cs="Arial"/>
+                <w:sz w:val="18"/>
+                <w:szCs w:val="18"/>
               </w:rPr>
               <w:t>Recall: Retrieval Practice</w:t>
             </w:r>
@@ -1781,27 +1799,27 @@
                 <w:right w:val="nil"/>
                 <w:between w:val="nil"/>
               </w:pBdr>
-              <w:spacing w:before="100" w:beforeAutospacing="1" w:after="100" w:afterAutospacing="1" w:line="216" w:lineRule="auto"/>
-              <w:ind w:left="229" w:hanging="270"/>
-              <w:rPr>
-                <w:rFonts w:ascii="Arial" w:hAnsi="Arial" w:cs="Arial"/>
-                <w:sz w:val="20"/>
-                <w:szCs w:val="20"/>
-              </w:rPr>
-            </w:pPr>
-            <w:r>
-              <w:rPr>
-                <w:rFonts w:ascii="Arial" w:hAnsi="Arial" w:cs="Arial"/>
-                <w:sz w:val="20"/>
-                <w:szCs w:val="20"/>
-              </w:rPr>
-              <w:t>Review Questions</w:t>
+              <w:spacing w:after="0" w:line="240" w:lineRule="auto"/>
+              <w:ind w:left="229" w:hanging="270"/>
+              <w:rPr>
+                <w:rFonts w:ascii="Arial" w:hAnsi="Arial" w:cs="Arial"/>
+                <w:sz w:val="18"/>
+                <w:szCs w:val="18"/>
+              </w:rPr>
+            </w:pPr>
+            <w:r>
+              <w:rPr>
+                <w:rFonts w:ascii="Arial" w:hAnsi="Arial" w:cs="Arial"/>
+                <w:sz w:val="18"/>
+                <w:szCs w:val="18"/>
+              </w:rPr>
+              <w:t>Review, Further Reading, and Looking Ahead</w:t>
             </w:r>
           </w:p>
         </w:tc>
         <w:tc>
           <w:tcPr>
-            <w:tcW w:w="2759" w:type="dxa"/>
+            <w:tcW w:w="2880" w:type="dxa"/>
             <w:tcMar>
               <w:top w:w="86" w:type="dxa"/>
               <w:left w:w="86" w:type="dxa"/>
@@ -1822,21 +1840,39 @@
                 <w:right w:val="nil"/>
                 <w:between w:val="nil"/>
               </w:pBdr>
-              <w:spacing w:after="0" w:line="240" w:lineRule="auto"/>
-              <w:ind w:left="229" w:hanging="270"/>
-              <w:rPr>
-                <w:rFonts w:ascii="Arial" w:hAnsi="Arial" w:cs="Arial"/>
-                <w:sz w:val="20"/>
-                <w:szCs w:val="20"/>
-              </w:rPr>
-            </w:pPr>
-            <w:r>
-              <w:rPr>
-                <w:rFonts w:ascii="Apple Color Emoji" w:hAnsi="Apple Color Emoji" w:cs="Apple Color Emoji"/>
-                <w:sz w:val="20"/>
-                <w:szCs w:val="20"/>
-              </w:rPr>
-              <w:t>🤔</w:t>
+              <w:spacing w:after="60" w:line="240" w:lineRule="auto"/>
+              <w:ind w:left="229" w:hanging="270"/>
+              <w:rPr>
+                <w:rFonts w:ascii="Arial" w:hAnsi="Arial" w:cs="Arial"/>
+                <w:sz w:val="20"/>
+                <w:szCs w:val="20"/>
+              </w:rPr>
+            </w:pPr>
+            <w:r>
+              <w:rPr>
+                <w:rFonts w:ascii="Arial" w:hAnsi="Arial" w:cs="Arial"/>
+                <w:sz w:val="20"/>
+                <w:szCs w:val="20"/>
+              </w:rPr>
+              <w:t xml:space="preserve">2.6 Skills Lab 2A: </w:t>
+            </w:r>
+            <w:r>
+              <w:rPr>
+                <w:rFonts w:ascii="Arial" w:hAnsi="Arial" w:cs="Arial"/>
+                <w:sz w:val="20"/>
+                <w:szCs w:val="20"/>
+              </w:rPr>
+              <w:br/>
+            </w:r>
+            <w:r>
+              <w:rPr>
+                <w:rFonts w:ascii="Arial" w:hAnsi="Arial" w:cs="Arial"/>
+                <w:b/>
+                <w:bCs/>
+                <w:sz w:val="20"/>
+                <w:szCs w:val="20"/>
+              </w:rPr>
+              <w:t>Create a Professional Analysis Notebook</w:t>
             </w:r>
             <w:r>
               <w:rPr>
@@ -1849,20 +1885,10 @@
             <w:r>
               <w:rPr>
                 <w:rFonts w:ascii="Arial" w:hAnsi="Arial" w:cs="Arial"/>
-                <w:b/>
-                <w:bCs/>
-                <w:sz w:val="20"/>
-                <w:szCs w:val="20"/>
-              </w:rPr>
-              <w:t>Question</w:t>
-            </w:r>
-            <w:r>
-              <w:rPr>
-                <w:rFonts w:ascii="Arial" w:hAnsi="Arial" w:cs="Arial"/>
-                <w:sz w:val="20"/>
-                <w:szCs w:val="20"/>
-              </w:rPr>
-              <w:t xml:space="preserve"> &amp; Discuss </w:t>
+                <w:sz w:val="20"/>
+                <w:szCs w:val="20"/>
+              </w:rPr>
+              <w:br/>
             </w:r>
             <w:r>
               <w:rPr>
@@ -1870,71 +1896,7 @@
                 <w:sz w:val="20"/>
                 <w:szCs w:val="20"/>
               </w:rPr>
-              <w:t>Module Objectives</w:t>
-            </w:r>
-          </w:p>
-          <w:p>
-            <w:pPr>
-              <w:numPr>
-                <w:ilvl w:val="0"/>
-                <w:numId w:val="1"/>
-              </w:numPr>
-              <w:pBdr>
-                <w:top w:val="nil"/>
-                <w:left w:val="nil"/>
-                <w:bottom w:val="nil"/>
-                <w:right w:val="nil"/>
-                <w:between w:val="nil"/>
-              </w:pBdr>
-              <w:spacing w:after="0" w:line="240" w:lineRule="auto"/>
-              <w:ind w:left="229" w:hanging="270"/>
-              <w:rPr>
-                <w:rFonts w:ascii="Arial" w:hAnsi="Arial" w:cs="Arial"/>
-                <w:sz w:val="20"/>
-                <w:szCs w:val="20"/>
-              </w:rPr>
-            </w:pPr>
-            <w:r>
-              <w:rPr>
-                <w:rFonts w:ascii="Arial" w:hAnsi="Arial" w:cs="Arial"/>
-                <w:sz w:val="20"/>
-                <w:szCs w:val="20"/>
-              </w:rPr>
-              <w:t xml:space="preserve">2.6 Skills Lab 2A: </w:t>
-            </w:r>
-            <w:r>
-              <w:rPr>
-                <w:rFonts w:ascii="Arial" w:hAnsi="Arial" w:cs="Arial"/>
-                <w:sz w:val="20"/>
-                <w:szCs w:val="20"/>
-              </w:rPr>
-              <w:br/>
-            </w:r>
-            <w:r>
-              <w:rPr>
-                <w:rFonts w:ascii="Arial" w:hAnsi="Arial" w:cs="Arial"/>
-                <w:b/>
-                <w:bCs/>
-                <w:sz w:val="20"/>
-                <w:szCs w:val="20"/>
-              </w:rPr>
-              <w:t>Create a Professional Analysis Notebook</w:t>
-            </w:r>
-            <w:r>
-              <w:rPr>
-                <w:rFonts w:ascii="Arial" w:hAnsi="Arial" w:cs="Arial"/>
-                <w:sz w:val="20"/>
-                <w:szCs w:val="20"/>
-              </w:rPr>
-              <w:t xml:space="preserve"> </w:t>
-            </w:r>
-            <w:r>
-              <w:rPr>
-                <w:rFonts w:ascii="Arial" w:hAnsi="Arial" w:cs="Arial"/>
-                <w:sz w:val="20"/>
-                <w:szCs w:val="20"/>
-              </w:rPr>
-              <w:br/>
+              <w:t>(Parts 1-3 and</w:t>
             </w:r>
             <w:r>
               <w:rPr>
@@ -1942,87 +1904,7 @@
                 <w:sz w:val="20"/>
                 <w:szCs w:val="20"/>
               </w:rPr>
-              <w:t>(Parts 1-3 and</w:t>
-            </w:r>
-            <w:r>
-              <w:rPr>
-                <w:rFonts w:ascii="Consolas" w:hAnsi="Consolas" w:cs="Consolas"/>
-                <w:sz w:val="20"/>
-                <w:szCs w:val="20"/>
-              </w:rPr>
               <w:t xml:space="preserve"> Q &amp; A)</w:t>
-            </w:r>
-          </w:p>
-          <w:p>
-            <w:pPr>
-              <w:numPr>
-                <w:ilvl w:val="0"/>
-                <w:numId w:val="1"/>
-              </w:numPr>
-              <w:pBdr>
-                <w:top w:val="nil"/>
-                <w:left w:val="nil"/>
-                <w:bottom w:val="nil"/>
-                <w:right w:val="nil"/>
-                <w:between w:val="nil"/>
-              </w:pBdr>
-              <w:spacing w:after="0" w:line="240" w:lineRule="auto"/>
-              <w:ind w:left="229" w:hanging="270"/>
-              <w:rPr>
-                <w:rFonts w:ascii="Arial" w:hAnsi="Arial" w:cs="Arial"/>
-                <w:sz w:val="20"/>
-                <w:szCs w:val="20"/>
-              </w:rPr>
-            </w:pPr>
-            <w:r>
-              <w:rPr>
-                <w:rFonts w:ascii="Arial" w:hAnsi="Arial" w:cs="Arial"/>
-                <w:sz w:val="20"/>
-                <w:szCs w:val="20"/>
-              </w:rPr>
-              <w:t xml:space="preserve">Question &amp; </w:t>
-            </w:r>
-            <w:r>
-              <w:rPr>
-                <w:rFonts w:ascii="Apple Color Emoji" w:hAnsi="Apple Color Emoji" w:cs="Apple Color Emoji"/>
-                <w:sz w:val="20"/>
-                <w:szCs w:val="20"/>
-              </w:rPr>
-              <w:t>👥</w:t>
-            </w:r>
-            <w:r>
-              <w:rPr>
-                <w:rFonts w:ascii="Arial" w:hAnsi="Arial" w:cs="Arial"/>
-                <w:sz w:val="20"/>
-                <w:szCs w:val="20"/>
-              </w:rPr>
-              <w:t xml:space="preserve"> </w:t>
-            </w:r>
-            <w:r>
-              <w:rPr>
-                <w:rFonts w:ascii="Arial" w:hAnsi="Arial" w:cs="Arial"/>
-                <w:b/>
-                <w:bCs/>
-                <w:sz w:val="20"/>
-                <w:szCs w:val="20"/>
-              </w:rPr>
-              <w:t>Discuss</w:t>
-            </w:r>
-            <w:r>
-              <w:rPr>
-                <w:rFonts w:ascii="Arial" w:hAnsi="Arial" w:cs="Arial"/>
-                <w:sz w:val="20"/>
-                <w:szCs w:val="20"/>
-              </w:rPr>
-              <w:t xml:space="preserve"> </w:t>
-            </w:r>
-            <w:r>
-              <w:rPr>
-                <w:rFonts w:ascii="Consolas" w:hAnsi="Consolas" w:cs="Consolas"/>
-                <w:sz w:val="20"/>
-                <w:szCs w:val="20"/>
-              </w:rPr>
-              <w:t>Module Objectives</w:t>
             </w:r>
           </w:p>
         </w:tc>
@@ -2033,7 +1915,7 @@
         </w:trPr>
         <w:tc>
           <w:tcPr>
-            <w:tcW w:w="2155" w:type="dxa"/>
+            <w:tcW w:w="2160" w:type="dxa"/>
             <w:tcMar>
               <w:top w:w="86" w:type="dxa"/>
               <w:left w:w="86" w:type="dxa"/>
@@ -2043,7 +1925,7 @@
           </w:tcPr>
           <w:p>
             <w:pPr>
-              <w:spacing w:after="60"/>
+              <w:spacing w:after="60" w:line="240" w:lineRule="auto"/>
               <w:rPr>
                 <w:rFonts w:ascii="Consolas" w:hAnsi="Consolas" w:cs="Consolas"/>
                 <w:sz w:val="20"/>
@@ -2061,7 +1943,7 @@
           </w:p>
           <w:p>
             <w:pPr>
-              <w:spacing w:after="60"/>
+              <w:spacing w:after="60" w:line="240" w:lineRule="auto"/>
               <w:rPr>
                 <w:rFonts w:ascii="Arial" w:hAnsi="Arial" w:cs="Arial"/>
                 <w:b/>
@@ -2083,7 +1965,7 @@
           </w:p>
           <w:p>
             <w:pPr>
-              <w:spacing w:after="60"/>
+              <w:spacing w:after="60" w:line="240" w:lineRule="auto"/>
               <w:rPr>
                 <w:rFonts w:ascii="Arial" w:hAnsi="Arial" w:cs="Arial"/>
                 <w:sz w:val="20"/>
@@ -2112,7 +1994,7 @@
                 <w:right w:val="nil"/>
                 <w:between w:val="nil"/>
               </w:pBdr>
-              <w:spacing w:after="60"/>
+              <w:spacing w:after="60" w:line="240" w:lineRule="auto"/>
               <w:ind w:left="360"/>
               <w:rPr>
                 <w:rFonts w:ascii="Arial" w:hAnsi="Arial" w:cs="Arial"/>
@@ -2132,7 +2014,7 @@
         </w:tc>
         <w:tc>
           <w:tcPr>
-            <w:tcW w:w="7453" w:type="dxa"/>
+            <w:tcW w:w="0" w:type="auto"/>
             <w:tcMar>
               <w:top w:w="86" w:type="dxa"/>
               <w:left w:w="86" w:type="dxa"/>
@@ -2153,7 +2035,7 @@
                 <w:right w:val="nil"/>
                 <w:between w:val="nil"/>
               </w:pBdr>
-              <w:spacing w:after="0" w:line="240" w:lineRule="auto"/>
+              <w:spacing w:after="60" w:line="240" w:lineRule="auto"/>
               <w:ind w:left="231" w:hanging="274"/>
               <w:rPr>
                 <w:rFonts w:ascii="Arial" w:hAnsi="Arial" w:cs="Arial"/>
@@ -2193,7 +2075,7 @@
                 <w:right w:val="nil"/>
                 <w:between w:val="nil"/>
               </w:pBdr>
-              <w:spacing w:after="0" w:line="240" w:lineRule="auto"/>
+              <w:spacing w:after="60" w:line="240" w:lineRule="auto"/>
               <w:ind w:left="231" w:hanging="274"/>
               <w:rPr>
                 <w:rFonts w:ascii="Arial" w:hAnsi="Arial" w:cs="Arial"/>
@@ -2217,23 +2099,41 @@
                 <w:sz w:val="20"/>
                 <w:szCs w:val="20"/>
               </w:rPr>
-              <w:t xml:space="preserve"> Implement conditional statements (if/elif/else) to control program flow based on different conditions</w:t>
-            </w:r>
-          </w:p>
-          <w:p>
-            <w:pPr>
-              <w:numPr>
-                <w:ilvl w:val="0"/>
-                <w:numId w:val="1"/>
-              </w:numPr>
-              <w:pBdr>
-                <w:top w:val="nil"/>
-                <w:left w:val="nil"/>
-                <w:bottom w:val="nil"/>
-                <w:right w:val="nil"/>
-                <w:between w:val="nil"/>
-              </w:pBdr>
-              <w:spacing w:after="0" w:line="240" w:lineRule="auto"/>
+              <w:t xml:space="preserve"> Implement conditional statements (if/</w:t>
+            </w:r>
+            <w:proofErr w:type="spellStart"/>
+            <w:r>
+              <w:rPr>
+                <w:rFonts w:ascii="Arial" w:hAnsi="Arial" w:cs="Arial"/>
+                <w:sz w:val="20"/>
+                <w:szCs w:val="20"/>
+              </w:rPr>
+              <w:t>elif</w:t>
+            </w:r>
+            <w:proofErr w:type="spellEnd"/>
+            <w:r>
+              <w:rPr>
+                <w:rFonts w:ascii="Arial" w:hAnsi="Arial" w:cs="Arial"/>
+                <w:sz w:val="20"/>
+                <w:szCs w:val="20"/>
+              </w:rPr>
+              <w:t>/else) to control program flow based on different conditions</w:t>
+            </w:r>
+          </w:p>
+          <w:p>
+            <w:pPr>
+              <w:numPr>
+                <w:ilvl w:val="0"/>
+                <w:numId w:val="1"/>
+              </w:numPr>
+              <w:pBdr>
+                <w:top w:val="nil"/>
+                <w:left w:val="nil"/>
+                <w:bottom w:val="nil"/>
+                <w:right w:val="nil"/>
+                <w:between w:val="nil"/>
+              </w:pBdr>
+              <w:spacing w:after="60" w:line="240" w:lineRule="auto"/>
               <w:ind w:left="231" w:hanging="274"/>
               <w:rPr>
                 <w:rFonts w:ascii="Arial" w:hAnsi="Arial" w:cs="Arial"/>
@@ -2263,8 +2163,7 @@
         </w:tc>
         <w:tc>
           <w:tcPr>
-            <w:tcW w:w="2897" w:type="dxa"/>
-            <w:gridSpan w:val="2"/>
+            <w:tcW w:w="2880" w:type="dxa"/>
             <w:tcMar>
               <w:top w:w="86" w:type="dxa"/>
               <w:left w:w="86" w:type="dxa"/>
@@ -2285,19 +2184,19 @@
                 <w:right w:val="nil"/>
                 <w:between w:val="nil"/>
               </w:pBdr>
-              <w:spacing w:before="100" w:beforeAutospacing="1" w:after="100" w:afterAutospacing="1" w:line="216" w:lineRule="auto"/>
-              <w:ind w:left="229" w:hanging="270"/>
-              <w:rPr>
-                <w:rFonts w:ascii="Arial" w:hAnsi="Arial" w:cs="Arial"/>
-                <w:sz w:val="20"/>
-                <w:szCs w:val="20"/>
-              </w:rPr>
-            </w:pPr>
-            <w:r>
-              <w:rPr>
-                <w:rFonts w:ascii="Arial" w:hAnsi="Arial" w:cs="Arial"/>
-                <w:sz w:val="20"/>
-                <w:szCs w:val="20"/>
+              <w:spacing w:after="0" w:line="240" w:lineRule="auto"/>
+              <w:ind w:left="229" w:hanging="270"/>
+              <w:rPr>
+                <w:rFonts w:ascii="Arial" w:hAnsi="Arial" w:cs="Arial"/>
+                <w:sz w:val="18"/>
+                <w:szCs w:val="18"/>
+              </w:rPr>
+            </w:pPr>
+            <w:r>
+              <w:rPr>
+                <w:rFonts w:ascii="Arial" w:hAnsi="Arial" w:cs="Arial"/>
+                <w:sz w:val="18"/>
+                <w:szCs w:val="18"/>
               </w:rPr>
               <w:t>Read Sections: 3.1 - 3.7</w:t>
             </w:r>
@@ -2315,19 +2214,19 @@
                 <w:right w:val="nil"/>
                 <w:between w:val="nil"/>
               </w:pBdr>
-              <w:spacing w:before="100" w:beforeAutospacing="1" w:after="100" w:afterAutospacing="1" w:line="216" w:lineRule="auto"/>
-              <w:ind w:left="229" w:hanging="270"/>
-              <w:rPr>
-                <w:rFonts w:ascii="Arial" w:hAnsi="Arial" w:cs="Arial"/>
-                <w:sz w:val="20"/>
-                <w:szCs w:val="20"/>
-              </w:rPr>
-            </w:pPr>
-            <w:r>
-              <w:rPr>
-                <w:rFonts w:ascii="Arial" w:hAnsi="Arial" w:cs="Arial"/>
-                <w:sz w:val="20"/>
-                <w:szCs w:val="20"/>
+              <w:spacing w:after="0" w:line="240" w:lineRule="auto"/>
+              <w:ind w:left="229" w:hanging="270"/>
+              <w:rPr>
+                <w:rFonts w:ascii="Arial" w:hAnsi="Arial" w:cs="Arial"/>
+                <w:sz w:val="18"/>
+                <w:szCs w:val="18"/>
+              </w:rPr>
+            </w:pPr>
+            <w:r>
+              <w:rPr>
+                <w:rFonts w:ascii="Arial" w:hAnsi="Arial" w:cs="Arial"/>
+                <w:sz w:val="18"/>
+                <w:szCs w:val="18"/>
               </w:rPr>
               <w:t>Practice: Try It Yourself</w:t>
             </w:r>
@@ -2345,27 +2244,27 @@
                 <w:right w:val="nil"/>
                 <w:between w:val="nil"/>
               </w:pBdr>
-              <w:spacing w:before="100" w:beforeAutospacing="1" w:after="100" w:afterAutospacing="1" w:line="216" w:lineRule="auto"/>
-              <w:ind w:left="229" w:hanging="270"/>
-              <w:rPr>
-                <w:rFonts w:ascii="Arial" w:hAnsi="Arial" w:cs="Arial"/>
-                <w:sz w:val="20"/>
-                <w:szCs w:val="20"/>
-              </w:rPr>
-            </w:pPr>
-            <w:r>
-              <w:rPr>
-                <w:rFonts w:ascii="Arial" w:hAnsi="Arial" w:cs="Arial"/>
-                <w:sz w:val="20"/>
-                <w:szCs w:val="20"/>
+              <w:spacing w:after="0" w:line="240" w:lineRule="auto"/>
+              <w:ind w:left="229" w:hanging="270"/>
+              <w:rPr>
+                <w:rFonts w:ascii="Arial" w:hAnsi="Arial" w:cs="Arial"/>
+                <w:sz w:val="18"/>
+                <w:szCs w:val="18"/>
+              </w:rPr>
+            </w:pPr>
+            <w:r>
+              <w:rPr>
+                <w:rFonts w:ascii="Arial" w:hAnsi="Arial" w:cs="Arial"/>
+                <w:sz w:val="18"/>
+                <w:szCs w:val="18"/>
               </w:rPr>
               <w:t xml:space="preserve">Debug: Fix It </w:t>
             </w:r>
             <w:r>
               <w:rPr>
                 <w:rFonts w:ascii="Apple Color Emoji" w:hAnsi="Apple Color Emoji" w:cs="Apple Color Emoji"/>
-                <w:sz w:val="20"/>
-                <w:szCs w:val="20"/>
+                <w:sz w:val="18"/>
+                <w:szCs w:val="18"/>
               </w:rPr>
               <w:t>🔧</w:t>
             </w:r>
@@ -2383,19 +2282,19 @@
                 <w:right w:val="nil"/>
                 <w:between w:val="nil"/>
               </w:pBdr>
-              <w:spacing w:before="100" w:beforeAutospacing="1" w:after="100" w:afterAutospacing="1" w:line="216" w:lineRule="auto"/>
-              <w:ind w:left="229" w:hanging="270"/>
-              <w:rPr>
-                <w:rFonts w:ascii="Arial" w:hAnsi="Arial" w:cs="Arial"/>
-                <w:sz w:val="20"/>
-                <w:szCs w:val="20"/>
-              </w:rPr>
-            </w:pPr>
-            <w:r>
-              <w:rPr>
-                <w:rFonts w:ascii="Arial" w:hAnsi="Arial" w:cs="Arial"/>
-                <w:sz w:val="20"/>
-                <w:szCs w:val="20"/>
+              <w:spacing w:after="0" w:line="240" w:lineRule="auto"/>
+              <w:ind w:left="229" w:hanging="270"/>
+              <w:rPr>
+                <w:rFonts w:ascii="Arial" w:hAnsi="Arial" w:cs="Arial"/>
+                <w:sz w:val="18"/>
+                <w:szCs w:val="18"/>
+              </w:rPr>
+            </w:pPr>
+            <w:r>
+              <w:rPr>
+                <w:rFonts w:ascii="Arial" w:hAnsi="Arial" w:cs="Arial"/>
+                <w:sz w:val="18"/>
+                <w:szCs w:val="18"/>
               </w:rPr>
               <w:t xml:space="preserve">Answer: Quick Checks </w:t>
             </w:r>
@@ -2413,19 +2312,19 @@
                 <w:right w:val="nil"/>
                 <w:between w:val="nil"/>
               </w:pBdr>
-              <w:spacing w:before="100" w:beforeAutospacing="1" w:after="100" w:afterAutospacing="1" w:line="216" w:lineRule="auto"/>
-              <w:ind w:left="229" w:hanging="270"/>
-              <w:rPr>
-                <w:rFonts w:ascii="Arial" w:hAnsi="Arial" w:cs="Arial"/>
-                <w:sz w:val="20"/>
-                <w:szCs w:val="20"/>
-              </w:rPr>
-            </w:pPr>
-            <w:r>
-              <w:rPr>
-                <w:rFonts w:ascii="Arial" w:hAnsi="Arial" w:cs="Arial"/>
-                <w:sz w:val="20"/>
-                <w:szCs w:val="20"/>
+              <w:spacing w:after="0" w:line="240" w:lineRule="auto"/>
+              <w:ind w:left="229" w:hanging="270"/>
+              <w:rPr>
+                <w:rFonts w:ascii="Arial" w:hAnsi="Arial" w:cs="Arial"/>
+                <w:sz w:val="18"/>
+                <w:szCs w:val="18"/>
+              </w:rPr>
+            </w:pPr>
+            <w:r>
+              <w:rPr>
+                <w:rFonts w:ascii="Arial" w:hAnsi="Arial" w:cs="Arial"/>
+                <w:sz w:val="18"/>
+                <w:szCs w:val="18"/>
               </w:rPr>
               <w:t>Recall: Retrieval Practice</w:t>
             </w:r>
@@ -2443,57 +2342,27 @@
                 <w:right w:val="nil"/>
                 <w:between w:val="nil"/>
               </w:pBdr>
-              <w:spacing w:before="100" w:beforeAutospacing="1" w:after="100" w:afterAutospacing="1" w:line="216" w:lineRule="auto"/>
-              <w:ind w:left="229" w:hanging="270"/>
-              <w:rPr>
-                <w:rFonts w:ascii="Arial" w:hAnsi="Arial" w:cs="Arial"/>
-                <w:sz w:val="20"/>
-                <w:szCs w:val="20"/>
-              </w:rPr>
-            </w:pPr>
-            <w:r>
-              <w:rPr>
-                <w:rFonts w:ascii="Arial" w:hAnsi="Arial" w:cs="Arial"/>
-                <w:sz w:val="20"/>
-                <w:szCs w:val="20"/>
-              </w:rPr>
-              <w:t>Review Questions</w:t>
-            </w:r>
-          </w:p>
-          <w:p>
-            <w:pPr>
-              <w:numPr>
-                <w:ilvl w:val="0"/>
-                <w:numId w:val="1"/>
-              </w:numPr>
-              <w:pBdr>
-                <w:top w:val="nil"/>
-                <w:left w:val="nil"/>
-                <w:bottom w:val="nil"/>
-                <w:right w:val="nil"/>
-                <w:between w:val="nil"/>
-              </w:pBdr>
-              <w:spacing w:before="100" w:beforeAutospacing="1" w:after="100" w:afterAutospacing="1" w:line="216" w:lineRule="auto"/>
-              <w:ind w:left="229" w:hanging="270"/>
-              <w:rPr>
-                <w:rFonts w:ascii="Arial" w:hAnsi="Arial" w:cs="Arial"/>
-                <w:sz w:val="20"/>
-                <w:szCs w:val="20"/>
-              </w:rPr>
-            </w:pPr>
-            <w:r>
-              <w:rPr>
-                <w:rFonts w:ascii="Arial" w:hAnsi="Arial" w:cs="Arial"/>
-                <w:sz w:val="20"/>
-                <w:szCs w:val="20"/>
-              </w:rPr>
-              <w:t>Looking Ahead</w:t>
+              <w:spacing w:after="0" w:line="240" w:lineRule="auto"/>
+              <w:ind w:left="229" w:hanging="270"/>
+              <w:rPr>
+                <w:rFonts w:ascii="Arial" w:hAnsi="Arial" w:cs="Arial"/>
+                <w:sz w:val="18"/>
+                <w:szCs w:val="18"/>
+              </w:rPr>
+            </w:pPr>
+            <w:r>
+              <w:rPr>
+                <w:rFonts w:ascii="Arial" w:hAnsi="Arial" w:cs="Arial"/>
+                <w:sz w:val="18"/>
+                <w:szCs w:val="18"/>
+              </w:rPr>
+              <w:t>Review, Further Reading, and Looking Ahead</w:t>
             </w:r>
           </w:p>
         </w:tc>
         <w:tc>
           <w:tcPr>
-            <w:tcW w:w="2759" w:type="dxa"/>
+            <w:tcW w:w="2880" w:type="dxa"/>
             <w:tcMar>
               <w:top w:w="86" w:type="dxa"/>
               <w:left w:w="86" w:type="dxa"/>
@@ -2514,7 +2383,7 @@
                 <w:right w:val="nil"/>
                 <w:between w:val="nil"/>
               </w:pBdr>
-              <w:spacing w:after="0" w:line="240" w:lineRule="auto"/>
+              <w:spacing w:after="60" w:line="240" w:lineRule="auto"/>
               <w:ind w:left="229" w:hanging="270"/>
               <w:rPr>
                 <w:rFonts w:ascii="Arial" w:hAnsi="Arial" w:cs="Arial"/>
@@ -2571,6 +2440,86 @@
                 <w:szCs w:val="20"/>
               </w:rPr>
               <w:t>(Parts 1-3 and Questions &amp; Analysis)</w:t>
+            </w:r>
+          </w:p>
+          <w:p>
+            <w:pPr>
+              <w:numPr>
+                <w:ilvl w:val="0"/>
+                <w:numId w:val="1"/>
+              </w:numPr>
+              <w:pBdr>
+                <w:top w:val="nil"/>
+                <w:left w:val="nil"/>
+                <w:bottom w:val="nil"/>
+                <w:right w:val="nil"/>
+                <w:between w:val="nil"/>
+              </w:pBdr>
+              <w:spacing w:after="60" w:line="240" w:lineRule="auto"/>
+              <w:ind w:left="229" w:hanging="270"/>
+              <w:rPr>
+                <w:rFonts w:ascii="Arial" w:hAnsi="Arial" w:cs="Arial"/>
+                <w:sz w:val="20"/>
+                <w:szCs w:val="20"/>
+              </w:rPr>
+            </w:pPr>
+            <w:r>
+              <w:rPr>
+                <w:rFonts w:ascii="Arial" w:hAnsi="Arial" w:cs="Arial"/>
+                <w:b/>
+                <w:bCs/>
+                <w:color w:val="012F76"/>
+                <w:sz w:val="20"/>
+                <w:szCs w:val="20"/>
+              </w:rPr>
+              <w:t xml:space="preserve">3.7 </w:t>
+            </w:r>
+            <w:r>
+              <w:rPr>
+                <w:rFonts w:ascii="Arial" w:hAnsi="Arial" w:cs="Arial"/>
+                <w:color w:val="012F76"/>
+                <w:sz w:val="20"/>
+                <w:szCs w:val="20"/>
+              </w:rPr>
+              <w:t>Question &amp; Discuss</w:t>
+            </w:r>
+            <w:r>
+              <w:rPr>
+                <w:rFonts w:ascii="Arial" w:hAnsi="Arial" w:cs="Arial"/>
+                <w:color w:val="012F76"/>
+                <w:sz w:val="20"/>
+                <w:szCs w:val="20"/>
+              </w:rPr>
+              <w:t xml:space="preserve"> </w:t>
+            </w:r>
+            <w:r>
+              <w:rPr>
+                <w:rFonts w:ascii="Apple Color Emoji" w:hAnsi="Apple Color Emoji" w:cs="Apple Color Emoji"/>
+                <w:color w:val="012F76"/>
+                <w:sz w:val="20"/>
+                <w:szCs w:val="20"/>
+              </w:rPr>
+              <w:t>🤔</w:t>
+            </w:r>
+            <w:r>
+              <w:rPr>
+                <w:rFonts w:ascii="Apple Color Emoji" w:hAnsi="Apple Color Emoji" w:cs="Apple Color Emoji"/>
+                <w:color w:val="012F76"/>
+                <w:sz w:val="20"/>
+                <w:szCs w:val="20"/>
+              </w:rPr>
+              <w:t xml:space="preserve"> </w:t>
+            </w:r>
+            <w:r>
+              <w:rPr>
+                <w:rFonts w:ascii="Arial" w:hAnsi="Arial" w:cs="Arial"/>
+                <w:b/>
+                <w:bCs/>
+                <w:color w:val="012F76"/>
+                <w:sz w:val="20"/>
+                <w:szCs w:val="20"/>
+              </w:rPr>
+              <w:t>Data Structures &amp; Control Flow</w:t>
             </w:r>
           </w:p>
         </w:tc>
@@ -2581,7 +2530,7 @@
         </w:trPr>
         <w:tc>
           <w:tcPr>
-            <w:tcW w:w="2155" w:type="dxa"/>
+            <w:tcW w:w="2160" w:type="dxa"/>
             <w:tcMar>
               <w:top w:w="86" w:type="dxa"/>
               <w:left w:w="86" w:type="dxa"/>
@@ -2591,7 +2540,7 @@
           </w:tcPr>
           <w:p>
             <w:pPr>
-              <w:spacing w:after="60"/>
+              <w:spacing w:after="60" w:line="240" w:lineRule="auto"/>
               <w:rPr>
                 <w:rFonts w:ascii="Consolas" w:hAnsi="Consolas" w:cs="Consolas"/>
                 <w:sz w:val="20"/>
@@ -2609,29 +2558,41 @@
           </w:p>
           <w:p>
             <w:pPr>
-              <w:spacing w:after="60"/>
-              <w:rPr>
-                <w:rFonts w:ascii="Arial" w:hAnsi="Arial" w:cs="Arial"/>
-                <w:b/>
-                <w:bCs/>
-                <w:sz w:val="20"/>
-                <w:szCs w:val="20"/>
-              </w:rPr>
-            </w:pPr>
-            <w:r>
-              <w:rPr>
-                <w:rFonts w:ascii="Arial" w:hAnsi="Arial" w:cs="Arial"/>
-                <w:b/>
-                <w:bCs/>
-                <w:sz w:val="20"/>
-                <w:szCs w:val="20"/>
-              </w:rPr>
-              <w:t>Working with pandas DataFrames</w:t>
-            </w:r>
-          </w:p>
-          <w:p>
-            <w:pPr>
-              <w:spacing w:after="60"/>
+              <w:spacing w:after="60" w:line="240" w:lineRule="auto"/>
+              <w:rPr>
+                <w:rFonts w:ascii="Arial" w:hAnsi="Arial" w:cs="Arial"/>
+                <w:b/>
+                <w:bCs/>
+                <w:sz w:val="20"/>
+                <w:szCs w:val="20"/>
+              </w:rPr>
+            </w:pPr>
+            <w:r>
+              <w:rPr>
+                <w:rFonts w:ascii="Arial" w:hAnsi="Arial" w:cs="Arial"/>
+                <w:b/>
+                <w:bCs/>
+                <w:sz w:val="20"/>
+                <w:szCs w:val="20"/>
+              </w:rPr>
+              <w:t xml:space="preserve">Working with pandas </w:t>
+            </w:r>
+            <w:proofErr w:type="spellStart"/>
+            <w:r>
+              <w:rPr>
+                <w:rFonts w:ascii="Arial" w:hAnsi="Arial" w:cs="Arial"/>
+                <w:b/>
+                <w:bCs/>
+                <w:sz w:val="20"/>
+                <w:szCs w:val="20"/>
+              </w:rPr>
+              <w:t>DataFrames</w:t>
+            </w:r>
+            <w:proofErr w:type="spellEnd"/>
+          </w:p>
+          <w:p>
+            <w:pPr>
+              <w:spacing w:after="60" w:line="240" w:lineRule="auto"/>
               <w:rPr>
                 <w:rFonts w:ascii="Arial" w:hAnsi="Arial" w:cs="Arial"/>
                 <w:sz w:val="20"/>
@@ -2660,7 +2621,7 @@
                 <w:right w:val="nil"/>
                 <w:between w:val="nil"/>
               </w:pBdr>
-              <w:spacing w:after="60"/>
+              <w:spacing w:after="60" w:line="240" w:lineRule="auto"/>
               <w:ind w:left="360"/>
               <w:rPr>
                 <w:rFonts w:ascii="Arial" w:hAnsi="Arial" w:cs="Arial"/>
@@ -2680,7 +2641,7 @@
         </w:tc>
         <w:tc>
           <w:tcPr>
-            <w:tcW w:w="7453" w:type="dxa"/>
+            <w:tcW w:w="0" w:type="auto"/>
             <w:tcMar>
               <w:top w:w="86" w:type="dxa"/>
               <w:left w:w="86" w:type="dxa"/>
@@ -2701,7 +2662,7 @@
                 <w:right w:val="nil"/>
                 <w:between w:val="nil"/>
               </w:pBdr>
-              <w:spacing w:after="0" w:line="240" w:lineRule="auto"/>
+              <w:spacing w:after="60" w:line="240" w:lineRule="auto"/>
               <w:ind w:left="231" w:hanging="274"/>
               <w:rPr>
                 <w:rFonts w:ascii="Arial" w:hAnsi="Arial" w:cs="Arial"/>
@@ -2743,23 +2704,41 @@
                 <w:sz w:val="20"/>
                 <w:szCs w:val="20"/>
               </w:rPr>
-              <w:t xml:space="preserve"> from CSV files and Python data structures, understanding the relationship between dictionaries/lists and DataFrame structure</w:t>
-            </w:r>
-          </w:p>
-          <w:p>
-            <w:pPr>
-              <w:numPr>
-                <w:ilvl w:val="0"/>
-                <w:numId w:val="1"/>
-              </w:numPr>
-              <w:pBdr>
-                <w:top w:val="nil"/>
-                <w:left w:val="nil"/>
-                <w:bottom w:val="nil"/>
-                <w:right w:val="nil"/>
-                <w:between w:val="nil"/>
-              </w:pBdr>
-              <w:spacing w:after="0" w:line="240" w:lineRule="auto"/>
+              <w:t xml:space="preserve"> from CSV files and Python data structures, understanding the relationship between dictionaries/lists and </w:t>
+            </w:r>
+            <w:proofErr w:type="spellStart"/>
+            <w:r>
+              <w:rPr>
+                <w:rFonts w:ascii="Arial" w:hAnsi="Arial" w:cs="Arial"/>
+                <w:sz w:val="20"/>
+                <w:szCs w:val="20"/>
+              </w:rPr>
+              <w:t>DataFrame</w:t>
+            </w:r>
+            <w:proofErr w:type="spellEnd"/>
+            <w:r>
+              <w:rPr>
+                <w:rFonts w:ascii="Arial" w:hAnsi="Arial" w:cs="Arial"/>
+                <w:sz w:val="20"/>
+                <w:szCs w:val="20"/>
+              </w:rPr>
+              <w:t xml:space="preserve"> structure</w:t>
+            </w:r>
+          </w:p>
+          <w:p>
+            <w:pPr>
+              <w:numPr>
+                <w:ilvl w:val="0"/>
+                <w:numId w:val="1"/>
+              </w:numPr>
+              <w:pBdr>
+                <w:top w:val="nil"/>
+                <w:left w:val="nil"/>
+                <w:bottom w:val="nil"/>
+                <w:right w:val="nil"/>
+                <w:between w:val="nil"/>
+              </w:pBdr>
+              <w:spacing w:after="60" w:line="240" w:lineRule="auto"/>
               <w:ind w:left="231" w:hanging="274"/>
               <w:rPr>
                 <w:rFonts w:ascii="Arial" w:hAnsi="Arial" w:cs="Arial"/>
@@ -2783,7 +2762,25 @@
                 <w:sz w:val="20"/>
                 <w:szCs w:val="20"/>
               </w:rPr>
-              <w:t xml:space="preserve"> Select specific columns and rows from DataFrames using bracket notation</w:t>
+              <w:t xml:space="preserve"> Select specific columns and rows from </w:t>
+            </w:r>
+            <w:proofErr w:type="spellStart"/>
+            <w:r>
+              <w:rPr>
+                <w:rFonts w:ascii="Arial" w:hAnsi="Arial" w:cs="Arial"/>
+                <w:sz w:val="20"/>
+                <w:szCs w:val="20"/>
+              </w:rPr>
+              <w:t>DataFrames</w:t>
+            </w:r>
+            <w:proofErr w:type="spellEnd"/>
+            <w:r>
+              <w:rPr>
+                <w:rFonts w:ascii="Arial" w:hAnsi="Arial" w:cs="Arial"/>
+                <w:sz w:val="20"/>
+                <w:szCs w:val="20"/>
+              </w:rPr>
+              <w:t xml:space="preserve"> using bracket notation</w:t>
             </w:r>
             <w:proofErr w:type="gramStart"/>
             <w:r>
@@ -2810,8 +2807,18 @@
                 <w:sz w:val="20"/>
                 <w:szCs w:val="20"/>
               </w:rPr>
-              <w:t>and .iloc</w:t>
-            </w:r>
+              <w:t>and .</w:t>
+            </w:r>
+            <w:proofErr w:type="spellStart"/>
+            <w:r>
+              <w:rPr>
+                <w:rFonts w:ascii="Arial" w:hAnsi="Arial" w:cs="Arial"/>
+                <w:sz w:val="20"/>
+                <w:szCs w:val="20"/>
+              </w:rPr>
+              <w:t>iloc</w:t>
+            </w:r>
+            <w:proofErr w:type="spellEnd"/>
             <w:proofErr w:type="gramEnd"/>
             <w:r>
               <w:rPr>
@@ -2835,7 +2842,7 @@
                 <w:right w:val="nil"/>
                 <w:between w:val="nil"/>
               </w:pBdr>
-              <w:spacing w:after="0" w:line="240" w:lineRule="auto"/>
+              <w:spacing w:after="60" w:line="240" w:lineRule="auto"/>
               <w:ind w:left="231" w:hanging="274"/>
               <w:rPr>
                 <w:rFonts w:ascii="Arial" w:hAnsi="Arial" w:cs="Arial"/>
@@ -2859,7 +2866,25 @@
                 <w:sz w:val="20"/>
                 <w:szCs w:val="20"/>
               </w:rPr>
-              <w:t xml:space="preserve"> Filter DataFrame rows </w:t>
+              <w:t xml:space="preserve"> Filter </w:t>
+            </w:r>
+            <w:proofErr w:type="spellStart"/>
+            <w:r>
+              <w:rPr>
+                <w:rFonts w:ascii="Arial" w:hAnsi="Arial" w:cs="Arial"/>
+                <w:sz w:val="20"/>
+                <w:szCs w:val="20"/>
+              </w:rPr>
+              <w:t>DataFrame</w:t>
+            </w:r>
+            <w:proofErr w:type="spellEnd"/>
+            <w:r>
+              <w:rPr>
+                <w:rFonts w:ascii="Arial" w:hAnsi="Arial" w:cs="Arial"/>
+                <w:sz w:val="20"/>
+                <w:szCs w:val="20"/>
+              </w:rPr>
+              <w:t xml:space="preserve"> rows </w:t>
             </w:r>
             <w:proofErr w:type="gramStart"/>
             <w:r>
@@ -2877,14 +2902,31 @@
                 <w:sz w:val="20"/>
                 <w:szCs w:val="20"/>
               </w:rPr>
-              <w:t>() and boolean indexing to extract data subsets based on conditions</w:t>
+              <w:t xml:space="preserve">() and </w:t>
+            </w:r>
+            <w:proofErr w:type="spellStart"/>
+            <w:r>
+              <w:rPr>
+                <w:rFonts w:ascii="Arial" w:hAnsi="Arial" w:cs="Arial"/>
+                <w:sz w:val="20"/>
+                <w:szCs w:val="20"/>
+              </w:rPr>
+              <w:t>boolean</w:t>
+            </w:r>
+            <w:proofErr w:type="spellEnd"/>
+            <w:r>
+              <w:rPr>
+                <w:rFonts w:ascii="Arial" w:hAnsi="Arial" w:cs="Arial"/>
+                <w:sz w:val="20"/>
+                <w:szCs w:val="20"/>
+              </w:rPr>
+              <w:t xml:space="preserve"> indexing to extract data subsets based on conditions</w:t>
             </w:r>
           </w:p>
         </w:tc>
         <w:tc>
           <w:tcPr>
-            <w:tcW w:w="2897" w:type="dxa"/>
-            <w:gridSpan w:val="2"/>
+            <w:tcW w:w="2880" w:type="dxa"/>
             <w:tcMar>
               <w:top w:w="86" w:type="dxa"/>
               <w:left w:w="86" w:type="dxa"/>
@@ -2905,19 +2947,19 @@
                 <w:right w:val="nil"/>
                 <w:between w:val="nil"/>
               </w:pBdr>
-              <w:spacing w:before="100" w:beforeAutospacing="1" w:after="100" w:afterAutospacing="1" w:line="216" w:lineRule="auto"/>
-              <w:ind w:left="229" w:hanging="270"/>
-              <w:rPr>
-                <w:rFonts w:ascii="Arial" w:hAnsi="Arial" w:cs="Arial"/>
-                <w:sz w:val="20"/>
-                <w:szCs w:val="20"/>
-              </w:rPr>
-            </w:pPr>
-            <w:r>
-              <w:rPr>
-                <w:rFonts w:ascii="Arial" w:hAnsi="Arial" w:cs="Arial"/>
-                <w:sz w:val="20"/>
-                <w:szCs w:val="20"/>
+              <w:spacing w:after="0" w:line="240" w:lineRule="auto"/>
+              <w:ind w:left="229" w:hanging="270"/>
+              <w:rPr>
+                <w:rFonts w:ascii="Arial" w:hAnsi="Arial" w:cs="Arial"/>
+                <w:sz w:val="18"/>
+                <w:szCs w:val="18"/>
+              </w:rPr>
+            </w:pPr>
+            <w:r>
+              <w:rPr>
+                <w:rFonts w:ascii="Arial" w:hAnsi="Arial" w:cs="Arial"/>
+                <w:sz w:val="18"/>
+                <w:szCs w:val="18"/>
               </w:rPr>
               <w:t>Read Sections: 4.1 - 4.7</w:t>
             </w:r>
@@ -2935,19 +2977,19 @@
                 <w:right w:val="nil"/>
                 <w:between w:val="nil"/>
               </w:pBdr>
-              <w:spacing w:before="100" w:beforeAutospacing="1" w:after="100" w:afterAutospacing="1" w:line="216" w:lineRule="auto"/>
-              <w:ind w:left="229" w:hanging="270"/>
-              <w:rPr>
-                <w:rFonts w:ascii="Arial" w:hAnsi="Arial" w:cs="Arial"/>
-                <w:sz w:val="20"/>
-                <w:szCs w:val="20"/>
-              </w:rPr>
-            </w:pPr>
-            <w:r>
-              <w:rPr>
-                <w:rFonts w:ascii="Arial" w:hAnsi="Arial" w:cs="Arial"/>
-                <w:sz w:val="20"/>
-                <w:szCs w:val="20"/>
+              <w:spacing w:after="0" w:line="240" w:lineRule="auto"/>
+              <w:ind w:left="229" w:hanging="270"/>
+              <w:rPr>
+                <w:rFonts w:ascii="Arial" w:hAnsi="Arial" w:cs="Arial"/>
+                <w:sz w:val="18"/>
+                <w:szCs w:val="18"/>
+              </w:rPr>
+            </w:pPr>
+            <w:r>
+              <w:rPr>
+                <w:rFonts w:ascii="Arial" w:hAnsi="Arial" w:cs="Arial"/>
+                <w:sz w:val="18"/>
+                <w:szCs w:val="18"/>
               </w:rPr>
               <w:t>Practice: Try It Yourself</w:t>
             </w:r>
@@ -2965,27 +3007,27 @@
                 <w:right w:val="nil"/>
                 <w:between w:val="nil"/>
               </w:pBdr>
-              <w:spacing w:before="100" w:beforeAutospacing="1" w:after="100" w:afterAutospacing="1" w:line="216" w:lineRule="auto"/>
-              <w:ind w:left="229" w:hanging="270"/>
-              <w:rPr>
-                <w:rFonts w:ascii="Arial" w:hAnsi="Arial" w:cs="Arial"/>
-                <w:sz w:val="20"/>
-                <w:szCs w:val="20"/>
-              </w:rPr>
-            </w:pPr>
-            <w:r>
-              <w:rPr>
-                <w:rFonts w:ascii="Arial" w:hAnsi="Arial" w:cs="Arial"/>
-                <w:sz w:val="20"/>
-                <w:szCs w:val="20"/>
+              <w:spacing w:after="0" w:line="240" w:lineRule="auto"/>
+              <w:ind w:left="229" w:hanging="270"/>
+              <w:rPr>
+                <w:rFonts w:ascii="Arial" w:hAnsi="Arial" w:cs="Arial"/>
+                <w:sz w:val="18"/>
+                <w:szCs w:val="18"/>
+              </w:rPr>
+            </w:pPr>
+            <w:r>
+              <w:rPr>
+                <w:rFonts w:ascii="Arial" w:hAnsi="Arial" w:cs="Arial"/>
+                <w:sz w:val="18"/>
+                <w:szCs w:val="18"/>
               </w:rPr>
               <w:t xml:space="preserve">Debug: Fix It </w:t>
             </w:r>
             <w:r>
               <w:rPr>
                 <w:rFonts w:ascii="Apple Color Emoji" w:hAnsi="Apple Color Emoji" w:cs="Apple Color Emoji"/>
-                <w:sz w:val="20"/>
-                <w:szCs w:val="20"/>
+                <w:sz w:val="18"/>
+                <w:szCs w:val="18"/>
               </w:rPr>
               <w:t>🔧</w:t>
             </w:r>
@@ -3003,19 +3045,19 @@
                 <w:right w:val="nil"/>
                 <w:between w:val="nil"/>
               </w:pBdr>
-              <w:spacing w:before="100" w:beforeAutospacing="1" w:after="100" w:afterAutospacing="1" w:line="216" w:lineRule="auto"/>
-              <w:ind w:left="229" w:hanging="270"/>
-              <w:rPr>
-                <w:rFonts w:ascii="Arial" w:hAnsi="Arial" w:cs="Arial"/>
-                <w:sz w:val="20"/>
-                <w:szCs w:val="20"/>
-              </w:rPr>
-            </w:pPr>
-            <w:r>
-              <w:rPr>
-                <w:rFonts w:ascii="Arial" w:hAnsi="Arial" w:cs="Arial"/>
-                <w:sz w:val="20"/>
-                <w:szCs w:val="20"/>
+              <w:spacing w:after="0" w:line="240" w:lineRule="auto"/>
+              <w:ind w:left="229" w:hanging="270"/>
+              <w:rPr>
+                <w:rFonts w:ascii="Arial" w:hAnsi="Arial" w:cs="Arial"/>
+                <w:sz w:val="18"/>
+                <w:szCs w:val="18"/>
+              </w:rPr>
+            </w:pPr>
+            <w:r>
+              <w:rPr>
+                <w:rFonts w:ascii="Arial" w:hAnsi="Arial" w:cs="Arial"/>
+                <w:sz w:val="18"/>
+                <w:szCs w:val="18"/>
               </w:rPr>
               <w:t xml:space="preserve">Answer: Quick Checks </w:t>
             </w:r>
@@ -3033,19 +3075,19 @@
                 <w:right w:val="nil"/>
                 <w:between w:val="nil"/>
               </w:pBdr>
-              <w:spacing w:before="100" w:beforeAutospacing="1" w:after="100" w:afterAutospacing="1" w:line="216" w:lineRule="auto"/>
-              <w:ind w:left="229" w:hanging="270"/>
-              <w:rPr>
-                <w:rFonts w:ascii="Arial" w:hAnsi="Arial" w:cs="Arial"/>
-                <w:sz w:val="20"/>
-                <w:szCs w:val="20"/>
-              </w:rPr>
-            </w:pPr>
-            <w:r>
-              <w:rPr>
-                <w:rFonts w:ascii="Arial" w:hAnsi="Arial" w:cs="Arial"/>
-                <w:sz w:val="20"/>
-                <w:szCs w:val="20"/>
+              <w:spacing w:after="0" w:line="240" w:lineRule="auto"/>
+              <w:ind w:left="229" w:hanging="270"/>
+              <w:rPr>
+                <w:rFonts w:ascii="Arial" w:hAnsi="Arial" w:cs="Arial"/>
+                <w:sz w:val="18"/>
+                <w:szCs w:val="18"/>
+              </w:rPr>
+            </w:pPr>
+            <w:r>
+              <w:rPr>
+                <w:rFonts w:ascii="Arial" w:hAnsi="Arial" w:cs="Arial"/>
+                <w:sz w:val="18"/>
+                <w:szCs w:val="18"/>
               </w:rPr>
               <w:t>Recall: Retrieval Practice</w:t>
             </w:r>
@@ -3063,57 +3105,27 @@
                 <w:right w:val="nil"/>
                 <w:between w:val="nil"/>
               </w:pBdr>
-              <w:spacing w:before="100" w:beforeAutospacing="1" w:after="100" w:afterAutospacing="1" w:line="216" w:lineRule="auto"/>
-              <w:ind w:left="229" w:hanging="270"/>
-              <w:rPr>
-                <w:rFonts w:ascii="Arial" w:hAnsi="Arial" w:cs="Arial"/>
-                <w:sz w:val="20"/>
-                <w:szCs w:val="20"/>
-              </w:rPr>
-            </w:pPr>
-            <w:r>
-              <w:rPr>
-                <w:rFonts w:ascii="Arial" w:hAnsi="Arial" w:cs="Arial"/>
-                <w:sz w:val="20"/>
-                <w:szCs w:val="20"/>
-              </w:rPr>
-              <w:t>Review Questions</w:t>
-            </w:r>
-          </w:p>
-          <w:p>
-            <w:pPr>
-              <w:numPr>
-                <w:ilvl w:val="0"/>
-                <w:numId w:val="1"/>
-              </w:numPr>
-              <w:pBdr>
-                <w:top w:val="nil"/>
-                <w:left w:val="nil"/>
-                <w:bottom w:val="nil"/>
-                <w:right w:val="nil"/>
-                <w:between w:val="nil"/>
-              </w:pBdr>
-              <w:spacing w:before="100" w:beforeAutospacing="1" w:after="100" w:afterAutospacing="1" w:line="216" w:lineRule="auto"/>
-              <w:ind w:left="229" w:hanging="270"/>
-              <w:rPr>
-                <w:rFonts w:ascii="Arial" w:hAnsi="Arial" w:cs="Arial"/>
-                <w:sz w:val="20"/>
-                <w:szCs w:val="20"/>
-              </w:rPr>
-            </w:pPr>
-            <w:r>
-              <w:rPr>
-                <w:rFonts w:ascii="Arial" w:hAnsi="Arial" w:cs="Arial"/>
-                <w:sz w:val="20"/>
-                <w:szCs w:val="20"/>
-              </w:rPr>
-              <w:t>Looking Ahead</w:t>
+              <w:spacing w:after="0" w:line="240" w:lineRule="auto"/>
+              <w:ind w:left="229" w:hanging="270"/>
+              <w:rPr>
+                <w:rFonts w:ascii="Arial" w:hAnsi="Arial" w:cs="Arial"/>
+                <w:sz w:val="18"/>
+                <w:szCs w:val="18"/>
+              </w:rPr>
+            </w:pPr>
+            <w:r>
+              <w:rPr>
+                <w:rFonts w:ascii="Arial" w:hAnsi="Arial" w:cs="Arial"/>
+                <w:sz w:val="18"/>
+                <w:szCs w:val="18"/>
+              </w:rPr>
+              <w:t>Review, Further Reading, and Looking Ahead</w:t>
             </w:r>
           </w:p>
         </w:tc>
         <w:tc>
           <w:tcPr>
-            <w:tcW w:w="2759" w:type="dxa"/>
+            <w:tcW w:w="2880" w:type="dxa"/>
             <w:tcMar>
               <w:top w:w="86" w:type="dxa"/>
               <w:left w:w="86" w:type="dxa"/>
@@ -3134,21 +3146,39 @@
                 <w:right w:val="nil"/>
                 <w:between w:val="nil"/>
               </w:pBdr>
-              <w:spacing w:after="0" w:line="240" w:lineRule="auto"/>
-              <w:ind w:left="229" w:hanging="270"/>
-              <w:rPr>
-                <w:rFonts w:ascii="Arial" w:hAnsi="Arial" w:cs="Arial"/>
-                <w:sz w:val="20"/>
-                <w:szCs w:val="20"/>
-              </w:rPr>
-            </w:pPr>
-            <w:r>
-              <w:rPr>
-                <w:rFonts w:ascii="Apple Color Emoji" w:hAnsi="Apple Color Emoji" w:cs="Apple Color Emoji"/>
-                <w:sz w:val="20"/>
-                <w:szCs w:val="20"/>
-              </w:rPr>
-              <w:t>🤔</w:t>
+              <w:spacing w:after="60" w:line="240" w:lineRule="auto"/>
+              <w:ind w:left="229" w:hanging="270"/>
+              <w:rPr>
+                <w:rFonts w:ascii="Arial" w:hAnsi="Arial" w:cs="Arial"/>
+                <w:sz w:val="20"/>
+                <w:szCs w:val="20"/>
+              </w:rPr>
+            </w:pPr>
+            <w:r>
+              <w:rPr>
+                <w:rFonts w:ascii="Arial" w:hAnsi="Arial" w:cs="Arial"/>
+                <w:sz w:val="20"/>
+                <w:szCs w:val="20"/>
+              </w:rPr>
+              <w:t xml:space="preserve">4.6 Skills Lab 4A: </w:t>
+            </w:r>
+            <w:r>
+              <w:rPr>
+                <w:rFonts w:ascii="Arial" w:hAnsi="Arial" w:cs="Arial"/>
+                <w:sz w:val="20"/>
+                <w:szCs w:val="20"/>
+              </w:rPr>
+              <w:br/>
+            </w:r>
+            <w:r>
+              <w:rPr>
+                <w:rFonts w:ascii="Arial" w:hAnsi="Arial" w:cs="Arial"/>
+                <w:b/>
+                <w:bCs/>
+                <w:sz w:val="20"/>
+                <w:szCs w:val="20"/>
+              </w:rPr>
+              <w:t>City Population Analysis</w:t>
             </w:r>
             <w:r>
               <w:rPr>
@@ -3161,20 +3191,10 @@
             <w:r>
               <w:rPr>
                 <w:rFonts w:ascii="Arial" w:hAnsi="Arial" w:cs="Arial"/>
-                <w:b/>
-                <w:bCs/>
-                <w:sz w:val="20"/>
-                <w:szCs w:val="20"/>
-              </w:rPr>
-              <w:t>Question</w:t>
-            </w:r>
-            <w:r>
-              <w:rPr>
-                <w:rFonts w:ascii="Arial" w:hAnsi="Arial" w:cs="Arial"/>
-                <w:sz w:val="20"/>
-                <w:szCs w:val="20"/>
-              </w:rPr>
-              <w:t xml:space="preserve"> &amp; Discuss </w:t>
+                <w:sz w:val="20"/>
+                <w:szCs w:val="20"/>
+              </w:rPr>
+              <w:br/>
             </w:r>
             <w:r>
               <w:rPr>
@@ -3182,151 +3202,7 @@
                 <w:sz w:val="20"/>
                 <w:szCs w:val="20"/>
               </w:rPr>
-              <w:t>Module Objectives</w:t>
-            </w:r>
-          </w:p>
-          <w:p>
-            <w:pPr>
-              <w:numPr>
-                <w:ilvl w:val="0"/>
-                <w:numId w:val="1"/>
-              </w:numPr>
-              <w:pBdr>
-                <w:top w:val="nil"/>
-                <w:left w:val="nil"/>
-                <w:bottom w:val="nil"/>
-                <w:right w:val="nil"/>
-                <w:between w:val="nil"/>
-              </w:pBdr>
-              <w:spacing w:after="0" w:line="240" w:lineRule="auto"/>
-              <w:ind w:left="229" w:hanging="270"/>
-              <w:rPr>
-                <w:rFonts w:ascii="Arial" w:hAnsi="Arial" w:cs="Arial"/>
-                <w:sz w:val="20"/>
-                <w:szCs w:val="20"/>
-              </w:rPr>
-            </w:pPr>
-            <w:r>
-              <w:rPr>
-                <w:rFonts w:ascii="Arial" w:hAnsi="Arial" w:cs="Arial"/>
-                <w:sz w:val="20"/>
-                <w:szCs w:val="20"/>
-              </w:rPr>
-              <w:t xml:space="preserve">4.6 Skills Lab 4A: </w:t>
-            </w:r>
-            <w:r>
-              <w:rPr>
-                <w:rFonts w:ascii="Arial" w:hAnsi="Arial" w:cs="Arial"/>
-                <w:sz w:val="20"/>
-                <w:szCs w:val="20"/>
-              </w:rPr>
-              <w:br/>
-            </w:r>
-            <w:r>
-              <w:rPr>
-                <w:rFonts w:ascii="Arial" w:hAnsi="Arial" w:cs="Arial"/>
-                <w:b/>
-                <w:bCs/>
-                <w:sz w:val="20"/>
-                <w:szCs w:val="20"/>
-              </w:rPr>
-              <w:t>City Population Analysis</w:t>
-            </w:r>
-            <w:r>
-              <w:rPr>
-                <w:rFonts w:ascii="Arial" w:hAnsi="Arial" w:cs="Arial"/>
-                <w:sz w:val="20"/>
-                <w:szCs w:val="20"/>
-              </w:rPr>
-              <w:t xml:space="preserve"> </w:t>
-            </w:r>
-            <w:r>
-              <w:rPr>
-                <w:rFonts w:ascii="Arial" w:hAnsi="Arial" w:cs="Arial"/>
-                <w:sz w:val="20"/>
-                <w:szCs w:val="20"/>
-              </w:rPr>
-              <w:br/>
-            </w:r>
-            <w:r>
-              <w:rPr>
-                <w:rFonts w:ascii="Consolas" w:hAnsi="Consolas" w:cs="Consolas"/>
-                <w:sz w:val="20"/>
-                <w:szCs w:val="20"/>
-              </w:rPr>
               <w:t>(Parts 1-3 and Questions &amp; Analysis)</w:t>
-            </w:r>
-          </w:p>
-          <w:p>
-            <w:pPr>
-              <w:numPr>
-                <w:ilvl w:val="0"/>
-                <w:numId w:val="1"/>
-              </w:numPr>
-              <w:pBdr>
-                <w:top w:val="nil"/>
-                <w:left w:val="nil"/>
-                <w:bottom w:val="nil"/>
-                <w:right w:val="nil"/>
-                <w:between w:val="nil"/>
-              </w:pBdr>
-              <w:spacing w:after="0" w:line="240" w:lineRule="auto"/>
-              <w:ind w:left="229" w:hanging="270"/>
-              <w:rPr>
-                <w:rFonts w:ascii="Arial" w:hAnsi="Arial" w:cs="Arial"/>
-                <w:sz w:val="20"/>
-                <w:szCs w:val="20"/>
-              </w:rPr>
-            </w:pPr>
-            <w:r>
-              <w:rPr>
-                <w:rFonts w:ascii="Arial" w:hAnsi="Arial" w:cs="Arial"/>
-                <w:sz w:val="20"/>
-                <w:szCs w:val="20"/>
-              </w:rPr>
-              <w:t xml:space="preserve">Question &amp; </w:t>
-            </w:r>
-            <w:r>
-              <w:rPr>
-                <w:rFonts w:ascii="Apple Color Emoji" w:hAnsi="Apple Color Emoji" w:cs="Apple Color Emoji"/>
-                <w:sz w:val="20"/>
-                <w:szCs w:val="20"/>
-              </w:rPr>
-              <w:t>👥</w:t>
-            </w:r>
-            <w:r>
-              <w:rPr>
-                <w:rFonts w:ascii="Arial" w:hAnsi="Arial" w:cs="Arial"/>
-                <w:sz w:val="20"/>
-                <w:szCs w:val="20"/>
-              </w:rPr>
-              <w:t xml:space="preserve"> </w:t>
-            </w:r>
-            <w:r>
-              <w:rPr>
-                <w:rFonts w:ascii="Arial" w:hAnsi="Arial" w:cs="Arial"/>
-                <w:b/>
-                <w:bCs/>
-                <w:sz w:val="20"/>
-                <w:szCs w:val="20"/>
-              </w:rPr>
-              <w:t>Discuss</w:t>
-            </w:r>
-            <w:r>
-              <w:rPr>
-                <w:rFonts w:ascii="Arial" w:hAnsi="Arial" w:cs="Arial"/>
-                <w:sz w:val="20"/>
-                <w:szCs w:val="20"/>
-              </w:rPr>
-              <w:t xml:space="preserve"> </w:t>
-            </w:r>
-            <w:r>
-              <w:rPr>
-                <w:rFonts w:ascii="Consolas" w:hAnsi="Consolas" w:cs="Consolas"/>
-                <w:sz w:val="20"/>
-                <w:szCs w:val="20"/>
-              </w:rPr>
-              <w:t>Module Objectives</w:t>
             </w:r>
           </w:p>
         </w:tc>
@@ -3337,7 +3213,7 @@
         </w:trPr>
         <w:tc>
           <w:tcPr>
-            <w:tcW w:w="2155" w:type="dxa"/>
+            <w:tcW w:w="2160" w:type="dxa"/>
             <w:tcMar>
               <w:top w:w="86" w:type="dxa"/>
               <w:left w:w="86" w:type="dxa"/>
@@ -3347,18 +3223,18 @@
           </w:tcPr>
           <w:p>
             <w:pPr>
-              <w:spacing w:after="120"/>
+              <w:spacing w:after="60" w:line="240" w:lineRule="auto"/>
               <w:rPr>
                 <w:rFonts w:ascii="Consolas" w:hAnsi="Consolas" w:cs="Consolas"/>
-                <w:sz w:val="22"/>
-                <w:szCs w:val="22"/>
+                <w:sz w:val="20"/>
+                <w:szCs w:val="20"/>
               </w:rPr>
             </w:pPr>
             <w:r>
               <w:rPr>
                 <w:rFonts w:ascii="Consolas" w:hAnsi="Consolas" w:cs="Consolas"/>
-                <w:sz w:val="22"/>
-                <w:szCs w:val="22"/>
+                <w:sz w:val="20"/>
+                <w:szCs w:val="20"/>
               </w:rPr>
               <w:lastRenderedPageBreak/>
               <w:t>Module 5</w:t>
@@ -3366,40 +3242,40 @@
           </w:p>
           <w:p>
             <w:pPr>
-              <w:spacing w:after="120"/>
-              <w:rPr>
-                <w:rFonts w:ascii="Arial" w:hAnsi="Arial" w:cs="Arial"/>
-                <w:b/>
-                <w:bCs/>
-                <w:sz w:val="22"/>
-                <w:szCs w:val="22"/>
-              </w:rPr>
-            </w:pPr>
-            <w:r>
-              <w:rPr>
-                <w:rFonts w:ascii="Arial" w:hAnsi="Arial" w:cs="Arial"/>
-                <w:b/>
-                <w:bCs/>
-                <w:sz w:val="22"/>
-                <w:szCs w:val="22"/>
+              <w:spacing w:after="60" w:line="240" w:lineRule="auto"/>
+              <w:rPr>
+                <w:rFonts w:ascii="Arial" w:hAnsi="Arial" w:cs="Arial"/>
+                <w:b/>
+                <w:bCs/>
+                <w:sz w:val="20"/>
+                <w:szCs w:val="20"/>
+              </w:rPr>
+            </w:pPr>
+            <w:r>
+              <w:rPr>
+                <w:rFonts w:ascii="Arial" w:hAnsi="Arial" w:cs="Arial"/>
+                <w:b/>
+                <w:bCs/>
+                <w:sz w:val="20"/>
+                <w:szCs w:val="20"/>
               </w:rPr>
               <w:t>Data Exploration and Summary Statistics</w:t>
             </w:r>
           </w:p>
           <w:p>
             <w:pPr>
-              <w:spacing w:after="120"/>
-              <w:rPr>
-                <w:rFonts w:ascii="Arial" w:hAnsi="Arial" w:cs="Arial"/>
-                <w:sz w:val="22"/>
-                <w:szCs w:val="22"/>
-              </w:rPr>
-            </w:pPr>
-            <w:r>
-              <w:rPr>
-                <w:rFonts w:ascii="Arial" w:hAnsi="Arial" w:cs="Arial"/>
-                <w:sz w:val="22"/>
-                <w:szCs w:val="22"/>
+              <w:spacing w:after="60" w:line="240" w:lineRule="auto"/>
+              <w:rPr>
+                <w:rFonts w:ascii="Arial" w:hAnsi="Arial" w:cs="Arial"/>
+                <w:sz w:val="20"/>
+                <w:szCs w:val="20"/>
+              </w:rPr>
+            </w:pPr>
+            <w:r>
+              <w:rPr>
+                <w:rFonts w:ascii="Arial" w:hAnsi="Arial" w:cs="Arial"/>
+                <w:sz w:val="20"/>
+                <w:szCs w:val="20"/>
               </w:rPr>
               <w:t>Primary CLOs:</w:t>
             </w:r>
@@ -3417,19 +3293,19 @@
                 <w:right w:val="nil"/>
                 <w:between w:val="nil"/>
               </w:pBdr>
-              <w:spacing w:after="120"/>
+              <w:spacing w:after="60" w:line="240" w:lineRule="auto"/>
               <w:ind w:left="360"/>
               <w:rPr>
                 <w:rFonts w:ascii="Arial" w:hAnsi="Arial" w:cs="Arial"/>
-                <w:sz w:val="22"/>
-                <w:szCs w:val="22"/>
+                <w:sz w:val="20"/>
+                <w:szCs w:val="20"/>
               </w:rPr>
             </w:pPr>
             <w:r>
               <w:rPr>
                 <w:rFonts w:ascii="Consolas" w:eastAsia="Courier New" w:hAnsi="Consolas" w:cs="Consolas"/>
-                <w:sz w:val="22"/>
-                <w:szCs w:val="22"/>
+                <w:sz w:val="20"/>
+                <w:szCs w:val="20"/>
               </w:rPr>
               <w:t>VII</w:t>
             </w:r>
@@ -3437,7 +3313,7 @@
         </w:tc>
         <w:tc>
           <w:tcPr>
-            <w:tcW w:w="7453" w:type="dxa"/>
+            <w:tcW w:w="0" w:type="auto"/>
             <w:tcMar>
               <w:top w:w="86" w:type="dxa"/>
               <w:left w:w="86" w:type="dxa"/>
@@ -3458,29 +3334,29 @@
                 <w:right w:val="nil"/>
                 <w:between w:val="nil"/>
               </w:pBdr>
-              <w:spacing w:after="120"/>
+              <w:spacing w:after="60" w:line="240" w:lineRule="auto"/>
               <w:ind w:left="231" w:hanging="274"/>
               <w:rPr>
                 <w:rFonts w:ascii="Arial" w:hAnsi="Arial" w:cs="Arial"/>
-                <w:sz w:val="22"/>
-                <w:szCs w:val="22"/>
-              </w:rPr>
-            </w:pPr>
-            <w:r>
-              <w:rPr>
-                <w:rFonts w:ascii="Arial" w:hAnsi="Arial" w:cs="Arial"/>
-                <w:b/>
-                <w:bCs/>
-                <w:sz w:val="22"/>
-                <w:szCs w:val="22"/>
+                <w:sz w:val="20"/>
+                <w:szCs w:val="20"/>
+              </w:rPr>
+            </w:pPr>
+            <w:r>
+              <w:rPr>
+                <w:rFonts w:ascii="Arial" w:hAnsi="Arial" w:cs="Arial"/>
+                <w:b/>
+                <w:bCs/>
+                <w:sz w:val="20"/>
+                <w:szCs w:val="20"/>
               </w:rPr>
               <w:t>5.1</w:t>
             </w:r>
             <w:r>
               <w:rPr>
                 <w:rFonts w:ascii="Arial" w:hAnsi="Arial" w:cs="Arial"/>
-                <w:sz w:val="22"/>
-                <w:szCs w:val="22"/>
+                <w:sz w:val="20"/>
+                <w:szCs w:val="20"/>
               </w:rPr>
               <w:t xml:space="preserve"> Use .</w:t>
             </w:r>
@@ -3488,8 +3364,8 @@
             <w:r>
               <w:rPr>
                 <w:rFonts w:ascii="Arial" w:hAnsi="Arial" w:cs="Arial"/>
-                <w:sz w:val="22"/>
-                <w:szCs w:val="22"/>
+                <w:sz w:val="20"/>
+                <w:szCs w:val="20"/>
               </w:rPr>
               <w:t>info(</w:t>
             </w:r>
@@ -3497,8 +3373,8 @@
             <w:r>
               <w:rPr>
                 <w:rFonts w:ascii="Arial" w:hAnsi="Arial" w:cs="Arial"/>
-                <w:sz w:val="22"/>
-                <w:szCs w:val="22"/>
+                <w:sz w:val="20"/>
+                <w:szCs w:val="20"/>
               </w:rPr>
               <w:t>)</w:t>
             </w:r>
@@ -3506,8 +3382,8 @@
             <w:r>
               <w:rPr>
                 <w:rFonts w:ascii="Arial" w:hAnsi="Arial" w:cs="Arial"/>
-                <w:sz w:val="22"/>
-                <w:szCs w:val="22"/>
+                <w:sz w:val="20"/>
+                <w:szCs w:val="20"/>
               </w:rPr>
               <w:t>, .describe</w:t>
             </w:r>
@@ -3515,66 +3391,102 @@
             <w:r>
               <w:rPr>
                 <w:rFonts w:ascii="Arial" w:hAnsi="Arial" w:cs="Arial"/>
-                <w:sz w:val="22"/>
-                <w:szCs w:val="22"/>
-              </w:rPr>
-              <w:t>(), and .value_</w:t>
+                <w:sz w:val="20"/>
+                <w:szCs w:val="20"/>
+              </w:rPr>
+              <w:t>(), and .</w:t>
+            </w:r>
+            <w:proofErr w:type="spellStart"/>
+            <w:r>
+              <w:rPr>
+                <w:rFonts w:ascii="Arial" w:hAnsi="Arial" w:cs="Arial"/>
+                <w:sz w:val="20"/>
+                <w:szCs w:val="20"/>
+              </w:rPr>
+              <w:t>value_</w:t>
             </w:r>
             <w:proofErr w:type="gramStart"/>
             <w:r>
               <w:rPr>
                 <w:rFonts w:ascii="Arial" w:hAnsi="Arial" w:cs="Arial"/>
-                <w:sz w:val="22"/>
-                <w:szCs w:val="22"/>
-              </w:rPr>
-              <w:t>counts(</w:t>
+                <w:sz w:val="20"/>
+                <w:szCs w:val="20"/>
+              </w:rPr>
+              <w:t>counts</w:t>
+            </w:r>
+            <w:proofErr w:type="spellEnd"/>
+            <w:r>
+              <w:rPr>
+                <w:rFonts w:ascii="Arial" w:hAnsi="Arial" w:cs="Arial"/>
+                <w:sz w:val="20"/>
+                <w:szCs w:val="20"/>
+              </w:rPr>
+              <w:t>(</w:t>
             </w:r>
             <w:proofErr w:type="gramEnd"/>
             <w:r>
               <w:rPr>
                 <w:rFonts w:ascii="Arial" w:hAnsi="Arial" w:cs="Arial"/>
-                <w:sz w:val="22"/>
-                <w:szCs w:val="22"/>
-              </w:rPr>
-              <w:t>) to inspect DataFrame structure, generate statistical summaries, and identify data distributions</w:t>
-            </w:r>
-          </w:p>
-          <w:p>
-            <w:pPr>
-              <w:numPr>
-                <w:ilvl w:val="0"/>
-                <w:numId w:val="1"/>
-              </w:numPr>
-              <w:pBdr>
-                <w:top w:val="nil"/>
-                <w:left w:val="nil"/>
-                <w:bottom w:val="nil"/>
-                <w:right w:val="nil"/>
-                <w:between w:val="nil"/>
-              </w:pBdr>
-              <w:spacing w:after="120"/>
+                <w:sz w:val="20"/>
+                <w:szCs w:val="20"/>
+              </w:rPr>
+              <w:t xml:space="preserve">) to inspect </w:t>
+            </w:r>
+            <w:proofErr w:type="spellStart"/>
+            <w:r>
+              <w:rPr>
+                <w:rFonts w:ascii="Arial" w:hAnsi="Arial" w:cs="Arial"/>
+                <w:sz w:val="20"/>
+                <w:szCs w:val="20"/>
+              </w:rPr>
+              <w:t>DataFrame</w:t>
+            </w:r>
+            <w:proofErr w:type="spellEnd"/>
+            <w:r>
+              <w:rPr>
+                <w:rFonts w:ascii="Arial" w:hAnsi="Arial" w:cs="Arial"/>
+                <w:sz w:val="20"/>
+                <w:szCs w:val="20"/>
+              </w:rPr>
+              <w:t xml:space="preserve"> structure, generate statistical summaries, and identify data distributions</w:t>
+            </w:r>
+          </w:p>
+          <w:p>
+            <w:pPr>
+              <w:numPr>
+                <w:ilvl w:val="0"/>
+                <w:numId w:val="1"/>
+              </w:numPr>
+              <w:pBdr>
+                <w:top w:val="nil"/>
+                <w:left w:val="nil"/>
+                <w:bottom w:val="nil"/>
+                <w:right w:val="nil"/>
+                <w:between w:val="nil"/>
+              </w:pBdr>
+              <w:spacing w:after="60" w:line="240" w:lineRule="auto"/>
               <w:ind w:left="231" w:hanging="274"/>
               <w:rPr>
                 <w:rFonts w:ascii="Arial" w:hAnsi="Arial" w:cs="Arial"/>
-                <w:sz w:val="22"/>
-                <w:szCs w:val="22"/>
-              </w:rPr>
-            </w:pPr>
-            <w:r>
-              <w:rPr>
-                <w:rFonts w:ascii="Arial" w:hAnsi="Arial" w:cs="Arial"/>
-                <w:b/>
-                <w:bCs/>
-                <w:sz w:val="22"/>
-                <w:szCs w:val="22"/>
+                <w:sz w:val="20"/>
+                <w:szCs w:val="20"/>
+              </w:rPr>
+            </w:pPr>
+            <w:r>
+              <w:rPr>
+                <w:rFonts w:ascii="Arial" w:hAnsi="Arial" w:cs="Arial"/>
+                <w:b/>
+                <w:bCs/>
+                <w:sz w:val="20"/>
+                <w:szCs w:val="20"/>
               </w:rPr>
               <w:t>5.2</w:t>
             </w:r>
             <w:r>
               <w:rPr>
                 <w:rFonts w:ascii="Arial" w:hAnsi="Arial" w:cs="Arial"/>
-                <w:sz w:val="22"/>
-                <w:szCs w:val="22"/>
+                <w:sz w:val="20"/>
+                <w:szCs w:val="20"/>
               </w:rPr>
               <w:t xml:space="preserve"> Calculate and interpret measures of central tendency (mean, median, mode) and measures of spread (range, variance, standard deviation) to characterize dataset distributions</w:t>
             </w:r>
@@ -3592,29 +3504,29 @@
                 <w:right w:val="nil"/>
                 <w:between w:val="nil"/>
               </w:pBdr>
-              <w:spacing w:after="120"/>
+              <w:spacing w:after="60" w:line="240" w:lineRule="auto"/>
               <w:ind w:left="231" w:hanging="274"/>
               <w:rPr>
                 <w:rFonts w:ascii="Arial" w:hAnsi="Arial" w:cs="Arial"/>
-                <w:sz w:val="22"/>
-                <w:szCs w:val="22"/>
-              </w:rPr>
-            </w:pPr>
-            <w:r>
-              <w:rPr>
-                <w:rFonts w:ascii="Arial" w:hAnsi="Arial" w:cs="Arial"/>
-                <w:b/>
-                <w:bCs/>
-                <w:sz w:val="22"/>
-                <w:szCs w:val="22"/>
+                <w:sz w:val="20"/>
+                <w:szCs w:val="20"/>
+              </w:rPr>
+            </w:pPr>
+            <w:r>
+              <w:rPr>
+                <w:rFonts w:ascii="Arial" w:hAnsi="Arial" w:cs="Arial"/>
+                <w:b/>
+                <w:bCs/>
+                <w:sz w:val="20"/>
+                <w:szCs w:val="20"/>
               </w:rPr>
               <w:t>5.3</w:t>
             </w:r>
             <w:r>
               <w:rPr>
                 <w:rFonts w:ascii="Arial" w:hAnsi="Arial" w:cs="Arial"/>
-                <w:sz w:val="22"/>
-                <w:szCs w:val="22"/>
+                <w:sz w:val="20"/>
+                <w:szCs w:val="20"/>
               </w:rPr>
               <w:t xml:space="preserve"> </w:t>
             </w:r>
@@ -3622,17 +3534,27 @@
             <w:r>
               <w:rPr>
                 <w:rFonts w:ascii="Arial" w:hAnsi="Arial" w:cs="Arial"/>
-                <w:sz w:val="22"/>
-                <w:szCs w:val="22"/>
-              </w:rPr>
-              <w:t>Use .groupby</w:t>
-            </w:r>
+                <w:sz w:val="20"/>
+                <w:szCs w:val="20"/>
+              </w:rPr>
+              <w:t>Use .</w:t>
+            </w:r>
+            <w:proofErr w:type="spellStart"/>
+            <w:r>
+              <w:rPr>
+                <w:rFonts w:ascii="Arial" w:hAnsi="Arial" w:cs="Arial"/>
+                <w:sz w:val="20"/>
+                <w:szCs w:val="20"/>
+              </w:rPr>
+              <w:t>groupby</w:t>
+            </w:r>
+            <w:proofErr w:type="spellEnd"/>
             <w:proofErr w:type="gramEnd"/>
             <w:r>
               <w:rPr>
                 <w:rFonts w:ascii="Arial" w:hAnsi="Arial" w:cs="Arial"/>
-                <w:sz w:val="22"/>
-                <w:szCs w:val="22"/>
+                <w:sz w:val="20"/>
+                <w:szCs w:val="20"/>
               </w:rPr>
               <w:t>() and aggregation methods to analyze data by categories and compare statistics across different subgroups</w:t>
             </w:r>
@@ -3640,8 +3562,7 @@
         </w:tc>
         <w:tc>
           <w:tcPr>
-            <w:tcW w:w="2897" w:type="dxa"/>
-            <w:gridSpan w:val="2"/>
+            <w:tcW w:w="2880" w:type="dxa"/>
             <w:tcMar>
               <w:top w:w="86" w:type="dxa"/>
               <w:left w:w="86" w:type="dxa"/>
@@ -3662,19 +3583,19 @@
                 <w:right w:val="nil"/>
                 <w:between w:val="nil"/>
               </w:pBdr>
-              <w:spacing w:before="100" w:beforeAutospacing="1" w:after="0"/>
-              <w:ind w:left="229" w:hanging="270"/>
-              <w:rPr>
-                <w:rFonts w:ascii="Arial" w:hAnsi="Arial" w:cs="Arial"/>
-                <w:sz w:val="22"/>
-                <w:szCs w:val="22"/>
-              </w:rPr>
-            </w:pPr>
-            <w:r>
-              <w:rPr>
-                <w:rFonts w:ascii="Arial" w:hAnsi="Arial" w:cs="Arial"/>
-                <w:sz w:val="22"/>
-                <w:szCs w:val="22"/>
+              <w:spacing w:after="0" w:line="240" w:lineRule="auto"/>
+              <w:ind w:left="229" w:hanging="270"/>
+              <w:rPr>
+                <w:rFonts w:ascii="Arial" w:hAnsi="Arial" w:cs="Arial"/>
+                <w:sz w:val="18"/>
+                <w:szCs w:val="18"/>
+              </w:rPr>
+            </w:pPr>
+            <w:r>
+              <w:rPr>
+                <w:rFonts w:ascii="Arial" w:hAnsi="Arial" w:cs="Arial"/>
+                <w:sz w:val="18"/>
+                <w:szCs w:val="18"/>
               </w:rPr>
               <w:t>Read Sections: 5.1 - 5.7</w:t>
             </w:r>
@@ -3692,19 +3613,19 @@
                 <w:right w:val="nil"/>
                 <w:between w:val="nil"/>
               </w:pBdr>
-              <w:spacing w:before="100" w:beforeAutospacing="1" w:after="0"/>
-              <w:ind w:left="229" w:hanging="270"/>
-              <w:rPr>
-                <w:rFonts w:ascii="Arial" w:hAnsi="Arial" w:cs="Arial"/>
-                <w:sz w:val="22"/>
-                <w:szCs w:val="22"/>
-              </w:rPr>
-            </w:pPr>
-            <w:r>
-              <w:rPr>
-                <w:rFonts w:ascii="Arial" w:hAnsi="Arial" w:cs="Arial"/>
-                <w:sz w:val="22"/>
-                <w:szCs w:val="22"/>
+              <w:spacing w:after="0" w:line="240" w:lineRule="auto"/>
+              <w:ind w:left="229" w:hanging="270"/>
+              <w:rPr>
+                <w:rFonts w:ascii="Arial" w:hAnsi="Arial" w:cs="Arial"/>
+                <w:sz w:val="18"/>
+                <w:szCs w:val="18"/>
+              </w:rPr>
+            </w:pPr>
+            <w:r>
+              <w:rPr>
+                <w:rFonts w:ascii="Arial" w:hAnsi="Arial" w:cs="Arial"/>
+                <w:sz w:val="18"/>
+                <w:szCs w:val="18"/>
               </w:rPr>
               <w:t>Practice: Try It Yourself</w:t>
             </w:r>
@@ -3722,27 +3643,27 @@
                 <w:right w:val="nil"/>
                 <w:between w:val="nil"/>
               </w:pBdr>
-              <w:spacing w:before="100" w:beforeAutospacing="1" w:after="0"/>
-              <w:ind w:left="229" w:hanging="270"/>
-              <w:rPr>
-                <w:rFonts w:ascii="Arial" w:hAnsi="Arial" w:cs="Arial"/>
-                <w:sz w:val="22"/>
-                <w:szCs w:val="22"/>
-              </w:rPr>
-            </w:pPr>
-            <w:r>
-              <w:rPr>
-                <w:rFonts w:ascii="Arial" w:hAnsi="Arial" w:cs="Arial"/>
-                <w:sz w:val="22"/>
-                <w:szCs w:val="22"/>
+              <w:spacing w:after="0" w:line="240" w:lineRule="auto"/>
+              <w:ind w:left="229" w:hanging="270"/>
+              <w:rPr>
+                <w:rFonts w:ascii="Arial" w:hAnsi="Arial" w:cs="Arial"/>
+                <w:sz w:val="18"/>
+                <w:szCs w:val="18"/>
+              </w:rPr>
+            </w:pPr>
+            <w:r>
+              <w:rPr>
+                <w:rFonts w:ascii="Arial" w:hAnsi="Arial" w:cs="Arial"/>
+                <w:sz w:val="18"/>
+                <w:szCs w:val="18"/>
               </w:rPr>
               <w:t xml:space="preserve">Debug: Fix It </w:t>
             </w:r>
             <w:r>
               <w:rPr>
                 <w:rFonts w:ascii="Apple Color Emoji" w:hAnsi="Apple Color Emoji" w:cs="Apple Color Emoji"/>
-                <w:sz w:val="22"/>
-                <w:szCs w:val="22"/>
+                <w:sz w:val="18"/>
+                <w:szCs w:val="18"/>
               </w:rPr>
               <w:t>🔧</w:t>
             </w:r>
@@ -3760,19 +3681,19 @@
                 <w:right w:val="nil"/>
                 <w:between w:val="nil"/>
               </w:pBdr>
-              <w:spacing w:before="100" w:beforeAutospacing="1" w:after="0"/>
-              <w:ind w:left="229" w:hanging="270"/>
-              <w:rPr>
-                <w:rFonts w:ascii="Arial" w:hAnsi="Arial" w:cs="Arial"/>
-                <w:sz w:val="22"/>
-                <w:szCs w:val="22"/>
-              </w:rPr>
-            </w:pPr>
-            <w:r>
-              <w:rPr>
-                <w:rFonts w:ascii="Arial" w:hAnsi="Arial" w:cs="Arial"/>
-                <w:sz w:val="22"/>
-                <w:szCs w:val="22"/>
+              <w:spacing w:after="0" w:line="240" w:lineRule="auto"/>
+              <w:ind w:left="229" w:hanging="270"/>
+              <w:rPr>
+                <w:rFonts w:ascii="Arial" w:hAnsi="Arial" w:cs="Arial"/>
+                <w:sz w:val="18"/>
+                <w:szCs w:val="18"/>
+              </w:rPr>
+            </w:pPr>
+            <w:r>
+              <w:rPr>
+                <w:rFonts w:ascii="Arial" w:hAnsi="Arial" w:cs="Arial"/>
+                <w:sz w:val="18"/>
+                <w:szCs w:val="18"/>
               </w:rPr>
               <w:t xml:space="preserve">Answer: Quick Checks </w:t>
             </w:r>
@@ -3790,19 +3711,19 @@
                 <w:right w:val="nil"/>
                 <w:between w:val="nil"/>
               </w:pBdr>
-              <w:spacing w:before="100" w:beforeAutospacing="1" w:after="0"/>
-              <w:ind w:left="229" w:hanging="270"/>
-              <w:rPr>
-                <w:rFonts w:ascii="Arial" w:hAnsi="Arial" w:cs="Arial"/>
-                <w:sz w:val="22"/>
-                <w:szCs w:val="22"/>
-              </w:rPr>
-            </w:pPr>
-            <w:r>
-              <w:rPr>
-                <w:rFonts w:ascii="Arial" w:hAnsi="Arial" w:cs="Arial"/>
-                <w:sz w:val="22"/>
-                <w:szCs w:val="22"/>
+              <w:spacing w:after="0" w:line="240" w:lineRule="auto"/>
+              <w:ind w:left="229" w:hanging="270"/>
+              <w:rPr>
+                <w:rFonts w:ascii="Arial" w:hAnsi="Arial" w:cs="Arial"/>
+                <w:sz w:val="18"/>
+                <w:szCs w:val="18"/>
+              </w:rPr>
+            </w:pPr>
+            <w:r>
+              <w:rPr>
+                <w:rFonts w:ascii="Arial" w:hAnsi="Arial" w:cs="Arial"/>
+                <w:sz w:val="18"/>
+                <w:szCs w:val="18"/>
               </w:rPr>
               <w:t>Recall: Retrieval Practice</w:t>
             </w:r>
@@ -3820,57 +3741,27 @@
                 <w:right w:val="nil"/>
                 <w:between w:val="nil"/>
               </w:pBdr>
-              <w:spacing w:before="100" w:beforeAutospacing="1" w:after="0"/>
-              <w:ind w:left="229" w:hanging="270"/>
-              <w:rPr>
-                <w:rFonts w:ascii="Arial" w:hAnsi="Arial" w:cs="Arial"/>
-                <w:sz w:val="22"/>
-                <w:szCs w:val="22"/>
-              </w:rPr>
-            </w:pPr>
-            <w:r>
-              <w:rPr>
-                <w:rFonts w:ascii="Arial" w:hAnsi="Arial" w:cs="Arial"/>
-                <w:sz w:val="22"/>
-                <w:szCs w:val="22"/>
-              </w:rPr>
-              <w:t>Review Questions</w:t>
-            </w:r>
-          </w:p>
-          <w:p>
-            <w:pPr>
-              <w:numPr>
-                <w:ilvl w:val="0"/>
-                <w:numId w:val="1"/>
-              </w:numPr>
-              <w:pBdr>
-                <w:top w:val="nil"/>
-                <w:left w:val="nil"/>
-                <w:bottom w:val="nil"/>
-                <w:right w:val="nil"/>
-                <w:between w:val="nil"/>
-              </w:pBdr>
-              <w:spacing w:before="100" w:beforeAutospacing="1" w:after="0"/>
-              <w:ind w:left="229" w:hanging="270"/>
-              <w:rPr>
-                <w:rFonts w:ascii="Arial" w:hAnsi="Arial" w:cs="Arial"/>
-                <w:sz w:val="22"/>
-                <w:szCs w:val="22"/>
-              </w:rPr>
-            </w:pPr>
-            <w:r>
-              <w:rPr>
-                <w:rFonts w:ascii="Arial" w:hAnsi="Arial" w:cs="Arial"/>
-                <w:sz w:val="22"/>
-                <w:szCs w:val="22"/>
-              </w:rPr>
-              <w:t>Looking Ahead</w:t>
+              <w:spacing w:after="0" w:line="240" w:lineRule="auto"/>
+              <w:ind w:left="229" w:hanging="270"/>
+              <w:rPr>
+                <w:rFonts w:ascii="Arial" w:hAnsi="Arial" w:cs="Arial"/>
+                <w:sz w:val="18"/>
+                <w:szCs w:val="18"/>
+              </w:rPr>
+            </w:pPr>
+            <w:r>
+              <w:rPr>
+                <w:rFonts w:ascii="Arial" w:hAnsi="Arial" w:cs="Arial"/>
+                <w:sz w:val="18"/>
+                <w:szCs w:val="18"/>
+              </w:rPr>
+              <w:t>Review, Further Reading, and Looking Ahead</w:t>
             </w:r>
           </w:p>
         </w:tc>
         <w:tc>
           <w:tcPr>
-            <w:tcW w:w="2759" w:type="dxa"/>
+            <w:tcW w:w="2880" w:type="dxa"/>
             <w:tcMar>
               <w:top w:w="86" w:type="dxa"/>
               <w:left w:w="86" w:type="dxa"/>
@@ -3891,7 +3782,7 @@
                 <w:right w:val="nil"/>
                 <w:between w:val="nil"/>
               </w:pBdr>
-              <w:spacing w:after="120"/>
+              <w:spacing w:after="60" w:line="240" w:lineRule="auto"/>
               <w:ind w:left="229" w:hanging="270"/>
               <w:rPr>
                 <w:rFonts w:ascii="Consolas" w:hAnsi="Consolas" w:cs="Consolas"/>
@@ -3948,6 +3839,97 @@
                 <w:szCs w:val="20"/>
               </w:rPr>
               <w:t>(Parts 1-3 and Questions &amp; Analysis)</w:t>
+            </w:r>
+          </w:p>
+          <w:p>
+            <w:pPr>
+              <w:numPr>
+                <w:ilvl w:val="0"/>
+                <w:numId w:val="1"/>
+              </w:numPr>
+              <w:pBdr>
+                <w:top w:val="nil"/>
+                <w:left w:val="nil"/>
+                <w:bottom w:val="nil"/>
+                <w:right w:val="nil"/>
+                <w:between w:val="nil"/>
+              </w:pBdr>
+              <w:spacing w:after="60" w:line="240" w:lineRule="auto"/>
+              <w:ind w:left="229" w:hanging="270"/>
+              <w:rPr>
+                <w:rFonts w:ascii="Consolas" w:hAnsi="Consolas" w:cs="Consolas"/>
+                <w:sz w:val="20"/>
+                <w:szCs w:val="20"/>
+              </w:rPr>
+            </w:pPr>
+            <w:r>
+              <w:rPr>
+                <w:rFonts w:ascii="Arial" w:hAnsi="Arial" w:cs="Arial"/>
+                <w:b/>
+                <w:bCs/>
+                <w:color w:val="012F76"/>
+                <w:sz w:val="20"/>
+                <w:szCs w:val="20"/>
+              </w:rPr>
+              <w:t xml:space="preserve">5.7 </w:t>
+            </w:r>
+            <w:r>
+              <w:rPr>
+                <w:rFonts w:ascii="Arial" w:hAnsi="Arial" w:cs="Arial"/>
+                <w:color w:val="012F76"/>
+                <w:sz w:val="20"/>
+                <w:szCs w:val="20"/>
+              </w:rPr>
+              <w:t>Question &amp; Discuss</w:t>
+            </w:r>
+            <w:r>
+              <w:rPr>
+                <w:rFonts w:ascii="Arial" w:hAnsi="Arial" w:cs="Arial"/>
+                <w:color w:val="012F76"/>
+                <w:sz w:val="20"/>
+                <w:szCs w:val="20"/>
+              </w:rPr>
+              <w:t xml:space="preserve"> </w:t>
+            </w:r>
+            <w:r>
+              <w:rPr>
+                <w:rFonts w:ascii="Apple Color Emoji" w:hAnsi="Apple Color Emoji" w:cs="Apple Color Emoji"/>
+                <w:color w:val="012F76"/>
+                <w:sz w:val="20"/>
+                <w:szCs w:val="20"/>
+              </w:rPr>
+              <w:t>🤔</w:t>
+            </w:r>
+            <w:r>
+              <w:rPr>
+                <w:rFonts w:ascii="Apple Color Emoji" w:hAnsi="Apple Color Emoji" w:cs="Apple Color Emoji"/>
+                <w:color w:val="012F76"/>
+                <w:sz w:val="20"/>
+                <w:szCs w:val="20"/>
+              </w:rPr>
+              <w:t xml:space="preserve"> </w:t>
+            </w:r>
+            <w:r>
+              <w:rPr>
+                <w:rFonts w:ascii="Arial" w:hAnsi="Arial" w:cs="Arial"/>
+                <w:b/>
+                <w:bCs/>
+                <w:color w:val="012F76"/>
+                <w:sz w:val="20"/>
+                <w:szCs w:val="20"/>
+              </w:rPr>
+              <w:t>Libraries</w:t>
+            </w:r>
+            <w:r>
+              <w:rPr>
+                <w:rFonts w:ascii="Arial" w:hAnsi="Arial" w:cs="Arial"/>
+                <w:b/>
+                <w:bCs/>
+                <w:color w:val="012F76"/>
+                <w:sz w:val="20"/>
+                <w:szCs w:val="20"/>
+              </w:rPr>
+              <w:t xml:space="preserve"> Assisting Data Analysis</w:t>
             </w:r>
           </w:p>
         </w:tc>
@@ -3958,7 +3940,7 @@
         </w:trPr>
         <w:tc>
           <w:tcPr>
-            <w:tcW w:w="2155" w:type="dxa"/>
+            <w:tcW w:w="2160" w:type="dxa"/>
             <w:tcMar>
               <w:top w:w="86" w:type="dxa"/>
               <w:left w:w="86" w:type="dxa"/>
@@ -3968,58 +3950,58 @@
           </w:tcPr>
           <w:p>
             <w:pPr>
-              <w:spacing w:after="120"/>
+              <w:spacing w:after="60" w:line="240" w:lineRule="auto"/>
               <w:rPr>
                 <w:rFonts w:ascii="Consolas" w:hAnsi="Consolas" w:cs="Consolas"/>
-                <w:sz w:val="22"/>
-                <w:szCs w:val="22"/>
+                <w:sz w:val="20"/>
+                <w:szCs w:val="20"/>
               </w:rPr>
             </w:pPr>
             <w:r>
               <w:rPr>
                 <w:rFonts w:ascii="Consolas" w:hAnsi="Consolas" w:cs="Consolas"/>
-                <w:sz w:val="22"/>
-                <w:szCs w:val="22"/>
+                <w:sz w:val="20"/>
+                <w:szCs w:val="20"/>
               </w:rPr>
               <w:t>Module 6</w:t>
             </w:r>
           </w:p>
           <w:p>
             <w:pPr>
-              <w:spacing w:after="120"/>
-              <w:rPr>
-                <w:rFonts w:ascii="Arial" w:hAnsi="Arial" w:cs="Arial"/>
-                <w:b/>
-                <w:bCs/>
-                <w:sz w:val="22"/>
-                <w:szCs w:val="22"/>
-              </w:rPr>
-            </w:pPr>
-            <w:r>
-              <w:rPr>
-                <w:rFonts w:ascii="Arial" w:hAnsi="Arial" w:cs="Arial"/>
-                <w:b/>
-                <w:bCs/>
-                <w:sz w:val="22"/>
-                <w:szCs w:val="22"/>
+              <w:spacing w:after="60" w:line="240" w:lineRule="auto"/>
+              <w:rPr>
+                <w:rFonts w:ascii="Arial" w:hAnsi="Arial" w:cs="Arial"/>
+                <w:b/>
+                <w:bCs/>
+                <w:sz w:val="20"/>
+                <w:szCs w:val="20"/>
+              </w:rPr>
+            </w:pPr>
+            <w:r>
+              <w:rPr>
+                <w:rFonts w:ascii="Arial" w:hAnsi="Arial" w:cs="Arial"/>
+                <w:b/>
+                <w:bCs/>
+                <w:sz w:val="20"/>
+                <w:szCs w:val="20"/>
               </w:rPr>
               <w:t>Data Cleaning and Preparation</w:t>
             </w:r>
           </w:p>
           <w:p>
             <w:pPr>
-              <w:spacing w:after="120"/>
-              <w:rPr>
-                <w:rFonts w:ascii="Arial" w:hAnsi="Arial" w:cs="Arial"/>
-                <w:sz w:val="22"/>
-                <w:szCs w:val="22"/>
-              </w:rPr>
-            </w:pPr>
-            <w:r>
-              <w:rPr>
-                <w:rFonts w:ascii="Arial" w:hAnsi="Arial" w:cs="Arial"/>
-                <w:sz w:val="22"/>
-                <w:szCs w:val="22"/>
+              <w:spacing w:after="60" w:line="240" w:lineRule="auto"/>
+              <w:rPr>
+                <w:rFonts w:ascii="Arial" w:hAnsi="Arial" w:cs="Arial"/>
+                <w:sz w:val="20"/>
+                <w:szCs w:val="20"/>
+              </w:rPr>
+            </w:pPr>
+            <w:r>
+              <w:rPr>
+                <w:rFonts w:ascii="Arial" w:hAnsi="Arial" w:cs="Arial"/>
+                <w:sz w:val="20"/>
+                <w:szCs w:val="20"/>
               </w:rPr>
               <w:t>Primary CLOs:</w:t>
             </w:r>
@@ -4037,19 +4019,19 @@
                 <w:right w:val="nil"/>
                 <w:between w:val="nil"/>
               </w:pBdr>
-              <w:spacing w:after="120"/>
+              <w:spacing w:after="60" w:line="240" w:lineRule="auto"/>
               <w:ind w:left="360"/>
               <w:rPr>
                 <w:rFonts w:ascii="Arial" w:hAnsi="Arial" w:cs="Arial"/>
-                <w:sz w:val="22"/>
-                <w:szCs w:val="22"/>
+                <w:sz w:val="20"/>
+                <w:szCs w:val="20"/>
               </w:rPr>
             </w:pPr>
             <w:r>
               <w:rPr>
                 <w:rFonts w:ascii="Consolas" w:eastAsia="Courier New" w:hAnsi="Consolas" w:cs="Consolas"/>
-                <w:sz w:val="22"/>
-                <w:szCs w:val="22"/>
+                <w:sz w:val="20"/>
+                <w:szCs w:val="20"/>
               </w:rPr>
               <w:t>II</w:t>
             </w:r>
@@ -4057,7 +4039,7 @@
         </w:tc>
         <w:tc>
           <w:tcPr>
-            <w:tcW w:w="7453" w:type="dxa"/>
+            <w:tcW w:w="0" w:type="auto"/>
             <w:tcMar>
               <w:top w:w="86" w:type="dxa"/>
               <w:left w:w="86" w:type="dxa"/>
@@ -4078,29 +4060,29 @@
                 <w:right w:val="nil"/>
                 <w:between w:val="nil"/>
               </w:pBdr>
-              <w:spacing w:after="120"/>
+              <w:spacing w:after="60" w:line="240" w:lineRule="auto"/>
               <w:ind w:left="231" w:hanging="274"/>
               <w:rPr>
                 <w:rFonts w:ascii="Arial" w:hAnsi="Arial" w:cs="Arial"/>
-                <w:sz w:val="23"/>
-                <w:szCs w:val="23"/>
-              </w:rPr>
-            </w:pPr>
-            <w:r>
-              <w:rPr>
-                <w:rFonts w:ascii="Arial" w:hAnsi="Arial" w:cs="Arial"/>
-                <w:b/>
-                <w:bCs/>
-                <w:sz w:val="23"/>
-                <w:szCs w:val="23"/>
+                <w:sz w:val="20"/>
+                <w:szCs w:val="20"/>
+              </w:rPr>
+            </w:pPr>
+            <w:r>
+              <w:rPr>
+                <w:rFonts w:ascii="Arial" w:hAnsi="Arial" w:cs="Arial"/>
+                <w:b/>
+                <w:bCs/>
+                <w:sz w:val="20"/>
+                <w:szCs w:val="20"/>
               </w:rPr>
               <w:t>6.1</w:t>
             </w:r>
             <w:r>
               <w:rPr>
                 <w:rFonts w:ascii="Arial" w:hAnsi="Arial" w:cs="Arial"/>
-                <w:sz w:val="23"/>
-                <w:szCs w:val="23"/>
+                <w:sz w:val="20"/>
+                <w:szCs w:val="20"/>
               </w:rPr>
               <w:t xml:space="preserve"> Identify missing data patterns </w:t>
             </w:r>
@@ -4108,17 +4090,27 @@
             <w:r>
               <w:rPr>
                 <w:rFonts w:ascii="Arial" w:hAnsi="Arial" w:cs="Arial"/>
-                <w:sz w:val="23"/>
-                <w:szCs w:val="23"/>
-              </w:rPr>
-              <w:t>using .isnull</w:t>
-            </w:r>
+                <w:sz w:val="20"/>
+                <w:szCs w:val="20"/>
+              </w:rPr>
+              <w:t>using .</w:t>
+            </w:r>
+            <w:proofErr w:type="spellStart"/>
+            <w:r>
+              <w:rPr>
+                <w:rFonts w:ascii="Arial" w:hAnsi="Arial" w:cs="Arial"/>
+                <w:sz w:val="20"/>
+                <w:szCs w:val="20"/>
+              </w:rPr>
+              <w:t>isnull</w:t>
+            </w:r>
+            <w:proofErr w:type="spellEnd"/>
             <w:proofErr w:type="gramEnd"/>
             <w:r>
               <w:rPr>
                 <w:rFonts w:ascii="Arial" w:hAnsi="Arial" w:cs="Arial"/>
-                <w:sz w:val="23"/>
-                <w:szCs w:val="23"/>
+                <w:sz w:val="20"/>
+                <w:szCs w:val="20"/>
               </w:rPr>
               <w:t>()</w:t>
             </w:r>
@@ -4126,17 +4118,27 @@
             <w:r>
               <w:rPr>
                 <w:rFonts w:ascii="Arial" w:hAnsi="Arial" w:cs="Arial"/>
-                <w:sz w:val="23"/>
-                <w:szCs w:val="23"/>
-              </w:rPr>
-              <w:t>, .notnull</w:t>
-            </w:r>
+                <w:sz w:val="20"/>
+                <w:szCs w:val="20"/>
+              </w:rPr>
+              <w:t>, .</w:t>
+            </w:r>
+            <w:proofErr w:type="spellStart"/>
+            <w:r>
+              <w:rPr>
+                <w:rFonts w:ascii="Arial" w:hAnsi="Arial" w:cs="Arial"/>
+                <w:sz w:val="20"/>
+                <w:szCs w:val="20"/>
+              </w:rPr>
+              <w:t>notnull</w:t>
+            </w:r>
+            <w:proofErr w:type="spellEnd"/>
             <w:proofErr w:type="gramEnd"/>
             <w:r>
               <w:rPr>
                 <w:rFonts w:ascii="Arial" w:hAnsi="Arial" w:cs="Arial"/>
-                <w:sz w:val="23"/>
-                <w:szCs w:val="23"/>
+                <w:sz w:val="20"/>
+                <w:szCs w:val="20"/>
               </w:rPr>
               <w:t>(), and .</w:t>
             </w:r>
@@ -4144,8 +4146,8 @@
             <w:r>
               <w:rPr>
                 <w:rFonts w:ascii="Arial" w:hAnsi="Arial" w:cs="Arial"/>
-                <w:sz w:val="23"/>
-                <w:szCs w:val="23"/>
+                <w:sz w:val="20"/>
+                <w:szCs w:val="20"/>
               </w:rPr>
               <w:t>info(</w:t>
             </w:r>
@@ -4153,8 +4155,8 @@
             <w:r>
               <w:rPr>
                 <w:rFonts w:ascii="Arial" w:hAnsi="Arial" w:cs="Arial"/>
-                <w:sz w:val="23"/>
-                <w:szCs w:val="23"/>
+                <w:sz w:val="20"/>
+                <w:szCs w:val="20"/>
               </w:rPr>
               <w:t>)</w:t>
             </w:r>
@@ -4172,29 +4174,29 @@
                 <w:right w:val="nil"/>
                 <w:between w:val="nil"/>
               </w:pBdr>
-              <w:spacing w:after="120"/>
+              <w:spacing w:after="60" w:line="240" w:lineRule="auto"/>
               <w:ind w:left="231" w:hanging="274"/>
               <w:rPr>
                 <w:rFonts w:ascii="Arial" w:hAnsi="Arial" w:cs="Arial"/>
-                <w:sz w:val="23"/>
-                <w:szCs w:val="23"/>
-              </w:rPr>
-            </w:pPr>
-            <w:r>
-              <w:rPr>
-                <w:rFonts w:ascii="Arial" w:hAnsi="Arial" w:cs="Arial"/>
-                <w:b/>
-                <w:bCs/>
-                <w:sz w:val="23"/>
-                <w:szCs w:val="23"/>
+                <w:sz w:val="20"/>
+                <w:szCs w:val="20"/>
+              </w:rPr>
+            </w:pPr>
+            <w:r>
+              <w:rPr>
+                <w:rFonts w:ascii="Arial" w:hAnsi="Arial" w:cs="Arial"/>
+                <w:b/>
+                <w:bCs/>
+                <w:sz w:val="20"/>
+                <w:szCs w:val="20"/>
               </w:rPr>
               <w:t>6.2</w:t>
             </w:r>
             <w:r>
               <w:rPr>
                 <w:rFonts w:ascii="Arial" w:hAnsi="Arial" w:cs="Arial"/>
-                <w:sz w:val="23"/>
-                <w:szCs w:val="23"/>
+                <w:sz w:val="20"/>
+                <w:szCs w:val="20"/>
               </w:rPr>
               <w:t xml:space="preserve"> Handle missing data appropriately </w:t>
             </w:r>
@@ -4202,17 +4204,27 @@
             <w:r>
               <w:rPr>
                 <w:rFonts w:ascii="Arial" w:hAnsi="Arial" w:cs="Arial"/>
-                <w:sz w:val="23"/>
-                <w:szCs w:val="23"/>
-              </w:rPr>
-              <w:t>using .dropna</w:t>
-            </w:r>
+                <w:sz w:val="20"/>
+                <w:szCs w:val="20"/>
+              </w:rPr>
+              <w:t>using .</w:t>
+            </w:r>
+            <w:proofErr w:type="spellStart"/>
+            <w:r>
+              <w:rPr>
+                <w:rFonts w:ascii="Arial" w:hAnsi="Arial" w:cs="Arial"/>
+                <w:sz w:val="20"/>
+                <w:szCs w:val="20"/>
+              </w:rPr>
+              <w:t>dropna</w:t>
+            </w:r>
+            <w:proofErr w:type="spellEnd"/>
             <w:proofErr w:type="gramEnd"/>
             <w:r>
               <w:rPr>
                 <w:rFonts w:ascii="Arial" w:hAnsi="Arial" w:cs="Arial"/>
-                <w:sz w:val="23"/>
-                <w:szCs w:val="23"/>
+                <w:sz w:val="20"/>
+                <w:szCs w:val="20"/>
               </w:rPr>
               <w:t xml:space="preserve">() </w:t>
             </w:r>
@@ -4220,17 +4232,27 @@
             <w:r>
               <w:rPr>
                 <w:rFonts w:ascii="Arial" w:hAnsi="Arial" w:cs="Arial"/>
-                <w:sz w:val="23"/>
-                <w:szCs w:val="23"/>
-              </w:rPr>
-              <w:t>and .fillna</w:t>
-            </w:r>
+                <w:sz w:val="20"/>
+                <w:szCs w:val="20"/>
+              </w:rPr>
+              <w:t>and .</w:t>
+            </w:r>
+            <w:proofErr w:type="spellStart"/>
+            <w:r>
+              <w:rPr>
+                <w:rFonts w:ascii="Arial" w:hAnsi="Arial" w:cs="Arial"/>
+                <w:sz w:val="20"/>
+                <w:szCs w:val="20"/>
+              </w:rPr>
+              <w:t>fillna</w:t>
+            </w:r>
+            <w:proofErr w:type="spellEnd"/>
             <w:proofErr w:type="gramEnd"/>
             <w:r>
               <w:rPr>
                 <w:rFonts w:ascii="Arial" w:hAnsi="Arial" w:cs="Arial"/>
-                <w:sz w:val="23"/>
-                <w:szCs w:val="23"/>
+                <w:sz w:val="20"/>
+                <w:szCs w:val="20"/>
               </w:rPr>
               <w:t>()</w:t>
             </w:r>
@@ -4248,29 +4270,29 @@
                 <w:right w:val="nil"/>
                 <w:between w:val="nil"/>
               </w:pBdr>
-              <w:spacing w:after="120"/>
+              <w:spacing w:after="60" w:line="240" w:lineRule="auto"/>
               <w:ind w:left="231" w:hanging="274"/>
               <w:rPr>
                 <w:rFonts w:ascii="Arial" w:hAnsi="Arial" w:cs="Arial"/>
-                <w:sz w:val="22"/>
-                <w:szCs w:val="22"/>
-              </w:rPr>
-            </w:pPr>
-            <w:r>
-              <w:rPr>
-                <w:rFonts w:ascii="Arial" w:hAnsi="Arial" w:cs="Arial"/>
-                <w:b/>
-                <w:bCs/>
-                <w:sz w:val="23"/>
-                <w:szCs w:val="23"/>
+                <w:sz w:val="20"/>
+                <w:szCs w:val="20"/>
+              </w:rPr>
+            </w:pPr>
+            <w:r>
+              <w:rPr>
+                <w:rFonts w:ascii="Arial" w:hAnsi="Arial" w:cs="Arial"/>
+                <w:b/>
+                <w:bCs/>
+                <w:sz w:val="20"/>
+                <w:szCs w:val="20"/>
               </w:rPr>
               <w:t>6.3</w:t>
             </w:r>
             <w:r>
               <w:rPr>
                 <w:rFonts w:ascii="Arial" w:hAnsi="Arial" w:cs="Arial"/>
-                <w:sz w:val="23"/>
-                <w:szCs w:val="23"/>
+                <w:sz w:val="20"/>
+                <w:szCs w:val="20"/>
               </w:rPr>
               <w:t xml:space="preserve"> Convert data types, remove duplicates, and clean string data using </w:t>
             </w:r>
@@ -4278,8 +4300,8 @@
             <w:r>
               <w:rPr>
                 <w:rFonts w:ascii="Arial" w:hAnsi="Arial" w:cs="Arial"/>
-                <w:sz w:val="23"/>
-                <w:szCs w:val="23"/>
+                <w:sz w:val="20"/>
+                <w:szCs w:val="20"/>
               </w:rPr>
               <w:t>pandas</w:t>
             </w:r>
@@ -4287,8 +4309,8 @@
             <w:r>
               <w:rPr>
                 <w:rFonts w:ascii="Arial" w:hAnsi="Arial" w:cs="Arial"/>
-                <w:sz w:val="23"/>
-                <w:szCs w:val="23"/>
+                <w:sz w:val="20"/>
+                <w:szCs w:val="20"/>
               </w:rPr>
               <w:t xml:space="preserve"> methods</w:t>
             </w:r>
@@ -4296,8 +4318,7 @@
         </w:tc>
         <w:tc>
           <w:tcPr>
-            <w:tcW w:w="2897" w:type="dxa"/>
-            <w:gridSpan w:val="2"/>
+            <w:tcW w:w="2880" w:type="dxa"/>
             <w:tcMar>
               <w:top w:w="86" w:type="dxa"/>
               <w:left w:w="86" w:type="dxa"/>
@@ -4318,19 +4339,19 @@
                 <w:right w:val="nil"/>
                 <w:between w:val="nil"/>
               </w:pBdr>
-              <w:spacing w:before="100" w:beforeAutospacing="1" w:after="0"/>
-              <w:ind w:left="229" w:hanging="270"/>
-              <w:rPr>
-                <w:rFonts w:ascii="Arial" w:hAnsi="Arial" w:cs="Arial"/>
-                <w:sz w:val="22"/>
-                <w:szCs w:val="22"/>
-              </w:rPr>
-            </w:pPr>
-            <w:r>
-              <w:rPr>
-                <w:rFonts w:ascii="Arial" w:hAnsi="Arial" w:cs="Arial"/>
-                <w:sz w:val="22"/>
-                <w:szCs w:val="22"/>
+              <w:spacing w:after="0" w:line="240" w:lineRule="auto"/>
+              <w:ind w:left="229" w:hanging="270"/>
+              <w:rPr>
+                <w:rFonts w:ascii="Arial" w:hAnsi="Arial" w:cs="Arial"/>
+                <w:sz w:val="18"/>
+                <w:szCs w:val="18"/>
+              </w:rPr>
+            </w:pPr>
+            <w:r>
+              <w:rPr>
+                <w:rFonts w:ascii="Arial" w:hAnsi="Arial" w:cs="Arial"/>
+                <w:sz w:val="18"/>
+                <w:szCs w:val="18"/>
               </w:rPr>
               <w:t>Read Sections: 6.1 - 6.7</w:t>
             </w:r>
@@ -4348,19 +4369,19 @@
                 <w:right w:val="nil"/>
                 <w:between w:val="nil"/>
               </w:pBdr>
-              <w:spacing w:before="100" w:beforeAutospacing="1" w:after="0"/>
-              <w:ind w:left="229" w:hanging="270"/>
-              <w:rPr>
-                <w:rFonts w:ascii="Arial" w:hAnsi="Arial" w:cs="Arial"/>
-                <w:sz w:val="22"/>
-                <w:szCs w:val="22"/>
-              </w:rPr>
-            </w:pPr>
-            <w:r>
-              <w:rPr>
-                <w:rFonts w:ascii="Arial" w:hAnsi="Arial" w:cs="Arial"/>
-                <w:sz w:val="22"/>
-                <w:szCs w:val="22"/>
+              <w:spacing w:after="0" w:line="240" w:lineRule="auto"/>
+              <w:ind w:left="229" w:hanging="270"/>
+              <w:rPr>
+                <w:rFonts w:ascii="Arial" w:hAnsi="Arial" w:cs="Arial"/>
+                <w:sz w:val="18"/>
+                <w:szCs w:val="18"/>
+              </w:rPr>
+            </w:pPr>
+            <w:r>
+              <w:rPr>
+                <w:rFonts w:ascii="Arial" w:hAnsi="Arial" w:cs="Arial"/>
+                <w:sz w:val="18"/>
+                <w:szCs w:val="18"/>
               </w:rPr>
               <w:t>Practice: Try It Yourself</w:t>
             </w:r>
@@ -4378,27 +4399,27 @@
                 <w:right w:val="nil"/>
                 <w:between w:val="nil"/>
               </w:pBdr>
-              <w:spacing w:before="100" w:beforeAutospacing="1" w:after="0"/>
-              <w:ind w:left="229" w:hanging="270"/>
-              <w:rPr>
-                <w:rFonts w:ascii="Arial" w:hAnsi="Arial" w:cs="Arial"/>
-                <w:sz w:val="22"/>
-                <w:szCs w:val="22"/>
-              </w:rPr>
-            </w:pPr>
-            <w:r>
-              <w:rPr>
-                <w:rFonts w:ascii="Arial" w:hAnsi="Arial" w:cs="Arial"/>
-                <w:sz w:val="22"/>
-                <w:szCs w:val="22"/>
+              <w:spacing w:after="0" w:line="240" w:lineRule="auto"/>
+              <w:ind w:left="229" w:hanging="270"/>
+              <w:rPr>
+                <w:rFonts w:ascii="Arial" w:hAnsi="Arial" w:cs="Arial"/>
+                <w:sz w:val="18"/>
+                <w:szCs w:val="18"/>
+              </w:rPr>
+            </w:pPr>
+            <w:r>
+              <w:rPr>
+                <w:rFonts w:ascii="Arial" w:hAnsi="Arial" w:cs="Arial"/>
+                <w:sz w:val="18"/>
+                <w:szCs w:val="18"/>
               </w:rPr>
               <w:t xml:space="preserve">Debug: Fix It </w:t>
             </w:r>
             <w:r>
               <w:rPr>
                 <w:rFonts w:ascii="Apple Color Emoji" w:hAnsi="Apple Color Emoji" w:cs="Apple Color Emoji"/>
-                <w:sz w:val="22"/>
-                <w:szCs w:val="22"/>
+                <w:sz w:val="18"/>
+                <w:szCs w:val="18"/>
               </w:rPr>
               <w:t>🔧</w:t>
             </w:r>
@@ -4416,19 +4437,19 @@
                 <w:right w:val="nil"/>
                 <w:between w:val="nil"/>
               </w:pBdr>
-              <w:spacing w:before="100" w:beforeAutospacing="1" w:after="0"/>
-              <w:ind w:left="229" w:hanging="270"/>
-              <w:rPr>
-                <w:rFonts w:ascii="Arial" w:hAnsi="Arial" w:cs="Arial"/>
-                <w:sz w:val="22"/>
-                <w:szCs w:val="22"/>
-              </w:rPr>
-            </w:pPr>
-            <w:r>
-              <w:rPr>
-                <w:rFonts w:ascii="Arial" w:hAnsi="Arial" w:cs="Arial"/>
-                <w:sz w:val="22"/>
-                <w:szCs w:val="22"/>
+              <w:spacing w:after="0" w:line="240" w:lineRule="auto"/>
+              <w:ind w:left="229" w:hanging="270"/>
+              <w:rPr>
+                <w:rFonts w:ascii="Arial" w:hAnsi="Arial" w:cs="Arial"/>
+                <w:sz w:val="18"/>
+                <w:szCs w:val="18"/>
+              </w:rPr>
+            </w:pPr>
+            <w:r>
+              <w:rPr>
+                <w:rFonts w:ascii="Arial" w:hAnsi="Arial" w:cs="Arial"/>
+                <w:sz w:val="18"/>
+                <w:szCs w:val="18"/>
               </w:rPr>
               <w:t>Answer: Quick Checks</w:t>
             </w:r>
@@ -4446,19 +4467,19 @@
                 <w:right w:val="nil"/>
                 <w:between w:val="nil"/>
               </w:pBdr>
-              <w:spacing w:before="100" w:beforeAutospacing="1" w:after="0"/>
-              <w:ind w:left="229" w:hanging="270"/>
-              <w:rPr>
-                <w:rFonts w:ascii="Arial" w:hAnsi="Arial" w:cs="Arial"/>
-                <w:sz w:val="22"/>
-                <w:szCs w:val="22"/>
-              </w:rPr>
-            </w:pPr>
-            <w:r>
-              <w:rPr>
-                <w:rFonts w:ascii="Arial" w:hAnsi="Arial" w:cs="Arial"/>
-                <w:sz w:val="22"/>
-                <w:szCs w:val="22"/>
+              <w:spacing w:after="0" w:line="240" w:lineRule="auto"/>
+              <w:ind w:left="229" w:hanging="270"/>
+              <w:rPr>
+                <w:rFonts w:ascii="Arial" w:hAnsi="Arial" w:cs="Arial"/>
+                <w:sz w:val="18"/>
+                <w:szCs w:val="18"/>
+              </w:rPr>
+            </w:pPr>
+            <w:r>
+              <w:rPr>
+                <w:rFonts w:ascii="Arial" w:hAnsi="Arial" w:cs="Arial"/>
+                <w:sz w:val="18"/>
+                <w:szCs w:val="18"/>
               </w:rPr>
               <w:t>Recall: Retrieval Practice</w:t>
             </w:r>
@@ -4476,57 +4497,27 @@
                 <w:right w:val="nil"/>
                 <w:between w:val="nil"/>
               </w:pBdr>
-              <w:spacing w:before="100" w:beforeAutospacing="1" w:after="0"/>
-              <w:ind w:left="229" w:hanging="270"/>
-              <w:rPr>
-                <w:rFonts w:ascii="Arial" w:hAnsi="Arial" w:cs="Arial"/>
-                <w:sz w:val="22"/>
-                <w:szCs w:val="22"/>
-              </w:rPr>
-            </w:pPr>
-            <w:r>
-              <w:rPr>
-                <w:rFonts w:ascii="Arial" w:hAnsi="Arial" w:cs="Arial"/>
-                <w:sz w:val="22"/>
-                <w:szCs w:val="22"/>
-              </w:rPr>
-              <w:t>Review Questions</w:t>
-            </w:r>
-          </w:p>
-          <w:p>
-            <w:pPr>
-              <w:numPr>
-                <w:ilvl w:val="0"/>
-                <w:numId w:val="1"/>
-              </w:numPr>
-              <w:pBdr>
-                <w:top w:val="nil"/>
-                <w:left w:val="nil"/>
-                <w:bottom w:val="nil"/>
-                <w:right w:val="nil"/>
-                <w:between w:val="nil"/>
-              </w:pBdr>
-              <w:spacing w:before="100" w:beforeAutospacing="1" w:after="0"/>
-              <w:ind w:left="229" w:hanging="270"/>
-              <w:rPr>
-                <w:rFonts w:ascii="Arial" w:hAnsi="Arial" w:cs="Arial"/>
-                <w:sz w:val="22"/>
-                <w:szCs w:val="22"/>
-              </w:rPr>
-            </w:pPr>
-            <w:r>
-              <w:rPr>
-                <w:rFonts w:ascii="Arial" w:hAnsi="Arial" w:cs="Arial"/>
-                <w:sz w:val="22"/>
-                <w:szCs w:val="22"/>
-              </w:rPr>
-              <w:t>Looking Ahead</w:t>
+              <w:spacing w:after="0" w:line="240" w:lineRule="auto"/>
+              <w:ind w:left="229" w:hanging="270"/>
+              <w:rPr>
+                <w:rFonts w:ascii="Arial" w:hAnsi="Arial" w:cs="Arial"/>
+                <w:sz w:val="18"/>
+                <w:szCs w:val="18"/>
+              </w:rPr>
+            </w:pPr>
+            <w:r>
+              <w:rPr>
+                <w:rFonts w:ascii="Arial" w:hAnsi="Arial" w:cs="Arial"/>
+                <w:sz w:val="18"/>
+                <w:szCs w:val="18"/>
+              </w:rPr>
+              <w:t>Review, Further Reading, and Looking Ahead</w:t>
             </w:r>
           </w:p>
         </w:tc>
         <w:tc>
           <w:tcPr>
-            <w:tcW w:w="2759" w:type="dxa"/>
+            <w:tcW w:w="2880" w:type="dxa"/>
             <w:tcMar>
               <w:top w:w="86" w:type="dxa"/>
               <w:left w:w="86" w:type="dxa"/>
@@ -4547,21 +4538,39 @@
                 <w:right w:val="nil"/>
                 <w:between w:val="nil"/>
               </w:pBdr>
-              <w:spacing w:after="120" w:line="240" w:lineRule="auto"/>
-              <w:ind w:left="229" w:hanging="270"/>
-              <w:rPr>
-                <w:rFonts w:ascii="Arial" w:hAnsi="Arial" w:cs="Arial"/>
-                <w:sz w:val="20"/>
-                <w:szCs w:val="20"/>
-              </w:rPr>
-            </w:pPr>
-            <w:r>
-              <w:rPr>
-                <w:rFonts w:ascii="Apple Color Emoji" w:hAnsi="Apple Color Emoji" w:cs="Apple Color Emoji"/>
-                <w:sz w:val="20"/>
-                <w:szCs w:val="20"/>
-              </w:rPr>
-              <w:t>🤔</w:t>
+              <w:spacing w:after="60" w:line="240" w:lineRule="auto"/>
+              <w:ind w:left="229" w:hanging="270"/>
+              <w:rPr>
+                <w:rFonts w:ascii="Arial" w:hAnsi="Arial" w:cs="Arial"/>
+                <w:sz w:val="20"/>
+                <w:szCs w:val="20"/>
+              </w:rPr>
+            </w:pPr>
+            <w:r>
+              <w:rPr>
+                <w:rFonts w:ascii="Arial" w:hAnsi="Arial" w:cs="Arial"/>
+                <w:sz w:val="20"/>
+                <w:szCs w:val="20"/>
+              </w:rPr>
+              <w:t xml:space="preserve">6.6 Skills Lab 6A: </w:t>
+            </w:r>
+            <w:r>
+              <w:rPr>
+                <w:rFonts w:ascii="Arial" w:hAnsi="Arial" w:cs="Arial"/>
+                <w:sz w:val="20"/>
+                <w:szCs w:val="20"/>
+              </w:rPr>
+              <w:br/>
+            </w:r>
+            <w:r>
+              <w:rPr>
+                <w:rFonts w:ascii="Arial" w:hAnsi="Arial" w:cs="Arial"/>
+                <w:b/>
+                <w:bCs/>
+                <w:sz w:val="20"/>
+                <w:szCs w:val="20"/>
+              </w:rPr>
+              <w:t>Cleaning Customer Survey Data</w:t>
             </w:r>
             <w:r>
               <w:rPr>
@@ -4574,20 +4583,10 @@
             <w:r>
               <w:rPr>
                 <w:rFonts w:ascii="Arial" w:hAnsi="Arial" w:cs="Arial"/>
-                <w:b/>
-                <w:bCs/>
-                <w:sz w:val="20"/>
-                <w:szCs w:val="20"/>
-              </w:rPr>
-              <w:t>Question</w:t>
-            </w:r>
-            <w:r>
-              <w:rPr>
-                <w:rFonts w:ascii="Arial" w:hAnsi="Arial" w:cs="Arial"/>
-                <w:sz w:val="20"/>
-                <w:szCs w:val="20"/>
-              </w:rPr>
-              <w:t xml:space="preserve"> &amp; Discuss </w:t>
+                <w:sz w:val="20"/>
+                <w:szCs w:val="20"/>
+              </w:rPr>
+              <w:br/>
             </w:r>
             <w:r>
               <w:rPr>
@@ -4595,178 +4594,18 @@
                 <w:sz w:val="20"/>
                 <w:szCs w:val="20"/>
               </w:rPr>
-              <w:t>Module Objectives</w:t>
-            </w:r>
-          </w:p>
-          <w:p>
-            <w:pPr>
-              <w:numPr>
-                <w:ilvl w:val="0"/>
-                <w:numId w:val="1"/>
-              </w:numPr>
-              <w:pBdr>
-                <w:top w:val="nil"/>
-                <w:left w:val="nil"/>
-                <w:bottom w:val="nil"/>
-                <w:right w:val="nil"/>
-                <w:between w:val="nil"/>
-              </w:pBdr>
-              <w:spacing w:after="120" w:line="240" w:lineRule="auto"/>
-              <w:ind w:left="229" w:hanging="270"/>
-              <w:rPr>
-                <w:rFonts w:ascii="Arial" w:hAnsi="Arial" w:cs="Arial"/>
-                <w:sz w:val="20"/>
-                <w:szCs w:val="20"/>
-              </w:rPr>
-            </w:pPr>
-            <w:r>
-              <w:rPr>
-                <w:rFonts w:ascii="Arial" w:hAnsi="Arial" w:cs="Arial"/>
-                <w:sz w:val="20"/>
-                <w:szCs w:val="20"/>
-              </w:rPr>
-              <w:t xml:space="preserve">6.6 Skills Lab 6A: </w:t>
-            </w:r>
-            <w:r>
-              <w:rPr>
-                <w:rFonts w:ascii="Arial" w:hAnsi="Arial" w:cs="Arial"/>
-                <w:sz w:val="20"/>
-                <w:szCs w:val="20"/>
-              </w:rPr>
-              <w:br/>
-            </w:r>
-            <w:r>
-              <w:rPr>
-                <w:rFonts w:ascii="Arial" w:hAnsi="Arial" w:cs="Arial"/>
-                <w:b/>
-                <w:bCs/>
-                <w:sz w:val="20"/>
-                <w:szCs w:val="20"/>
-              </w:rPr>
-              <w:t>Cleaning Customer Survey Data</w:t>
-            </w:r>
-            <w:r>
-              <w:rPr>
-                <w:rFonts w:ascii="Arial" w:hAnsi="Arial" w:cs="Arial"/>
-                <w:sz w:val="20"/>
-                <w:szCs w:val="20"/>
-              </w:rPr>
-              <w:t xml:space="preserve"> </w:t>
-            </w:r>
-            <w:r>
-              <w:rPr>
-                <w:rFonts w:ascii="Arial" w:hAnsi="Arial" w:cs="Arial"/>
-                <w:sz w:val="20"/>
-                <w:szCs w:val="20"/>
-              </w:rPr>
-              <w:br/>
-            </w:r>
-            <w:r>
-              <w:rPr>
-                <w:rFonts w:ascii="Consolas" w:hAnsi="Consolas" w:cs="Consolas"/>
-                <w:sz w:val="20"/>
-                <w:szCs w:val="20"/>
-              </w:rPr>
               <w:t>(Parts 1-3 and Questions &amp; Analysis)</w:t>
-            </w:r>
-          </w:p>
-          <w:p>
-            <w:pPr>
-              <w:numPr>
-                <w:ilvl w:val="0"/>
-                <w:numId w:val="1"/>
-              </w:numPr>
-              <w:pBdr>
-                <w:top w:val="nil"/>
-                <w:left w:val="nil"/>
-                <w:bottom w:val="nil"/>
-                <w:right w:val="nil"/>
-                <w:between w:val="nil"/>
-              </w:pBdr>
-              <w:spacing w:after="120" w:line="240" w:lineRule="auto"/>
-              <w:ind w:left="229" w:hanging="270"/>
-              <w:rPr>
-                <w:rFonts w:ascii="Arial" w:hAnsi="Arial" w:cs="Arial"/>
-                <w:sz w:val="20"/>
-                <w:szCs w:val="20"/>
-              </w:rPr>
-            </w:pPr>
-            <w:r>
-              <w:rPr>
-                <w:rFonts w:ascii="Arial" w:hAnsi="Arial" w:cs="Arial"/>
-                <w:sz w:val="20"/>
-                <w:szCs w:val="20"/>
-              </w:rPr>
-              <w:t xml:space="preserve">Question &amp; </w:t>
-            </w:r>
-            <w:r>
-              <w:rPr>
-                <w:rFonts w:ascii="Apple Color Emoji" w:hAnsi="Apple Color Emoji" w:cs="Apple Color Emoji"/>
-                <w:sz w:val="20"/>
-                <w:szCs w:val="20"/>
-              </w:rPr>
-              <w:t>👥</w:t>
-            </w:r>
-            <w:r>
-              <w:rPr>
-                <w:rFonts w:ascii="Arial" w:hAnsi="Arial" w:cs="Arial"/>
-                <w:sz w:val="20"/>
-                <w:szCs w:val="20"/>
-              </w:rPr>
-              <w:t xml:space="preserve"> </w:t>
-            </w:r>
-            <w:r>
-              <w:rPr>
-                <w:rFonts w:ascii="Arial" w:hAnsi="Arial" w:cs="Arial"/>
-                <w:b/>
-                <w:bCs/>
-                <w:sz w:val="20"/>
-                <w:szCs w:val="20"/>
-              </w:rPr>
-              <w:t>Discuss</w:t>
-            </w:r>
-            <w:r>
-              <w:rPr>
-                <w:rFonts w:ascii="Arial" w:hAnsi="Arial" w:cs="Arial"/>
-                <w:sz w:val="20"/>
-                <w:szCs w:val="20"/>
-              </w:rPr>
-              <w:t xml:space="preserve"> </w:t>
-            </w:r>
-            <w:r>
-              <w:rPr>
-                <w:rFonts w:ascii="Consolas" w:hAnsi="Consolas" w:cs="Consolas"/>
-                <w:sz w:val="20"/>
-                <w:szCs w:val="20"/>
-              </w:rPr>
-              <w:t>Module Objectives</w:t>
             </w:r>
           </w:p>
         </w:tc>
       </w:tr>
       <w:tr>
-        <w:tblPrEx>
-          <w:tblBorders>
-            <w:top w:val="single" w:sz="4" w:space="0" w:color="D9D9D9"/>
-            <w:left w:val="single" w:sz="4" w:space="0" w:color="D9D9D9"/>
-            <w:bottom w:val="single" w:sz="4" w:space="0" w:color="D9D9D9"/>
-            <w:right w:val="single" w:sz="4" w:space="0" w:color="D9D9D9"/>
-            <w:insideH w:val="single" w:sz="4" w:space="0" w:color="D9D9D9"/>
-            <w:insideV w:val="single" w:sz="4" w:space="0" w:color="D9D9D9"/>
-          </w:tblBorders>
-        </w:tblPrEx>
         <w:trPr>
           <w:cantSplit/>
         </w:trPr>
         <w:tc>
           <w:tcPr>
-            <w:tcW w:w="2155" w:type="dxa"/>
-            <w:tcBorders>
-              <w:top w:val="single" w:sz="4" w:space="0" w:color="D9D9D9"/>
-              <w:left w:val="single" w:sz="4" w:space="0" w:color="D9D9D9"/>
-              <w:bottom w:val="single" w:sz="4" w:space="0" w:color="D9D9D9"/>
-              <w:right w:val="single" w:sz="4" w:space="0" w:color="D9D9D9"/>
-            </w:tcBorders>
+            <w:tcW w:w="2160" w:type="dxa"/>
             <w:tcMar>
               <w:top w:w="86" w:type="dxa"/>
               <w:left w:w="86" w:type="dxa"/>
@@ -4776,88 +4615,76 @@
           </w:tcPr>
           <w:p>
             <w:pPr>
-              <w:spacing w:after="120"/>
+              <w:spacing w:after="60" w:line="240" w:lineRule="auto"/>
               <w:rPr>
                 <w:rFonts w:ascii="Consolas" w:hAnsi="Consolas" w:cs="Consolas"/>
-                <w:sz w:val="22"/>
-                <w:szCs w:val="22"/>
+                <w:sz w:val="20"/>
+                <w:szCs w:val="20"/>
               </w:rPr>
             </w:pPr>
             <w:r>
               <w:rPr>
                 <w:rFonts w:ascii="Consolas" w:hAnsi="Consolas" w:cs="Consolas"/>
-                <w:sz w:val="22"/>
-                <w:szCs w:val="22"/>
+                <w:sz w:val="20"/>
+                <w:szCs w:val="20"/>
               </w:rPr>
               <w:t>Module 7</w:t>
             </w:r>
           </w:p>
           <w:p>
             <w:pPr>
-              <w:spacing w:after="120"/>
-              <w:rPr>
-                <w:rFonts w:ascii="Arial" w:hAnsi="Arial" w:cs="Arial"/>
-                <w:b/>
-                <w:bCs/>
-                <w:sz w:val="22"/>
-                <w:szCs w:val="22"/>
-              </w:rPr>
-            </w:pPr>
-            <w:r>
-              <w:rPr>
-                <w:rFonts w:ascii="Arial" w:hAnsi="Arial" w:cs="Arial"/>
-                <w:b/>
-                <w:bCs/>
-                <w:sz w:val="22"/>
-                <w:szCs w:val="22"/>
+              <w:spacing w:after="60" w:line="240" w:lineRule="auto"/>
+              <w:rPr>
+                <w:rFonts w:ascii="Arial" w:hAnsi="Arial" w:cs="Arial"/>
+                <w:b/>
+                <w:bCs/>
+                <w:sz w:val="20"/>
+                <w:szCs w:val="20"/>
+              </w:rPr>
+            </w:pPr>
+            <w:r>
+              <w:rPr>
+                <w:rFonts w:ascii="Arial" w:hAnsi="Arial" w:cs="Arial"/>
+                <w:b/>
+                <w:bCs/>
+                <w:sz w:val="20"/>
+                <w:szCs w:val="20"/>
               </w:rPr>
               <w:t>Data Visualization with matplotlib</w:t>
             </w:r>
           </w:p>
           <w:p>
             <w:pPr>
-              <w:spacing w:after="120"/>
-              <w:rPr>
-                <w:rFonts w:ascii="Arial" w:hAnsi="Arial" w:cs="Arial"/>
-                <w:sz w:val="22"/>
-                <w:szCs w:val="22"/>
-              </w:rPr>
-            </w:pPr>
-            <w:r>
-              <w:rPr>
-                <w:rFonts w:ascii="Arial" w:hAnsi="Arial" w:cs="Arial"/>
-                <w:sz w:val="22"/>
-                <w:szCs w:val="22"/>
+              <w:spacing w:after="60" w:line="240" w:lineRule="auto"/>
+              <w:rPr>
+                <w:rFonts w:ascii="Arial" w:hAnsi="Arial" w:cs="Arial"/>
+                <w:sz w:val="20"/>
+                <w:szCs w:val="20"/>
+              </w:rPr>
+            </w:pPr>
+            <w:r>
+              <w:rPr>
+                <w:rFonts w:ascii="Arial" w:hAnsi="Arial" w:cs="Arial"/>
+                <w:sz w:val="20"/>
+                <w:szCs w:val="20"/>
               </w:rPr>
               <w:t>Primary CLOs:</w:t>
             </w:r>
           </w:p>
           <w:p>
             <w:pPr>
-              <w:numPr>
-                <w:ilvl w:val="0"/>
-                <w:numId w:val="1"/>
-              </w:numPr>
-              <w:pBdr>
-                <w:top w:val="nil"/>
-                <w:left w:val="nil"/>
-                <w:bottom w:val="nil"/>
-                <w:right w:val="nil"/>
-                <w:between w:val="nil"/>
-              </w:pBdr>
-              <w:spacing w:after="120"/>
-              <w:ind w:left="360"/>
-              <w:rPr>
-                <w:rFonts w:ascii="Arial" w:hAnsi="Arial" w:cs="Arial"/>
-                <w:sz w:val="22"/>
-                <w:szCs w:val="22"/>
+              <w:spacing w:after="60" w:line="240" w:lineRule="auto"/>
+              <w:rPr>
+                <w:rFonts w:ascii="Consolas" w:hAnsi="Consolas" w:cs="Consolas"/>
+                <w:sz w:val="20"/>
+                <w:szCs w:val="20"/>
               </w:rPr>
             </w:pPr>
             <w:r>
               <w:rPr>
                 <w:rFonts w:ascii="Consolas" w:eastAsia="Courier New" w:hAnsi="Consolas" w:cs="Consolas"/>
-                <w:sz w:val="22"/>
-                <w:szCs w:val="22"/>
+                <w:sz w:val="20"/>
+                <w:szCs w:val="20"/>
               </w:rPr>
               <w:t>VI</w:t>
             </w:r>
@@ -4865,14 +4692,7 @@
         </w:tc>
         <w:tc>
           <w:tcPr>
-            <w:tcW w:w="7470" w:type="dxa"/>
-            <w:gridSpan w:val="2"/>
-            <w:tcBorders>
-              <w:top w:val="single" w:sz="4" w:space="0" w:color="D9D9D9"/>
-              <w:left w:val="single" w:sz="4" w:space="0" w:color="D9D9D9"/>
-              <w:bottom w:val="single" w:sz="4" w:space="0" w:color="D9D9D9"/>
-              <w:right w:val="single" w:sz="4" w:space="0" w:color="D9D9D9"/>
-            </w:tcBorders>
+            <w:tcW w:w="0" w:type="auto"/>
             <w:tcMar>
               <w:top w:w="86" w:type="dxa"/>
               <w:left w:w="86" w:type="dxa"/>
@@ -4893,41 +4713,43 @@
                 <w:right w:val="nil"/>
                 <w:between w:val="nil"/>
               </w:pBdr>
-              <w:spacing w:before="100" w:beforeAutospacing="1" w:after="120"/>
-              <w:ind w:left="229" w:hanging="270"/>
-              <w:rPr>
-                <w:rFonts w:ascii="Arial" w:hAnsi="Arial" w:cs="Arial"/>
-                <w:sz w:val="23"/>
-                <w:szCs w:val="23"/>
-              </w:rPr>
-            </w:pPr>
-            <w:r>
-              <w:rPr>
-                <w:rFonts w:ascii="Arial" w:hAnsi="Arial" w:cs="Arial"/>
-                <w:b/>
-                <w:bCs/>
-                <w:sz w:val="23"/>
-                <w:szCs w:val="23"/>
+              <w:spacing w:after="60" w:line="240" w:lineRule="auto"/>
+              <w:ind w:left="229" w:hanging="270"/>
+              <w:rPr>
+                <w:rFonts w:ascii="Arial" w:hAnsi="Arial" w:cs="Arial"/>
+                <w:sz w:val="20"/>
+                <w:szCs w:val="20"/>
+              </w:rPr>
+            </w:pPr>
+            <w:r>
+              <w:rPr>
+                <w:rFonts w:ascii="Arial" w:hAnsi="Arial" w:cs="Arial"/>
+                <w:b/>
+                <w:bCs/>
+                <w:sz w:val="20"/>
+                <w:szCs w:val="20"/>
               </w:rPr>
               <w:t>7.1</w:t>
             </w:r>
             <w:r>
               <w:rPr>
                 <w:rFonts w:ascii="Arial" w:hAnsi="Arial" w:cs="Arial"/>
-                <w:sz w:val="23"/>
-                <w:szCs w:val="23"/>
+                <w:sz w:val="20"/>
+                <w:szCs w:val="20"/>
               </w:rPr>
               <w:t xml:space="preserve"> Create line plots, bar charts, and scatter plots using </w:t>
             </w:r>
+            <w:proofErr w:type="spellStart"/>
             <w:proofErr w:type="gramStart"/>
             <w:r>
               <w:rPr>
                 <w:rFonts w:ascii="Arial" w:hAnsi="Arial" w:cs="Arial"/>
-                <w:sz w:val="23"/>
-                <w:szCs w:val="23"/>
+                <w:sz w:val="20"/>
+                <w:szCs w:val="20"/>
               </w:rPr>
               <w:t>matplotlib.pyplot</w:t>
             </w:r>
+            <w:proofErr w:type="spellEnd"/>
             <w:proofErr w:type="gramEnd"/>
           </w:p>
           <w:p>
@@ -4943,29 +4765,29 @@
                 <w:right w:val="nil"/>
                 <w:between w:val="nil"/>
               </w:pBdr>
-              <w:spacing w:before="100" w:beforeAutospacing="1" w:after="120"/>
-              <w:ind w:left="229" w:hanging="270"/>
-              <w:rPr>
-                <w:rFonts w:ascii="Arial" w:hAnsi="Arial" w:cs="Arial"/>
-                <w:sz w:val="23"/>
-                <w:szCs w:val="23"/>
-              </w:rPr>
-            </w:pPr>
-            <w:r>
-              <w:rPr>
-                <w:rFonts w:ascii="Arial" w:hAnsi="Arial" w:cs="Arial"/>
-                <w:b/>
-                <w:bCs/>
-                <w:sz w:val="23"/>
-                <w:szCs w:val="23"/>
+              <w:spacing w:after="60" w:line="240" w:lineRule="auto"/>
+              <w:ind w:left="229" w:hanging="270"/>
+              <w:rPr>
+                <w:rFonts w:ascii="Arial" w:hAnsi="Arial" w:cs="Arial"/>
+                <w:sz w:val="20"/>
+                <w:szCs w:val="20"/>
+              </w:rPr>
+            </w:pPr>
+            <w:r>
+              <w:rPr>
+                <w:rFonts w:ascii="Arial" w:hAnsi="Arial" w:cs="Arial"/>
+                <w:b/>
+                <w:bCs/>
+                <w:sz w:val="20"/>
+                <w:szCs w:val="20"/>
               </w:rPr>
               <w:t>7.2</w:t>
             </w:r>
             <w:r>
               <w:rPr>
                 <w:rFonts w:ascii="Arial" w:hAnsi="Arial" w:cs="Arial"/>
-                <w:sz w:val="23"/>
-                <w:szCs w:val="23"/>
+                <w:sz w:val="20"/>
+                <w:szCs w:val="20"/>
               </w:rPr>
               <w:t xml:space="preserve"> Customize plot appearance with titles, labels, colors, and styles</w:t>
             </w:r>
@@ -4983,29 +4805,31 @@
                 <w:right w:val="nil"/>
                 <w:between w:val="nil"/>
               </w:pBdr>
-              <w:spacing w:before="100" w:beforeAutospacing="1" w:after="120"/>
-              <w:ind w:left="229" w:hanging="270"/>
-              <w:rPr>
-                <w:rFonts w:ascii="Arial" w:hAnsi="Arial" w:cs="Arial"/>
-                <w:sz w:val="22"/>
-                <w:szCs w:val="22"/>
-              </w:rPr>
-            </w:pPr>
-            <w:r>
-              <w:rPr>
-                <w:rFonts w:ascii="Arial" w:hAnsi="Arial" w:cs="Arial"/>
-                <w:b/>
-                <w:bCs/>
-                <w:sz w:val="23"/>
-                <w:szCs w:val="23"/>
+              <w:spacing w:after="60" w:line="240" w:lineRule="auto"/>
+              <w:ind w:left="231" w:hanging="274"/>
+              <w:rPr>
+                <w:rFonts w:ascii="Arial" w:hAnsi="Arial" w:cs="Arial"/>
+                <w:b/>
+                <w:bCs/>
+                <w:sz w:val="20"/>
+                <w:szCs w:val="20"/>
+              </w:rPr>
+            </w:pPr>
+            <w:r>
+              <w:rPr>
+                <w:rFonts w:ascii="Arial" w:hAnsi="Arial" w:cs="Arial"/>
+                <w:b/>
+                <w:bCs/>
+                <w:sz w:val="20"/>
+                <w:szCs w:val="20"/>
               </w:rPr>
               <w:t>7.3</w:t>
             </w:r>
             <w:r>
               <w:rPr>
                 <w:rFonts w:ascii="Arial" w:hAnsi="Arial" w:cs="Arial"/>
-                <w:sz w:val="23"/>
-                <w:szCs w:val="23"/>
+                <w:sz w:val="20"/>
+                <w:szCs w:val="20"/>
               </w:rPr>
               <w:t xml:space="preserve"> Select appropriate visualization types based on data characteristics and analytical goals</w:t>
             </w:r>
@@ -5014,12 +4838,6 @@
         <w:tc>
           <w:tcPr>
             <w:tcW w:w="2880" w:type="dxa"/>
-            <w:tcBorders>
-              <w:top w:val="single" w:sz="4" w:space="0" w:color="D9D9D9"/>
-              <w:left w:val="single" w:sz="4" w:space="0" w:color="D9D9D9"/>
-              <w:bottom w:val="single" w:sz="4" w:space="0" w:color="D9D9D9"/>
-              <w:right w:val="single" w:sz="4" w:space="0" w:color="D9D9D9"/>
-            </w:tcBorders>
             <w:tcMar>
               <w:top w:w="86" w:type="dxa"/>
               <w:left w:w="86" w:type="dxa"/>
@@ -5040,19 +4858,19 @@
                 <w:right w:val="nil"/>
                 <w:between w:val="nil"/>
               </w:pBdr>
-              <w:spacing w:before="100" w:beforeAutospacing="1" w:after="0"/>
-              <w:ind w:left="229" w:hanging="270"/>
-              <w:rPr>
-                <w:rFonts w:ascii="Arial" w:hAnsi="Arial" w:cs="Arial"/>
-                <w:sz w:val="22"/>
-                <w:szCs w:val="22"/>
-              </w:rPr>
-            </w:pPr>
-            <w:r>
-              <w:rPr>
-                <w:rFonts w:ascii="Arial" w:hAnsi="Arial" w:cs="Arial"/>
-                <w:sz w:val="22"/>
-                <w:szCs w:val="22"/>
+              <w:spacing w:after="0" w:line="240" w:lineRule="auto"/>
+              <w:ind w:left="229" w:hanging="270"/>
+              <w:rPr>
+                <w:rFonts w:ascii="Arial" w:hAnsi="Arial" w:cs="Arial"/>
+                <w:sz w:val="18"/>
+                <w:szCs w:val="18"/>
+              </w:rPr>
+            </w:pPr>
+            <w:r>
+              <w:rPr>
+                <w:rFonts w:ascii="Arial" w:hAnsi="Arial" w:cs="Arial"/>
+                <w:sz w:val="18"/>
+                <w:szCs w:val="18"/>
               </w:rPr>
               <w:t>Read Sections: 7.1 - 7.7</w:t>
             </w:r>
@@ -5070,19 +4888,19 @@
                 <w:right w:val="nil"/>
                 <w:between w:val="nil"/>
               </w:pBdr>
-              <w:spacing w:before="100" w:beforeAutospacing="1" w:after="0"/>
-              <w:ind w:left="229" w:hanging="270"/>
-              <w:rPr>
-                <w:rFonts w:ascii="Arial" w:hAnsi="Arial" w:cs="Arial"/>
-                <w:sz w:val="22"/>
-                <w:szCs w:val="22"/>
-              </w:rPr>
-            </w:pPr>
-            <w:r>
-              <w:rPr>
-                <w:rFonts w:ascii="Arial" w:hAnsi="Arial" w:cs="Arial"/>
-                <w:sz w:val="22"/>
-                <w:szCs w:val="22"/>
+              <w:spacing w:after="0" w:line="240" w:lineRule="auto"/>
+              <w:ind w:left="229" w:hanging="270"/>
+              <w:rPr>
+                <w:rFonts w:ascii="Arial" w:hAnsi="Arial" w:cs="Arial"/>
+                <w:sz w:val="18"/>
+                <w:szCs w:val="18"/>
+              </w:rPr>
+            </w:pPr>
+            <w:r>
+              <w:rPr>
+                <w:rFonts w:ascii="Arial" w:hAnsi="Arial" w:cs="Arial"/>
+                <w:sz w:val="18"/>
+                <w:szCs w:val="18"/>
               </w:rPr>
               <w:t>Practice: Try It Yourself</w:t>
             </w:r>
@@ -5100,27 +4918,27 @@
                 <w:right w:val="nil"/>
                 <w:between w:val="nil"/>
               </w:pBdr>
-              <w:spacing w:before="100" w:beforeAutospacing="1" w:after="0"/>
-              <w:ind w:left="229" w:hanging="270"/>
-              <w:rPr>
-                <w:rFonts w:ascii="Arial" w:hAnsi="Arial" w:cs="Arial"/>
-                <w:sz w:val="22"/>
-                <w:szCs w:val="22"/>
-              </w:rPr>
-            </w:pPr>
-            <w:r>
-              <w:rPr>
-                <w:rFonts w:ascii="Arial" w:hAnsi="Arial" w:cs="Arial"/>
-                <w:sz w:val="22"/>
-                <w:szCs w:val="22"/>
+              <w:spacing w:after="0" w:line="240" w:lineRule="auto"/>
+              <w:ind w:left="229" w:hanging="270"/>
+              <w:rPr>
+                <w:rFonts w:ascii="Arial" w:hAnsi="Arial" w:cs="Arial"/>
+                <w:sz w:val="18"/>
+                <w:szCs w:val="18"/>
+              </w:rPr>
+            </w:pPr>
+            <w:r>
+              <w:rPr>
+                <w:rFonts w:ascii="Arial" w:hAnsi="Arial" w:cs="Arial"/>
+                <w:sz w:val="18"/>
+                <w:szCs w:val="18"/>
               </w:rPr>
               <w:t xml:space="preserve">Debug: Fix It </w:t>
             </w:r>
             <w:r>
               <w:rPr>
                 <w:rFonts w:ascii="Apple Color Emoji" w:hAnsi="Apple Color Emoji" w:cs="Apple Color Emoji"/>
-                <w:sz w:val="22"/>
-                <w:szCs w:val="22"/>
+                <w:sz w:val="18"/>
+                <w:szCs w:val="18"/>
               </w:rPr>
               <w:t>🔧</w:t>
             </w:r>
@@ -5138,19 +4956,19 @@
                 <w:right w:val="nil"/>
                 <w:between w:val="nil"/>
               </w:pBdr>
-              <w:spacing w:before="100" w:beforeAutospacing="1" w:after="0"/>
-              <w:ind w:left="229" w:hanging="270"/>
-              <w:rPr>
-                <w:rFonts w:ascii="Arial" w:hAnsi="Arial" w:cs="Arial"/>
-                <w:sz w:val="22"/>
-                <w:szCs w:val="22"/>
-              </w:rPr>
-            </w:pPr>
-            <w:r>
-              <w:rPr>
-                <w:rFonts w:ascii="Arial" w:hAnsi="Arial" w:cs="Arial"/>
-                <w:sz w:val="22"/>
-                <w:szCs w:val="22"/>
+              <w:spacing w:after="0" w:line="240" w:lineRule="auto"/>
+              <w:ind w:left="229" w:hanging="270"/>
+              <w:rPr>
+                <w:rFonts w:ascii="Arial" w:hAnsi="Arial" w:cs="Arial"/>
+                <w:sz w:val="18"/>
+                <w:szCs w:val="18"/>
+              </w:rPr>
+            </w:pPr>
+            <w:r>
+              <w:rPr>
+                <w:rFonts w:ascii="Arial" w:hAnsi="Arial" w:cs="Arial"/>
+                <w:sz w:val="18"/>
+                <w:szCs w:val="18"/>
               </w:rPr>
               <w:t>Answer: Quick Checks</w:t>
             </w:r>
@@ -5168,19 +4986,19 @@
                 <w:right w:val="nil"/>
                 <w:between w:val="nil"/>
               </w:pBdr>
-              <w:spacing w:before="100" w:beforeAutospacing="1" w:after="0"/>
-              <w:ind w:left="229" w:hanging="270"/>
-              <w:rPr>
-                <w:rFonts w:ascii="Arial" w:hAnsi="Arial" w:cs="Arial"/>
-                <w:sz w:val="22"/>
-                <w:szCs w:val="22"/>
-              </w:rPr>
-            </w:pPr>
-            <w:r>
-              <w:rPr>
-                <w:rFonts w:ascii="Arial" w:hAnsi="Arial" w:cs="Arial"/>
-                <w:sz w:val="22"/>
-                <w:szCs w:val="22"/>
+              <w:spacing w:after="0" w:line="240" w:lineRule="auto"/>
+              <w:ind w:left="229" w:hanging="270"/>
+              <w:rPr>
+                <w:rFonts w:ascii="Arial" w:hAnsi="Arial" w:cs="Arial"/>
+                <w:sz w:val="18"/>
+                <w:szCs w:val="18"/>
+              </w:rPr>
+            </w:pPr>
+            <w:r>
+              <w:rPr>
+                <w:rFonts w:ascii="Arial" w:hAnsi="Arial" w:cs="Arial"/>
+                <w:sz w:val="18"/>
+                <w:szCs w:val="18"/>
               </w:rPr>
               <w:t>Recall: Retrieval Practice</w:t>
             </w:r>
@@ -5198,63 +5016,27 @@
                 <w:right w:val="nil"/>
                 <w:between w:val="nil"/>
               </w:pBdr>
-              <w:spacing w:before="100" w:beforeAutospacing="1" w:after="0"/>
-              <w:ind w:left="229" w:hanging="270"/>
-              <w:rPr>
-                <w:rFonts w:ascii="Arial" w:hAnsi="Arial" w:cs="Arial"/>
-                <w:sz w:val="22"/>
-                <w:szCs w:val="22"/>
-              </w:rPr>
-            </w:pPr>
-            <w:r>
-              <w:rPr>
-                <w:rFonts w:ascii="Arial" w:hAnsi="Arial" w:cs="Arial"/>
-                <w:sz w:val="22"/>
-                <w:szCs w:val="22"/>
-              </w:rPr>
-              <w:t>Review Questions</w:t>
-            </w:r>
-          </w:p>
-          <w:p>
-            <w:pPr>
-              <w:numPr>
-                <w:ilvl w:val="0"/>
-                <w:numId w:val="1"/>
-              </w:numPr>
-              <w:pBdr>
-                <w:top w:val="nil"/>
-                <w:left w:val="nil"/>
-                <w:bottom w:val="nil"/>
-                <w:right w:val="nil"/>
-                <w:between w:val="nil"/>
-              </w:pBdr>
-              <w:spacing w:before="100" w:beforeAutospacing="1" w:after="0"/>
-              <w:ind w:left="229" w:hanging="270"/>
-              <w:rPr>
-                <w:rFonts w:ascii="Arial" w:hAnsi="Arial" w:cs="Arial"/>
-                <w:sz w:val="22"/>
-                <w:szCs w:val="22"/>
-              </w:rPr>
-            </w:pPr>
-            <w:r>
-              <w:rPr>
-                <w:rFonts w:ascii="Arial" w:hAnsi="Arial" w:cs="Arial"/>
-                <w:sz w:val="22"/>
-                <w:szCs w:val="22"/>
-              </w:rPr>
-              <w:t>Looking Ahead</w:t>
+              <w:spacing w:after="0" w:line="240" w:lineRule="auto"/>
+              <w:ind w:left="229" w:hanging="270"/>
+              <w:rPr>
+                <w:rFonts w:ascii="Arial" w:hAnsi="Arial" w:cs="Arial"/>
+                <w:sz w:val="18"/>
+                <w:szCs w:val="18"/>
+              </w:rPr>
+            </w:pPr>
+            <w:r>
+              <w:rPr>
+                <w:rFonts w:ascii="Arial" w:hAnsi="Arial" w:cs="Arial"/>
+                <w:sz w:val="18"/>
+                <w:szCs w:val="18"/>
+              </w:rPr>
+              <w:t>Review, Further Reading, and Looking Ahead</w:t>
             </w:r>
           </w:p>
         </w:tc>
         <w:tc>
           <w:tcPr>
-            <w:tcW w:w="2759" w:type="dxa"/>
-            <w:tcBorders>
-              <w:top w:val="single" w:sz="4" w:space="0" w:color="D9D9D9"/>
-              <w:left w:val="single" w:sz="4" w:space="0" w:color="D9D9D9"/>
-              <w:bottom w:val="single" w:sz="4" w:space="0" w:color="D9D9D9"/>
-              <w:right w:val="single" w:sz="4" w:space="0" w:color="D9D9D9"/>
-            </w:tcBorders>
+            <w:tcW w:w="2880" w:type="dxa"/>
             <w:tcMar>
               <w:top w:w="86" w:type="dxa"/>
               <w:left w:w="86" w:type="dxa"/>
@@ -5275,7 +5057,7 @@
                 <w:right w:val="nil"/>
                 <w:between w:val="nil"/>
               </w:pBdr>
-              <w:spacing w:after="120"/>
+              <w:spacing w:after="60" w:line="240" w:lineRule="auto"/>
               <w:ind w:left="229" w:hanging="270"/>
               <w:rPr>
                 <w:rFonts w:ascii="Arial" w:hAnsi="Arial" w:cs="Arial"/>
@@ -5331,50 +5113,98 @@
                 <w:sz w:val="20"/>
                 <w:szCs w:val="20"/>
               </w:rPr>
-              <w:t>(P</w:t>
-            </w:r>
-            <w:r>
-              <w:rPr>
-                <w:rFonts w:ascii="Consolas" w:hAnsi="Consolas" w:cs="Consolas"/>
-                <w:sz w:val="20"/>
-                <w:szCs w:val="20"/>
-              </w:rPr>
-              <w:t>arts 1-3 and Questions &amp; Analysis</w:t>
-            </w:r>
-            <w:r>
-              <w:rPr>
-                <w:rFonts w:ascii="Consolas" w:hAnsi="Consolas" w:cs="Consolas"/>
-                <w:sz w:val="20"/>
-                <w:szCs w:val="20"/>
-              </w:rPr>
-              <w:t>)</w:t>
+              <w:t>(Parts 1-3 and Questions &amp; Analysis)</w:t>
+            </w:r>
+          </w:p>
+          <w:p>
+            <w:pPr>
+              <w:numPr>
+                <w:ilvl w:val="0"/>
+                <w:numId w:val="1"/>
+              </w:numPr>
+              <w:pBdr>
+                <w:top w:val="nil"/>
+                <w:left w:val="nil"/>
+                <w:bottom w:val="nil"/>
+                <w:right w:val="nil"/>
+                <w:between w:val="nil"/>
+              </w:pBdr>
+              <w:spacing w:after="60" w:line="240" w:lineRule="auto"/>
+              <w:ind w:left="229" w:hanging="270"/>
+              <w:rPr>
+                <w:rFonts w:ascii="Arial" w:hAnsi="Arial" w:cs="Arial"/>
+                <w:sz w:val="20"/>
+                <w:szCs w:val="20"/>
+              </w:rPr>
+            </w:pPr>
+            <w:r>
+              <w:rPr>
+                <w:rFonts w:ascii="Arial" w:hAnsi="Arial" w:cs="Arial"/>
+                <w:b/>
+                <w:bCs/>
+                <w:color w:val="012F76"/>
+                <w:sz w:val="20"/>
+                <w:szCs w:val="20"/>
+              </w:rPr>
+              <w:t xml:space="preserve">7.7 </w:t>
+            </w:r>
+            <w:r>
+              <w:rPr>
+                <w:rFonts w:ascii="Arial" w:hAnsi="Arial" w:cs="Arial"/>
+                <w:color w:val="012F76"/>
+                <w:sz w:val="20"/>
+                <w:szCs w:val="20"/>
+              </w:rPr>
+              <w:t>Question &amp; Discuss</w:t>
+            </w:r>
+            <w:r>
+              <w:rPr>
+                <w:rFonts w:ascii="Arial" w:hAnsi="Arial" w:cs="Arial"/>
+                <w:color w:val="012F76"/>
+                <w:sz w:val="20"/>
+                <w:szCs w:val="20"/>
+              </w:rPr>
+              <w:t xml:space="preserve"> </w:t>
+            </w:r>
+            <w:r>
+              <w:rPr>
+                <w:rFonts w:ascii="Apple Color Emoji" w:hAnsi="Apple Color Emoji" w:cs="Apple Color Emoji"/>
+                <w:color w:val="012F76"/>
+                <w:sz w:val="20"/>
+                <w:szCs w:val="20"/>
+              </w:rPr>
+              <w:t>🤔</w:t>
+            </w:r>
+            <w:r>
+              <w:rPr>
+                <w:rFonts w:ascii="Apple Color Emoji" w:hAnsi="Apple Color Emoji" w:cs="Apple Color Emoji"/>
+                <w:color w:val="012F76"/>
+                <w:sz w:val="20"/>
+                <w:szCs w:val="20"/>
+              </w:rPr>
+              <w:t xml:space="preserve"> </w:t>
+            </w:r>
+            <w:r>
+              <w:rPr>
+                <w:rFonts w:ascii="Arial" w:hAnsi="Arial" w:cs="Arial"/>
+                <w:b/>
+                <w:bCs/>
+                <w:color w:val="012F76"/>
+                <w:sz w:val="20"/>
+                <w:szCs w:val="20"/>
+              </w:rPr>
+              <w:t>Data Visualization</w:t>
             </w:r>
           </w:p>
         </w:tc>
       </w:tr>
       <w:tr>
-        <w:tblPrEx>
-          <w:tblBorders>
-            <w:top w:val="single" w:sz="4" w:space="0" w:color="D9D9D9"/>
-            <w:left w:val="single" w:sz="4" w:space="0" w:color="D9D9D9"/>
-            <w:bottom w:val="single" w:sz="4" w:space="0" w:color="D9D9D9"/>
-            <w:right w:val="single" w:sz="4" w:space="0" w:color="D9D9D9"/>
-            <w:insideH w:val="single" w:sz="4" w:space="0" w:color="D9D9D9"/>
-            <w:insideV w:val="single" w:sz="4" w:space="0" w:color="D9D9D9"/>
-          </w:tblBorders>
-        </w:tblPrEx>
         <w:trPr>
           <w:cantSplit/>
         </w:trPr>
         <w:tc>
           <w:tcPr>
-            <w:tcW w:w="2155" w:type="dxa"/>
-            <w:tcBorders>
-              <w:top w:val="single" w:sz="4" w:space="0" w:color="D9D9D9"/>
-              <w:left w:val="single" w:sz="4" w:space="0" w:color="D9D9D9"/>
-              <w:bottom w:val="single" w:sz="4" w:space="0" w:color="D9D9D9"/>
-              <w:right w:val="single" w:sz="4" w:space="0" w:color="D9D9D9"/>
-            </w:tcBorders>
+            <w:tcW w:w="2160" w:type="dxa"/>
             <w:tcMar>
               <w:top w:w="86" w:type="dxa"/>
               <w:left w:w="86" w:type="dxa"/>
@@ -5384,88 +5214,76 @@
           </w:tcPr>
           <w:p>
             <w:pPr>
-              <w:spacing w:after="120"/>
+              <w:spacing w:after="60" w:line="240" w:lineRule="auto"/>
               <w:rPr>
                 <w:rFonts w:ascii="Consolas" w:hAnsi="Consolas" w:cs="Consolas"/>
-                <w:sz w:val="22"/>
-                <w:szCs w:val="22"/>
+                <w:sz w:val="20"/>
+                <w:szCs w:val="20"/>
               </w:rPr>
             </w:pPr>
             <w:r>
               <w:rPr>
                 <w:rFonts w:ascii="Consolas" w:hAnsi="Consolas" w:cs="Consolas"/>
-                <w:sz w:val="22"/>
-                <w:szCs w:val="22"/>
+                <w:sz w:val="20"/>
+                <w:szCs w:val="20"/>
               </w:rPr>
               <w:t>Module 8</w:t>
             </w:r>
           </w:p>
           <w:p>
             <w:pPr>
-              <w:spacing w:after="120"/>
-              <w:rPr>
-                <w:rFonts w:ascii="Arial" w:hAnsi="Arial" w:cs="Arial"/>
-                <w:b/>
-                <w:bCs/>
-                <w:sz w:val="22"/>
-                <w:szCs w:val="22"/>
-              </w:rPr>
-            </w:pPr>
-            <w:r>
-              <w:rPr>
-                <w:rFonts w:ascii="Arial" w:hAnsi="Arial" w:cs="Arial"/>
-                <w:b/>
-                <w:bCs/>
-                <w:sz w:val="22"/>
-                <w:szCs w:val="22"/>
+              <w:spacing w:after="60" w:line="240" w:lineRule="auto"/>
+              <w:rPr>
+                <w:rFonts w:ascii="Arial" w:hAnsi="Arial" w:cs="Arial"/>
+                <w:b/>
+                <w:bCs/>
+                <w:sz w:val="20"/>
+                <w:szCs w:val="20"/>
+              </w:rPr>
+            </w:pPr>
+            <w:r>
+              <w:rPr>
+                <w:rFonts w:ascii="Arial" w:hAnsi="Arial" w:cs="Arial"/>
+                <w:b/>
+                <w:bCs/>
+                <w:sz w:val="20"/>
+                <w:szCs w:val="20"/>
               </w:rPr>
               <w:t>Advanced Data Manipulation</w:t>
             </w:r>
           </w:p>
           <w:p>
             <w:pPr>
-              <w:spacing w:after="120"/>
-              <w:rPr>
-                <w:rFonts w:ascii="Arial" w:hAnsi="Arial" w:cs="Arial"/>
-                <w:sz w:val="22"/>
-                <w:szCs w:val="22"/>
-              </w:rPr>
-            </w:pPr>
-            <w:r>
-              <w:rPr>
-                <w:rFonts w:ascii="Arial" w:hAnsi="Arial" w:cs="Arial"/>
-                <w:sz w:val="22"/>
-                <w:szCs w:val="22"/>
+              <w:spacing w:after="60" w:line="240" w:lineRule="auto"/>
+              <w:rPr>
+                <w:rFonts w:ascii="Arial" w:hAnsi="Arial" w:cs="Arial"/>
+                <w:sz w:val="20"/>
+                <w:szCs w:val="20"/>
+              </w:rPr>
+            </w:pPr>
+            <w:r>
+              <w:rPr>
+                <w:rFonts w:ascii="Arial" w:hAnsi="Arial" w:cs="Arial"/>
+                <w:sz w:val="20"/>
+                <w:szCs w:val="20"/>
               </w:rPr>
               <w:t>Primary CLOs:</w:t>
             </w:r>
           </w:p>
           <w:p>
             <w:pPr>
-              <w:numPr>
-                <w:ilvl w:val="0"/>
-                <w:numId w:val="1"/>
-              </w:numPr>
-              <w:pBdr>
-                <w:top w:val="nil"/>
-                <w:left w:val="nil"/>
-                <w:bottom w:val="nil"/>
-                <w:right w:val="nil"/>
-                <w:between w:val="nil"/>
-              </w:pBdr>
-              <w:spacing w:after="120"/>
-              <w:ind w:left="360"/>
-              <w:rPr>
-                <w:rFonts w:ascii="Arial" w:hAnsi="Arial" w:cs="Arial"/>
-                <w:sz w:val="22"/>
-                <w:szCs w:val="22"/>
+              <w:spacing w:after="60" w:line="240" w:lineRule="auto"/>
+              <w:rPr>
+                <w:rFonts w:ascii="Consolas" w:hAnsi="Consolas" w:cs="Consolas"/>
+                <w:sz w:val="20"/>
+                <w:szCs w:val="20"/>
               </w:rPr>
             </w:pPr>
             <w:r>
               <w:rPr>
                 <w:rFonts w:ascii="Consolas" w:eastAsia="Courier New" w:hAnsi="Consolas" w:cs="Consolas"/>
-                <w:sz w:val="22"/>
-                <w:szCs w:val="22"/>
+                <w:sz w:val="20"/>
+                <w:szCs w:val="20"/>
               </w:rPr>
               <w:t>II</w:t>
             </w:r>
@@ -5473,14 +5291,7 @@
         </w:tc>
         <w:tc>
           <w:tcPr>
-            <w:tcW w:w="7470" w:type="dxa"/>
-            <w:gridSpan w:val="2"/>
-            <w:tcBorders>
-              <w:top w:val="single" w:sz="4" w:space="0" w:color="D9D9D9"/>
-              <w:left w:val="single" w:sz="4" w:space="0" w:color="D9D9D9"/>
-              <w:bottom w:val="single" w:sz="4" w:space="0" w:color="D9D9D9"/>
-              <w:right w:val="single" w:sz="4" w:space="0" w:color="D9D9D9"/>
-            </w:tcBorders>
+            <w:tcW w:w="0" w:type="auto"/>
             <w:tcMar>
               <w:top w:w="86" w:type="dxa"/>
               <w:left w:w="86" w:type="dxa"/>
@@ -5501,69 +5312,87 @@
                 <w:right w:val="nil"/>
                 <w:between w:val="nil"/>
               </w:pBdr>
-              <w:spacing w:before="100" w:beforeAutospacing="1" w:after="120"/>
-              <w:ind w:left="229" w:hanging="270"/>
-              <w:rPr>
-                <w:rFonts w:ascii="Arial" w:hAnsi="Arial" w:cs="Arial"/>
-                <w:sz w:val="23"/>
-                <w:szCs w:val="23"/>
-              </w:rPr>
-            </w:pPr>
-            <w:r>
-              <w:rPr>
-                <w:rFonts w:ascii="Arial" w:hAnsi="Arial" w:cs="Arial"/>
-                <w:b/>
-                <w:bCs/>
-                <w:sz w:val="23"/>
-                <w:szCs w:val="23"/>
+              <w:spacing w:after="60" w:line="240" w:lineRule="auto"/>
+              <w:ind w:left="229" w:hanging="270"/>
+              <w:rPr>
+                <w:rFonts w:ascii="Arial" w:hAnsi="Arial" w:cs="Arial"/>
+                <w:sz w:val="20"/>
+                <w:szCs w:val="20"/>
+              </w:rPr>
+            </w:pPr>
+            <w:r>
+              <w:rPr>
+                <w:rFonts w:ascii="Arial" w:hAnsi="Arial" w:cs="Arial"/>
+                <w:b/>
+                <w:bCs/>
+                <w:sz w:val="20"/>
+                <w:szCs w:val="20"/>
               </w:rPr>
               <w:t>8.1</w:t>
             </w:r>
             <w:r>
               <w:rPr>
                 <w:rFonts w:ascii="Arial" w:hAnsi="Arial" w:cs="Arial"/>
-                <w:sz w:val="23"/>
-                <w:szCs w:val="23"/>
-              </w:rPr>
-              <w:t xml:space="preserve"> Sort DataFrames by single or multiple columns and create rankings to identify patterns in data</w:t>
-            </w:r>
-          </w:p>
-          <w:p>
-            <w:pPr>
-              <w:numPr>
-                <w:ilvl w:val="0"/>
-                <w:numId w:val="1"/>
-              </w:numPr>
-              <w:pBdr>
-                <w:top w:val="nil"/>
-                <w:left w:val="nil"/>
-                <w:bottom w:val="nil"/>
-                <w:right w:val="nil"/>
-                <w:between w:val="nil"/>
-              </w:pBdr>
-              <w:spacing w:before="100" w:beforeAutospacing="1" w:after="120"/>
-              <w:ind w:left="229" w:hanging="270"/>
-              <w:rPr>
-                <w:rFonts w:ascii="Arial" w:hAnsi="Arial" w:cs="Arial"/>
-                <w:sz w:val="23"/>
-                <w:szCs w:val="23"/>
-              </w:rPr>
-            </w:pPr>
-            <w:r>
-              <w:rPr>
-                <w:rFonts w:ascii="Arial" w:hAnsi="Arial" w:cs="Arial"/>
-                <w:b/>
-                <w:bCs/>
-                <w:sz w:val="23"/>
-                <w:szCs w:val="23"/>
+                <w:sz w:val="20"/>
+                <w:szCs w:val="20"/>
+              </w:rPr>
+              <w:t xml:space="preserve"> Sort </w:t>
+            </w:r>
+            <w:proofErr w:type="spellStart"/>
+            <w:r>
+              <w:rPr>
+                <w:rFonts w:ascii="Arial" w:hAnsi="Arial" w:cs="Arial"/>
+                <w:sz w:val="20"/>
+                <w:szCs w:val="20"/>
+              </w:rPr>
+              <w:t>DataFrames</w:t>
+            </w:r>
+            <w:proofErr w:type="spellEnd"/>
+            <w:r>
+              <w:rPr>
+                <w:rFonts w:ascii="Arial" w:hAnsi="Arial" w:cs="Arial"/>
+                <w:sz w:val="20"/>
+                <w:szCs w:val="20"/>
+              </w:rPr>
+              <w:t xml:space="preserve"> by single or multiple columns and create rankings to identify patterns in data</w:t>
+            </w:r>
+          </w:p>
+          <w:p>
+            <w:pPr>
+              <w:numPr>
+                <w:ilvl w:val="0"/>
+                <w:numId w:val="1"/>
+              </w:numPr>
+              <w:pBdr>
+                <w:top w:val="nil"/>
+                <w:left w:val="nil"/>
+                <w:bottom w:val="nil"/>
+                <w:right w:val="nil"/>
+                <w:between w:val="nil"/>
+              </w:pBdr>
+              <w:spacing w:after="60" w:line="240" w:lineRule="auto"/>
+              <w:ind w:left="229" w:hanging="270"/>
+              <w:rPr>
+                <w:rFonts w:ascii="Arial" w:hAnsi="Arial" w:cs="Arial"/>
+                <w:sz w:val="20"/>
+                <w:szCs w:val="20"/>
+              </w:rPr>
+            </w:pPr>
+            <w:r>
+              <w:rPr>
+                <w:rFonts w:ascii="Arial" w:hAnsi="Arial" w:cs="Arial"/>
+                <w:b/>
+                <w:bCs/>
+                <w:sz w:val="20"/>
+                <w:szCs w:val="20"/>
               </w:rPr>
               <w:t>8.2</w:t>
             </w:r>
             <w:r>
               <w:rPr>
                 <w:rFonts w:ascii="Arial" w:hAnsi="Arial" w:cs="Arial"/>
-                <w:sz w:val="23"/>
-                <w:szCs w:val="23"/>
+                <w:sz w:val="20"/>
+                <w:szCs w:val="20"/>
               </w:rPr>
               <w:t xml:space="preserve"> Create pivot tables, cross-tabulations, and reshape data between wide and long formats to summarize and prepare multidimensional data</w:t>
             </w:r>
@@ -5581,43 +5410,57 @@
                 <w:right w:val="nil"/>
                 <w:between w:val="nil"/>
               </w:pBdr>
-              <w:spacing w:before="100" w:beforeAutospacing="1" w:after="120"/>
-              <w:ind w:left="229" w:hanging="270"/>
-              <w:rPr>
-                <w:rFonts w:ascii="Arial" w:hAnsi="Arial" w:cs="Arial"/>
-                <w:sz w:val="22"/>
-                <w:szCs w:val="22"/>
-              </w:rPr>
-            </w:pPr>
-            <w:r>
-              <w:rPr>
-                <w:rFonts w:ascii="Arial" w:hAnsi="Arial" w:cs="Arial"/>
-                <w:b/>
-                <w:bCs/>
-                <w:sz w:val="23"/>
-                <w:szCs w:val="23"/>
+              <w:spacing w:after="60" w:line="240" w:lineRule="auto"/>
+              <w:ind w:left="231" w:hanging="274"/>
+              <w:rPr>
+                <w:rFonts w:ascii="Arial" w:hAnsi="Arial" w:cs="Arial"/>
+                <w:b/>
+                <w:bCs/>
+                <w:sz w:val="20"/>
+                <w:szCs w:val="20"/>
+              </w:rPr>
+            </w:pPr>
+            <w:r>
+              <w:rPr>
+                <w:rFonts w:ascii="Arial" w:hAnsi="Arial" w:cs="Arial"/>
+                <w:b/>
+                <w:bCs/>
+                <w:sz w:val="20"/>
+                <w:szCs w:val="20"/>
               </w:rPr>
               <w:t>8.3</w:t>
             </w:r>
             <w:r>
               <w:rPr>
                 <w:rFonts w:ascii="Arial" w:hAnsi="Arial" w:cs="Arial"/>
-                <w:sz w:val="23"/>
-                <w:szCs w:val="23"/>
-              </w:rPr>
-              <w:t xml:space="preserve"> Merge and concatenate multiple DataFrames to combine data from different sources</w:t>
+                <w:sz w:val="20"/>
+                <w:szCs w:val="20"/>
+              </w:rPr>
+              <w:t xml:space="preserve"> Merge and concatenate multiple </w:t>
+            </w:r>
+            <w:proofErr w:type="spellStart"/>
+            <w:r>
+              <w:rPr>
+                <w:rFonts w:ascii="Arial" w:hAnsi="Arial" w:cs="Arial"/>
+                <w:sz w:val="20"/>
+                <w:szCs w:val="20"/>
+              </w:rPr>
+              <w:t>DataFrames</w:t>
+            </w:r>
+            <w:proofErr w:type="spellEnd"/>
+            <w:r>
+              <w:rPr>
+                <w:rFonts w:ascii="Arial" w:hAnsi="Arial" w:cs="Arial"/>
+                <w:sz w:val="20"/>
+                <w:szCs w:val="20"/>
+              </w:rPr>
+              <w:t xml:space="preserve"> to combine data from different sources</w:t>
             </w:r>
           </w:p>
         </w:tc>
         <w:tc>
           <w:tcPr>
             <w:tcW w:w="2880" w:type="dxa"/>
-            <w:tcBorders>
-              <w:top w:val="single" w:sz="4" w:space="0" w:color="D9D9D9"/>
-              <w:left w:val="single" w:sz="4" w:space="0" w:color="D9D9D9"/>
-              <w:bottom w:val="single" w:sz="4" w:space="0" w:color="D9D9D9"/>
-              <w:right w:val="single" w:sz="4" w:space="0" w:color="D9D9D9"/>
-            </w:tcBorders>
             <w:tcMar>
               <w:top w:w="86" w:type="dxa"/>
               <w:left w:w="86" w:type="dxa"/>
@@ -5638,19 +5481,19 @@
                 <w:right w:val="nil"/>
                 <w:between w:val="nil"/>
               </w:pBdr>
-              <w:spacing w:before="100" w:beforeAutospacing="1" w:after="0"/>
-              <w:ind w:left="229" w:hanging="270"/>
-              <w:rPr>
-                <w:rFonts w:ascii="Arial" w:hAnsi="Arial" w:cs="Arial"/>
-                <w:sz w:val="22"/>
-                <w:szCs w:val="22"/>
-              </w:rPr>
-            </w:pPr>
-            <w:r>
-              <w:rPr>
-                <w:rFonts w:ascii="Arial" w:hAnsi="Arial" w:cs="Arial"/>
-                <w:sz w:val="22"/>
-                <w:szCs w:val="22"/>
+              <w:spacing w:after="0" w:line="240" w:lineRule="auto"/>
+              <w:ind w:left="229" w:hanging="270"/>
+              <w:rPr>
+                <w:rFonts w:ascii="Arial" w:hAnsi="Arial" w:cs="Arial"/>
+                <w:sz w:val="18"/>
+                <w:szCs w:val="18"/>
+              </w:rPr>
+            </w:pPr>
+            <w:r>
+              <w:rPr>
+                <w:rFonts w:ascii="Arial" w:hAnsi="Arial" w:cs="Arial"/>
+                <w:sz w:val="18"/>
+                <w:szCs w:val="18"/>
               </w:rPr>
               <w:t>Read Sections: 8.1 - 8.7</w:t>
             </w:r>
@@ -5668,19 +5511,19 @@
                 <w:right w:val="nil"/>
                 <w:between w:val="nil"/>
               </w:pBdr>
-              <w:spacing w:before="100" w:beforeAutospacing="1" w:after="0"/>
-              <w:ind w:left="229" w:hanging="270"/>
-              <w:rPr>
-                <w:rFonts w:ascii="Arial" w:hAnsi="Arial" w:cs="Arial"/>
-                <w:sz w:val="22"/>
-                <w:szCs w:val="22"/>
-              </w:rPr>
-            </w:pPr>
-            <w:r>
-              <w:rPr>
-                <w:rFonts w:ascii="Arial" w:hAnsi="Arial" w:cs="Arial"/>
-                <w:sz w:val="22"/>
-                <w:szCs w:val="22"/>
+              <w:spacing w:after="0" w:line="240" w:lineRule="auto"/>
+              <w:ind w:left="229" w:hanging="270"/>
+              <w:rPr>
+                <w:rFonts w:ascii="Arial" w:hAnsi="Arial" w:cs="Arial"/>
+                <w:sz w:val="18"/>
+                <w:szCs w:val="18"/>
+              </w:rPr>
+            </w:pPr>
+            <w:r>
+              <w:rPr>
+                <w:rFonts w:ascii="Arial" w:hAnsi="Arial" w:cs="Arial"/>
+                <w:sz w:val="18"/>
+                <w:szCs w:val="18"/>
               </w:rPr>
               <w:t>Practice: Try It Yourself</w:t>
             </w:r>
@@ -5698,27 +5541,27 @@
                 <w:right w:val="nil"/>
                 <w:between w:val="nil"/>
               </w:pBdr>
-              <w:spacing w:before="100" w:beforeAutospacing="1" w:after="0"/>
-              <w:ind w:left="229" w:hanging="270"/>
-              <w:rPr>
-                <w:rFonts w:ascii="Arial" w:hAnsi="Arial" w:cs="Arial"/>
-                <w:sz w:val="22"/>
-                <w:szCs w:val="22"/>
-              </w:rPr>
-            </w:pPr>
-            <w:r>
-              <w:rPr>
-                <w:rFonts w:ascii="Arial" w:hAnsi="Arial" w:cs="Arial"/>
-                <w:sz w:val="22"/>
-                <w:szCs w:val="22"/>
+              <w:spacing w:after="0" w:line="240" w:lineRule="auto"/>
+              <w:ind w:left="229" w:hanging="270"/>
+              <w:rPr>
+                <w:rFonts w:ascii="Arial" w:hAnsi="Arial" w:cs="Arial"/>
+                <w:sz w:val="18"/>
+                <w:szCs w:val="18"/>
+              </w:rPr>
+            </w:pPr>
+            <w:r>
+              <w:rPr>
+                <w:rFonts w:ascii="Arial" w:hAnsi="Arial" w:cs="Arial"/>
+                <w:sz w:val="18"/>
+                <w:szCs w:val="18"/>
               </w:rPr>
               <w:t xml:space="preserve">Debug: Fix It </w:t>
             </w:r>
             <w:r>
               <w:rPr>
                 <w:rFonts w:ascii="Apple Color Emoji" w:hAnsi="Apple Color Emoji" w:cs="Apple Color Emoji"/>
-                <w:sz w:val="22"/>
-                <w:szCs w:val="22"/>
+                <w:sz w:val="18"/>
+                <w:szCs w:val="18"/>
               </w:rPr>
               <w:t>🔧</w:t>
             </w:r>
@@ -5736,19 +5579,19 @@
                 <w:right w:val="nil"/>
                 <w:between w:val="nil"/>
               </w:pBdr>
-              <w:spacing w:before="100" w:beforeAutospacing="1" w:after="0"/>
-              <w:ind w:left="229" w:hanging="270"/>
-              <w:rPr>
-                <w:rFonts w:ascii="Arial" w:hAnsi="Arial" w:cs="Arial"/>
-                <w:sz w:val="22"/>
-                <w:szCs w:val="22"/>
-              </w:rPr>
-            </w:pPr>
-            <w:r>
-              <w:rPr>
-                <w:rFonts w:ascii="Arial" w:hAnsi="Arial" w:cs="Arial"/>
-                <w:sz w:val="22"/>
-                <w:szCs w:val="22"/>
+              <w:spacing w:after="0" w:line="240" w:lineRule="auto"/>
+              <w:ind w:left="229" w:hanging="270"/>
+              <w:rPr>
+                <w:rFonts w:ascii="Arial" w:hAnsi="Arial" w:cs="Arial"/>
+                <w:sz w:val="18"/>
+                <w:szCs w:val="18"/>
+              </w:rPr>
+            </w:pPr>
+            <w:r>
+              <w:rPr>
+                <w:rFonts w:ascii="Arial" w:hAnsi="Arial" w:cs="Arial"/>
+                <w:sz w:val="18"/>
+                <w:szCs w:val="18"/>
               </w:rPr>
               <w:t>Answer: Quick Checks</w:t>
             </w:r>
@@ -5766,19 +5609,19 @@
                 <w:right w:val="nil"/>
                 <w:between w:val="nil"/>
               </w:pBdr>
-              <w:spacing w:before="100" w:beforeAutospacing="1" w:after="0"/>
-              <w:ind w:left="229" w:hanging="270"/>
-              <w:rPr>
-                <w:rFonts w:ascii="Arial" w:hAnsi="Arial" w:cs="Arial"/>
-                <w:sz w:val="22"/>
-                <w:szCs w:val="22"/>
-              </w:rPr>
-            </w:pPr>
-            <w:r>
-              <w:rPr>
-                <w:rFonts w:ascii="Arial" w:hAnsi="Arial" w:cs="Arial"/>
-                <w:sz w:val="22"/>
-                <w:szCs w:val="22"/>
+              <w:spacing w:after="0" w:line="240" w:lineRule="auto"/>
+              <w:ind w:left="229" w:hanging="270"/>
+              <w:rPr>
+                <w:rFonts w:ascii="Arial" w:hAnsi="Arial" w:cs="Arial"/>
+                <w:sz w:val="18"/>
+                <w:szCs w:val="18"/>
+              </w:rPr>
+            </w:pPr>
+            <w:r>
+              <w:rPr>
+                <w:rFonts w:ascii="Arial" w:hAnsi="Arial" w:cs="Arial"/>
+                <w:sz w:val="18"/>
+                <w:szCs w:val="18"/>
               </w:rPr>
               <w:t>Recall: Retrieval Practice</w:t>
             </w:r>
@@ -5796,63 +5639,27 @@
                 <w:right w:val="nil"/>
                 <w:between w:val="nil"/>
               </w:pBdr>
-              <w:spacing w:before="100" w:beforeAutospacing="1" w:after="0"/>
-              <w:ind w:left="229" w:hanging="270"/>
-              <w:rPr>
-                <w:rFonts w:ascii="Arial" w:hAnsi="Arial" w:cs="Arial"/>
-                <w:sz w:val="22"/>
-                <w:szCs w:val="22"/>
-              </w:rPr>
-            </w:pPr>
-            <w:r>
-              <w:rPr>
-                <w:rFonts w:ascii="Arial" w:hAnsi="Arial" w:cs="Arial"/>
-                <w:sz w:val="22"/>
-                <w:szCs w:val="22"/>
-              </w:rPr>
-              <w:t>Review Questions</w:t>
-            </w:r>
-          </w:p>
-          <w:p>
-            <w:pPr>
-              <w:numPr>
-                <w:ilvl w:val="0"/>
-                <w:numId w:val="1"/>
-              </w:numPr>
-              <w:pBdr>
-                <w:top w:val="nil"/>
-                <w:left w:val="nil"/>
-                <w:bottom w:val="nil"/>
-                <w:right w:val="nil"/>
-                <w:between w:val="nil"/>
-              </w:pBdr>
-              <w:spacing w:before="100" w:beforeAutospacing="1" w:after="0"/>
-              <w:ind w:left="229" w:hanging="270"/>
-              <w:rPr>
-                <w:rFonts w:ascii="Arial" w:hAnsi="Arial" w:cs="Arial"/>
-                <w:sz w:val="22"/>
-                <w:szCs w:val="22"/>
-              </w:rPr>
-            </w:pPr>
-            <w:r>
-              <w:rPr>
-                <w:rFonts w:ascii="Arial" w:hAnsi="Arial" w:cs="Arial"/>
-                <w:sz w:val="22"/>
-                <w:szCs w:val="22"/>
-              </w:rPr>
-              <w:t>Looking Ahead</w:t>
+              <w:spacing w:after="0" w:line="240" w:lineRule="auto"/>
+              <w:ind w:left="229" w:hanging="270"/>
+              <w:rPr>
+                <w:rFonts w:ascii="Arial" w:hAnsi="Arial" w:cs="Arial"/>
+                <w:sz w:val="18"/>
+                <w:szCs w:val="18"/>
+              </w:rPr>
+            </w:pPr>
+            <w:r>
+              <w:rPr>
+                <w:rFonts w:ascii="Arial" w:hAnsi="Arial" w:cs="Arial"/>
+                <w:sz w:val="18"/>
+                <w:szCs w:val="18"/>
+              </w:rPr>
+              <w:t>Review, Further Reading, and Looking Ahead</w:t>
             </w:r>
           </w:p>
         </w:tc>
         <w:tc>
           <w:tcPr>
-            <w:tcW w:w="2759" w:type="dxa"/>
-            <w:tcBorders>
-              <w:top w:val="single" w:sz="4" w:space="0" w:color="D9D9D9"/>
-              <w:left w:val="single" w:sz="4" w:space="0" w:color="D9D9D9"/>
-              <w:bottom w:val="single" w:sz="4" w:space="0" w:color="D9D9D9"/>
-              <w:right w:val="single" w:sz="4" w:space="0" w:color="D9D9D9"/>
-            </w:tcBorders>
+            <w:tcW w:w="2880" w:type="dxa"/>
             <w:tcMar>
               <w:top w:w="86" w:type="dxa"/>
               <w:left w:w="86" w:type="dxa"/>
@@ -5873,21 +5680,39 @@
                 <w:right w:val="nil"/>
                 <w:between w:val="nil"/>
               </w:pBdr>
-              <w:spacing w:after="120" w:line="240" w:lineRule="auto"/>
-              <w:ind w:left="229" w:hanging="270"/>
-              <w:rPr>
-                <w:rFonts w:ascii="Arial" w:hAnsi="Arial" w:cs="Arial"/>
-                <w:sz w:val="20"/>
-                <w:szCs w:val="20"/>
-              </w:rPr>
-            </w:pPr>
-            <w:r>
-              <w:rPr>
-                <w:rFonts w:ascii="Apple Color Emoji" w:hAnsi="Apple Color Emoji" w:cs="Apple Color Emoji"/>
-                <w:sz w:val="20"/>
-                <w:szCs w:val="20"/>
-              </w:rPr>
-              <w:t>🤔</w:t>
+              <w:spacing w:after="60" w:line="240" w:lineRule="auto"/>
+              <w:ind w:left="229" w:hanging="270"/>
+              <w:rPr>
+                <w:rFonts w:ascii="Arial" w:hAnsi="Arial" w:cs="Arial"/>
+                <w:sz w:val="20"/>
+                <w:szCs w:val="20"/>
+              </w:rPr>
+            </w:pPr>
+            <w:r>
+              <w:rPr>
+                <w:rFonts w:ascii="Arial" w:hAnsi="Arial" w:cs="Arial"/>
+                <w:sz w:val="20"/>
+                <w:szCs w:val="20"/>
+              </w:rPr>
+              <w:t xml:space="preserve">8.6 Skills Lab 8A: </w:t>
+            </w:r>
+            <w:r>
+              <w:rPr>
+                <w:rFonts w:ascii="Arial" w:hAnsi="Arial" w:cs="Arial"/>
+                <w:sz w:val="20"/>
+                <w:szCs w:val="20"/>
+              </w:rPr>
+              <w:br/>
+            </w:r>
+            <w:r>
+              <w:rPr>
+                <w:rFonts w:ascii="Arial" w:hAnsi="Arial" w:cs="Arial"/>
+                <w:b/>
+                <w:bCs/>
+                <w:sz w:val="20"/>
+                <w:szCs w:val="20"/>
+              </w:rPr>
+              <w:t>Regional Sales Analysis Project</w:t>
             </w:r>
             <w:r>
               <w:rPr>
@@ -5900,20 +5725,10 @@
             <w:r>
               <w:rPr>
                 <w:rFonts w:ascii="Arial" w:hAnsi="Arial" w:cs="Arial"/>
-                <w:b/>
-                <w:bCs/>
-                <w:sz w:val="20"/>
-                <w:szCs w:val="20"/>
-              </w:rPr>
-              <w:t>Question</w:t>
-            </w:r>
-            <w:r>
-              <w:rPr>
-                <w:rFonts w:ascii="Arial" w:hAnsi="Arial" w:cs="Arial"/>
-                <w:sz w:val="20"/>
-                <w:szCs w:val="20"/>
-              </w:rPr>
-              <w:t xml:space="preserve"> &amp; Discuss </w:t>
+                <w:sz w:val="20"/>
+                <w:szCs w:val="20"/>
+              </w:rPr>
+              <w:br/>
             </w:r>
             <w:r>
               <w:rPr>
@@ -5921,178 +5736,18 @@
                 <w:sz w:val="20"/>
                 <w:szCs w:val="20"/>
               </w:rPr>
-              <w:t>Module Objectives</w:t>
-            </w:r>
-          </w:p>
-          <w:p>
-            <w:pPr>
-              <w:numPr>
-                <w:ilvl w:val="0"/>
-                <w:numId w:val="1"/>
-              </w:numPr>
-              <w:pBdr>
-                <w:top w:val="nil"/>
-                <w:left w:val="nil"/>
-                <w:bottom w:val="nil"/>
-                <w:right w:val="nil"/>
-                <w:between w:val="nil"/>
-              </w:pBdr>
-              <w:spacing w:after="120" w:line="240" w:lineRule="auto"/>
-              <w:ind w:left="229" w:hanging="270"/>
-              <w:rPr>
-                <w:rFonts w:ascii="Arial" w:hAnsi="Arial" w:cs="Arial"/>
-                <w:sz w:val="20"/>
-                <w:szCs w:val="20"/>
-              </w:rPr>
-            </w:pPr>
-            <w:r>
-              <w:rPr>
-                <w:rFonts w:ascii="Arial" w:hAnsi="Arial" w:cs="Arial"/>
-                <w:sz w:val="20"/>
-                <w:szCs w:val="20"/>
-              </w:rPr>
-              <w:t xml:space="preserve">8.6 Skills Lab 8A: </w:t>
-            </w:r>
-            <w:r>
-              <w:rPr>
-                <w:rFonts w:ascii="Arial" w:hAnsi="Arial" w:cs="Arial"/>
-                <w:sz w:val="20"/>
-                <w:szCs w:val="20"/>
-              </w:rPr>
-              <w:br/>
-            </w:r>
-            <w:r>
-              <w:rPr>
-                <w:rFonts w:ascii="Arial" w:hAnsi="Arial" w:cs="Arial"/>
-                <w:b/>
-                <w:bCs/>
-                <w:sz w:val="20"/>
-                <w:szCs w:val="20"/>
-              </w:rPr>
-              <w:t>Regional Sales Analysis Project</w:t>
-            </w:r>
-            <w:r>
-              <w:rPr>
-                <w:rFonts w:ascii="Arial" w:hAnsi="Arial" w:cs="Arial"/>
-                <w:sz w:val="20"/>
-                <w:szCs w:val="20"/>
-              </w:rPr>
-              <w:t xml:space="preserve"> </w:t>
-            </w:r>
-            <w:r>
-              <w:rPr>
-                <w:rFonts w:ascii="Arial" w:hAnsi="Arial" w:cs="Arial"/>
-                <w:sz w:val="20"/>
-                <w:szCs w:val="20"/>
-              </w:rPr>
-              <w:br/>
-            </w:r>
-            <w:r>
-              <w:rPr>
-                <w:rFonts w:ascii="Consolas" w:hAnsi="Consolas" w:cs="Consolas"/>
-                <w:sz w:val="20"/>
-                <w:szCs w:val="20"/>
-              </w:rPr>
               <w:t>(Parts 1-3 and Questions &amp; Analysis)</w:t>
-            </w:r>
-          </w:p>
-          <w:p>
-            <w:pPr>
-              <w:numPr>
-                <w:ilvl w:val="0"/>
-                <w:numId w:val="1"/>
-              </w:numPr>
-              <w:pBdr>
-                <w:top w:val="nil"/>
-                <w:left w:val="nil"/>
-                <w:bottom w:val="nil"/>
-                <w:right w:val="nil"/>
-                <w:between w:val="nil"/>
-              </w:pBdr>
-              <w:spacing w:after="120" w:line="240" w:lineRule="auto"/>
-              <w:ind w:left="229" w:hanging="270"/>
-              <w:rPr>
-                <w:rFonts w:ascii="Arial" w:hAnsi="Arial" w:cs="Arial"/>
-                <w:sz w:val="20"/>
-                <w:szCs w:val="20"/>
-              </w:rPr>
-            </w:pPr>
-            <w:r>
-              <w:rPr>
-                <w:rFonts w:ascii="Arial" w:hAnsi="Arial" w:cs="Arial"/>
-                <w:sz w:val="20"/>
-                <w:szCs w:val="20"/>
-              </w:rPr>
-              <w:t xml:space="preserve">Question &amp; </w:t>
-            </w:r>
-            <w:r>
-              <w:rPr>
-                <w:rFonts w:ascii="Apple Color Emoji" w:hAnsi="Apple Color Emoji" w:cs="Apple Color Emoji"/>
-                <w:sz w:val="20"/>
-                <w:szCs w:val="20"/>
-              </w:rPr>
-              <w:t>👥</w:t>
-            </w:r>
-            <w:r>
-              <w:rPr>
-                <w:rFonts w:ascii="Arial" w:hAnsi="Arial" w:cs="Arial"/>
-                <w:sz w:val="20"/>
-                <w:szCs w:val="20"/>
-              </w:rPr>
-              <w:t xml:space="preserve"> </w:t>
-            </w:r>
-            <w:r>
-              <w:rPr>
-                <w:rFonts w:ascii="Arial" w:hAnsi="Arial" w:cs="Arial"/>
-                <w:b/>
-                <w:bCs/>
-                <w:sz w:val="20"/>
-                <w:szCs w:val="20"/>
-              </w:rPr>
-              <w:t>Discuss</w:t>
-            </w:r>
-            <w:r>
-              <w:rPr>
-                <w:rFonts w:ascii="Arial" w:hAnsi="Arial" w:cs="Arial"/>
-                <w:sz w:val="20"/>
-                <w:szCs w:val="20"/>
-              </w:rPr>
-              <w:t xml:space="preserve"> </w:t>
-            </w:r>
-            <w:r>
-              <w:rPr>
-                <w:rFonts w:ascii="Consolas" w:hAnsi="Consolas" w:cs="Consolas"/>
-                <w:sz w:val="20"/>
-                <w:szCs w:val="20"/>
-              </w:rPr>
-              <w:t>Module Objectives</w:t>
             </w:r>
           </w:p>
         </w:tc>
       </w:tr>
       <w:tr>
-        <w:tblPrEx>
-          <w:tblBorders>
-            <w:top w:val="single" w:sz="4" w:space="0" w:color="D9D9D9"/>
-            <w:left w:val="single" w:sz="4" w:space="0" w:color="D9D9D9"/>
-            <w:bottom w:val="single" w:sz="4" w:space="0" w:color="D9D9D9"/>
-            <w:right w:val="single" w:sz="4" w:space="0" w:color="D9D9D9"/>
-            <w:insideH w:val="single" w:sz="4" w:space="0" w:color="D9D9D9"/>
-            <w:insideV w:val="single" w:sz="4" w:space="0" w:color="D9D9D9"/>
-          </w:tblBorders>
-        </w:tblPrEx>
         <w:trPr>
           <w:cantSplit/>
         </w:trPr>
         <w:tc>
           <w:tcPr>
-            <w:tcW w:w="2155" w:type="dxa"/>
-            <w:tcBorders>
-              <w:top w:val="single" w:sz="4" w:space="0" w:color="D9D9D9"/>
-              <w:left w:val="single" w:sz="4" w:space="0" w:color="D9D9D9"/>
-              <w:bottom w:val="single" w:sz="4" w:space="0" w:color="D9D9D9"/>
-              <w:right w:val="single" w:sz="4" w:space="0" w:color="D9D9D9"/>
-            </w:tcBorders>
+            <w:tcW w:w="2160" w:type="dxa"/>
             <w:tcMar>
               <w:top w:w="86" w:type="dxa"/>
               <w:left w:w="86" w:type="dxa"/>
@@ -6102,39 +5757,40 @@
           </w:tcPr>
           <w:p>
             <w:pPr>
+              <w:spacing w:after="60" w:line="240" w:lineRule="auto"/>
               <w:rPr>
                 <w:rFonts w:ascii="Consolas" w:hAnsi="Consolas" w:cs="Consolas"/>
-                <w:sz w:val="22"/>
-                <w:szCs w:val="22"/>
+                <w:sz w:val="20"/>
+                <w:szCs w:val="20"/>
               </w:rPr>
             </w:pPr>
             <w:r>
               <w:rPr>
                 <w:rFonts w:ascii="Consolas" w:hAnsi="Consolas" w:cs="Consolas"/>
-                <w:sz w:val="22"/>
-                <w:szCs w:val="22"/>
-              </w:rPr>
-              <w:lastRenderedPageBreak/>
+                <w:sz w:val="20"/>
+                <w:szCs w:val="20"/>
+              </w:rPr>
               <w:t>Module 9</w:t>
             </w:r>
           </w:p>
           <w:p>
             <w:pPr>
-              <w:rPr>
-                <w:rFonts w:ascii="Arial" w:hAnsi="Arial" w:cs="Arial"/>
-                <w:b/>
-                <w:bCs/>
-                <w:sz w:val="22"/>
-                <w:szCs w:val="22"/>
-              </w:rPr>
-            </w:pPr>
-            <w:r>
-              <w:rPr>
-                <w:rFonts w:ascii="Arial" w:hAnsi="Arial" w:cs="Arial"/>
-                <w:b/>
-                <w:bCs/>
-                <w:sz w:val="22"/>
-                <w:szCs w:val="22"/>
+              <w:spacing w:after="60" w:line="240" w:lineRule="auto"/>
+              <w:rPr>
+                <w:rFonts w:ascii="Arial" w:hAnsi="Arial" w:cs="Arial"/>
+                <w:b/>
+                <w:bCs/>
+                <w:sz w:val="20"/>
+                <w:szCs w:val="20"/>
+              </w:rPr>
+            </w:pPr>
+            <w:r>
+              <w:rPr>
+                <w:rFonts w:ascii="Arial" w:hAnsi="Arial" w:cs="Arial"/>
+                <w:b/>
+                <w:bCs/>
+                <w:sz w:val="20"/>
+                <w:szCs w:val="20"/>
               </w:rPr>
               <w:t>Introduction to Statistical Analysis</w:t>
             </w:r>
@@ -6148,46 +5804,36 @@
                 <w:right w:val="nil"/>
                 <w:between w:val="nil"/>
               </w:pBdr>
-              <w:rPr>
-                <w:rFonts w:ascii="Arial" w:hAnsi="Arial" w:cs="Arial"/>
-                <w:sz w:val="22"/>
-                <w:szCs w:val="22"/>
-              </w:rPr>
-            </w:pPr>
-            <w:r>
-              <w:rPr>
-                <w:rFonts w:ascii="Arial" w:hAnsi="Arial" w:cs="Arial"/>
-                <w:sz w:val="22"/>
-                <w:szCs w:val="22"/>
+              <w:spacing w:after="60" w:line="240" w:lineRule="auto"/>
+              <w:rPr>
+                <w:rFonts w:ascii="Arial" w:hAnsi="Arial" w:cs="Arial"/>
+                <w:sz w:val="20"/>
+                <w:szCs w:val="20"/>
+              </w:rPr>
+            </w:pPr>
+            <w:r>
+              <w:rPr>
+                <w:rFonts w:ascii="Arial" w:hAnsi="Arial" w:cs="Arial"/>
+                <w:sz w:val="20"/>
+                <w:szCs w:val="20"/>
               </w:rPr>
               <w:t>Primary CLOs:</w:t>
             </w:r>
           </w:p>
           <w:p>
             <w:pPr>
-              <w:numPr>
-                <w:ilvl w:val="0"/>
-                <w:numId w:val="1"/>
-              </w:numPr>
-              <w:pBdr>
-                <w:top w:val="nil"/>
-                <w:left w:val="nil"/>
-                <w:bottom w:val="nil"/>
-                <w:right w:val="nil"/>
-                <w:between w:val="nil"/>
-              </w:pBdr>
-              <w:ind w:left="360"/>
-              <w:rPr>
-                <w:rFonts w:ascii="Arial" w:hAnsi="Arial" w:cs="Arial"/>
-                <w:sz w:val="22"/>
-                <w:szCs w:val="22"/>
+              <w:spacing w:after="60" w:line="240" w:lineRule="auto"/>
+              <w:rPr>
+                <w:rFonts w:ascii="Consolas" w:hAnsi="Consolas" w:cs="Consolas"/>
+                <w:sz w:val="20"/>
+                <w:szCs w:val="20"/>
               </w:rPr>
             </w:pPr>
             <w:r>
               <w:rPr>
                 <w:rFonts w:ascii="Consolas" w:eastAsia="Courier New" w:hAnsi="Consolas" w:cs="Consolas"/>
-                <w:sz w:val="22"/>
-                <w:szCs w:val="22"/>
+                <w:sz w:val="20"/>
+                <w:szCs w:val="20"/>
               </w:rPr>
               <w:t>VI, VII</w:t>
             </w:r>
@@ -6195,14 +5841,7 @@
         </w:tc>
         <w:tc>
           <w:tcPr>
-            <w:tcW w:w="7470" w:type="dxa"/>
-            <w:gridSpan w:val="2"/>
-            <w:tcBorders>
-              <w:top w:val="single" w:sz="4" w:space="0" w:color="D9D9D9"/>
-              <w:left w:val="single" w:sz="4" w:space="0" w:color="D9D9D9"/>
-              <w:bottom w:val="single" w:sz="4" w:space="0" w:color="D9D9D9"/>
-              <w:right w:val="single" w:sz="4" w:space="0" w:color="D9D9D9"/>
-            </w:tcBorders>
+            <w:tcW w:w="0" w:type="auto"/>
             <w:tcMar>
               <w:top w:w="86" w:type="dxa"/>
               <w:left w:w="86" w:type="dxa"/>
@@ -6223,29 +5862,29 @@
                 <w:right w:val="nil"/>
                 <w:between w:val="nil"/>
               </w:pBdr>
-              <w:spacing w:before="100" w:beforeAutospacing="1"/>
-              <w:ind w:left="229" w:hanging="270"/>
-              <w:rPr>
-                <w:rFonts w:ascii="Arial" w:hAnsi="Arial" w:cs="Arial"/>
-                <w:sz w:val="22"/>
-                <w:szCs w:val="22"/>
-              </w:rPr>
-            </w:pPr>
-            <w:r>
-              <w:rPr>
-                <w:rFonts w:ascii="Arial" w:hAnsi="Arial" w:cs="Arial"/>
-                <w:b/>
-                <w:bCs/>
-                <w:sz w:val="22"/>
-                <w:szCs w:val="22"/>
+              <w:spacing w:after="60" w:line="240" w:lineRule="auto"/>
+              <w:ind w:left="229" w:hanging="270"/>
+              <w:rPr>
+                <w:rFonts w:ascii="Arial" w:hAnsi="Arial" w:cs="Arial"/>
+                <w:sz w:val="20"/>
+                <w:szCs w:val="20"/>
+              </w:rPr>
+            </w:pPr>
+            <w:r>
+              <w:rPr>
+                <w:rFonts w:ascii="Arial" w:hAnsi="Arial" w:cs="Arial"/>
+                <w:b/>
+                <w:bCs/>
+                <w:sz w:val="20"/>
+                <w:szCs w:val="20"/>
               </w:rPr>
               <w:t>9.1</w:t>
             </w:r>
             <w:r>
               <w:rPr>
                 <w:rFonts w:ascii="Arial" w:hAnsi="Arial" w:cs="Arial"/>
-                <w:sz w:val="22"/>
-                <w:szCs w:val="22"/>
+                <w:sz w:val="20"/>
+                <w:szCs w:val="20"/>
               </w:rPr>
               <w:t xml:space="preserve"> Calculate and interpret correlation coefficients </w:t>
             </w:r>
@@ -6253,17 +5892,27 @@
             <w:r>
               <w:rPr>
                 <w:rFonts w:ascii="Arial" w:hAnsi="Arial" w:cs="Arial"/>
-                <w:sz w:val="22"/>
-                <w:szCs w:val="22"/>
-              </w:rPr>
-              <w:t>using .corr</w:t>
-            </w:r>
+                <w:sz w:val="20"/>
+                <w:szCs w:val="20"/>
+              </w:rPr>
+              <w:t>using .</w:t>
+            </w:r>
+            <w:proofErr w:type="spellStart"/>
+            <w:r>
+              <w:rPr>
+                <w:rFonts w:ascii="Arial" w:hAnsi="Arial" w:cs="Arial"/>
+                <w:sz w:val="20"/>
+                <w:szCs w:val="20"/>
+              </w:rPr>
+              <w:t>corr</w:t>
+            </w:r>
+            <w:proofErr w:type="spellEnd"/>
             <w:proofErr w:type="gramEnd"/>
             <w:r>
               <w:rPr>
                 <w:rFonts w:ascii="Arial" w:hAnsi="Arial" w:cs="Arial"/>
-                <w:sz w:val="22"/>
-                <w:szCs w:val="22"/>
+                <w:sz w:val="20"/>
+                <w:szCs w:val="20"/>
               </w:rPr>
               <w:t>() method and scatter plots to quantify the strength and direction of relationships between numeric variables</w:t>
             </w:r>
@@ -6281,29 +5930,29 @@
                 <w:right w:val="nil"/>
                 <w:between w:val="nil"/>
               </w:pBdr>
-              <w:spacing w:before="100" w:beforeAutospacing="1"/>
-              <w:ind w:left="229" w:hanging="270"/>
-              <w:rPr>
-                <w:rFonts w:ascii="Arial" w:hAnsi="Arial" w:cs="Arial"/>
-                <w:sz w:val="22"/>
-                <w:szCs w:val="22"/>
-              </w:rPr>
-            </w:pPr>
-            <w:r>
-              <w:rPr>
-                <w:rFonts w:ascii="Arial" w:hAnsi="Arial" w:cs="Arial"/>
-                <w:b/>
-                <w:bCs/>
-                <w:sz w:val="22"/>
-                <w:szCs w:val="22"/>
+              <w:spacing w:after="60" w:line="240" w:lineRule="auto"/>
+              <w:ind w:left="229" w:hanging="270"/>
+              <w:rPr>
+                <w:rFonts w:ascii="Arial" w:hAnsi="Arial" w:cs="Arial"/>
+                <w:sz w:val="20"/>
+                <w:szCs w:val="20"/>
+              </w:rPr>
+            </w:pPr>
+            <w:r>
+              <w:rPr>
+                <w:rFonts w:ascii="Arial" w:hAnsi="Arial" w:cs="Arial"/>
+                <w:b/>
+                <w:bCs/>
+                <w:sz w:val="20"/>
+                <w:szCs w:val="20"/>
               </w:rPr>
               <w:t>9.2</w:t>
             </w:r>
             <w:r>
               <w:rPr>
                 <w:rFonts w:ascii="Arial" w:hAnsi="Arial" w:cs="Arial"/>
-                <w:sz w:val="22"/>
-                <w:szCs w:val="22"/>
+                <w:sz w:val="20"/>
+                <w:szCs w:val="20"/>
               </w:rPr>
               <w:t xml:space="preserve"> Explain the logic of hypothesis testing including null hypotheses, alternative hypotheses, and p-values, and determine statistical significance at common alpha levels</w:t>
             </w:r>
@@ -6321,29 +5970,31 @@
                 <w:right w:val="nil"/>
                 <w:between w:val="nil"/>
               </w:pBdr>
-              <w:spacing w:before="100" w:beforeAutospacing="1"/>
-              <w:ind w:left="229" w:hanging="270"/>
-              <w:rPr>
-                <w:rFonts w:ascii="Arial" w:hAnsi="Arial" w:cs="Arial"/>
-                <w:sz w:val="22"/>
-                <w:szCs w:val="22"/>
-              </w:rPr>
-            </w:pPr>
-            <w:r>
-              <w:rPr>
-                <w:rFonts w:ascii="Arial" w:hAnsi="Arial" w:cs="Arial"/>
-                <w:b/>
-                <w:bCs/>
-                <w:sz w:val="22"/>
-                <w:szCs w:val="22"/>
+              <w:spacing w:after="60" w:line="240" w:lineRule="auto"/>
+              <w:ind w:left="231" w:hanging="274"/>
+              <w:rPr>
+                <w:rFonts w:ascii="Arial" w:hAnsi="Arial" w:cs="Arial"/>
+                <w:b/>
+                <w:bCs/>
+                <w:sz w:val="20"/>
+                <w:szCs w:val="20"/>
+              </w:rPr>
+            </w:pPr>
+            <w:r>
+              <w:rPr>
+                <w:rFonts w:ascii="Arial" w:hAnsi="Arial" w:cs="Arial"/>
+                <w:b/>
+                <w:bCs/>
+                <w:sz w:val="20"/>
+                <w:szCs w:val="20"/>
               </w:rPr>
               <w:t>9.3</w:t>
             </w:r>
             <w:r>
               <w:rPr>
                 <w:rFonts w:ascii="Arial" w:hAnsi="Arial" w:cs="Arial"/>
-                <w:sz w:val="22"/>
-                <w:szCs w:val="22"/>
+                <w:sz w:val="20"/>
+                <w:szCs w:val="20"/>
               </w:rPr>
               <w:t xml:space="preserve"> Compare groups using independent samples t-tests and chi-square tests (</w:t>
             </w:r>
@@ -6351,8 +6002,8 @@
             <w:r>
               <w:rPr>
                 <w:rFonts w:ascii="Arial" w:hAnsi="Arial" w:cs="Arial"/>
-                <w:sz w:val="22"/>
-                <w:szCs w:val="22"/>
+                <w:sz w:val="20"/>
+                <w:szCs w:val="20"/>
               </w:rPr>
               <w:t>scipy.stats</w:t>
             </w:r>
@@ -6360,8 +6011,8 @@
             <w:r>
               <w:rPr>
                 <w:rFonts w:ascii="Arial" w:hAnsi="Arial" w:cs="Arial"/>
-                <w:sz w:val="22"/>
-                <w:szCs w:val="22"/>
+                <w:sz w:val="20"/>
+                <w:szCs w:val="20"/>
               </w:rPr>
               <w:t>.chi2_</w:t>
             </w:r>
@@ -6369,8 +6020,8 @@
             <w:r>
               <w:rPr>
                 <w:rFonts w:ascii="Arial" w:hAnsi="Arial" w:cs="Arial"/>
-                <w:sz w:val="22"/>
-                <w:szCs w:val="22"/>
+                <w:sz w:val="20"/>
+                <w:szCs w:val="20"/>
               </w:rPr>
               <w:t>contingency(</w:t>
             </w:r>
@@ -6378,8 +6029,8 @@
             <w:r>
               <w:rPr>
                 <w:rFonts w:ascii="Arial" w:hAnsi="Arial" w:cs="Arial"/>
-                <w:sz w:val="22"/>
-                <w:szCs w:val="22"/>
+                <w:sz w:val="20"/>
+                <w:szCs w:val="20"/>
               </w:rPr>
               <w:t>)), interpreting the resulting p-values to judge statistical significance</w:t>
             </w:r>
@@ -6388,12 +6039,6 @@
         <w:tc>
           <w:tcPr>
             <w:tcW w:w="2880" w:type="dxa"/>
-            <w:tcBorders>
-              <w:top w:val="single" w:sz="4" w:space="0" w:color="D9D9D9"/>
-              <w:left w:val="single" w:sz="4" w:space="0" w:color="D9D9D9"/>
-              <w:bottom w:val="single" w:sz="4" w:space="0" w:color="D9D9D9"/>
-              <w:right w:val="single" w:sz="4" w:space="0" w:color="D9D9D9"/>
-            </w:tcBorders>
             <w:tcMar>
               <w:top w:w="86" w:type="dxa"/>
               <w:left w:w="86" w:type="dxa"/>
@@ -6414,19 +6059,19 @@
                 <w:right w:val="nil"/>
                 <w:between w:val="nil"/>
               </w:pBdr>
-              <w:spacing w:before="100" w:beforeAutospacing="1" w:after="0"/>
-              <w:ind w:left="229" w:hanging="270"/>
-              <w:rPr>
-                <w:rFonts w:ascii="Arial" w:hAnsi="Arial" w:cs="Arial"/>
-                <w:sz w:val="22"/>
-                <w:szCs w:val="22"/>
-              </w:rPr>
-            </w:pPr>
-            <w:r>
-              <w:rPr>
-                <w:rFonts w:ascii="Arial" w:hAnsi="Arial" w:cs="Arial"/>
-                <w:sz w:val="22"/>
-                <w:szCs w:val="22"/>
+              <w:spacing w:after="0" w:line="240" w:lineRule="auto"/>
+              <w:ind w:left="229" w:hanging="270"/>
+              <w:rPr>
+                <w:rFonts w:ascii="Arial" w:hAnsi="Arial" w:cs="Arial"/>
+                <w:sz w:val="18"/>
+                <w:szCs w:val="18"/>
+              </w:rPr>
+            </w:pPr>
+            <w:r>
+              <w:rPr>
+                <w:rFonts w:ascii="Arial" w:hAnsi="Arial" w:cs="Arial"/>
+                <w:sz w:val="18"/>
+                <w:szCs w:val="18"/>
               </w:rPr>
               <w:t>Read Sections: 9.1 - 9.7</w:t>
             </w:r>
@@ -6444,19 +6089,19 @@
                 <w:right w:val="nil"/>
                 <w:between w:val="nil"/>
               </w:pBdr>
-              <w:spacing w:before="100" w:beforeAutospacing="1" w:after="0"/>
-              <w:ind w:left="229" w:hanging="270"/>
-              <w:rPr>
-                <w:rFonts w:ascii="Arial" w:hAnsi="Arial" w:cs="Arial"/>
-                <w:sz w:val="22"/>
-                <w:szCs w:val="22"/>
-              </w:rPr>
-            </w:pPr>
-            <w:r>
-              <w:rPr>
-                <w:rFonts w:ascii="Arial" w:hAnsi="Arial" w:cs="Arial"/>
-                <w:sz w:val="22"/>
-                <w:szCs w:val="22"/>
+              <w:spacing w:after="0" w:line="240" w:lineRule="auto"/>
+              <w:ind w:left="229" w:hanging="270"/>
+              <w:rPr>
+                <w:rFonts w:ascii="Arial" w:hAnsi="Arial" w:cs="Arial"/>
+                <w:sz w:val="18"/>
+                <w:szCs w:val="18"/>
+              </w:rPr>
+            </w:pPr>
+            <w:r>
+              <w:rPr>
+                <w:rFonts w:ascii="Arial" w:hAnsi="Arial" w:cs="Arial"/>
+                <w:sz w:val="18"/>
+                <w:szCs w:val="18"/>
               </w:rPr>
               <w:t>Practice: Try It Yourself</w:t>
             </w:r>
@@ -6474,27 +6119,27 @@
                 <w:right w:val="nil"/>
                 <w:between w:val="nil"/>
               </w:pBdr>
-              <w:spacing w:before="100" w:beforeAutospacing="1" w:after="0"/>
-              <w:ind w:left="229" w:hanging="270"/>
-              <w:rPr>
-                <w:rFonts w:ascii="Arial" w:hAnsi="Arial" w:cs="Arial"/>
-                <w:sz w:val="22"/>
-                <w:szCs w:val="22"/>
-              </w:rPr>
-            </w:pPr>
-            <w:r>
-              <w:rPr>
-                <w:rFonts w:ascii="Arial" w:hAnsi="Arial" w:cs="Arial"/>
-                <w:sz w:val="22"/>
-                <w:szCs w:val="22"/>
+              <w:spacing w:after="0" w:line="240" w:lineRule="auto"/>
+              <w:ind w:left="229" w:hanging="270"/>
+              <w:rPr>
+                <w:rFonts w:ascii="Arial" w:hAnsi="Arial" w:cs="Arial"/>
+                <w:sz w:val="18"/>
+                <w:szCs w:val="18"/>
+              </w:rPr>
+            </w:pPr>
+            <w:r>
+              <w:rPr>
+                <w:rFonts w:ascii="Arial" w:hAnsi="Arial" w:cs="Arial"/>
+                <w:sz w:val="18"/>
+                <w:szCs w:val="18"/>
               </w:rPr>
               <w:t xml:space="preserve">Debug: Fix It </w:t>
             </w:r>
             <w:r>
               <w:rPr>
                 <w:rFonts w:ascii="Apple Color Emoji" w:hAnsi="Apple Color Emoji" w:cs="Apple Color Emoji"/>
-                <w:sz w:val="22"/>
-                <w:szCs w:val="22"/>
+                <w:sz w:val="18"/>
+                <w:szCs w:val="18"/>
               </w:rPr>
               <w:t>🔧</w:t>
             </w:r>
@@ -6512,19 +6157,19 @@
                 <w:right w:val="nil"/>
                 <w:between w:val="nil"/>
               </w:pBdr>
-              <w:spacing w:before="100" w:beforeAutospacing="1" w:after="0"/>
-              <w:ind w:left="229" w:hanging="270"/>
-              <w:rPr>
-                <w:rFonts w:ascii="Arial" w:hAnsi="Arial" w:cs="Arial"/>
-                <w:sz w:val="22"/>
-                <w:szCs w:val="22"/>
-              </w:rPr>
-            </w:pPr>
-            <w:r>
-              <w:rPr>
-                <w:rFonts w:ascii="Arial" w:hAnsi="Arial" w:cs="Arial"/>
-                <w:sz w:val="22"/>
-                <w:szCs w:val="22"/>
+              <w:spacing w:after="0" w:line="240" w:lineRule="auto"/>
+              <w:ind w:left="229" w:hanging="270"/>
+              <w:rPr>
+                <w:rFonts w:ascii="Arial" w:hAnsi="Arial" w:cs="Arial"/>
+                <w:sz w:val="18"/>
+                <w:szCs w:val="18"/>
+              </w:rPr>
+            </w:pPr>
+            <w:r>
+              <w:rPr>
+                <w:rFonts w:ascii="Arial" w:hAnsi="Arial" w:cs="Arial"/>
+                <w:sz w:val="18"/>
+                <w:szCs w:val="18"/>
               </w:rPr>
               <w:t xml:space="preserve">Answer: Quick Checks </w:t>
             </w:r>
@@ -6542,19 +6187,19 @@
                 <w:right w:val="nil"/>
                 <w:between w:val="nil"/>
               </w:pBdr>
-              <w:spacing w:before="100" w:beforeAutospacing="1" w:after="0"/>
-              <w:ind w:left="229" w:hanging="270"/>
-              <w:rPr>
-                <w:rFonts w:ascii="Arial" w:hAnsi="Arial" w:cs="Arial"/>
-                <w:sz w:val="22"/>
-                <w:szCs w:val="22"/>
-              </w:rPr>
-            </w:pPr>
-            <w:r>
-              <w:rPr>
-                <w:rFonts w:ascii="Arial" w:hAnsi="Arial" w:cs="Arial"/>
-                <w:sz w:val="22"/>
-                <w:szCs w:val="22"/>
+              <w:spacing w:after="0" w:line="240" w:lineRule="auto"/>
+              <w:ind w:left="229" w:hanging="270"/>
+              <w:rPr>
+                <w:rFonts w:ascii="Arial" w:hAnsi="Arial" w:cs="Arial"/>
+                <w:sz w:val="18"/>
+                <w:szCs w:val="18"/>
+              </w:rPr>
+            </w:pPr>
+            <w:r>
+              <w:rPr>
+                <w:rFonts w:ascii="Arial" w:hAnsi="Arial" w:cs="Arial"/>
+                <w:sz w:val="18"/>
+                <w:szCs w:val="18"/>
               </w:rPr>
               <w:t>Recall: Retrieval Practice</w:t>
             </w:r>
@@ -6572,63 +6217,27 @@
                 <w:right w:val="nil"/>
                 <w:between w:val="nil"/>
               </w:pBdr>
-              <w:spacing w:before="100" w:beforeAutospacing="1" w:after="0"/>
-              <w:ind w:left="229" w:hanging="270"/>
-              <w:rPr>
-                <w:rFonts w:ascii="Arial" w:hAnsi="Arial" w:cs="Arial"/>
-                <w:sz w:val="22"/>
-                <w:szCs w:val="22"/>
-              </w:rPr>
-            </w:pPr>
-            <w:r>
-              <w:rPr>
-                <w:rFonts w:ascii="Arial" w:hAnsi="Arial" w:cs="Arial"/>
-                <w:sz w:val="22"/>
-                <w:szCs w:val="22"/>
-              </w:rPr>
-              <w:t>Review Questions</w:t>
-            </w:r>
-          </w:p>
-          <w:p>
-            <w:pPr>
-              <w:numPr>
-                <w:ilvl w:val="0"/>
-                <w:numId w:val="1"/>
-              </w:numPr>
-              <w:pBdr>
-                <w:top w:val="nil"/>
-                <w:left w:val="nil"/>
-                <w:bottom w:val="nil"/>
-                <w:right w:val="nil"/>
-                <w:between w:val="nil"/>
-              </w:pBdr>
-              <w:spacing w:before="100" w:beforeAutospacing="1" w:after="0"/>
-              <w:ind w:left="229" w:hanging="270"/>
-              <w:rPr>
-                <w:rFonts w:ascii="Arial" w:hAnsi="Arial" w:cs="Arial"/>
-                <w:sz w:val="22"/>
-                <w:szCs w:val="22"/>
-              </w:rPr>
-            </w:pPr>
-            <w:r>
-              <w:rPr>
-                <w:rFonts w:ascii="Arial" w:hAnsi="Arial" w:cs="Arial"/>
-                <w:sz w:val="22"/>
-                <w:szCs w:val="22"/>
-              </w:rPr>
-              <w:t>Looking Ahead</w:t>
+              <w:spacing w:after="0" w:line="240" w:lineRule="auto"/>
+              <w:ind w:left="229" w:hanging="270"/>
+              <w:rPr>
+                <w:rFonts w:ascii="Arial" w:hAnsi="Arial" w:cs="Arial"/>
+                <w:sz w:val="20"/>
+                <w:szCs w:val="20"/>
+              </w:rPr>
+            </w:pPr>
+            <w:r>
+              <w:rPr>
+                <w:rFonts w:ascii="Arial" w:hAnsi="Arial" w:cs="Arial"/>
+                <w:sz w:val="18"/>
+                <w:szCs w:val="18"/>
+              </w:rPr>
+              <w:t>Review, Further Reading, and Looking Ahead</w:t>
             </w:r>
           </w:p>
         </w:tc>
         <w:tc>
           <w:tcPr>
-            <w:tcW w:w="2759" w:type="dxa"/>
-            <w:tcBorders>
-              <w:top w:val="single" w:sz="4" w:space="0" w:color="D9D9D9"/>
-              <w:left w:val="single" w:sz="4" w:space="0" w:color="D9D9D9"/>
-              <w:bottom w:val="single" w:sz="4" w:space="0" w:color="D9D9D9"/>
-              <w:right w:val="single" w:sz="4" w:space="0" w:color="D9D9D9"/>
-            </w:tcBorders>
+            <w:tcW w:w="2880" w:type="dxa"/>
             <w:tcMar>
               <w:top w:w="86" w:type="dxa"/>
               <w:left w:w="86" w:type="dxa"/>
@@ -6649,6 +6258,7 @@
                 <w:right w:val="nil"/>
                 <w:between w:val="nil"/>
               </w:pBdr>
+              <w:spacing w:after="60" w:line="240" w:lineRule="auto"/>
               <w:ind w:left="229" w:hanging="270"/>
               <w:rPr>
                 <w:rFonts w:ascii="Arial" w:hAnsi="Arial" w:cs="Arial"/>
@@ -6704,50 +6314,98 @@
                 <w:sz w:val="20"/>
                 <w:szCs w:val="20"/>
               </w:rPr>
-              <w:t>(P</w:t>
-            </w:r>
-            <w:r>
-              <w:rPr>
-                <w:rFonts w:ascii="Consolas" w:hAnsi="Consolas" w:cs="Consolas"/>
-                <w:sz w:val="20"/>
-                <w:szCs w:val="20"/>
-              </w:rPr>
-              <w:t>arts 1-3 and Questions &amp; Analysis</w:t>
-            </w:r>
-            <w:r>
-              <w:rPr>
-                <w:rFonts w:ascii="Consolas" w:hAnsi="Consolas" w:cs="Consolas"/>
-                <w:sz w:val="20"/>
-                <w:szCs w:val="20"/>
-              </w:rPr>
-              <w:t>)</w:t>
+              <w:t>(Parts 1-3 and Questions &amp; Analysis)</w:t>
+            </w:r>
+          </w:p>
+          <w:p>
+            <w:pPr>
+              <w:numPr>
+                <w:ilvl w:val="0"/>
+                <w:numId w:val="1"/>
+              </w:numPr>
+              <w:pBdr>
+                <w:top w:val="nil"/>
+                <w:left w:val="nil"/>
+                <w:bottom w:val="nil"/>
+                <w:right w:val="nil"/>
+                <w:between w:val="nil"/>
+              </w:pBdr>
+              <w:spacing w:after="60" w:line="240" w:lineRule="auto"/>
+              <w:ind w:left="229" w:hanging="270"/>
+              <w:rPr>
+                <w:rFonts w:ascii="Arial" w:hAnsi="Arial" w:cs="Arial"/>
+                <w:sz w:val="20"/>
+                <w:szCs w:val="20"/>
+              </w:rPr>
+            </w:pPr>
+            <w:r>
+              <w:rPr>
+                <w:rFonts w:ascii="Arial" w:hAnsi="Arial" w:cs="Arial"/>
+                <w:b/>
+                <w:bCs/>
+                <w:color w:val="012F76"/>
+                <w:sz w:val="20"/>
+                <w:szCs w:val="20"/>
+              </w:rPr>
+              <w:t xml:space="preserve">9.7 </w:t>
+            </w:r>
+            <w:r>
+              <w:rPr>
+                <w:rFonts w:ascii="Arial" w:hAnsi="Arial" w:cs="Arial"/>
+                <w:color w:val="012F76"/>
+                <w:sz w:val="20"/>
+                <w:szCs w:val="20"/>
+              </w:rPr>
+              <w:t>Question &amp; Discuss</w:t>
+            </w:r>
+            <w:r>
+              <w:rPr>
+                <w:rFonts w:ascii="Arial" w:hAnsi="Arial" w:cs="Arial"/>
+                <w:color w:val="012F76"/>
+                <w:sz w:val="20"/>
+                <w:szCs w:val="20"/>
+              </w:rPr>
+              <w:t xml:space="preserve"> </w:t>
+            </w:r>
+            <w:r>
+              <w:rPr>
+                <w:rFonts w:ascii="Apple Color Emoji" w:hAnsi="Apple Color Emoji" w:cs="Apple Color Emoji"/>
+                <w:color w:val="012F76"/>
+                <w:sz w:val="20"/>
+                <w:szCs w:val="20"/>
+              </w:rPr>
+              <w:t>🤔</w:t>
+            </w:r>
+            <w:r>
+              <w:rPr>
+                <w:rFonts w:ascii="Apple Color Emoji" w:hAnsi="Apple Color Emoji" w:cs="Apple Color Emoji"/>
+                <w:color w:val="012F76"/>
+                <w:sz w:val="20"/>
+                <w:szCs w:val="20"/>
+              </w:rPr>
+              <w:t xml:space="preserve"> </w:t>
+            </w:r>
+            <w:r>
+              <w:rPr>
+                <w:rFonts w:ascii="Arial" w:hAnsi="Arial" w:cs="Arial"/>
+                <w:b/>
+                <w:bCs/>
+                <w:color w:val="012F76"/>
+                <w:sz w:val="20"/>
+                <w:szCs w:val="20"/>
+              </w:rPr>
+              <w:t>Advanced Data Analysis</w:t>
             </w:r>
           </w:p>
         </w:tc>
       </w:tr>
       <w:tr>
-        <w:tblPrEx>
-          <w:tblBorders>
-            <w:top w:val="single" w:sz="4" w:space="0" w:color="D9D9D9"/>
-            <w:left w:val="single" w:sz="4" w:space="0" w:color="D9D9D9"/>
-            <w:bottom w:val="single" w:sz="4" w:space="0" w:color="D9D9D9"/>
-            <w:right w:val="single" w:sz="4" w:space="0" w:color="D9D9D9"/>
-            <w:insideH w:val="single" w:sz="4" w:space="0" w:color="D9D9D9"/>
-            <w:insideV w:val="single" w:sz="4" w:space="0" w:color="D9D9D9"/>
-          </w:tblBorders>
-        </w:tblPrEx>
         <w:trPr>
           <w:cantSplit/>
         </w:trPr>
         <w:tc>
           <w:tcPr>
-            <w:tcW w:w="2155" w:type="dxa"/>
-            <w:tcBorders>
-              <w:top w:val="single" w:sz="4" w:space="0" w:color="D9D9D9"/>
-              <w:left w:val="single" w:sz="4" w:space="0" w:color="D9D9D9"/>
-              <w:bottom w:val="single" w:sz="4" w:space="0" w:color="D9D9D9"/>
-              <w:right w:val="single" w:sz="4" w:space="0" w:color="D9D9D9"/>
-            </w:tcBorders>
+            <w:tcW w:w="2160" w:type="dxa"/>
             <w:tcMar>
               <w:top w:w="86" w:type="dxa"/>
               <w:left w:w="86" w:type="dxa"/>
@@ -6764,6 +6422,7 @@
                 <w:right w:val="nil"/>
                 <w:between w:val="nil"/>
               </w:pBdr>
+              <w:spacing w:after="60" w:line="240" w:lineRule="auto"/>
               <w:rPr>
                 <w:rFonts w:ascii="Consolas" w:hAnsi="Consolas" w:cs="Consolas"/>
                 <w:sz w:val="20"/>
@@ -6776,6 +6435,7 @@
                 <w:sz w:val="20"/>
                 <w:szCs w:val="20"/>
               </w:rPr>
+              <w:lastRenderedPageBreak/>
               <w:t>Module 10</w:t>
             </w:r>
           </w:p>
@@ -6788,6 +6448,7 @@
                 <w:right w:val="nil"/>
                 <w:between w:val="nil"/>
               </w:pBdr>
+              <w:spacing w:after="60" w:line="240" w:lineRule="auto"/>
               <w:rPr>
                 <w:rFonts w:ascii="Arial" w:hAnsi="Arial" w:cs="Arial"/>
                 <w:b/>
@@ -6816,6 +6477,7 @@
                 <w:right w:val="nil"/>
                 <w:between w:val="nil"/>
               </w:pBdr>
+              <w:spacing w:after="60" w:line="240" w:lineRule="auto"/>
               <w:rPr>
                 <w:rFonts w:ascii="Arial" w:hAnsi="Arial" w:cs="Arial"/>
                 <w:sz w:val="20"/>
@@ -6833,20 +6495,9 @@
           </w:p>
           <w:p>
             <w:pPr>
-              <w:numPr>
-                <w:ilvl w:val="0"/>
-                <w:numId w:val="1"/>
-              </w:numPr>
-              <w:pBdr>
-                <w:top w:val="nil"/>
-                <w:left w:val="nil"/>
-                <w:bottom w:val="nil"/>
-                <w:right w:val="nil"/>
-                <w:between w:val="nil"/>
-              </w:pBdr>
-              <w:ind w:left="360"/>
-              <w:rPr>
-                <w:rFonts w:ascii="Arial" w:hAnsi="Arial" w:cs="Arial"/>
+              <w:spacing w:after="60" w:line="240" w:lineRule="auto"/>
+              <w:rPr>
+                <w:rFonts w:ascii="Consolas" w:hAnsi="Consolas" w:cs="Consolas"/>
                 <w:sz w:val="20"/>
                 <w:szCs w:val="20"/>
               </w:rPr>
@@ -6863,14 +6514,7 @@
         </w:tc>
         <w:tc>
           <w:tcPr>
-            <w:tcW w:w="7470" w:type="dxa"/>
-            <w:gridSpan w:val="2"/>
-            <w:tcBorders>
-              <w:top w:val="single" w:sz="4" w:space="0" w:color="D9D9D9"/>
-              <w:left w:val="single" w:sz="4" w:space="0" w:color="D9D9D9"/>
-              <w:bottom w:val="single" w:sz="4" w:space="0" w:color="D9D9D9"/>
-              <w:right w:val="single" w:sz="4" w:space="0" w:color="D9D9D9"/>
-            </w:tcBorders>
+            <w:tcW w:w="0" w:type="auto"/>
             <w:tcMar>
               <w:top w:w="86" w:type="dxa"/>
               <w:left w:w="86" w:type="dxa"/>
@@ -6891,7 +6535,7 @@
                 <w:right w:val="nil"/>
                 <w:between w:val="nil"/>
               </w:pBdr>
-              <w:spacing w:before="100" w:beforeAutospacing="1"/>
+              <w:spacing w:after="60" w:line="240" w:lineRule="auto"/>
               <w:ind w:left="229" w:hanging="270"/>
               <w:rPr>
                 <w:rFonts w:ascii="Arial" w:hAnsi="Arial" w:cs="Arial"/>
@@ -6931,7 +6575,7 @@
                 <w:right w:val="nil"/>
                 <w:between w:val="nil"/>
               </w:pBdr>
-              <w:spacing w:before="100" w:beforeAutospacing="1"/>
+              <w:spacing w:after="60" w:line="240" w:lineRule="auto"/>
               <w:ind w:left="229" w:hanging="270"/>
               <w:rPr>
                 <w:rFonts w:ascii="Arial" w:hAnsi="Arial" w:cs="Arial"/>
@@ -6971,10 +6615,12 @@
                 <w:right w:val="nil"/>
                 <w:between w:val="nil"/>
               </w:pBdr>
-              <w:spacing w:before="100" w:beforeAutospacing="1"/>
-              <w:ind w:left="229" w:hanging="270"/>
-              <w:rPr>
-                <w:rFonts w:ascii="Arial" w:hAnsi="Arial" w:cs="Arial"/>
+              <w:spacing w:after="60" w:line="240" w:lineRule="auto"/>
+              <w:ind w:left="231" w:hanging="274"/>
+              <w:rPr>
+                <w:rFonts w:ascii="Arial" w:hAnsi="Arial" w:cs="Arial"/>
+                <w:b/>
+                <w:bCs/>
                 <w:sz w:val="20"/>
                 <w:szCs w:val="20"/>
               </w:rPr>
@@ -7002,12 +6648,6 @@
         <w:tc>
           <w:tcPr>
             <w:tcW w:w="2880" w:type="dxa"/>
-            <w:tcBorders>
-              <w:top w:val="single" w:sz="4" w:space="0" w:color="D9D9D9"/>
-              <w:left w:val="single" w:sz="4" w:space="0" w:color="D9D9D9"/>
-              <w:bottom w:val="single" w:sz="4" w:space="0" w:color="D9D9D9"/>
-              <w:right w:val="single" w:sz="4" w:space="0" w:color="D9D9D9"/>
-            </w:tcBorders>
             <w:tcMar>
               <w:top w:w="86" w:type="dxa"/>
               <w:left w:w="86" w:type="dxa"/>
@@ -7028,19 +6668,19 @@
                 <w:right w:val="nil"/>
                 <w:between w:val="nil"/>
               </w:pBdr>
-              <w:spacing w:before="100" w:beforeAutospacing="1" w:after="0"/>
-              <w:ind w:left="229" w:hanging="270"/>
-              <w:rPr>
-                <w:rFonts w:ascii="Arial" w:hAnsi="Arial" w:cs="Arial"/>
-                <w:sz w:val="20"/>
-                <w:szCs w:val="20"/>
-              </w:rPr>
-            </w:pPr>
-            <w:r>
-              <w:rPr>
-                <w:rFonts w:ascii="Arial" w:hAnsi="Arial" w:cs="Arial"/>
-                <w:sz w:val="20"/>
-                <w:szCs w:val="20"/>
+              <w:spacing w:after="0" w:line="240" w:lineRule="auto"/>
+              <w:ind w:left="229" w:hanging="270"/>
+              <w:rPr>
+                <w:rFonts w:ascii="Arial" w:hAnsi="Arial" w:cs="Arial"/>
+                <w:sz w:val="18"/>
+                <w:szCs w:val="18"/>
+              </w:rPr>
+            </w:pPr>
+            <w:r>
+              <w:rPr>
+                <w:rFonts w:ascii="Arial" w:hAnsi="Arial" w:cs="Arial"/>
+                <w:sz w:val="18"/>
+                <w:szCs w:val="18"/>
               </w:rPr>
               <w:t>Read Sections: 10.1 - 10.7</w:t>
             </w:r>
@@ -7058,19 +6698,19 @@
                 <w:right w:val="nil"/>
                 <w:between w:val="nil"/>
               </w:pBdr>
-              <w:spacing w:before="100" w:beforeAutospacing="1" w:after="0"/>
-              <w:ind w:left="229" w:hanging="270"/>
-              <w:rPr>
-                <w:rFonts w:ascii="Arial" w:hAnsi="Arial" w:cs="Arial"/>
-                <w:sz w:val="20"/>
-                <w:szCs w:val="20"/>
-              </w:rPr>
-            </w:pPr>
-            <w:r>
-              <w:rPr>
-                <w:rFonts w:ascii="Arial" w:hAnsi="Arial" w:cs="Arial"/>
-                <w:sz w:val="20"/>
-                <w:szCs w:val="20"/>
+              <w:spacing w:after="0" w:line="240" w:lineRule="auto"/>
+              <w:ind w:left="229" w:hanging="270"/>
+              <w:rPr>
+                <w:rFonts w:ascii="Arial" w:hAnsi="Arial" w:cs="Arial"/>
+                <w:sz w:val="18"/>
+                <w:szCs w:val="18"/>
+              </w:rPr>
+            </w:pPr>
+            <w:r>
+              <w:rPr>
+                <w:rFonts w:ascii="Arial" w:hAnsi="Arial" w:cs="Arial"/>
+                <w:sz w:val="18"/>
+                <w:szCs w:val="18"/>
               </w:rPr>
               <w:t>Practice: Try It Yourself</w:t>
             </w:r>
@@ -7088,27 +6728,27 @@
                 <w:right w:val="nil"/>
                 <w:between w:val="nil"/>
               </w:pBdr>
-              <w:spacing w:before="100" w:beforeAutospacing="1" w:after="0"/>
-              <w:ind w:left="229" w:hanging="270"/>
-              <w:rPr>
-                <w:rFonts w:ascii="Arial" w:hAnsi="Arial" w:cs="Arial"/>
-                <w:sz w:val="20"/>
-                <w:szCs w:val="20"/>
-              </w:rPr>
-            </w:pPr>
-            <w:r>
-              <w:rPr>
-                <w:rFonts w:ascii="Arial" w:hAnsi="Arial" w:cs="Arial"/>
-                <w:sz w:val="20"/>
-                <w:szCs w:val="20"/>
+              <w:spacing w:after="0" w:line="240" w:lineRule="auto"/>
+              <w:ind w:left="229" w:hanging="270"/>
+              <w:rPr>
+                <w:rFonts w:ascii="Arial" w:hAnsi="Arial" w:cs="Arial"/>
+                <w:sz w:val="18"/>
+                <w:szCs w:val="18"/>
+              </w:rPr>
+            </w:pPr>
+            <w:r>
+              <w:rPr>
+                <w:rFonts w:ascii="Arial" w:hAnsi="Arial" w:cs="Arial"/>
+                <w:sz w:val="18"/>
+                <w:szCs w:val="18"/>
               </w:rPr>
               <w:t xml:space="preserve">Debug: Fix It </w:t>
             </w:r>
             <w:r>
               <w:rPr>
                 <w:rFonts w:ascii="Apple Color Emoji" w:hAnsi="Apple Color Emoji" w:cs="Apple Color Emoji"/>
-                <w:sz w:val="20"/>
-                <w:szCs w:val="20"/>
+                <w:sz w:val="18"/>
+                <w:szCs w:val="18"/>
               </w:rPr>
               <w:t>🔧</w:t>
             </w:r>
@@ -7126,19 +6766,19 @@
                 <w:right w:val="nil"/>
                 <w:between w:val="nil"/>
               </w:pBdr>
-              <w:spacing w:before="100" w:beforeAutospacing="1" w:after="0"/>
-              <w:ind w:left="229" w:hanging="270"/>
-              <w:rPr>
-                <w:rFonts w:ascii="Arial" w:hAnsi="Arial" w:cs="Arial"/>
-                <w:sz w:val="20"/>
-                <w:szCs w:val="20"/>
-              </w:rPr>
-            </w:pPr>
-            <w:r>
-              <w:rPr>
-                <w:rFonts w:ascii="Arial" w:hAnsi="Arial" w:cs="Arial"/>
-                <w:sz w:val="20"/>
-                <w:szCs w:val="20"/>
+              <w:spacing w:after="0" w:line="240" w:lineRule="auto"/>
+              <w:ind w:left="229" w:hanging="270"/>
+              <w:rPr>
+                <w:rFonts w:ascii="Arial" w:hAnsi="Arial" w:cs="Arial"/>
+                <w:sz w:val="18"/>
+                <w:szCs w:val="18"/>
+              </w:rPr>
+            </w:pPr>
+            <w:r>
+              <w:rPr>
+                <w:rFonts w:ascii="Arial" w:hAnsi="Arial" w:cs="Arial"/>
+                <w:sz w:val="18"/>
+                <w:szCs w:val="18"/>
               </w:rPr>
               <w:t xml:space="preserve">Answer: Quick Checks </w:t>
             </w:r>
@@ -7156,19 +6796,19 @@
                 <w:right w:val="nil"/>
                 <w:between w:val="nil"/>
               </w:pBdr>
-              <w:spacing w:before="100" w:beforeAutospacing="1" w:after="0"/>
-              <w:ind w:left="229" w:hanging="270"/>
-              <w:rPr>
-                <w:rFonts w:ascii="Arial" w:hAnsi="Arial" w:cs="Arial"/>
-                <w:sz w:val="20"/>
-                <w:szCs w:val="20"/>
-              </w:rPr>
-            </w:pPr>
-            <w:r>
-              <w:rPr>
-                <w:rFonts w:ascii="Arial" w:hAnsi="Arial" w:cs="Arial"/>
-                <w:sz w:val="20"/>
-                <w:szCs w:val="20"/>
+              <w:spacing w:after="0" w:line="240" w:lineRule="auto"/>
+              <w:ind w:left="229" w:hanging="270"/>
+              <w:rPr>
+                <w:rFonts w:ascii="Arial" w:hAnsi="Arial" w:cs="Arial"/>
+                <w:sz w:val="18"/>
+                <w:szCs w:val="18"/>
+              </w:rPr>
+            </w:pPr>
+            <w:r>
+              <w:rPr>
+                <w:rFonts w:ascii="Arial" w:hAnsi="Arial" w:cs="Arial"/>
+                <w:sz w:val="18"/>
+                <w:szCs w:val="18"/>
               </w:rPr>
               <w:t>Recall: Retrieval Practice</w:t>
             </w:r>
@@ -7186,63 +6826,27 @@
                 <w:right w:val="nil"/>
                 <w:between w:val="nil"/>
               </w:pBdr>
-              <w:spacing w:before="100" w:beforeAutospacing="1" w:after="0"/>
-              <w:ind w:left="229" w:hanging="270"/>
-              <w:rPr>
-                <w:rFonts w:ascii="Arial" w:hAnsi="Arial" w:cs="Arial"/>
-                <w:sz w:val="20"/>
-                <w:szCs w:val="20"/>
-              </w:rPr>
-            </w:pPr>
-            <w:r>
-              <w:rPr>
-                <w:rFonts w:ascii="Arial" w:hAnsi="Arial" w:cs="Arial"/>
-                <w:sz w:val="20"/>
-                <w:szCs w:val="20"/>
-              </w:rPr>
-              <w:t>Review Questions</w:t>
-            </w:r>
-          </w:p>
-          <w:p>
-            <w:pPr>
-              <w:numPr>
-                <w:ilvl w:val="0"/>
-                <w:numId w:val="1"/>
-              </w:numPr>
-              <w:pBdr>
-                <w:top w:val="nil"/>
-                <w:left w:val="nil"/>
-                <w:bottom w:val="nil"/>
-                <w:right w:val="nil"/>
-                <w:between w:val="nil"/>
-              </w:pBdr>
-              <w:spacing w:before="100" w:beforeAutospacing="1" w:after="0"/>
-              <w:ind w:left="229" w:hanging="270"/>
-              <w:rPr>
-                <w:rFonts w:ascii="Arial" w:hAnsi="Arial" w:cs="Arial"/>
-                <w:sz w:val="20"/>
-                <w:szCs w:val="20"/>
-              </w:rPr>
-            </w:pPr>
-            <w:r>
-              <w:rPr>
-                <w:rFonts w:ascii="Arial" w:hAnsi="Arial" w:cs="Arial"/>
-                <w:sz w:val="20"/>
-                <w:szCs w:val="20"/>
-              </w:rPr>
-              <w:t>Looking Ahead</w:t>
+              <w:spacing w:after="0" w:line="240" w:lineRule="auto"/>
+              <w:ind w:left="229" w:hanging="270"/>
+              <w:rPr>
+                <w:rFonts w:ascii="Arial" w:hAnsi="Arial" w:cs="Arial"/>
+                <w:sz w:val="18"/>
+                <w:szCs w:val="18"/>
+              </w:rPr>
+            </w:pPr>
+            <w:r>
+              <w:rPr>
+                <w:rFonts w:ascii="Arial" w:hAnsi="Arial" w:cs="Arial"/>
+                <w:sz w:val="18"/>
+                <w:szCs w:val="18"/>
+              </w:rPr>
+              <w:t>Review, Further Reading, and Looking Ahead</w:t>
             </w:r>
           </w:p>
         </w:tc>
         <w:tc>
           <w:tcPr>
-            <w:tcW w:w="2759" w:type="dxa"/>
-            <w:tcBorders>
-              <w:top w:val="single" w:sz="4" w:space="0" w:color="D9D9D9"/>
-              <w:left w:val="single" w:sz="4" w:space="0" w:color="D9D9D9"/>
-              <w:bottom w:val="single" w:sz="4" w:space="0" w:color="D9D9D9"/>
-              <w:right w:val="single" w:sz="4" w:space="0" w:color="D9D9D9"/>
-            </w:tcBorders>
+            <w:tcW w:w="2880" w:type="dxa"/>
             <w:tcMar>
               <w:top w:w="86" w:type="dxa"/>
               <w:left w:w="86" w:type="dxa"/>
@@ -7263,21 +6867,39 @@
                 <w:right w:val="nil"/>
                 <w:between w:val="nil"/>
               </w:pBdr>
-              <w:spacing w:line="240" w:lineRule="auto"/>
-              <w:ind w:left="229" w:hanging="270"/>
-              <w:rPr>
-                <w:rFonts w:ascii="Arial" w:hAnsi="Arial" w:cs="Arial"/>
-                <w:sz w:val="20"/>
-                <w:szCs w:val="20"/>
-              </w:rPr>
-            </w:pPr>
-            <w:r>
-              <w:rPr>
-                <w:rFonts w:ascii="Apple Color Emoji" w:hAnsi="Apple Color Emoji" w:cs="Apple Color Emoji"/>
-                <w:sz w:val="20"/>
-                <w:szCs w:val="20"/>
-              </w:rPr>
-              <w:t>🤔</w:t>
+              <w:spacing w:after="60" w:line="240" w:lineRule="auto"/>
+              <w:ind w:left="229" w:hanging="270"/>
+              <w:rPr>
+                <w:rFonts w:ascii="Arial" w:hAnsi="Arial" w:cs="Arial"/>
+                <w:sz w:val="20"/>
+                <w:szCs w:val="20"/>
+              </w:rPr>
+            </w:pPr>
+            <w:r>
+              <w:rPr>
+                <w:rFonts w:ascii="Arial" w:hAnsi="Arial" w:cs="Arial"/>
+                <w:sz w:val="20"/>
+                <w:szCs w:val="20"/>
+              </w:rPr>
+              <w:t xml:space="preserve">10.6 Skills Lab 10A: </w:t>
+            </w:r>
+            <w:r>
+              <w:rPr>
+                <w:rFonts w:ascii="Arial" w:hAnsi="Arial" w:cs="Arial"/>
+                <w:sz w:val="20"/>
+                <w:szCs w:val="20"/>
+              </w:rPr>
+              <w:br/>
+            </w:r>
+            <w:r>
+              <w:rPr>
+                <w:rFonts w:ascii="Arial" w:hAnsi="Arial" w:cs="Arial"/>
+                <w:b/>
+                <w:bCs/>
+                <w:sz w:val="20"/>
+                <w:szCs w:val="20"/>
+              </w:rPr>
+              <w:t>Building a Reusable Analysis Library</w:t>
             </w:r>
             <w:r>
               <w:rPr>
@@ -7290,20 +6912,10 @@
             <w:r>
               <w:rPr>
                 <w:rFonts w:ascii="Arial" w:hAnsi="Arial" w:cs="Arial"/>
-                <w:b/>
-                <w:bCs/>
-                <w:sz w:val="20"/>
-                <w:szCs w:val="20"/>
-              </w:rPr>
-              <w:t>Question</w:t>
-            </w:r>
-            <w:r>
-              <w:rPr>
-                <w:rFonts w:ascii="Arial" w:hAnsi="Arial" w:cs="Arial"/>
-                <w:sz w:val="20"/>
-                <w:szCs w:val="20"/>
-              </w:rPr>
-              <w:t xml:space="preserve"> &amp; Discuss </w:t>
+                <w:sz w:val="20"/>
+                <w:szCs w:val="20"/>
+              </w:rPr>
+              <w:br/>
             </w:r>
             <w:r>
               <w:rPr>
@@ -7311,178 +6923,18 @@
                 <w:sz w:val="20"/>
                 <w:szCs w:val="20"/>
               </w:rPr>
-              <w:t>Module Objectives</w:t>
-            </w:r>
-          </w:p>
-          <w:p>
-            <w:pPr>
-              <w:numPr>
-                <w:ilvl w:val="0"/>
-                <w:numId w:val="1"/>
-              </w:numPr>
-              <w:pBdr>
-                <w:top w:val="nil"/>
-                <w:left w:val="nil"/>
-                <w:bottom w:val="nil"/>
-                <w:right w:val="nil"/>
-                <w:between w:val="nil"/>
-              </w:pBdr>
-              <w:spacing w:line="240" w:lineRule="auto"/>
-              <w:ind w:left="229" w:hanging="270"/>
-              <w:rPr>
-                <w:rFonts w:ascii="Arial" w:hAnsi="Arial" w:cs="Arial"/>
-                <w:sz w:val="20"/>
-                <w:szCs w:val="20"/>
-              </w:rPr>
-            </w:pPr>
-            <w:r>
-              <w:rPr>
-                <w:rFonts w:ascii="Arial" w:hAnsi="Arial" w:cs="Arial"/>
-                <w:sz w:val="20"/>
-                <w:szCs w:val="20"/>
-              </w:rPr>
-              <w:t xml:space="preserve">10.6 Skills Lab 10A: </w:t>
-            </w:r>
-            <w:r>
-              <w:rPr>
-                <w:rFonts w:ascii="Arial" w:hAnsi="Arial" w:cs="Arial"/>
-                <w:sz w:val="20"/>
-                <w:szCs w:val="20"/>
-              </w:rPr>
-              <w:br/>
-            </w:r>
-            <w:r>
-              <w:rPr>
-                <w:rFonts w:ascii="Arial" w:hAnsi="Arial" w:cs="Arial"/>
-                <w:b/>
-                <w:bCs/>
-                <w:sz w:val="20"/>
-                <w:szCs w:val="20"/>
-              </w:rPr>
-              <w:t>Building a Reusable Analysis Library</w:t>
-            </w:r>
-            <w:r>
-              <w:rPr>
-                <w:rFonts w:ascii="Arial" w:hAnsi="Arial" w:cs="Arial"/>
-                <w:sz w:val="20"/>
-                <w:szCs w:val="20"/>
-              </w:rPr>
-              <w:t xml:space="preserve"> </w:t>
-            </w:r>
-            <w:r>
-              <w:rPr>
-                <w:rFonts w:ascii="Arial" w:hAnsi="Arial" w:cs="Arial"/>
-                <w:sz w:val="20"/>
-                <w:szCs w:val="20"/>
-              </w:rPr>
-              <w:br/>
-            </w:r>
-            <w:r>
-              <w:rPr>
-                <w:rFonts w:ascii="Consolas" w:hAnsi="Consolas" w:cs="Consolas"/>
-                <w:sz w:val="20"/>
-                <w:szCs w:val="20"/>
-              </w:rPr>
               <w:t>(Parts 1-3 and Questions &amp; Analysis)</w:t>
-            </w:r>
-          </w:p>
-          <w:p>
-            <w:pPr>
-              <w:numPr>
-                <w:ilvl w:val="0"/>
-                <w:numId w:val="1"/>
-              </w:numPr>
-              <w:pBdr>
-                <w:top w:val="nil"/>
-                <w:left w:val="nil"/>
-                <w:bottom w:val="nil"/>
-                <w:right w:val="nil"/>
-                <w:between w:val="nil"/>
-              </w:pBdr>
-              <w:spacing w:line="240" w:lineRule="auto"/>
-              <w:ind w:left="229" w:hanging="270"/>
-              <w:rPr>
-                <w:rFonts w:ascii="Arial" w:hAnsi="Arial" w:cs="Arial"/>
-                <w:sz w:val="20"/>
-                <w:szCs w:val="20"/>
-              </w:rPr>
-            </w:pPr>
-            <w:r>
-              <w:rPr>
-                <w:rFonts w:ascii="Arial" w:hAnsi="Arial" w:cs="Arial"/>
-                <w:sz w:val="20"/>
-                <w:szCs w:val="20"/>
-              </w:rPr>
-              <w:t xml:space="preserve">Question &amp; </w:t>
-            </w:r>
-            <w:r>
-              <w:rPr>
-                <w:rFonts w:ascii="Apple Color Emoji" w:hAnsi="Apple Color Emoji" w:cs="Apple Color Emoji"/>
-                <w:sz w:val="20"/>
-                <w:szCs w:val="20"/>
-              </w:rPr>
-              <w:t>👥</w:t>
-            </w:r>
-            <w:r>
-              <w:rPr>
-                <w:rFonts w:ascii="Arial" w:hAnsi="Arial" w:cs="Arial"/>
-                <w:sz w:val="20"/>
-                <w:szCs w:val="20"/>
-              </w:rPr>
-              <w:t xml:space="preserve"> </w:t>
-            </w:r>
-            <w:r>
-              <w:rPr>
-                <w:rFonts w:ascii="Arial" w:hAnsi="Arial" w:cs="Arial"/>
-                <w:b/>
-                <w:bCs/>
-                <w:sz w:val="20"/>
-                <w:szCs w:val="20"/>
-              </w:rPr>
-              <w:t>Discuss</w:t>
-            </w:r>
-            <w:r>
-              <w:rPr>
-                <w:rFonts w:ascii="Arial" w:hAnsi="Arial" w:cs="Arial"/>
-                <w:sz w:val="20"/>
-                <w:szCs w:val="20"/>
-              </w:rPr>
-              <w:t xml:space="preserve"> </w:t>
-            </w:r>
-            <w:r>
-              <w:rPr>
-                <w:rFonts w:ascii="Consolas" w:hAnsi="Consolas" w:cs="Consolas"/>
-                <w:sz w:val="20"/>
-                <w:szCs w:val="20"/>
-              </w:rPr>
-              <w:t>Module Objectives</w:t>
             </w:r>
           </w:p>
         </w:tc>
       </w:tr>
       <w:tr>
-        <w:tblPrEx>
-          <w:tblBorders>
-            <w:top w:val="single" w:sz="4" w:space="0" w:color="D9D9D9"/>
-            <w:left w:val="single" w:sz="4" w:space="0" w:color="D9D9D9"/>
-            <w:bottom w:val="single" w:sz="4" w:space="0" w:color="D9D9D9"/>
-            <w:right w:val="single" w:sz="4" w:space="0" w:color="D9D9D9"/>
-            <w:insideH w:val="single" w:sz="4" w:space="0" w:color="D9D9D9"/>
-            <w:insideV w:val="single" w:sz="4" w:space="0" w:color="D9D9D9"/>
-          </w:tblBorders>
-        </w:tblPrEx>
         <w:trPr>
           <w:cantSplit/>
         </w:trPr>
         <w:tc>
           <w:tcPr>
-            <w:tcW w:w="2155" w:type="dxa"/>
-            <w:tcBorders>
-              <w:top w:val="single" w:sz="4" w:space="0" w:color="D9D9D9"/>
-              <w:left w:val="single" w:sz="4" w:space="0" w:color="D9D9D9"/>
-              <w:bottom w:val="single" w:sz="4" w:space="0" w:color="D9D9D9"/>
-              <w:right w:val="single" w:sz="4" w:space="0" w:color="D9D9D9"/>
-            </w:tcBorders>
+            <w:tcW w:w="2160" w:type="dxa"/>
             <w:tcMar>
               <w:top w:w="86" w:type="dxa"/>
               <w:left w:w="86" w:type="dxa"/>
@@ -7499,6 +6951,7 @@
                 <w:right w:val="nil"/>
                 <w:between w:val="nil"/>
               </w:pBdr>
+              <w:spacing w:after="60" w:line="240" w:lineRule="auto"/>
               <w:rPr>
                 <w:rFonts w:ascii="Consolas" w:hAnsi="Consolas" w:cs="Consolas"/>
                 <w:sz w:val="20"/>
@@ -7523,6 +6976,7 @@
                 <w:right w:val="nil"/>
                 <w:between w:val="nil"/>
               </w:pBdr>
+              <w:spacing w:after="60" w:line="240" w:lineRule="auto"/>
               <w:rPr>
                 <w:rFonts w:ascii="Arial" w:hAnsi="Arial" w:cs="Arial"/>
                 <w:b/>
@@ -7551,6 +7005,7 @@
                 <w:right w:val="nil"/>
                 <w:between w:val="nil"/>
               </w:pBdr>
+              <w:spacing w:after="60" w:line="240" w:lineRule="auto"/>
               <w:rPr>
                 <w:rFonts w:ascii="Arial" w:hAnsi="Arial" w:cs="Arial"/>
                 <w:sz w:val="20"/>
@@ -7568,20 +7023,9 @@
           </w:p>
           <w:p>
             <w:pPr>
-              <w:numPr>
-                <w:ilvl w:val="0"/>
-                <w:numId w:val="1"/>
-              </w:numPr>
-              <w:pBdr>
-                <w:top w:val="nil"/>
-                <w:left w:val="nil"/>
-                <w:bottom w:val="nil"/>
-                <w:right w:val="nil"/>
-                <w:between w:val="nil"/>
-              </w:pBdr>
-              <w:ind w:left="360"/>
-              <w:rPr>
-                <w:rFonts w:ascii="Arial" w:eastAsia="Courier New" w:hAnsi="Arial" w:cs="Arial"/>
+              <w:spacing w:after="60" w:line="240" w:lineRule="auto"/>
+              <w:rPr>
+                <w:rFonts w:ascii="Consolas" w:hAnsi="Consolas" w:cs="Consolas"/>
                 <w:sz w:val="20"/>
                 <w:szCs w:val="20"/>
               </w:rPr>
@@ -7598,14 +7042,7 @@
         </w:tc>
         <w:tc>
           <w:tcPr>
-            <w:tcW w:w="7470" w:type="dxa"/>
-            <w:gridSpan w:val="2"/>
-            <w:tcBorders>
-              <w:top w:val="single" w:sz="4" w:space="0" w:color="D9D9D9"/>
-              <w:left w:val="single" w:sz="4" w:space="0" w:color="D9D9D9"/>
-              <w:bottom w:val="single" w:sz="4" w:space="0" w:color="D9D9D9"/>
-              <w:right w:val="single" w:sz="4" w:space="0" w:color="D9D9D9"/>
-            </w:tcBorders>
+            <w:tcW w:w="0" w:type="auto"/>
             <w:tcMar>
               <w:top w:w="86" w:type="dxa"/>
               <w:left w:w="86" w:type="dxa"/>
@@ -7626,7 +7063,7 @@
                 <w:right w:val="nil"/>
                 <w:between w:val="nil"/>
               </w:pBdr>
-              <w:spacing w:before="100" w:beforeAutospacing="1"/>
+              <w:spacing w:after="60" w:line="240" w:lineRule="auto"/>
               <w:ind w:left="229" w:hanging="270"/>
               <w:rPr>
                 <w:rFonts w:ascii="Arial" w:hAnsi="Arial" w:cs="Arial"/>
@@ -7666,7 +7103,7 @@
                 <w:right w:val="nil"/>
                 <w:between w:val="nil"/>
               </w:pBdr>
-              <w:spacing w:before="100" w:beforeAutospacing="1"/>
+              <w:spacing w:after="60" w:line="240" w:lineRule="auto"/>
               <w:ind w:left="229" w:hanging="270"/>
               <w:rPr>
                 <w:rFonts w:ascii="Arial" w:hAnsi="Arial" w:cs="Arial"/>
@@ -7690,26 +7127,38 @@
                 <w:sz w:val="20"/>
                 <w:szCs w:val="20"/>
               </w:rPr>
-              <w:t xml:space="preserve"> Use the requests library to fetch data from web APIs and convert responses into DataFrames</w:t>
-            </w:r>
-          </w:p>
-          <w:p>
-            <w:pPr>
-              <w:numPr>
-                <w:ilvl w:val="0"/>
-                <w:numId w:val="1"/>
-              </w:numPr>
-              <w:pBdr>
-                <w:top w:val="nil"/>
-                <w:left w:val="nil"/>
-                <w:bottom w:val="nil"/>
-                <w:right w:val="nil"/>
-                <w:between w:val="nil"/>
-              </w:pBdr>
-              <w:spacing w:before="100" w:beforeAutospacing="1"/>
-              <w:ind w:left="229" w:hanging="270"/>
-              <w:rPr>
-                <w:rFonts w:ascii="Arial" w:hAnsi="Arial" w:cs="Arial"/>
+              <w:t xml:space="preserve"> Use the requests library to fetch data from web APIs and convert responses into </w:t>
+            </w:r>
+            <w:proofErr w:type="spellStart"/>
+            <w:r>
+              <w:rPr>
+                <w:rFonts w:ascii="Arial" w:hAnsi="Arial" w:cs="Arial"/>
+                <w:sz w:val="20"/>
+                <w:szCs w:val="20"/>
+              </w:rPr>
+              <w:t>DataFrames</w:t>
+            </w:r>
+            <w:proofErr w:type="spellEnd"/>
+          </w:p>
+          <w:p>
+            <w:pPr>
+              <w:numPr>
+                <w:ilvl w:val="0"/>
+                <w:numId w:val="1"/>
+              </w:numPr>
+              <w:pBdr>
+                <w:top w:val="nil"/>
+                <w:left w:val="nil"/>
+                <w:bottom w:val="nil"/>
+                <w:right w:val="nil"/>
+                <w:between w:val="nil"/>
+              </w:pBdr>
+              <w:spacing w:after="60" w:line="240" w:lineRule="auto"/>
+              <w:ind w:left="231" w:hanging="274"/>
+              <w:rPr>
+                <w:rFonts w:ascii="Arial" w:hAnsi="Arial" w:cs="Arial"/>
+                <w:b/>
+                <w:bCs/>
                 <w:sz w:val="20"/>
                 <w:szCs w:val="20"/>
               </w:rPr>
@@ -7737,12 +7186,6 @@
         <w:tc>
           <w:tcPr>
             <w:tcW w:w="2880" w:type="dxa"/>
-            <w:tcBorders>
-              <w:top w:val="single" w:sz="4" w:space="0" w:color="D9D9D9"/>
-              <w:left w:val="single" w:sz="4" w:space="0" w:color="D9D9D9"/>
-              <w:bottom w:val="single" w:sz="4" w:space="0" w:color="D9D9D9"/>
-              <w:right w:val="single" w:sz="4" w:space="0" w:color="D9D9D9"/>
-            </w:tcBorders>
             <w:tcMar>
               <w:top w:w="86" w:type="dxa"/>
               <w:left w:w="86" w:type="dxa"/>
@@ -7763,19 +7206,19 @@
                 <w:right w:val="nil"/>
                 <w:between w:val="nil"/>
               </w:pBdr>
-              <w:spacing w:before="100" w:beforeAutospacing="1" w:after="0"/>
-              <w:ind w:left="229" w:hanging="270"/>
-              <w:rPr>
-                <w:rFonts w:ascii="Arial" w:hAnsi="Arial" w:cs="Arial"/>
-                <w:sz w:val="20"/>
-                <w:szCs w:val="20"/>
-              </w:rPr>
-            </w:pPr>
-            <w:r>
-              <w:rPr>
-                <w:rFonts w:ascii="Arial" w:hAnsi="Arial" w:cs="Arial"/>
-                <w:sz w:val="20"/>
-                <w:szCs w:val="20"/>
+              <w:spacing w:after="0" w:line="240" w:lineRule="auto"/>
+              <w:ind w:left="229" w:hanging="270"/>
+              <w:rPr>
+                <w:rFonts w:ascii="Arial" w:hAnsi="Arial" w:cs="Arial"/>
+                <w:sz w:val="18"/>
+                <w:szCs w:val="18"/>
+              </w:rPr>
+            </w:pPr>
+            <w:r>
+              <w:rPr>
+                <w:rFonts w:ascii="Arial" w:hAnsi="Arial" w:cs="Arial"/>
+                <w:sz w:val="18"/>
+                <w:szCs w:val="18"/>
               </w:rPr>
               <w:t>Read Sections: 11.1 - 11.7</w:t>
             </w:r>
@@ -7793,19 +7236,19 @@
                 <w:right w:val="nil"/>
                 <w:between w:val="nil"/>
               </w:pBdr>
-              <w:spacing w:before="100" w:beforeAutospacing="1" w:after="0"/>
-              <w:ind w:left="229" w:hanging="270"/>
-              <w:rPr>
-                <w:rFonts w:ascii="Arial" w:hAnsi="Arial" w:cs="Arial"/>
-                <w:sz w:val="20"/>
-                <w:szCs w:val="20"/>
-              </w:rPr>
-            </w:pPr>
-            <w:r>
-              <w:rPr>
-                <w:rFonts w:ascii="Arial" w:hAnsi="Arial" w:cs="Arial"/>
-                <w:sz w:val="20"/>
-                <w:szCs w:val="20"/>
+              <w:spacing w:after="0" w:line="240" w:lineRule="auto"/>
+              <w:ind w:left="229" w:hanging="270"/>
+              <w:rPr>
+                <w:rFonts w:ascii="Arial" w:hAnsi="Arial" w:cs="Arial"/>
+                <w:sz w:val="18"/>
+                <w:szCs w:val="18"/>
+              </w:rPr>
+            </w:pPr>
+            <w:r>
+              <w:rPr>
+                <w:rFonts w:ascii="Arial" w:hAnsi="Arial" w:cs="Arial"/>
+                <w:sz w:val="18"/>
+                <w:szCs w:val="18"/>
               </w:rPr>
               <w:t>Practice: Try It Yourself</w:t>
             </w:r>
@@ -7823,27 +7266,27 @@
                 <w:right w:val="nil"/>
                 <w:between w:val="nil"/>
               </w:pBdr>
-              <w:spacing w:before="100" w:beforeAutospacing="1" w:after="0"/>
-              <w:ind w:left="229" w:hanging="270"/>
-              <w:rPr>
-                <w:rFonts w:ascii="Arial" w:hAnsi="Arial" w:cs="Arial"/>
-                <w:sz w:val="20"/>
-                <w:szCs w:val="20"/>
-              </w:rPr>
-            </w:pPr>
-            <w:r>
-              <w:rPr>
-                <w:rFonts w:ascii="Arial" w:hAnsi="Arial" w:cs="Arial"/>
-                <w:sz w:val="20"/>
-                <w:szCs w:val="20"/>
+              <w:spacing w:after="0" w:line="240" w:lineRule="auto"/>
+              <w:ind w:left="229" w:hanging="270"/>
+              <w:rPr>
+                <w:rFonts w:ascii="Arial" w:hAnsi="Arial" w:cs="Arial"/>
+                <w:sz w:val="18"/>
+                <w:szCs w:val="18"/>
+              </w:rPr>
+            </w:pPr>
+            <w:r>
+              <w:rPr>
+                <w:rFonts w:ascii="Arial" w:hAnsi="Arial" w:cs="Arial"/>
+                <w:sz w:val="18"/>
+                <w:szCs w:val="18"/>
               </w:rPr>
               <w:t xml:space="preserve">Debug: Fix It </w:t>
             </w:r>
             <w:r>
               <w:rPr>
                 <w:rFonts w:ascii="Apple Color Emoji" w:hAnsi="Apple Color Emoji" w:cs="Apple Color Emoji"/>
-                <w:sz w:val="20"/>
-                <w:szCs w:val="20"/>
+                <w:sz w:val="18"/>
+                <w:szCs w:val="18"/>
               </w:rPr>
               <w:t>🔧</w:t>
             </w:r>
@@ -7861,19 +7304,19 @@
                 <w:right w:val="nil"/>
                 <w:between w:val="nil"/>
               </w:pBdr>
-              <w:spacing w:before="100" w:beforeAutospacing="1" w:after="0"/>
-              <w:ind w:left="229" w:hanging="270"/>
-              <w:rPr>
-                <w:rFonts w:ascii="Arial" w:hAnsi="Arial" w:cs="Arial"/>
-                <w:sz w:val="20"/>
-                <w:szCs w:val="20"/>
-              </w:rPr>
-            </w:pPr>
-            <w:r>
-              <w:rPr>
-                <w:rFonts w:ascii="Arial" w:hAnsi="Arial" w:cs="Arial"/>
-                <w:sz w:val="20"/>
-                <w:szCs w:val="20"/>
+              <w:spacing w:after="0" w:line="240" w:lineRule="auto"/>
+              <w:ind w:left="229" w:hanging="270"/>
+              <w:rPr>
+                <w:rFonts w:ascii="Arial" w:hAnsi="Arial" w:cs="Arial"/>
+                <w:sz w:val="18"/>
+                <w:szCs w:val="18"/>
+              </w:rPr>
+            </w:pPr>
+            <w:r>
+              <w:rPr>
+                <w:rFonts w:ascii="Arial" w:hAnsi="Arial" w:cs="Arial"/>
+                <w:sz w:val="18"/>
+                <w:szCs w:val="18"/>
               </w:rPr>
               <w:t xml:space="preserve">Answer: Quick Checks </w:t>
             </w:r>
@@ -7891,19 +7334,19 @@
                 <w:right w:val="nil"/>
                 <w:between w:val="nil"/>
               </w:pBdr>
-              <w:spacing w:before="100" w:beforeAutospacing="1" w:after="0"/>
-              <w:ind w:left="229" w:hanging="270"/>
-              <w:rPr>
-                <w:rFonts w:ascii="Arial" w:hAnsi="Arial" w:cs="Arial"/>
-                <w:sz w:val="20"/>
-                <w:szCs w:val="20"/>
-              </w:rPr>
-            </w:pPr>
-            <w:r>
-              <w:rPr>
-                <w:rFonts w:ascii="Arial" w:hAnsi="Arial" w:cs="Arial"/>
-                <w:sz w:val="20"/>
-                <w:szCs w:val="20"/>
+              <w:spacing w:after="0" w:line="240" w:lineRule="auto"/>
+              <w:ind w:left="229" w:hanging="270"/>
+              <w:rPr>
+                <w:rFonts w:ascii="Arial" w:hAnsi="Arial" w:cs="Arial"/>
+                <w:sz w:val="18"/>
+                <w:szCs w:val="18"/>
+              </w:rPr>
+            </w:pPr>
+            <w:r>
+              <w:rPr>
+                <w:rFonts w:ascii="Arial" w:hAnsi="Arial" w:cs="Arial"/>
+                <w:sz w:val="18"/>
+                <w:szCs w:val="18"/>
               </w:rPr>
               <w:t>Recall: Retrieval Practice</w:t>
             </w:r>
@@ -7921,63 +7364,27 @@
                 <w:right w:val="nil"/>
                 <w:between w:val="nil"/>
               </w:pBdr>
-              <w:spacing w:before="100" w:beforeAutospacing="1" w:after="0"/>
-              <w:ind w:left="229" w:hanging="270"/>
-              <w:rPr>
-                <w:rFonts w:ascii="Arial" w:hAnsi="Arial" w:cs="Arial"/>
-                <w:sz w:val="20"/>
-                <w:szCs w:val="20"/>
-              </w:rPr>
-            </w:pPr>
-            <w:r>
-              <w:rPr>
-                <w:rFonts w:ascii="Arial" w:hAnsi="Arial" w:cs="Arial"/>
-                <w:sz w:val="20"/>
-                <w:szCs w:val="20"/>
-              </w:rPr>
-              <w:t>Review Questions</w:t>
-            </w:r>
-          </w:p>
-          <w:p>
-            <w:pPr>
-              <w:numPr>
-                <w:ilvl w:val="0"/>
-                <w:numId w:val="1"/>
-              </w:numPr>
-              <w:pBdr>
-                <w:top w:val="nil"/>
-                <w:left w:val="nil"/>
-                <w:bottom w:val="nil"/>
-                <w:right w:val="nil"/>
-                <w:between w:val="nil"/>
-              </w:pBdr>
-              <w:spacing w:before="100" w:beforeAutospacing="1" w:after="0"/>
-              <w:ind w:left="229" w:hanging="270"/>
-              <w:rPr>
-                <w:rFonts w:ascii="Arial" w:hAnsi="Arial" w:cs="Arial"/>
-                <w:sz w:val="20"/>
-                <w:szCs w:val="20"/>
-              </w:rPr>
-            </w:pPr>
-            <w:r>
-              <w:rPr>
-                <w:rFonts w:ascii="Arial" w:hAnsi="Arial" w:cs="Arial"/>
-                <w:sz w:val="20"/>
-                <w:szCs w:val="20"/>
-              </w:rPr>
-              <w:t>Looking Ahead</w:t>
+              <w:spacing w:after="0" w:line="240" w:lineRule="auto"/>
+              <w:ind w:left="229" w:hanging="270"/>
+              <w:rPr>
+                <w:rFonts w:ascii="Arial" w:hAnsi="Arial" w:cs="Arial"/>
+                <w:sz w:val="18"/>
+                <w:szCs w:val="18"/>
+              </w:rPr>
+            </w:pPr>
+            <w:r>
+              <w:rPr>
+                <w:rFonts w:ascii="Arial" w:hAnsi="Arial" w:cs="Arial"/>
+                <w:sz w:val="18"/>
+                <w:szCs w:val="18"/>
+              </w:rPr>
+              <w:t>Review, Further Reading, and Looking Ahead</w:t>
             </w:r>
           </w:p>
         </w:tc>
         <w:tc>
           <w:tcPr>
-            <w:tcW w:w="2759" w:type="dxa"/>
-            <w:tcBorders>
-              <w:top w:val="single" w:sz="4" w:space="0" w:color="D9D9D9"/>
-              <w:left w:val="single" w:sz="4" w:space="0" w:color="D9D9D9"/>
-              <w:bottom w:val="single" w:sz="4" w:space="0" w:color="D9D9D9"/>
-              <w:right w:val="single" w:sz="4" w:space="0" w:color="D9D9D9"/>
-            </w:tcBorders>
+            <w:tcW w:w="2880" w:type="dxa"/>
             <w:tcMar>
               <w:top w:w="86" w:type="dxa"/>
               <w:left w:w="86" w:type="dxa"/>
@@ -7998,6 +7405,7 @@
                 <w:right w:val="nil"/>
                 <w:between w:val="nil"/>
               </w:pBdr>
+              <w:spacing w:after="60" w:line="240" w:lineRule="auto"/>
               <w:ind w:left="229" w:hanging="270"/>
               <w:rPr>
                 <w:rFonts w:ascii="Arial" w:hAnsi="Arial" w:cs="Arial"/>
@@ -8053,50 +7461,129 @@
                 <w:sz w:val="20"/>
                 <w:szCs w:val="20"/>
               </w:rPr>
-              <w:t>(P</w:t>
-            </w:r>
-            <w:r>
-              <w:rPr>
-                <w:rFonts w:ascii="Consolas" w:hAnsi="Consolas" w:cs="Consolas"/>
-                <w:sz w:val="20"/>
-                <w:szCs w:val="20"/>
-              </w:rPr>
-              <w:t>arts 1-3 and Questions &amp; Analysis</w:t>
-            </w:r>
-            <w:r>
-              <w:rPr>
-                <w:rFonts w:ascii="Consolas" w:hAnsi="Consolas" w:cs="Consolas"/>
-                <w:sz w:val="20"/>
-                <w:szCs w:val="20"/>
-              </w:rPr>
-              <w:t>)</w:t>
+              <w:t>(Parts 1-3 and Questions &amp; Analysis)</w:t>
+            </w:r>
+          </w:p>
+          <w:p>
+            <w:pPr>
+              <w:numPr>
+                <w:ilvl w:val="0"/>
+                <w:numId w:val="1"/>
+              </w:numPr>
+              <w:pBdr>
+                <w:top w:val="nil"/>
+                <w:left w:val="nil"/>
+                <w:bottom w:val="nil"/>
+                <w:right w:val="nil"/>
+                <w:between w:val="nil"/>
+              </w:pBdr>
+              <w:spacing w:after="60" w:line="240" w:lineRule="auto"/>
+              <w:ind w:left="229" w:hanging="270"/>
+              <w:rPr>
+                <w:rFonts w:ascii="Arial" w:hAnsi="Arial" w:cs="Arial"/>
+                <w:sz w:val="20"/>
+                <w:szCs w:val="20"/>
+              </w:rPr>
+            </w:pPr>
+            <w:r>
+              <w:rPr>
+                <w:rFonts w:ascii="Arial" w:hAnsi="Arial" w:cs="Arial"/>
+                <w:b/>
+                <w:bCs/>
+                <w:color w:val="012F76"/>
+                <w:sz w:val="20"/>
+                <w:szCs w:val="20"/>
+              </w:rPr>
+              <w:t xml:space="preserve">11.7 </w:t>
+            </w:r>
+            <w:r>
+              <w:rPr>
+                <w:rFonts w:ascii="Arial" w:hAnsi="Arial" w:cs="Arial"/>
+                <w:color w:val="012F76"/>
+                <w:sz w:val="20"/>
+                <w:szCs w:val="20"/>
+              </w:rPr>
+              <w:t>Question &amp; Discuss</w:t>
+            </w:r>
+            <w:r>
+              <w:rPr>
+                <w:rFonts w:ascii="Arial" w:hAnsi="Arial" w:cs="Arial"/>
+                <w:color w:val="012F76"/>
+                <w:sz w:val="20"/>
+                <w:szCs w:val="20"/>
+              </w:rPr>
+              <w:t xml:space="preserve"> </w:t>
+            </w:r>
+            <w:r>
+              <w:rPr>
+                <w:rFonts w:ascii="Apple Color Emoji" w:hAnsi="Apple Color Emoji" w:cs="Apple Color Emoji"/>
+                <w:color w:val="012F76"/>
+                <w:sz w:val="20"/>
+                <w:szCs w:val="20"/>
+              </w:rPr>
+              <w:t>🤔</w:t>
+            </w:r>
+            <w:r>
+              <w:rPr>
+                <w:rFonts w:ascii="Apple Color Emoji" w:hAnsi="Apple Color Emoji" w:cs="Apple Color Emoji"/>
+                <w:color w:val="012F76"/>
+                <w:sz w:val="20"/>
+                <w:szCs w:val="20"/>
+              </w:rPr>
+              <w:t xml:space="preserve"> </w:t>
+            </w:r>
+            <w:r>
+              <w:rPr>
+                <w:rFonts w:ascii="Arial" w:hAnsi="Arial" w:cs="Arial"/>
+                <w:b/>
+                <w:bCs/>
+                <w:color w:val="012F76"/>
+                <w:sz w:val="20"/>
+                <w:szCs w:val="20"/>
+              </w:rPr>
+              <w:t>The Future of Data Analytics</w:t>
+            </w:r>
+            <w:r>
+              <w:rPr>
+                <w:rFonts w:ascii="Arial" w:hAnsi="Arial" w:cs="Arial"/>
+                <w:b/>
+                <w:bCs/>
+                <w:color w:val="012F76"/>
+                <w:sz w:val="20"/>
+                <w:szCs w:val="20"/>
+              </w:rPr>
+              <w:t xml:space="preserve"> </w:t>
+            </w:r>
+            <w:r>
+              <w:rPr>
+                <w:rFonts w:ascii="Arial" w:hAnsi="Arial" w:cs="Arial"/>
+                <w:b/>
+                <w:bCs/>
+                <w:color w:val="012F76"/>
+                <w:sz w:val="20"/>
+                <w:szCs w:val="20"/>
+              </w:rPr>
+              <w:br/>
+            </w:r>
+            <w:r>
+              <w:rPr>
+                <w:rFonts w:ascii="Arial" w:hAnsi="Arial" w:cs="Arial"/>
+                <w:color w:val="012F76"/>
+                <w:sz w:val="20"/>
+                <w:szCs w:val="20"/>
+              </w:rPr>
+              <w:t>(Overall Course Concepts)</w:t>
             </w:r>
           </w:p>
         </w:tc>
       </w:tr>
       <w:tr>
-        <w:tblPrEx>
-          <w:tblBorders>
-            <w:top w:val="single" w:sz="4" w:space="0" w:color="D9D9D9"/>
-            <w:left w:val="single" w:sz="4" w:space="0" w:color="D9D9D9"/>
-            <w:bottom w:val="single" w:sz="4" w:space="0" w:color="D9D9D9"/>
-            <w:right w:val="single" w:sz="4" w:space="0" w:color="D9D9D9"/>
-            <w:insideH w:val="single" w:sz="4" w:space="0" w:color="D9D9D9"/>
-            <w:insideV w:val="single" w:sz="4" w:space="0" w:color="D9D9D9"/>
-          </w:tblBorders>
-        </w:tblPrEx>
         <w:trPr>
           <w:cantSplit/>
         </w:trPr>
         <w:tc>
           <w:tcPr>
-            <w:tcW w:w="2155" w:type="dxa"/>
-            <w:tcBorders>
-              <w:top w:val="single" w:sz="4" w:space="0" w:color="D9D9D9"/>
-              <w:left w:val="single" w:sz="4" w:space="0" w:color="D9D9D9"/>
-              <w:bottom w:val="single" w:sz="4" w:space="0" w:color="D9D9D9"/>
-              <w:right w:val="single" w:sz="4" w:space="0" w:color="D9D9D9"/>
-            </w:tcBorders>
+            <w:tcW w:w="2160" w:type="dxa"/>
             <w:tcMar>
               <w:top w:w="86" w:type="dxa"/>
               <w:left w:w="86" w:type="dxa"/>
@@ -8113,6 +7600,7 @@
                 <w:right w:val="nil"/>
                 <w:between w:val="nil"/>
               </w:pBdr>
+              <w:spacing w:after="60" w:line="240" w:lineRule="auto"/>
               <w:rPr>
                 <w:rFonts w:ascii="Consolas" w:hAnsi="Consolas" w:cs="Consolas"/>
                 <w:sz w:val="20"/>
@@ -8137,6 +7625,7 @@
                 <w:right w:val="nil"/>
                 <w:between w:val="nil"/>
               </w:pBdr>
+              <w:spacing w:after="60" w:line="240" w:lineRule="auto"/>
               <w:rPr>
                 <w:rFonts w:ascii="Arial" w:hAnsi="Arial" w:cs="Arial"/>
                 <w:b/>
@@ -8165,6 +7654,7 @@
                 <w:right w:val="nil"/>
                 <w:between w:val="nil"/>
               </w:pBdr>
+              <w:spacing w:after="60" w:line="240" w:lineRule="auto"/>
               <w:rPr>
                 <w:rFonts w:ascii="Arial" w:hAnsi="Arial" w:cs="Arial"/>
                 <w:sz w:val="20"/>
@@ -8182,20 +7672,9 @@
           </w:p>
           <w:p>
             <w:pPr>
-              <w:numPr>
-                <w:ilvl w:val="0"/>
-                <w:numId w:val="1"/>
-              </w:numPr>
-              <w:pBdr>
-                <w:top w:val="nil"/>
-                <w:left w:val="nil"/>
-                <w:bottom w:val="nil"/>
-                <w:right w:val="nil"/>
-                <w:between w:val="nil"/>
-              </w:pBdr>
-              <w:ind w:left="360"/>
-              <w:rPr>
-                <w:rFonts w:ascii="Arial" w:hAnsi="Arial" w:cs="Arial"/>
+              <w:spacing w:after="60" w:line="240" w:lineRule="auto"/>
+              <w:rPr>
+                <w:rFonts w:ascii="Consolas" w:hAnsi="Consolas" w:cs="Consolas"/>
                 <w:sz w:val="20"/>
                 <w:szCs w:val="20"/>
               </w:rPr>
@@ -8212,14 +7691,7 @@
         </w:tc>
         <w:tc>
           <w:tcPr>
-            <w:tcW w:w="7470" w:type="dxa"/>
-            <w:gridSpan w:val="2"/>
-            <w:tcBorders>
-              <w:top w:val="single" w:sz="4" w:space="0" w:color="D9D9D9"/>
-              <w:left w:val="single" w:sz="4" w:space="0" w:color="D9D9D9"/>
-              <w:bottom w:val="single" w:sz="4" w:space="0" w:color="D9D9D9"/>
-              <w:right w:val="single" w:sz="4" w:space="0" w:color="D9D9D9"/>
-            </w:tcBorders>
+            <w:tcW w:w="0" w:type="auto"/>
             <w:tcMar>
               <w:top w:w="86" w:type="dxa"/>
               <w:left w:w="86" w:type="dxa"/>
@@ -8240,7 +7712,7 @@
                 <w:right w:val="nil"/>
                 <w:between w:val="nil"/>
               </w:pBdr>
-              <w:spacing w:before="100" w:beforeAutospacing="1"/>
+              <w:spacing w:after="60" w:line="240" w:lineRule="auto"/>
               <w:ind w:left="229" w:hanging="270"/>
               <w:rPr>
                 <w:rFonts w:ascii="Arial" w:hAnsi="Arial" w:cs="Arial"/>
@@ -8280,7 +7752,7 @@
                 <w:right w:val="nil"/>
                 <w:between w:val="nil"/>
               </w:pBdr>
-              <w:spacing w:before="100" w:beforeAutospacing="1"/>
+              <w:spacing w:after="60" w:line="240" w:lineRule="auto"/>
               <w:ind w:left="229" w:hanging="270"/>
               <w:rPr>
                 <w:rFonts w:ascii="Arial" w:hAnsi="Arial" w:cs="Arial"/>
@@ -8320,10 +7792,12 @@
                 <w:right w:val="nil"/>
                 <w:between w:val="nil"/>
               </w:pBdr>
-              <w:spacing w:before="100" w:beforeAutospacing="1"/>
-              <w:ind w:left="229" w:hanging="270"/>
-              <w:rPr>
-                <w:rFonts w:ascii="Arial" w:hAnsi="Arial" w:cs="Arial"/>
+              <w:spacing w:after="60" w:line="240" w:lineRule="auto"/>
+              <w:ind w:left="231" w:hanging="274"/>
+              <w:rPr>
+                <w:rFonts w:ascii="Arial" w:hAnsi="Arial" w:cs="Arial"/>
+                <w:b/>
+                <w:bCs/>
                 <w:sz w:val="20"/>
                 <w:szCs w:val="20"/>
               </w:rPr>
@@ -8351,12 +7825,6 @@
         <w:tc>
           <w:tcPr>
             <w:tcW w:w="2880" w:type="dxa"/>
-            <w:tcBorders>
-              <w:top w:val="single" w:sz="4" w:space="0" w:color="D9D9D9"/>
-              <w:left w:val="single" w:sz="4" w:space="0" w:color="D9D9D9"/>
-              <w:bottom w:val="single" w:sz="4" w:space="0" w:color="D9D9D9"/>
-              <w:right w:val="single" w:sz="4" w:space="0" w:color="D9D9D9"/>
-            </w:tcBorders>
             <w:tcMar>
               <w:top w:w="86" w:type="dxa"/>
               <w:left w:w="86" w:type="dxa"/>
@@ -8377,19 +7845,19 @@
                 <w:right w:val="nil"/>
                 <w:between w:val="nil"/>
               </w:pBdr>
-              <w:spacing w:before="100" w:beforeAutospacing="1" w:after="0"/>
-              <w:ind w:left="229" w:hanging="270"/>
-              <w:rPr>
-                <w:rFonts w:ascii="Arial" w:hAnsi="Arial" w:cs="Arial"/>
-                <w:sz w:val="20"/>
-                <w:szCs w:val="20"/>
-              </w:rPr>
-            </w:pPr>
-            <w:r>
-              <w:rPr>
-                <w:rFonts w:ascii="Arial" w:hAnsi="Arial" w:cs="Arial"/>
-                <w:sz w:val="20"/>
-                <w:szCs w:val="20"/>
+              <w:spacing w:after="0" w:line="240" w:lineRule="auto"/>
+              <w:ind w:left="229" w:hanging="270"/>
+              <w:rPr>
+                <w:rFonts w:ascii="Arial" w:hAnsi="Arial" w:cs="Arial"/>
+                <w:sz w:val="18"/>
+                <w:szCs w:val="18"/>
+              </w:rPr>
+            </w:pPr>
+            <w:r>
+              <w:rPr>
+                <w:rFonts w:ascii="Arial" w:hAnsi="Arial" w:cs="Arial"/>
+                <w:sz w:val="18"/>
+                <w:szCs w:val="18"/>
               </w:rPr>
               <w:t>Read Sections: 12.1 - 12.7</w:t>
             </w:r>
@@ -8407,19 +7875,19 @@
                 <w:right w:val="nil"/>
                 <w:between w:val="nil"/>
               </w:pBdr>
-              <w:spacing w:before="100" w:beforeAutospacing="1" w:after="0"/>
-              <w:ind w:left="229" w:hanging="270"/>
-              <w:rPr>
-                <w:rFonts w:ascii="Arial" w:hAnsi="Arial" w:cs="Arial"/>
-                <w:sz w:val="20"/>
-                <w:szCs w:val="20"/>
-              </w:rPr>
-            </w:pPr>
-            <w:r>
-              <w:rPr>
-                <w:rFonts w:ascii="Arial" w:hAnsi="Arial" w:cs="Arial"/>
-                <w:sz w:val="20"/>
-                <w:szCs w:val="20"/>
+              <w:spacing w:after="0" w:line="240" w:lineRule="auto"/>
+              <w:ind w:left="229" w:hanging="270"/>
+              <w:rPr>
+                <w:rFonts w:ascii="Arial" w:hAnsi="Arial" w:cs="Arial"/>
+                <w:sz w:val="18"/>
+                <w:szCs w:val="18"/>
+              </w:rPr>
+            </w:pPr>
+            <w:r>
+              <w:rPr>
+                <w:rFonts w:ascii="Arial" w:hAnsi="Arial" w:cs="Arial"/>
+                <w:sz w:val="18"/>
+                <w:szCs w:val="18"/>
               </w:rPr>
               <w:t>Practice: Try It Yourself</w:t>
             </w:r>
@@ -8437,27 +7905,27 @@
                 <w:right w:val="nil"/>
                 <w:between w:val="nil"/>
               </w:pBdr>
-              <w:spacing w:before="100" w:beforeAutospacing="1" w:after="0"/>
-              <w:ind w:left="229" w:hanging="270"/>
-              <w:rPr>
-                <w:rFonts w:ascii="Arial" w:hAnsi="Arial" w:cs="Arial"/>
-                <w:sz w:val="20"/>
-                <w:szCs w:val="20"/>
-              </w:rPr>
-            </w:pPr>
-            <w:r>
-              <w:rPr>
-                <w:rFonts w:ascii="Arial" w:hAnsi="Arial" w:cs="Arial"/>
-                <w:sz w:val="20"/>
-                <w:szCs w:val="20"/>
+              <w:spacing w:after="0" w:line="240" w:lineRule="auto"/>
+              <w:ind w:left="229" w:hanging="270"/>
+              <w:rPr>
+                <w:rFonts w:ascii="Arial" w:hAnsi="Arial" w:cs="Arial"/>
+                <w:sz w:val="18"/>
+                <w:szCs w:val="18"/>
+              </w:rPr>
+            </w:pPr>
+            <w:r>
+              <w:rPr>
+                <w:rFonts w:ascii="Arial" w:hAnsi="Arial" w:cs="Arial"/>
+                <w:sz w:val="18"/>
+                <w:szCs w:val="18"/>
               </w:rPr>
               <w:t xml:space="preserve">Debug: Fix It </w:t>
             </w:r>
             <w:r>
               <w:rPr>
                 <w:rFonts w:ascii="Apple Color Emoji" w:hAnsi="Apple Color Emoji" w:cs="Apple Color Emoji"/>
-                <w:sz w:val="20"/>
-                <w:szCs w:val="20"/>
+                <w:sz w:val="18"/>
+                <w:szCs w:val="18"/>
               </w:rPr>
               <w:t>🔧</w:t>
             </w:r>
@@ -8475,19 +7943,19 @@
                 <w:right w:val="nil"/>
                 <w:between w:val="nil"/>
               </w:pBdr>
-              <w:spacing w:before="100" w:beforeAutospacing="1" w:after="0"/>
-              <w:ind w:left="229" w:hanging="270"/>
-              <w:rPr>
-                <w:rFonts w:ascii="Arial" w:hAnsi="Arial" w:cs="Arial"/>
-                <w:sz w:val="20"/>
-                <w:szCs w:val="20"/>
-              </w:rPr>
-            </w:pPr>
-            <w:r>
-              <w:rPr>
-                <w:rFonts w:ascii="Arial" w:hAnsi="Arial" w:cs="Arial"/>
-                <w:sz w:val="20"/>
-                <w:szCs w:val="20"/>
+              <w:spacing w:after="0" w:line="240" w:lineRule="auto"/>
+              <w:ind w:left="229" w:hanging="270"/>
+              <w:rPr>
+                <w:rFonts w:ascii="Arial" w:hAnsi="Arial" w:cs="Arial"/>
+                <w:sz w:val="18"/>
+                <w:szCs w:val="18"/>
+              </w:rPr>
+            </w:pPr>
+            <w:r>
+              <w:rPr>
+                <w:rFonts w:ascii="Arial" w:hAnsi="Arial" w:cs="Arial"/>
+                <w:sz w:val="18"/>
+                <w:szCs w:val="18"/>
               </w:rPr>
               <w:t xml:space="preserve">Answer: Quick Checks </w:t>
             </w:r>
@@ -8505,19 +7973,19 @@
                 <w:right w:val="nil"/>
                 <w:between w:val="nil"/>
               </w:pBdr>
-              <w:spacing w:before="100" w:beforeAutospacing="1" w:after="0"/>
-              <w:ind w:left="229" w:hanging="270"/>
-              <w:rPr>
-                <w:rFonts w:ascii="Arial" w:hAnsi="Arial" w:cs="Arial"/>
-                <w:sz w:val="20"/>
-                <w:szCs w:val="20"/>
-              </w:rPr>
-            </w:pPr>
-            <w:r>
-              <w:rPr>
-                <w:rFonts w:ascii="Arial" w:hAnsi="Arial" w:cs="Arial"/>
-                <w:sz w:val="20"/>
-                <w:szCs w:val="20"/>
+              <w:spacing w:after="0" w:line="240" w:lineRule="auto"/>
+              <w:ind w:left="229" w:hanging="270"/>
+              <w:rPr>
+                <w:rFonts w:ascii="Arial" w:hAnsi="Arial" w:cs="Arial"/>
+                <w:sz w:val="18"/>
+                <w:szCs w:val="18"/>
+              </w:rPr>
+            </w:pPr>
+            <w:r>
+              <w:rPr>
+                <w:rFonts w:ascii="Arial" w:hAnsi="Arial" w:cs="Arial"/>
+                <w:sz w:val="18"/>
+                <w:szCs w:val="18"/>
               </w:rPr>
               <w:t>Recall: Retrieval Practice</w:t>
             </w:r>
@@ -8535,19 +8003,19 @@
                 <w:right w:val="nil"/>
                 <w:between w:val="nil"/>
               </w:pBdr>
-              <w:spacing w:before="100" w:beforeAutospacing="1" w:after="0"/>
-              <w:ind w:left="229" w:hanging="270"/>
-              <w:rPr>
-                <w:rFonts w:ascii="Arial" w:hAnsi="Arial" w:cs="Arial"/>
-                <w:sz w:val="20"/>
-                <w:szCs w:val="20"/>
-              </w:rPr>
-            </w:pPr>
-            <w:r>
-              <w:rPr>
-                <w:rFonts w:ascii="Arial" w:hAnsi="Arial" w:cs="Arial"/>
-                <w:sz w:val="20"/>
-                <w:szCs w:val="20"/>
+              <w:spacing w:after="0" w:line="240" w:lineRule="auto"/>
+              <w:ind w:left="229" w:hanging="270"/>
+              <w:rPr>
+                <w:rFonts w:ascii="Arial" w:hAnsi="Arial" w:cs="Arial"/>
+                <w:sz w:val="18"/>
+                <w:szCs w:val="18"/>
+              </w:rPr>
+            </w:pPr>
+            <w:r>
+              <w:rPr>
+                <w:rFonts w:ascii="Arial" w:hAnsi="Arial" w:cs="Arial"/>
+                <w:sz w:val="18"/>
+                <w:szCs w:val="18"/>
               </w:rPr>
               <w:t>Review Questions</w:t>
             </w:r>
@@ -8565,19 +8033,19 @@
                 <w:right w:val="nil"/>
                 <w:between w:val="nil"/>
               </w:pBdr>
-              <w:spacing w:before="100" w:beforeAutospacing="1" w:after="0"/>
-              <w:ind w:left="229" w:hanging="270"/>
-              <w:rPr>
-                <w:rFonts w:ascii="Arial" w:hAnsi="Arial" w:cs="Arial"/>
-                <w:sz w:val="20"/>
-                <w:szCs w:val="20"/>
-              </w:rPr>
-            </w:pPr>
-            <w:r>
-              <w:rPr>
-                <w:rFonts w:ascii="Arial" w:hAnsi="Arial" w:cs="Arial"/>
-                <w:sz w:val="20"/>
-                <w:szCs w:val="20"/>
+              <w:spacing w:after="0" w:line="240" w:lineRule="auto"/>
+              <w:ind w:left="229" w:hanging="270"/>
+              <w:rPr>
+                <w:rFonts w:ascii="Arial" w:hAnsi="Arial" w:cs="Arial"/>
+                <w:sz w:val="18"/>
+                <w:szCs w:val="18"/>
+              </w:rPr>
+            </w:pPr>
+            <w:r>
+              <w:rPr>
+                <w:rFonts w:ascii="Arial" w:hAnsi="Arial" w:cs="Arial"/>
+                <w:sz w:val="18"/>
+                <w:szCs w:val="18"/>
               </w:rPr>
               <w:t>Course Conclusion</w:t>
             </w:r>
@@ -8585,13 +8053,7 @@
         </w:tc>
         <w:tc>
           <w:tcPr>
-            <w:tcW w:w="2759" w:type="dxa"/>
-            <w:tcBorders>
-              <w:top w:val="single" w:sz="4" w:space="0" w:color="D9D9D9"/>
-              <w:left w:val="single" w:sz="4" w:space="0" w:color="D9D9D9"/>
-              <w:bottom w:val="single" w:sz="4" w:space="0" w:color="D9D9D9"/>
-              <w:right w:val="single" w:sz="4" w:space="0" w:color="D9D9D9"/>
-            </w:tcBorders>
+            <w:tcW w:w="2880" w:type="dxa"/>
             <w:tcMar>
               <w:top w:w="86" w:type="dxa"/>
               <w:left w:w="86" w:type="dxa"/>
@@ -8612,6 +8074,7 @@
                 <w:right w:val="nil"/>
                 <w:between w:val="nil"/>
               </w:pBdr>
+              <w:spacing w:after="60" w:line="240" w:lineRule="auto"/>
               <w:ind w:left="229" w:hanging="270"/>
               <w:rPr>
                 <w:rFonts w:ascii="Arial" w:hAnsi="Arial" w:cs="Arial"/>
@@ -8667,23 +8130,7 @@
                 <w:sz w:val="20"/>
                 <w:szCs w:val="20"/>
               </w:rPr>
-              <w:t>(P</w:t>
-            </w:r>
-            <w:r>
-              <w:rPr>
-                <w:rFonts w:ascii="Consolas" w:hAnsi="Consolas" w:cs="Consolas"/>
-                <w:sz w:val="20"/>
-                <w:szCs w:val="20"/>
-              </w:rPr>
-              <w:t>arts 1-3 and Questions &amp; Analysis</w:t>
-            </w:r>
-            <w:r>
-              <w:rPr>
-                <w:rFonts w:ascii="Consolas" w:hAnsi="Consolas" w:cs="Consolas"/>
-                <w:sz w:val="20"/>
-                <w:szCs w:val="20"/>
-              </w:rPr>
-              <w:t>)</w:t>
+              <w:t>(Parts 1-3 and Questions &amp; Analysis)</w:t>
             </w:r>
           </w:p>
         </w:tc>
@@ -8692,8 +8139,11 @@
     <w:p>
       <w:pPr>
         <w:pStyle w:val="NoSpacing"/>
+        <w:spacing w:after="60"/>
         <w:rPr>
           <w:rFonts w:ascii="Arial" w:hAnsi="Arial" w:cs="Arial"/>
+          <w:sz w:val="20"/>
+          <w:szCs w:val="20"/>
         </w:rPr>
       </w:pPr>
     </w:p>

--- a/docs/cis215-course-alignment-map.docx
+++ b/docs/cis215-course-alignment-map.docx
@@ -57,9 +57,9 @@
       </w:tblPr>
       <w:tblGrid>
         <w:gridCol w:w="2160"/>
-        <w:gridCol w:w="7344"/>
-        <w:gridCol w:w="2880"/>
-        <w:gridCol w:w="2880"/>
+        <w:gridCol w:w="7056"/>
+        <w:gridCol w:w="3024"/>
+        <w:gridCol w:w="3024"/>
       </w:tblGrid>
       <w:tr>
         <w:trPr>
@@ -140,7 +140,7 @@
         </w:tc>
         <w:tc>
           <w:tcPr>
-            <w:tcW w:w="2880" w:type="dxa"/>
+            <w:tcW w:w="3024" w:type="dxa"/>
             <w:shd w:val="clear" w:color="auto" w:fill="EFEFEF"/>
             <w:tcMar>
               <w:top w:w="86" w:type="dxa"/>
@@ -176,7 +176,7 @@
         </w:tc>
         <w:tc>
           <w:tcPr>
-            <w:tcW w:w="2880" w:type="dxa"/>
+            <w:tcW w:w="3024" w:type="dxa"/>
             <w:shd w:val="clear" w:color="auto" w:fill="EFEFEF"/>
             <w:tcMar>
               <w:top w:w="86" w:type="dxa"/>
@@ -306,25 +306,7 @@
                 <w:sz w:val="20"/>
                 <w:szCs w:val="20"/>
               </w:rPr>
-              <w:t xml:space="preserve"> Configure Canvas notification settings and verify access to </w:t>
-            </w:r>
-            <w:proofErr w:type="spellStart"/>
-            <w:r>
-              <w:rPr>
-                <w:rFonts w:ascii="Arial" w:hAnsi="Arial" w:cs="Arial"/>
-                <w:sz w:val="20"/>
-                <w:szCs w:val="20"/>
-              </w:rPr>
-              <w:t>JupyterLab</w:t>
-            </w:r>
-            <w:proofErr w:type="spellEnd"/>
-            <w:r>
-              <w:rPr>
-                <w:rFonts w:ascii="Arial" w:hAnsi="Arial" w:cs="Arial"/>
-                <w:sz w:val="20"/>
-                <w:szCs w:val="20"/>
-              </w:rPr>
-              <w:t>, Python, and the course data files</w:t>
+              <w:t xml:space="preserve"> Configure Canvas notification settings and verify access to JupyterLab, Python, and the course data files</w:t>
             </w:r>
           </w:p>
           <w:p>
@@ -396,7 +378,7 @@
         </w:tc>
         <w:tc>
           <w:tcPr>
-            <w:tcW w:w="2880" w:type="dxa"/>
+            <w:tcW w:w="3024" w:type="dxa"/>
             <w:tcMar>
               <w:top w:w="86" w:type="dxa"/>
               <w:left w:w="86" w:type="dxa"/>
@@ -515,23 +497,13 @@
                 <w:szCs w:val="18"/>
               </w:rPr>
             </w:pPr>
-            <w:proofErr w:type="spellStart"/>
-            <w:r>
-              <w:rPr>
-                <w:rFonts w:ascii="Arial" w:hAnsi="Arial" w:cs="Arial"/>
-                <w:sz w:val="18"/>
-                <w:szCs w:val="18"/>
-              </w:rPr>
-              <w:t>JupyterLab</w:t>
-            </w:r>
-            <w:proofErr w:type="spellEnd"/>
-            <w:r>
-              <w:rPr>
-                <w:rFonts w:ascii="Arial" w:hAnsi="Arial" w:cs="Arial"/>
-                <w:sz w:val="18"/>
-                <w:szCs w:val="18"/>
-              </w:rPr>
-              <w:t xml:space="preserve"> and Python tools review</w:t>
+            <w:r>
+              <w:rPr>
+                <w:rFonts w:ascii="Arial" w:hAnsi="Arial" w:cs="Arial"/>
+                <w:sz w:val="18"/>
+                <w:szCs w:val="18"/>
+              </w:rPr>
+              <w:t>JupyterLab and Python tools review</w:t>
             </w:r>
           </w:p>
           <w:p>
@@ -597,7 +569,7 @@
         </w:tc>
         <w:tc>
           <w:tcPr>
-            <w:tcW w:w="2880" w:type="dxa"/>
+            <w:tcW w:w="3024" w:type="dxa"/>
             <w:tcMar>
               <w:top w:w="86" w:type="dxa"/>
               <w:left w:w="86" w:type="dxa"/>
@@ -965,25 +937,7 @@
                 <w:sz w:val="20"/>
                 <w:szCs w:val="20"/>
               </w:rPr>
-              <w:t xml:space="preserve"> Launch </w:t>
-            </w:r>
-            <w:proofErr w:type="spellStart"/>
-            <w:r>
-              <w:rPr>
-                <w:rFonts w:ascii="Arial" w:hAnsi="Arial" w:cs="Arial"/>
-                <w:sz w:val="20"/>
-                <w:szCs w:val="20"/>
-              </w:rPr>
-              <w:t>JupyterLab</w:t>
-            </w:r>
-            <w:proofErr w:type="spellEnd"/>
-            <w:r>
-              <w:rPr>
-                <w:rFonts w:ascii="Arial" w:hAnsi="Arial" w:cs="Arial"/>
-                <w:sz w:val="20"/>
-                <w:szCs w:val="20"/>
-              </w:rPr>
-              <w:t xml:space="preserve"> and create a functional Python notebook for data analysis</w:t>
+              <w:t xml:space="preserve"> Launch JupyterLab and create a functional Python notebook for data analysis</w:t>
             </w:r>
           </w:p>
           <w:p>
@@ -1023,31 +977,13 @@
                 <w:sz w:val="20"/>
                 <w:szCs w:val="20"/>
               </w:rPr>
-              <w:t xml:space="preserve"> Use pandas to load a CSV dataset and perform basic </w:t>
-            </w:r>
-            <w:proofErr w:type="spellStart"/>
-            <w:r>
-              <w:rPr>
-                <w:rFonts w:ascii="Arial" w:hAnsi="Arial" w:cs="Arial"/>
-                <w:sz w:val="20"/>
-                <w:szCs w:val="20"/>
-              </w:rPr>
-              <w:t>DataFrame</w:t>
-            </w:r>
-            <w:proofErr w:type="spellEnd"/>
-            <w:r>
-              <w:rPr>
-                <w:rFonts w:ascii="Arial" w:hAnsi="Arial" w:cs="Arial"/>
-                <w:sz w:val="20"/>
-                <w:szCs w:val="20"/>
-              </w:rPr>
-              <w:t xml:space="preserve"> operations</w:t>
+              <w:t xml:space="preserve"> Use pandas to load a CSV dataset and perform basic DataFrame operations</w:t>
             </w:r>
           </w:p>
         </w:tc>
         <w:tc>
           <w:tcPr>
-            <w:tcW w:w="2880" w:type="dxa"/>
+            <w:tcW w:w="3024" w:type="dxa"/>
             <w:tcMar>
               <w:top w:w="86" w:type="dxa"/>
               <w:left w:w="86" w:type="dxa"/>
@@ -1246,7 +1182,7 @@
         </w:tc>
         <w:tc>
           <w:tcPr>
-            <w:tcW w:w="2880" w:type="dxa"/>
+            <w:tcW w:w="3024" w:type="dxa"/>
             <w:tcMar>
               <w:top w:w="86" w:type="dxa"/>
               <w:left w:w="86" w:type="dxa"/>
@@ -1395,20 +1331,8 @@
                 <w:sz w:val="20"/>
                 <w:szCs w:val="20"/>
               </w:rPr>
-              <w:t xml:space="preserve">Working with </w:t>
-            </w:r>
-            <w:proofErr w:type="spellStart"/>
-            <w:r>
-              <w:rPr>
-                <w:rFonts w:ascii="Arial" w:hAnsi="Arial" w:cs="Arial"/>
-                <w:b/>
-                <w:bCs/>
-                <w:sz w:val="20"/>
-                <w:szCs w:val="20"/>
-              </w:rPr>
-              <w:t>JupyterLab</w:t>
-            </w:r>
-            <w:proofErr w:type="spellEnd"/>
+              <w:t>Working with JupyterLab</w:t>
+            </w:r>
           </w:p>
           <w:p>
             <w:pPr>
@@ -1506,25 +1430,7 @@
                 <w:sz w:val="20"/>
                 <w:szCs w:val="20"/>
               </w:rPr>
-              <w:t xml:space="preserve"> Launch </w:t>
-            </w:r>
-            <w:proofErr w:type="spellStart"/>
-            <w:r>
-              <w:rPr>
-                <w:rFonts w:ascii="Arial" w:hAnsi="Arial" w:cs="Arial"/>
-                <w:sz w:val="20"/>
-                <w:szCs w:val="20"/>
-              </w:rPr>
-              <w:t>JupyterLab</w:t>
-            </w:r>
-            <w:proofErr w:type="spellEnd"/>
-            <w:r>
-              <w:rPr>
-                <w:rFonts w:ascii="Arial" w:hAnsi="Arial" w:cs="Arial"/>
-                <w:sz w:val="20"/>
-                <w:szCs w:val="20"/>
-              </w:rPr>
-              <w:t xml:space="preserve"> and create functional Python notebooks with code and Markdown cells</w:t>
+              <w:t xml:space="preserve"> Launch JupyterLab and create functional Python notebooks with code and Markdown cells</w:t>
             </w:r>
           </w:p>
           <w:p>
@@ -1564,18 +1470,8 @@
                 <w:sz w:val="20"/>
                 <w:szCs w:val="20"/>
               </w:rPr>
-              <w:t xml:space="preserve"> Use keyboard shortcuts and Tab completion to work efficiently in </w:t>
-            </w:r>
-            <w:proofErr w:type="spellStart"/>
-            <w:r>
-              <w:rPr>
-                <w:rFonts w:ascii="Arial" w:hAnsi="Arial" w:cs="Arial"/>
-                <w:sz w:val="20"/>
-                <w:szCs w:val="20"/>
-              </w:rPr>
-              <w:t>JupyterLab</w:t>
-            </w:r>
-            <w:proofErr w:type="spellEnd"/>
+              <w:t xml:space="preserve"> Use keyboard shortcuts and Tab completion to work efficiently in JupyterLab</w:t>
+            </w:r>
           </w:p>
           <w:p>
             <w:pPr>
@@ -1620,7 +1516,7 @@
         </w:tc>
         <w:tc>
           <w:tcPr>
-            <w:tcW w:w="2880" w:type="dxa"/>
+            <w:tcW w:w="3024" w:type="dxa"/>
             <w:tcMar>
               <w:top w:w="86" w:type="dxa"/>
               <w:left w:w="86" w:type="dxa"/>
@@ -1819,7 +1715,7 @@
         </w:tc>
         <w:tc>
           <w:tcPr>
-            <w:tcW w:w="2880" w:type="dxa"/>
+            <w:tcW w:w="3024" w:type="dxa"/>
             <w:tcMar>
               <w:top w:w="86" w:type="dxa"/>
               <w:left w:w="86" w:type="dxa"/>
@@ -2099,25 +1995,7 @@
                 <w:sz w:val="20"/>
                 <w:szCs w:val="20"/>
               </w:rPr>
-              <w:t xml:space="preserve"> Implement conditional statements (if/</w:t>
-            </w:r>
-            <w:proofErr w:type="spellStart"/>
-            <w:r>
-              <w:rPr>
-                <w:rFonts w:ascii="Arial" w:hAnsi="Arial" w:cs="Arial"/>
-                <w:sz w:val="20"/>
-                <w:szCs w:val="20"/>
-              </w:rPr>
-              <w:t>elif</w:t>
-            </w:r>
-            <w:proofErr w:type="spellEnd"/>
-            <w:r>
-              <w:rPr>
-                <w:rFonts w:ascii="Arial" w:hAnsi="Arial" w:cs="Arial"/>
-                <w:sz w:val="20"/>
-                <w:szCs w:val="20"/>
-              </w:rPr>
-              <w:t>/else) to control program flow based on different conditions</w:t>
+              <w:t xml:space="preserve"> Implement conditional statements (if/elif/else) to control program flow based on different conditions</w:t>
             </w:r>
           </w:p>
           <w:p>
@@ -2163,7 +2041,7 @@
         </w:tc>
         <w:tc>
           <w:tcPr>
-            <w:tcW w:w="2880" w:type="dxa"/>
+            <w:tcW w:w="3024" w:type="dxa"/>
             <w:tcMar>
               <w:top w:w="86" w:type="dxa"/>
               <w:left w:w="86" w:type="dxa"/>
@@ -2362,7 +2240,7 @@
         </w:tc>
         <w:tc>
           <w:tcPr>
-            <w:tcW w:w="2880" w:type="dxa"/>
+            <w:tcW w:w="3024" w:type="dxa"/>
             <w:tcMar>
               <w:top w:w="86" w:type="dxa"/>
               <w:left w:w="86" w:type="dxa"/>
@@ -2575,20 +2453,8 @@
                 <w:sz w:val="20"/>
                 <w:szCs w:val="20"/>
               </w:rPr>
-              <w:t xml:space="preserve">Working with pandas </w:t>
-            </w:r>
-            <w:proofErr w:type="spellStart"/>
-            <w:r>
-              <w:rPr>
-                <w:rFonts w:ascii="Arial" w:hAnsi="Arial" w:cs="Arial"/>
-                <w:b/>
-                <w:bCs/>
-                <w:sz w:val="20"/>
-                <w:szCs w:val="20"/>
-              </w:rPr>
-              <w:t>DataFrames</w:t>
-            </w:r>
-            <w:proofErr w:type="spellEnd"/>
+              <w:t>Working with pandas DataFrames</w:t>
+            </w:r>
           </w:p>
           <w:p>
             <w:pPr>
@@ -2686,43 +2552,7 @@
                 <w:sz w:val="20"/>
                 <w:szCs w:val="20"/>
               </w:rPr>
-              <w:t xml:space="preserve"> Create pandas </w:t>
-            </w:r>
-            <w:proofErr w:type="spellStart"/>
-            <w:r>
-              <w:rPr>
-                <w:rFonts w:ascii="Arial" w:hAnsi="Arial" w:cs="Arial"/>
-                <w:sz w:val="20"/>
-                <w:szCs w:val="20"/>
-              </w:rPr>
-              <w:t>DataFrames</w:t>
-            </w:r>
-            <w:proofErr w:type="spellEnd"/>
-            <w:r>
-              <w:rPr>
-                <w:rFonts w:ascii="Arial" w:hAnsi="Arial" w:cs="Arial"/>
-                <w:sz w:val="20"/>
-                <w:szCs w:val="20"/>
-              </w:rPr>
-              <w:t xml:space="preserve"> from CSV files and Python data structures, understanding the relationship between dictionaries/lists and </w:t>
-            </w:r>
-            <w:proofErr w:type="spellStart"/>
-            <w:r>
-              <w:rPr>
-                <w:rFonts w:ascii="Arial" w:hAnsi="Arial" w:cs="Arial"/>
-                <w:sz w:val="20"/>
-                <w:szCs w:val="20"/>
-              </w:rPr>
-              <w:t>DataFrame</w:t>
-            </w:r>
-            <w:proofErr w:type="spellEnd"/>
-            <w:r>
-              <w:rPr>
-                <w:rFonts w:ascii="Arial" w:hAnsi="Arial" w:cs="Arial"/>
-                <w:sz w:val="20"/>
-                <w:szCs w:val="20"/>
-              </w:rPr>
-              <w:t xml:space="preserve"> structure</w:t>
+              <w:t xml:space="preserve"> Create pandas DataFrames from CSV files and Python data structures, understanding the relationship between dictionaries/lists and DataFrame structure</w:t>
             </w:r>
           </w:p>
           <w:p>
@@ -2762,71 +2592,7 @@
                 <w:sz w:val="20"/>
                 <w:szCs w:val="20"/>
               </w:rPr>
-              <w:t xml:space="preserve"> Select specific columns and rows from </w:t>
-            </w:r>
-            <w:proofErr w:type="spellStart"/>
-            <w:r>
-              <w:rPr>
-                <w:rFonts w:ascii="Arial" w:hAnsi="Arial" w:cs="Arial"/>
-                <w:sz w:val="20"/>
-                <w:szCs w:val="20"/>
-              </w:rPr>
-              <w:t>DataFrames</w:t>
-            </w:r>
-            <w:proofErr w:type="spellEnd"/>
-            <w:r>
-              <w:rPr>
-                <w:rFonts w:ascii="Arial" w:hAnsi="Arial" w:cs="Arial"/>
-                <w:sz w:val="20"/>
-                <w:szCs w:val="20"/>
-              </w:rPr>
-              <w:t xml:space="preserve"> using bracket notation</w:t>
-            </w:r>
-            <w:proofErr w:type="gramStart"/>
-            <w:r>
-              <w:rPr>
-                <w:rFonts w:ascii="Arial" w:hAnsi="Arial" w:cs="Arial"/>
-                <w:sz w:val="20"/>
-                <w:szCs w:val="20"/>
-              </w:rPr>
-              <w:t>, .loc</w:t>
-            </w:r>
-            <w:proofErr w:type="gramEnd"/>
-            <w:r>
-              <w:rPr>
-                <w:rFonts w:ascii="Arial" w:hAnsi="Arial" w:cs="Arial"/>
-                <w:sz w:val="20"/>
-                <w:szCs w:val="20"/>
-              </w:rPr>
-              <w:t xml:space="preserve">[], </w:t>
-            </w:r>
-            <w:proofErr w:type="gramStart"/>
-            <w:r>
-              <w:rPr>
-                <w:rFonts w:ascii="Arial" w:hAnsi="Arial" w:cs="Arial"/>
-                <w:sz w:val="20"/>
-                <w:szCs w:val="20"/>
-              </w:rPr>
-              <w:t>and .</w:t>
-            </w:r>
-            <w:proofErr w:type="spellStart"/>
-            <w:r>
-              <w:rPr>
-                <w:rFonts w:ascii="Arial" w:hAnsi="Arial" w:cs="Arial"/>
-                <w:sz w:val="20"/>
-                <w:szCs w:val="20"/>
-              </w:rPr>
-              <w:t>iloc</w:t>
-            </w:r>
-            <w:proofErr w:type="spellEnd"/>
-            <w:proofErr w:type="gramEnd"/>
-            <w:r>
-              <w:rPr>
-                <w:rFonts w:ascii="Arial" w:hAnsi="Arial" w:cs="Arial"/>
-                <w:sz w:val="20"/>
-                <w:szCs w:val="20"/>
-              </w:rPr>
-              <w:t>[] indexing methods</w:t>
+              <w:t xml:space="preserve"> Select specific columns and rows from DataFrames using bracket notation, .loc[], and .iloc[] indexing methods</w:t>
             </w:r>
           </w:p>
           <w:p>
@@ -2866,67 +2632,13 @@
                 <w:sz w:val="20"/>
                 <w:szCs w:val="20"/>
               </w:rPr>
-              <w:t xml:space="preserve"> Filter </w:t>
-            </w:r>
-            <w:proofErr w:type="spellStart"/>
-            <w:r>
-              <w:rPr>
-                <w:rFonts w:ascii="Arial" w:hAnsi="Arial" w:cs="Arial"/>
-                <w:sz w:val="20"/>
-                <w:szCs w:val="20"/>
-              </w:rPr>
-              <w:t>DataFrame</w:t>
-            </w:r>
-            <w:proofErr w:type="spellEnd"/>
-            <w:r>
-              <w:rPr>
-                <w:rFonts w:ascii="Arial" w:hAnsi="Arial" w:cs="Arial"/>
-                <w:sz w:val="20"/>
-                <w:szCs w:val="20"/>
-              </w:rPr>
-              <w:t xml:space="preserve"> rows </w:t>
-            </w:r>
-            <w:proofErr w:type="gramStart"/>
-            <w:r>
-              <w:rPr>
-                <w:rFonts w:ascii="Arial" w:hAnsi="Arial" w:cs="Arial"/>
-                <w:sz w:val="20"/>
-                <w:szCs w:val="20"/>
-              </w:rPr>
-              <w:t>using .query</w:t>
-            </w:r>
-            <w:proofErr w:type="gramEnd"/>
-            <w:r>
-              <w:rPr>
-                <w:rFonts w:ascii="Arial" w:hAnsi="Arial" w:cs="Arial"/>
-                <w:sz w:val="20"/>
-                <w:szCs w:val="20"/>
-              </w:rPr>
-              <w:t xml:space="preserve">() and </w:t>
-            </w:r>
-            <w:proofErr w:type="spellStart"/>
-            <w:r>
-              <w:rPr>
-                <w:rFonts w:ascii="Arial" w:hAnsi="Arial" w:cs="Arial"/>
-                <w:sz w:val="20"/>
-                <w:szCs w:val="20"/>
-              </w:rPr>
-              <w:t>boolean</w:t>
-            </w:r>
-            <w:proofErr w:type="spellEnd"/>
-            <w:r>
-              <w:rPr>
-                <w:rFonts w:ascii="Arial" w:hAnsi="Arial" w:cs="Arial"/>
-                <w:sz w:val="20"/>
-                <w:szCs w:val="20"/>
-              </w:rPr>
-              <w:t xml:space="preserve"> indexing to extract data subsets based on conditions</w:t>
+              <w:t xml:space="preserve"> Filter DataFrame rows using .query() and boolean indexing to extract data subsets based on conditions</w:t>
             </w:r>
           </w:p>
         </w:tc>
         <w:tc>
           <w:tcPr>
-            <w:tcW w:w="2880" w:type="dxa"/>
+            <w:tcW w:w="3024" w:type="dxa"/>
             <w:tcMar>
               <w:top w:w="86" w:type="dxa"/>
               <w:left w:w="86" w:type="dxa"/>
@@ -3125,7 +2837,7 @@
         </w:tc>
         <w:tc>
           <w:tcPr>
-            <w:tcW w:w="2880" w:type="dxa"/>
+            <w:tcW w:w="3024" w:type="dxa"/>
             <w:tcMar>
               <w:top w:w="86" w:type="dxa"/>
               <w:left w:w="86" w:type="dxa"/>
@@ -3358,97 +3070,7 @@
                 <w:sz w:val="20"/>
                 <w:szCs w:val="20"/>
               </w:rPr>
-              <w:t xml:space="preserve"> Use .</w:t>
-            </w:r>
-            <w:proofErr w:type="gramStart"/>
-            <w:r>
-              <w:rPr>
-                <w:rFonts w:ascii="Arial" w:hAnsi="Arial" w:cs="Arial"/>
-                <w:sz w:val="20"/>
-                <w:szCs w:val="20"/>
-              </w:rPr>
-              <w:t>info(</w:t>
-            </w:r>
-            <w:proofErr w:type="gramEnd"/>
-            <w:r>
-              <w:rPr>
-                <w:rFonts w:ascii="Arial" w:hAnsi="Arial" w:cs="Arial"/>
-                <w:sz w:val="20"/>
-                <w:szCs w:val="20"/>
-              </w:rPr>
-              <w:t>)</w:t>
-            </w:r>
-            <w:proofErr w:type="gramStart"/>
-            <w:r>
-              <w:rPr>
-                <w:rFonts w:ascii="Arial" w:hAnsi="Arial" w:cs="Arial"/>
-                <w:sz w:val="20"/>
-                <w:szCs w:val="20"/>
-              </w:rPr>
-              <w:t>, .describe</w:t>
-            </w:r>
-            <w:proofErr w:type="gramEnd"/>
-            <w:r>
-              <w:rPr>
-                <w:rFonts w:ascii="Arial" w:hAnsi="Arial" w:cs="Arial"/>
-                <w:sz w:val="20"/>
-                <w:szCs w:val="20"/>
-              </w:rPr>
-              <w:t>(), and .</w:t>
-            </w:r>
-            <w:proofErr w:type="spellStart"/>
-            <w:r>
-              <w:rPr>
-                <w:rFonts w:ascii="Arial" w:hAnsi="Arial" w:cs="Arial"/>
-                <w:sz w:val="20"/>
-                <w:szCs w:val="20"/>
-              </w:rPr>
-              <w:t>value_</w:t>
-            </w:r>
-            <w:proofErr w:type="gramStart"/>
-            <w:r>
-              <w:rPr>
-                <w:rFonts w:ascii="Arial" w:hAnsi="Arial" w:cs="Arial"/>
-                <w:sz w:val="20"/>
-                <w:szCs w:val="20"/>
-              </w:rPr>
-              <w:t>counts</w:t>
-            </w:r>
-            <w:proofErr w:type="spellEnd"/>
-            <w:r>
-              <w:rPr>
-                <w:rFonts w:ascii="Arial" w:hAnsi="Arial" w:cs="Arial"/>
-                <w:sz w:val="20"/>
-                <w:szCs w:val="20"/>
-              </w:rPr>
-              <w:t>(</w:t>
-            </w:r>
-            <w:proofErr w:type="gramEnd"/>
-            <w:r>
-              <w:rPr>
-                <w:rFonts w:ascii="Arial" w:hAnsi="Arial" w:cs="Arial"/>
-                <w:sz w:val="20"/>
-                <w:szCs w:val="20"/>
-              </w:rPr>
-              <w:t xml:space="preserve">) to inspect </w:t>
-            </w:r>
-            <w:proofErr w:type="spellStart"/>
-            <w:r>
-              <w:rPr>
-                <w:rFonts w:ascii="Arial" w:hAnsi="Arial" w:cs="Arial"/>
-                <w:sz w:val="20"/>
-                <w:szCs w:val="20"/>
-              </w:rPr>
-              <w:t>DataFrame</w:t>
-            </w:r>
-            <w:proofErr w:type="spellEnd"/>
-            <w:r>
-              <w:rPr>
-                <w:rFonts w:ascii="Arial" w:hAnsi="Arial" w:cs="Arial"/>
-                <w:sz w:val="20"/>
-                <w:szCs w:val="20"/>
-              </w:rPr>
-              <w:t xml:space="preserve"> structure, generate statistical summaries, and identify data distributions</w:t>
+              <w:t xml:space="preserve"> Use .info(), .describe(), and .value_counts() to inspect DataFrame structure, generate statistical summaries, and identify data distributions</w:t>
             </w:r>
           </w:p>
           <w:p>
@@ -3528,41 +3150,13 @@
                 <w:sz w:val="20"/>
                 <w:szCs w:val="20"/>
               </w:rPr>
-              <w:t xml:space="preserve"> </w:t>
-            </w:r>
-            <w:proofErr w:type="gramStart"/>
-            <w:r>
-              <w:rPr>
-                <w:rFonts w:ascii="Arial" w:hAnsi="Arial" w:cs="Arial"/>
-                <w:sz w:val="20"/>
-                <w:szCs w:val="20"/>
-              </w:rPr>
-              <w:t>Use .</w:t>
-            </w:r>
-            <w:proofErr w:type="spellStart"/>
-            <w:r>
-              <w:rPr>
-                <w:rFonts w:ascii="Arial" w:hAnsi="Arial" w:cs="Arial"/>
-                <w:sz w:val="20"/>
-                <w:szCs w:val="20"/>
-              </w:rPr>
-              <w:t>groupby</w:t>
-            </w:r>
-            <w:proofErr w:type="spellEnd"/>
-            <w:proofErr w:type="gramEnd"/>
-            <w:r>
-              <w:rPr>
-                <w:rFonts w:ascii="Arial" w:hAnsi="Arial" w:cs="Arial"/>
-                <w:sz w:val="20"/>
-                <w:szCs w:val="20"/>
-              </w:rPr>
-              <w:t>() and aggregation methods to analyze data by categories and compare statistics across different subgroups</w:t>
+              <w:t xml:space="preserve"> Use .groupby() and aggregation methods to analyze data by categories and compare statistics across different subgroups</w:t>
             </w:r>
           </w:p>
         </w:tc>
         <w:tc>
           <w:tcPr>
-            <w:tcW w:w="2880" w:type="dxa"/>
+            <w:tcW w:w="3024" w:type="dxa"/>
             <w:tcMar>
               <w:top w:w="86" w:type="dxa"/>
               <w:left w:w="86" w:type="dxa"/>
@@ -3761,7 +3355,7 @@
         </w:tc>
         <w:tc>
           <w:tcPr>
-            <w:tcW w:w="2880" w:type="dxa"/>
+            <w:tcW w:w="3024" w:type="dxa"/>
             <w:tcMar>
               <w:top w:w="86" w:type="dxa"/>
               <w:left w:w="86" w:type="dxa"/>
@@ -4084,81 +3678,7 @@
                 <w:sz w:val="20"/>
                 <w:szCs w:val="20"/>
               </w:rPr>
-              <w:t xml:space="preserve"> Identify missing data patterns </w:t>
-            </w:r>
-            <w:proofErr w:type="gramStart"/>
-            <w:r>
-              <w:rPr>
-                <w:rFonts w:ascii="Arial" w:hAnsi="Arial" w:cs="Arial"/>
-                <w:sz w:val="20"/>
-                <w:szCs w:val="20"/>
-              </w:rPr>
-              <w:t>using .</w:t>
-            </w:r>
-            <w:proofErr w:type="spellStart"/>
-            <w:r>
-              <w:rPr>
-                <w:rFonts w:ascii="Arial" w:hAnsi="Arial" w:cs="Arial"/>
-                <w:sz w:val="20"/>
-                <w:szCs w:val="20"/>
-              </w:rPr>
-              <w:t>isnull</w:t>
-            </w:r>
-            <w:proofErr w:type="spellEnd"/>
-            <w:proofErr w:type="gramEnd"/>
-            <w:r>
-              <w:rPr>
-                <w:rFonts w:ascii="Arial" w:hAnsi="Arial" w:cs="Arial"/>
-                <w:sz w:val="20"/>
-                <w:szCs w:val="20"/>
-              </w:rPr>
-              <w:t>()</w:t>
-            </w:r>
-            <w:proofErr w:type="gramStart"/>
-            <w:r>
-              <w:rPr>
-                <w:rFonts w:ascii="Arial" w:hAnsi="Arial" w:cs="Arial"/>
-                <w:sz w:val="20"/>
-                <w:szCs w:val="20"/>
-              </w:rPr>
-              <w:t>, .</w:t>
-            </w:r>
-            <w:proofErr w:type="spellStart"/>
-            <w:r>
-              <w:rPr>
-                <w:rFonts w:ascii="Arial" w:hAnsi="Arial" w:cs="Arial"/>
-                <w:sz w:val="20"/>
-                <w:szCs w:val="20"/>
-              </w:rPr>
-              <w:t>notnull</w:t>
-            </w:r>
-            <w:proofErr w:type="spellEnd"/>
-            <w:proofErr w:type="gramEnd"/>
-            <w:r>
-              <w:rPr>
-                <w:rFonts w:ascii="Arial" w:hAnsi="Arial" w:cs="Arial"/>
-                <w:sz w:val="20"/>
-                <w:szCs w:val="20"/>
-              </w:rPr>
-              <w:t>(), and .</w:t>
-            </w:r>
-            <w:proofErr w:type="gramStart"/>
-            <w:r>
-              <w:rPr>
-                <w:rFonts w:ascii="Arial" w:hAnsi="Arial" w:cs="Arial"/>
-                <w:sz w:val="20"/>
-                <w:szCs w:val="20"/>
-              </w:rPr>
-              <w:t>info(</w:t>
-            </w:r>
-            <w:proofErr w:type="gramEnd"/>
-            <w:r>
-              <w:rPr>
-                <w:rFonts w:ascii="Arial" w:hAnsi="Arial" w:cs="Arial"/>
-                <w:sz w:val="20"/>
-                <w:szCs w:val="20"/>
-              </w:rPr>
-              <w:t>)</w:t>
+              <w:t xml:space="preserve"> Identify missing data patterns using .isnull(), .notnull(), and .info()</w:t>
             </w:r>
           </w:p>
           <w:p>
@@ -4198,63 +3718,7 @@
                 <w:sz w:val="20"/>
                 <w:szCs w:val="20"/>
               </w:rPr>
-              <w:t xml:space="preserve"> Handle missing data appropriately </w:t>
-            </w:r>
-            <w:proofErr w:type="gramStart"/>
-            <w:r>
-              <w:rPr>
-                <w:rFonts w:ascii="Arial" w:hAnsi="Arial" w:cs="Arial"/>
-                <w:sz w:val="20"/>
-                <w:szCs w:val="20"/>
-              </w:rPr>
-              <w:t>using .</w:t>
-            </w:r>
-            <w:proofErr w:type="spellStart"/>
-            <w:r>
-              <w:rPr>
-                <w:rFonts w:ascii="Arial" w:hAnsi="Arial" w:cs="Arial"/>
-                <w:sz w:val="20"/>
-                <w:szCs w:val="20"/>
-              </w:rPr>
-              <w:t>dropna</w:t>
-            </w:r>
-            <w:proofErr w:type="spellEnd"/>
-            <w:proofErr w:type="gramEnd"/>
-            <w:r>
-              <w:rPr>
-                <w:rFonts w:ascii="Arial" w:hAnsi="Arial" w:cs="Arial"/>
-                <w:sz w:val="20"/>
-                <w:szCs w:val="20"/>
-              </w:rPr>
-              <w:t xml:space="preserve">() </w:t>
-            </w:r>
-            <w:proofErr w:type="gramStart"/>
-            <w:r>
-              <w:rPr>
-                <w:rFonts w:ascii="Arial" w:hAnsi="Arial" w:cs="Arial"/>
-                <w:sz w:val="20"/>
-                <w:szCs w:val="20"/>
-              </w:rPr>
-              <w:t>and .</w:t>
-            </w:r>
-            <w:proofErr w:type="spellStart"/>
-            <w:r>
-              <w:rPr>
-                <w:rFonts w:ascii="Arial" w:hAnsi="Arial" w:cs="Arial"/>
-                <w:sz w:val="20"/>
-                <w:szCs w:val="20"/>
-              </w:rPr>
-              <w:t>fillna</w:t>
-            </w:r>
-            <w:proofErr w:type="spellEnd"/>
-            <w:proofErr w:type="gramEnd"/>
-            <w:r>
-              <w:rPr>
-                <w:rFonts w:ascii="Arial" w:hAnsi="Arial" w:cs="Arial"/>
-                <w:sz w:val="20"/>
-                <w:szCs w:val="20"/>
-              </w:rPr>
-              <w:t>()</w:t>
+              <w:t xml:space="preserve"> Handle missing data appropriately using .dropna() and .fillna()</w:t>
             </w:r>
           </w:p>
           <w:p>
@@ -4294,31 +3758,13 @@
                 <w:sz w:val="20"/>
                 <w:szCs w:val="20"/>
               </w:rPr>
-              <w:t xml:space="preserve"> Convert data types, remove duplicates, and clean string data using </w:t>
-            </w:r>
-            <w:proofErr w:type="gramStart"/>
-            <w:r>
-              <w:rPr>
-                <w:rFonts w:ascii="Arial" w:hAnsi="Arial" w:cs="Arial"/>
-                <w:sz w:val="20"/>
-                <w:szCs w:val="20"/>
-              </w:rPr>
-              <w:t>pandas</w:t>
-            </w:r>
-            <w:proofErr w:type="gramEnd"/>
-            <w:r>
-              <w:rPr>
-                <w:rFonts w:ascii="Arial" w:hAnsi="Arial" w:cs="Arial"/>
-                <w:sz w:val="20"/>
-                <w:szCs w:val="20"/>
-              </w:rPr>
-              <w:t xml:space="preserve"> methods</w:t>
+              <w:t xml:space="preserve"> Convert data types, remove duplicates, and clean string data using pandas methods</w:t>
             </w:r>
           </w:p>
         </w:tc>
         <w:tc>
           <w:tcPr>
-            <w:tcW w:w="2880" w:type="dxa"/>
+            <w:tcW w:w="3024" w:type="dxa"/>
             <w:tcMar>
               <w:top w:w="86" w:type="dxa"/>
               <w:left w:w="86" w:type="dxa"/>
@@ -4517,7 +3963,7 @@
         </w:tc>
         <w:tc>
           <w:tcPr>
-            <w:tcW w:w="2880" w:type="dxa"/>
+            <w:tcW w:w="3024" w:type="dxa"/>
             <w:tcMar>
               <w:top w:w="86" w:type="dxa"/>
               <w:left w:w="86" w:type="dxa"/>
@@ -4737,20 +4183,8 @@
                 <w:sz w:val="20"/>
                 <w:szCs w:val="20"/>
               </w:rPr>
-              <w:t xml:space="preserve"> Create line plots, bar charts, and scatter plots using </w:t>
-            </w:r>
-            <w:proofErr w:type="spellStart"/>
-            <w:proofErr w:type="gramStart"/>
-            <w:r>
-              <w:rPr>
-                <w:rFonts w:ascii="Arial" w:hAnsi="Arial" w:cs="Arial"/>
-                <w:sz w:val="20"/>
-                <w:szCs w:val="20"/>
-              </w:rPr>
-              <w:t>matplotlib.pyplot</w:t>
-            </w:r>
-            <w:proofErr w:type="spellEnd"/>
-            <w:proofErr w:type="gramEnd"/>
+              <w:t xml:space="preserve"> Create line plots, bar charts, and scatter plots using matplotlib.pyplot</w:t>
+            </w:r>
           </w:p>
           <w:p>
             <w:pPr>
@@ -4837,7 +4271,7 @@
         </w:tc>
         <w:tc>
           <w:tcPr>
-            <w:tcW w:w="2880" w:type="dxa"/>
+            <w:tcW w:w="3024" w:type="dxa"/>
             <w:tcMar>
               <w:top w:w="86" w:type="dxa"/>
               <w:left w:w="86" w:type="dxa"/>
@@ -5036,7 +4470,7 @@
         </w:tc>
         <w:tc>
           <w:tcPr>
-            <w:tcW w:w="2880" w:type="dxa"/>
+            <w:tcW w:w="3024" w:type="dxa"/>
             <w:tcMar>
               <w:top w:w="86" w:type="dxa"/>
               <w:left w:w="86" w:type="dxa"/>
@@ -5336,25 +4770,7 @@
                 <w:sz w:val="20"/>
                 <w:szCs w:val="20"/>
               </w:rPr>
-              <w:t xml:space="preserve"> Sort </w:t>
-            </w:r>
-            <w:proofErr w:type="spellStart"/>
-            <w:r>
-              <w:rPr>
-                <w:rFonts w:ascii="Arial" w:hAnsi="Arial" w:cs="Arial"/>
-                <w:sz w:val="20"/>
-                <w:szCs w:val="20"/>
-              </w:rPr>
-              <w:t>DataFrames</w:t>
-            </w:r>
-            <w:proofErr w:type="spellEnd"/>
-            <w:r>
-              <w:rPr>
-                <w:rFonts w:ascii="Arial" w:hAnsi="Arial" w:cs="Arial"/>
-                <w:sz w:val="20"/>
-                <w:szCs w:val="20"/>
-              </w:rPr>
-              <w:t xml:space="preserve"> by single or multiple columns and create rankings to identify patterns in data</w:t>
+              <w:t xml:space="preserve"> Sort DataFrames by single or multiple columns and create rankings to identify patterns in data</w:t>
             </w:r>
           </w:p>
           <w:p>
@@ -5436,31 +4852,13 @@
                 <w:sz w:val="20"/>
                 <w:szCs w:val="20"/>
               </w:rPr>
-              <w:t xml:space="preserve"> Merge and concatenate multiple </w:t>
-            </w:r>
-            <w:proofErr w:type="spellStart"/>
-            <w:r>
-              <w:rPr>
-                <w:rFonts w:ascii="Arial" w:hAnsi="Arial" w:cs="Arial"/>
-                <w:sz w:val="20"/>
-                <w:szCs w:val="20"/>
-              </w:rPr>
-              <w:t>DataFrames</w:t>
-            </w:r>
-            <w:proofErr w:type="spellEnd"/>
-            <w:r>
-              <w:rPr>
-                <w:rFonts w:ascii="Arial" w:hAnsi="Arial" w:cs="Arial"/>
-                <w:sz w:val="20"/>
-                <w:szCs w:val="20"/>
-              </w:rPr>
-              <w:t xml:space="preserve"> to combine data from different sources</w:t>
+              <w:t xml:space="preserve"> Merge and concatenate multiple DataFrames to combine data from different sources</w:t>
             </w:r>
           </w:p>
         </w:tc>
         <w:tc>
           <w:tcPr>
-            <w:tcW w:w="2880" w:type="dxa"/>
+            <w:tcW w:w="3024" w:type="dxa"/>
             <w:tcMar>
               <w:top w:w="86" w:type="dxa"/>
               <w:left w:w="86" w:type="dxa"/>
@@ -5659,7 +5057,7 @@
         </w:tc>
         <w:tc>
           <w:tcPr>
-            <w:tcW w:w="2880" w:type="dxa"/>
+            <w:tcW w:w="3024" w:type="dxa"/>
             <w:tcMar>
               <w:top w:w="86" w:type="dxa"/>
               <w:left w:w="86" w:type="dxa"/>
@@ -5886,35 +5284,7 @@
                 <w:sz w:val="20"/>
                 <w:szCs w:val="20"/>
               </w:rPr>
-              <w:t xml:space="preserve"> Calculate and interpret correlation coefficients </w:t>
-            </w:r>
-            <w:proofErr w:type="gramStart"/>
-            <w:r>
-              <w:rPr>
-                <w:rFonts w:ascii="Arial" w:hAnsi="Arial" w:cs="Arial"/>
-                <w:sz w:val="20"/>
-                <w:szCs w:val="20"/>
-              </w:rPr>
-              <w:t>using .</w:t>
-            </w:r>
-            <w:proofErr w:type="spellStart"/>
-            <w:r>
-              <w:rPr>
-                <w:rFonts w:ascii="Arial" w:hAnsi="Arial" w:cs="Arial"/>
-                <w:sz w:val="20"/>
-                <w:szCs w:val="20"/>
-              </w:rPr>
-              <w:t>corr</w:t>
-            </w:r>
-            <w:proofErr w:type="spellEnd"/>
-            <w:proofErr w:type="gramEnd"/>
-            <w:r>
-              <w:rPr>
-                <w:rFonts w:ascii="Arial" w:hAnsi="Arial" w:cs="Arial"/>
-                <w:sz w:val="20"/>
-                <w:szCs w:val="20"/>
-              </w:rPr>
-              <w:t>() method and scatter plots to quantify the strength and direction of relationships between numeric variables</w:t>
+              <w:t xml:space="preserve"> Calculate and interpret correlation coefficients using .corr() method and scatter plots to quantify the strength and direction of relationships between numeric variables</w:t>
             </w:r>
           </w:p>
           <w:p>
@@ -5996,49 +5366,13 @@
                 <w:sz w:val="20"/>
                 <w:szCs w:val="20"/>
               </w:rPr>
-              <w:t xml:space="preserve"> Compare groups using independent samples t-tests and chi-square tests (</w:t>
-            </w:r>
-            <w:proofErr w:type="gramStart"/>
-            <w:r>
-              <w:rPr>
-                <w:rFonts w:ascii="Arial" w:hAnsi="Arial" w:cs="Arial"/>
-                <w:sz w:val="20"/>
-                <w:szCs w:val="20"/>
-              </w:rPr>
-              <w:t>scipy.stats</w:t>
-            </w:r>
-            <w:proofErr w:type="gramEnd"/>
-            <w:r>
-              <w:rPr>
-                <w:rFonts w:ascii="Arial" w:hAnsi="Arial" w:cs="Arial"/>
-                <w:sz w:val="20"/>
-                <w:szCs w:val="20"/>
-              </w:rPr>
-              <w:t>.chi2_</w:t>
-            </w:r>
-            <w:proofErr w:type="gramStart"/>
-            <w:r>
-              <w:rPr>
-                <w:rFonts w:ascii="Arial" w:hAnsi="Arial" w:cs="Arial"/>
-                <w:sz w:val="20"/>
-                <w:szCs w:val="20"/>
-              </w:rPr>
-              <w:t>contingency(</w:t>
-            </w:r>
-            <w:proofErr w:type="gramEnd"/>
-            <w:r>
-              <w:rPr>
-                <w:rFonts w:ascii="Arial" w:hAnsi="Arial" w:cs="Arial"/>
-                <w:sz w:val="20"/>
-                <w:szCs w:val="20"/>
-              </w:rPr>
-              <w:t>)), interpreting the resulting p-values to judge statistical significance</w:t>
+              <w:t xml:space="preserve"> Compare groups using independent samples t-tests and chi-square tests (scipy.stats.chi2_contingency()), interpreting the resulting p-values to judge statistical significance</w:t>
             </w:r>
           </w:p>
         </w:tc>
         <w:tc>
           <w:tcPr>
-            <w:tcW w:w="2880" w:type="dxa"/>
+            <w:tcW w:w="3024" w:type="dxa"/>
             <w:tcMar>
               <w:top w:w="86" w:type="dxa"/>
               <w:left w:w="86" w:type="dxa"/>
@@ -6237,7 +5571,7 @@
         </w:tc>
         <w:tc>
           <w:tcPr>
-            <w:tcW w:w="2880" w:type="dxa"/>
+            <w:tcW w:w="3024" w:type="dxa"/>
             <w:tcMar>
               <w:top w:w="86" w:type="dxa"/>
               <w:left w:w="86" w:type="dxa"/>
@@ -6647,7 +5981,7 @@
         </w:tc>
         <w:tc>
           <w:tcPr>
-            <w:tcW w:w="2880" w:type="dxa"/>
+            <w:tcW w:w="3024" w:type="dxa"/>
             <w:tcMar>
               <w:top w:w="86" w:type="dxa"/>
               <w:left w:w="86" w:type="dxa"/>
@@ -6846,7 +6180,7 @@
         </w:tc>
         <w:tc>
           <w:tcPr>
-            <w:tcW w:w="2880" w:type="dxa"/>
+            <w:tcW w:w="3024" w:type="dxa"/>
             <w:tcMar>
               <w:top w:w="86" w:type="dxa"/>
               <w:left w:w="86" w:type="dxa"/>
@@ -7127,18 +6461,8 @@
                 <w:sz w:val="20"/>
                 <w:szCs w:val="20"/>
               </w:rPr>
-              <w:t xml:space="preserve"> Use the requests library to fetch data from web APIs and convert responses into </w:t>
-            </w:r>
-            <w:proofErr w:type="spellStart"/>
-            <w:r>
-              <w:rPr>
-                <w:rFonts w:ascii="Arial" w:hAnsi="Arial" w:cs="Arial"/>
-                <w:sz w:val="20"/>
-                <w:szCs w:val="20"/>
-              </w:rPr>
-              <w:t>DataFrames</w:t>
-            </w:r>
-            <w:proofErr w:type="spellEnd"/>
+              <w:t xml:space="preserve"> Use the requests library to fetch data from web APIs and convert responses into DataFrames</w:t>
+            </w:r>
           </w:p>
           <w:p>
             <w:pPr>
@@ -7185,7 +6509,7 @@
         </w:tc>
         <w:tc>
           <w:tcPr>
-            <w:tcW w:w="2880" w:type="dxa"/>
+            <w:tcW w:w="3024" w:type="dxa"/>
             <w:tcMar>
               <w:top w:w="86" w:type="dxa"/>
               <w:left w:w="86" w:type="dxa"/>
@@ -7384,7 +6708,7 @@
         </w:tc>
         <w:tc>
           <w:tcPr>
-            <w:tcW w:w="2880" w:type="dxa"/>
+            <w:tcW w:w="3024" w:type="dxa"/>
             <w:tcMar>
               <w:top w:w="86" w:type="dxa"/>
               <w:left w:w="86" w:type="dxa"/>
@@ -7824,7 +7148,7 @@
         </w:tc>
         <w:tc>
           <w:tcPr>
-            <w:tcW w:w="2880" w:type="dxa"/>
+            <w:tcW w:w="3024" w:type="dxa"/>
             <w:tcMar>
               <w:top w:w="86" w:type="dxa"/>
               <w:left w:w="86" w:type="dxa"/>
@@ -8053,7 +7377,7 @@
         </w:tc>
         <w:tc>
           <w:tcPr>
-            <w:tcW w:w="2880" w:type="dxa"/>
+            <w:tcW w:w="3024" w:type="dxa"/>
             <w:tcMar>
               <w:top w:w="86" w:type="dxa"/>
               <w:left w:w="86" w:type="dxa"/>

--- a/docs/cis215-course-alignment-map.docx
+++ b/docs/cis215-course-alignment-map.docx
@@ -227,40 +227,40 @@
           </w:tcPr>
           <w:p>
             <w:pPr>
-              <w:spacing w:after="60" w:line="240" w:lineRule="auto"/>
+              <w:spacing w:after="100" w:line="240" w:lineRule="auto"/>
               <w:rPr>
                 <w:rFonts w:ascii="Consolas" w:hAnsi="Consolas" w:cs="Consolas"/>
-                <w:sz w:val="20"/>
-                <w:szCs w:val="20"/>
+                <w:sz w:val="22"/>
+                <w:szCs w:val="22"/>
               </w:rPr>
             </w:pPr>
             <w:r>
               <w:rPr>
                 <w:rFonts w:ascii="Consolas" w:hAnsi="Consolas" w:cs="Consolas"/>
-                <w:sz w:val="20"/>
-                <w:szCs w:val="20"/>
+                <w:sz w:val="22"/>
+                <w:szCs w:val="22"/>
               </w:rPr>
               <w:t>Module 0</w:t>
             </w:r>
           </w:p>
           <w:p>
             <w:pPr>
-              <w:spacing w:after="60" w:line="240" w:lineRule="auto"/>
-              <w:rPr>
-                <w:rFonts w:ascii="Arial" w:hAnsi="Arial" w:cs="Arial"/>
-                <w:b/>
-                <w:bCs/>
-                <w:sz w:val="20"/>
-                <w:szCs w:val="20"/>
-              </w:rPr>
-            </w:pPr>
-            <w:r>
-              <w:rPr>
-                <w:rFonts w:ascii="Arial" w:hAnsi="Arial" w:cs="Arial"/>
-                <w:b/>
-                <w:bCs/>
-                <w:sz w:val="20"/>
-                <w:szCs w:val="20"/>
+              <w:spacing w:after="100" w:line="240" w:lineRule="auto"/>
+              <w:rPr>
+                <w:rFonts w:ascii="Arial" w:hAnsi="Arial" w:cs="Arial"/>
+                <w:b/>
+                <w:bCs/>
+                <w:sz w:val="22"/>
+                <w:szCs w:val="22"/>
+              </w:rPr>
+            </w:pPr>
+            <w:r>
+              <w:rPr>
+                <w:rFonts w:ascii="Arial" w:hAnsi="Arial" w:cs="Arial"/>
+                <w:b/>
+                <w:bCs/>
+                <w:sz w:val="22"/>
+                <w:szCs w:val="22"/>
               </w:rPr>
               <w:t>START HERE: Course Orientation</w:t>
             </w:r>
@@ -286,27 +286,45 @@
               <w:ind w:left="231" w:hanging="274"/>
               <w:rPr>
                 <w:rFonts w:ascii="Arial" w:hAnsi="Arial" w:cs="Arial"/>
-                <w:sz w:val="20"/>
-                <w:szCs w:val="20"/>
-              </w:rPr>
-            </w:pPr>
-            <w:r>
-              <w:rPr>
-                <w:rFonts w:ascii="Arial" w:hAnsi="Arial" w:cs="Arial"/>
-                <w:b/>
-                <w:bCs/>
-                <w:sz w:val="20"/>
-                <w:szCs w:val="20"/>
+                <w:sz w:val="21"/>
+                <w:szCs w:val="21"/>
+              </w:rPr>
+            </w:pPr>
+            <w:r>
+              <w:rPr>
+                <w:rFonts w:ascii="Arial" w:hAnsi="Arial" w:cs="Arial"/>
+                <w:b/>
+                <w:bCs/>
+                <w:sz w:val="21"/>
+                <w:szCs w:val="21"/>
               </w:rPr>
               <w:t>0.1</w:t>
             </w:r>
             <w:r>
               <w:rPr>
                 <w:rFonts w:ascii="Arial" w:hAnsi="Arial" w:cs="Arial"/>
-                <w:sz w:val="20"/>
-                <w:szCs w:val="20"/>
-              </w:rPr>
-              <w:t xml:space="preserve"> Configure Canvas notification settings and verify access to JupyterLab, Python, and the course data files</w:t>
+                <w:sz w:val="21"/>
+                <w:szCs w:val="21"/>
+              </w:rPr>
+              <w:t xml:space="preserve"> Configure Canvas notification settings and verify access to </w:t>
+            </w:r>
+            <w:proofErr w:type="spellStart"/>
+            <w:r>
+              <w:rPr>
+                <w:rFonts w:ascii="Arial" w:hAnsi="Arial" w:cs="Arial"/>
+                <w:sz w:val="21"/>
+                <w:szCs w:val="21"/>
+              </w:rPr>
+              <w:t>JupyterLab</w:t>
+            </w:r>
+            <w:proofErr w:type="spellEnd"/>
+            <w:r>
+              <w:rPr>
+                <w:rFonts w:ascii="Arial" w:hAnsi="Arial" w:cs="Arial"/>
+                <w:sz w:val="21"/>
+                <w:szCs w:val="21"/>
+              </w:rPr>
+              <w:t>, Python, and the course data files</w:t>
             </w:r>
           </w:p>
           <w:p>
@@ -319,25 +337,25 @@
               <w:ind w:left="231" w:hanging="274"/>
               <w:rPr>
                 <w:rFonts w:ascii="Arial" w:hAnsi="Arial" w:cs="Arial"/>
-                <w:sz w:val="20"/>
-                <w:szCs w:val="20"/>
-              </w:rPr>
-            </w:pPr>
-            <w:r>
-              <w:rPr>
-                <w:rFonts w:ascii="Arial" w:hAnsi="Arial" w:cs="Arial"/>
-                <w:b/>
-                <w:bCs/>
-                <w:sz w:val="20"/>
-                <w:szCs w:val="20"/>
+                <w:sz w:val="21"/>
+                <w:szCs w:val="21"/>
+              </w:rPr>
+            </w:pPr>
+            <w:r>
+              <w:rPr>
+                <w:rFonts w:ascii="Arial" w:hAnsi="Arial" w:cs="Arial"/>
+                <w:b/>
+                <w:bCs/>
+                <w:sz w:val="21"/>
+                <w:szCs w:val="21"/>
               </w:rPr>
               <w:t>0.2</w:t>
             </w:r>
             <w:r>
               <w:rPr>
                 <w:rFonts w:ascii="Arial" w:hAnsi="Arial" w:cs="Arial"/>
-                <w:sz w:val="20"/>
-                <w:szCs w:val="20"/>
+                <w:sz w:val="21"/>
+                <w:szCs w:val="21"/>
               </w:rPr>
               <w:t xml:space="preserve"> Examine course policies, grading criteria, and campus support resources to prepare for academic success</w:t>
             </w:r>
@@ -352,25 +370,25 @@
               <w:ind w:left="231" w:hanging="274"/>
               <w:rPr>
                 <w:rFonts w:ascii="Arial" w:hAnsi="Arial" w:cs="Arial"/>
-                <w:sz w:val="20"/>
-                <w:szCs w:val="20"/>
-              </w:rPr>
-            </w:pPr>
-            <w:r>
-              <w:rPr>
-                <w:rFonts w:ascii="Arial" w:hAnsi="Arial" w:cs="Arial"/>
-                <w:b/>
-                <w:bCs/>
-                <w:sz w:val="20"/>
-                <w:szCs w:val="20"/>
+                <w:sz w:val="21"/>
+                <w:szCs w:val="21"/>
+              </w:rPr>
+            </w:pPr>
+            <w:r>
+              <w:rPr>
+                <w:rFonts w:ascii="Arial" w:hAnsi="Arial" w:cs="Arial"/>
+                <w:b/>
+                <w:bCs/>
+                <w:sz w:val="21"/>
+                <w:szCs w:val="21"/>
               </w:rPr>
               <w:t>0.3</w:t>
             </w:r>
             <w:r>
               <w:rPr>
                 <w:rFonts w:ascii="Arial" w:hAnsi="Arial" w:cs="Arial"/>
-                <w:sz w:val="20"/>
-                <w:szCs w:val="20"/>
+                <w:sz w:val="21"/>
+                <w:szCs w:val="21"/>
               </w:rPr>
               <w:t xml:space="preserve"> Compose a reflective learning plan connecting personal goals and prior experience to course learning outcomes</w:t>
             </w:r>
@@ -497,13 +515,23 @@
                 <w:szCs w:val="18"/>
               </w:rPr>
             </w:pPr>
-            <w:r>
-              <w:rPr>
-                <w:rFonts w:ascii="Arial" w:hAnsi="Arial" w:cs="Arial"/>
-                <w:sz w:val="18"/>
-                <w:szCs w:val="18"/>
-              </w:rPr>
-              <w:t>JupyterLab and Python tools review</w:t>
+            <w:proofErr w:type="spellStart"/>
+            <w:r>
+              <w:rPr>
+                <w:rFonts w:ascii="Arial" w:hAnsi="Arial" w:cs="Arial"/>
+                <w:sz w:val="18"/>
+                <w:szCs w:val="18"/>
+              </w:rPr>
+              <w:t>JupyterLab</w:t>
+            </w:r>
+            <w:proofErr w:type="spellEnd"/>
+            <w:r>
+              <w:rPr>
+                <w:rFonts w:ascii="Arial" w:hAnsi="Arial" w:cs="Arial"/>
+                <w:sz w:val="18"/>
+                <w:szCs w:val="18"/>
+              </w:rPr>
+              <w:t xml:space="preserve"> and Python tools review</w:t>
             </w:r>
           </w:p>
           <w:p>
@@ -590,13 +618,13 @@
                 <w:right w:val="nil"/>
                 <w:between w:val="nil"/>
               </w:pBdr>
-              <w:spacing w:after="60" w:line="240" w:lineRule="auto"/>
+              <w:spacing w:after="120"/>
               <w:ind w:left="229" w:hanging="270"/>
               <w:rPr>
                 <w:rFonts w:ascii="Arial" w:hAnsi="Arial" w:cs="Arial"/>
                 <w:color w:val="012F76"/>
-                <w:sz w:val="20"/>
-                <w:szCs w:val="20"/>
+                <w:sz w:val="21"/>
+                <w:szCs w:val="21"/>
               </w:rPr>
             </w:pPr>
             <w:r>
@@ -605,8 +633,8 @@
                 <w:b/>
                 <w:bCs/>
                 <w:color w:val="012F76"/>
-                <w:sz w:val="20"/>
-                <w:szCs w:val="20"/>
+                <w:sz w:val="21"/>
+                <w:szCs w:val="21"/>
               </w:rPr>
               <w:t xml:space="preserve">0.5 </w:t>
             </w:r>
@@ -614,91 +642,55 @@
               <w:rPr>
                 <w:rFonts w:ascii="Arial" w:hAnsi="Arial" w:cs="Arial"/>
                 <w:color w:val="012F76"/>
-                <w:sz w:val="20"/>
-                <w:szCs w:val="20"/>
-              </w:rPr>
-              <w:t>Question &amp; Discuss</w:t>
-            </w:r>
-            <w:r>
-              <w:rPr>
-                <w:rFonts w:ascii="Arial" w:hAnsi="Arial" w:cs="Arial"/>
-                <w:color w:val="012F76"/>
-                <w:sz w:val="20"/>
-                <w:szCs w:val="20"/>
-              </w:rPr>
-              <w:t xml:space="preserve"> </w:t>
+                <w:sz w:val="21"/>
+                <w:szCs w:val="21"/>
+              </w:rPr>
+              <w:t xml:space="preserve">Question &amp; Discuss </w:t>
             </w:r>
             <w:r>
               <w:rPr>
                 <w:rFonts w:ascii="Apple Color Emoji" w:hAnsi="Apple Color Emoji" w:cs="Apple Color Emoji"/>
                 <w:color w:val="012F76"/>
-                <w:sz w:val="20"/>
-                <w:szCs w:val="20"/>
-              </w:rPr>
-              <w:t>🤔</w:t>
-            </w:r>
-            <w:r>
-              <w:rPr>
-                <w:rFonts w:ascii="Apple Color Emoji" w:hAnsi="Apple Color Emoji" w:cs="Apple Color Emoji"/>
+                <w:sz w:val="21"/>
+                <w:szCs w:val="21"/>
+              </w:rPr>
+              <w:t xml:space="preserve">🤔 </w:t>
+            </w:r>
+            <w:r>
+              <w:rPr>
+                <w:rFonts w:ascii="Arial" w:hAnsi="Arial" w:cs="Arial"/>
+                <w:b/>
+                <w:bCs/>
                 <w:color w:val="012F76"/>
-                <w:sz w:val="20"/>
-                <w:szCs w:val="20"/>
-              </w:rPr>
-              <w:t xml:space="preserve"> </w:t>
-            </w:r>
-            <w:r>
-              <w:rPr>
-                <w:rFonts w:ascii="Arial" w:hAnsi="Arial" w:cs="Arial"/>
-                <w:b/>
-                <w:bCs/>
+                <w:sz w:val="21"/>
+                <w:szCs w:val="21"/>
+              </w:rPr>
+              <w:t xml:space="preserve">Let’s Get to Know Each Other </w:t>
+            </w:r>
+            <w:r>
+              <w:rPr>
+                <w:rFonts w:ascii="Arial" w:hAnsi="Arial" w:cs="Arial"/>
                 <w:color w:val="012F76"/>
-                <w:sz w:val="20"/>
-                <w:szCs w:val="20"/>
-              </w:rPr>
-              <w:t xml:space="preserve">Let’s Get to Know Each Other </w:t>
-            </w:r>
-            <w:r>
-              <w:rPr>
-                <w:rFonts w:ascii="Arial" w:hAnsi="Arial" w:cs="Arial"/>
-                <w:color w:val="012F76"/>
-                <w:sz w:val="20"/>
-                <w:szCs w:val="20"/>
-              </w:rPr>
-              <w:t>(intro</w:t>
-            </w:r>
-            <w:r>
-              <w:rPr>
-                <w:rFonts w:ascii="Arial" w:hAnsi="Arial" w:cs="Arial"/>
-                <w:color w:val="012F76"/>
-                <w:sz w:val="20"/>
-                <w:szCs w:val="20"/>
-              </w:rPr>
-              <w:t>.</w:t>
-            </w:r>
-            <w:r>
-              <w:rPr>
-                <w:rFonts w:ascii="Arial" w:hAnsi="Arial" w:cs="Arial"/>
-                <w:color w:val="012F76"/>
-                <w:sz w:val="20"/>
-                <w:szCs w:val="20"/>
-              </w:rPr>
-              <w:t xml:space="preserve"> discussion)</w:t>
-            </w:r>
-          </w:p>
-          <w:p>
-            <w:pPr>
-              <w:numPr>
-                <w:ilvl w:val="0"/>
-                <w:numId w:val="1"/>
-              </w:numPr>
-              <w:pBdr>
-                <w:top w:val="nil"/>
-                <w:left w:val="nil"/>
-                <w:bottom w:val="nil"/>
-                <w:right w:val="nil"/>
-                <w:between w:val="nil"/>
-              </w:pBdr>
-              <w:spacing w:after="60" w:line="240" w:lineRule="auto"/>
+                <w:sz w:val="21"/>
+                <w:szCs w:val="21"/>
+              </w:rPr>
+              <w:t>(intro. discussion)</w:t>
+            </w:r>
+          </w:p>
+          <w:p>
+            <w:pPr>
+              <w:numPr>
+                <w:ilvl w:val="0"/>
+                <w:numId w:val="1"/>
+              </w:numPr>
+              <w:pBdr>
+                <w:top w:val="nil"/>
+                <w:left w:val="nil"/>
+                <w:bottom w:val="nil"/>
+                <w:right w:val="nil"/>
+                <w:between w:val="nil"/>
+              </w:pBdr>
+              <w:spacing w:after="120"/>
               <w:ind w:left="231" w:hanging="274"/>
               <w:rPr>
                 <w:rFonts w:ascii="Arial" w:hAnsi="Arial" w:cs="Arial"/>
@@ -711,16 +703,16 @@
                 <w:rFonts w:ascii="Arial" w:hAnsi="Arial" w:cs="Arial"/>
                 <w:b/>
                 <w:bCs/>
-                <w:sz w:val="20"/>
-                <w:szCs w:val="20"/>
+                <w:sz w:val="21"/>
+                <w:szCs w:val="21"/>
               </w:rPr>
               <w:t>0.6</w:t>
             </w:r>
             <w:r>
               <w:rPr>
                 <w:rFonts w:ascii="Arial" w:hAnsi="Arial" w:cs="Arial"/>
-                <w:sz w:val="20"/>
-                <w:szCs w:val="20"/>
+                <w:sz w:val="21"/>
+                <w:szCs w:val="21"/>
               </w:rPr>
               <w:t xml:space="preserve"> Confirm Your </w:t>
             </w:r>
@@ -729,8 +721,8 @@
                 <w:rFonts w:ascii="Arial" w:hAnsi="Arial" w:cs="Arial"/>
                 <w:b/>
                 <w:bCs/>
-                <w:sz w:val="20"/>
-                <w:szCs w:val="20"/>
+                <w:sz w:val="21"/>
+                <w:szCs w:val="21"/>
               </w:rPr>
               <w:t xml:space="preserve">Course Readiness </w:t>
             </w:r>
@@ -739,8 +731,8 @@
                 <w:rFonts w:ascii="Arial" w:hAnsi="Arial" w:cs="Arial"/>
                 <w:b/>
                 <w:bCs/>
-                <w:sz w:val="20"/>
-                <w:szCs w:val="20"/>
+                <w:sz w:val="21"/>
+                <w:szCs w:val="21"/>
               </w:rPr>
               <w:t>&amp; Syllabus Review</w:t>
             </w:r>
@@ -763,58 +755,58 @@
           </w:tcPr>
           <w:p>
             <w:pPr>
-              <w:spacing w:after="60" w:line="240" w:lineRule="auto"/>
+              <w:spacing w:after="100" w:line="240" w:lineRule="auto"/>
               <w:rPr>
                 <w:rFonts w:ascii="Consolas" w:hAnsi="Consolas" w:cs="Consolas"/>
-                <w:sz w:val="20"/>
-                <w:szCs w:val="20"/>
+                <w:sz w:val="22"/>
+                <w:szCs w:val="22"/>
               </w:rPr>
             </w:pPr>
             <w:r>
               <w:rPr>
                 <w:rFonts w:ascii="Consolas" w:hAnsi="Consolas" w:cs="Consolas"/>
-                <w:sz w:val="20"/>
-                <w:szCs w:val="20"/>
+                <w:sz w:val="22"/>
+                <w:szCs w:val="22"/>
               </w:rPr>
               <w:t>Module 1</w:t>
             </w:r>
           </w:p>
           <w:p>
             <w:pPr>
-              <w:spacing w:after="60" w:line="240" w:lineRule="auto"/>
-              <w:rPr>
-                <w:rFonts w:ascii="Arial" w:hAnsi="Arial" w:cs="Arial"/>
-                <w:b/>
-                <w:bCs/>
-                <w:sz w:val="20"/>
-                <w:szCs w:val="20"/>
-              </w:rPr>
-            </w:pPr>
-            <w:r>
-              <w:rPr>
-                <w:rFonts w:ascii="Arial" w:hAnsi="Arial" w:cs="Arial"/>
-                <w:b/>
-                <w:bCs/>
-                <w:sz w:val="20"/>
-                <w:szCs w:val="20"/>
+              <w:spacing w:after="100" w:line="240" w:lineRule="auto"/>
+              <w:rPr>
+                <w:rFonts w:ascii="Arial" w:hAnsi="Arial" w:cs="Arial"/>
+                <w:b/>
+                <w:bCs/>
+                <w:sz w:val="22"/>
+                <w:szCs w:val="22"/>
+              </w:rPr>
+            </w:pPr>
+            <w:r>
+              <w:rPr>
+                <w:rFonts w:ascii="Arial" w:hAnsi="Arial" w:cs="Arial"/>
+                <w:b/>
+                <w:bCs/>
+                <w:sz w:val="22"/>
+                <w:szCs w:val="22"/>
               </w:rPr>
               <w:t>Introduction to Data Analysis</w:t>
             </w:r>
           </w:p>
           <w:p>
             <w:pPr>
-              <w:spacing w:after="60" w:line="240" w:lineRule="auto"/>
-              <w:rPr>
-                <w:rFonts w:ascii="Arial" w:hAnsi="Arial" w:cs="Arial"/>
-                <w:sz w:val="20"/>
-                <w:szCs w:val="20"/>
-              </w:rPr>
-            </w:pPr>
-            <w:r>
-              <w:rPr>
-                <w:rFonts w:ascii="Arial" w:hAnsi="Arial" w:cs="Arial"/>
-                <w:sz w:val="20"/>
-                <w:szCs w:val="20"/>
+              <w:spacing w:after="100" w:line="240" w:lineRule="auto"/>
+              <w:rPr>
+                <w:rFonts w:ascii="Arial" w:hAnsi="Arial" w:cs="Arial"/>
+                <w:sz w:val="22"/>
+                <w:szCs w:val="22"/>
+              </w:rPr>
+            </w:pPr>
+            <w:r>
+              <w:rPr>
+                <w:rFonts w:ascii="Arial" w:hAnsi="Arial" w:cs="Arial"/>
+                <w:sz w:val="22"/>
+                <w:szCs w:val="22"/>
               </w:rPr>
               <w:t>Primary CLOs:</w:t>
             </w:r>
@@ -832,19 +824,19 @@
                 <w:right w:val="nil"/>
                 <w:between w:val="nil"/>
               </w:pBdr>
-              <w:spacing w:after="60" w:line="240" w:lineRule="auto"/>
+              <w:spacing w:after="100" w:line="240" w:lineRule="auto"/>
               <w:ind w:left="360"/>
               <w:rPr>
                 <w:rFonts w:ascii="Consolas" w:hAnsi="Consolas" w:cs="Consolas"/>
-                <w:sz w:val="20"/>
-                <w:szCs w:val="20"/>
+                <w:sz w:val="22"/>
+                <w:szCs w:val="22"/>
               </w:rPr>
             </w:pPr>
             <w:r>
               <w:rPr>
                 <w:rFonts w:ascii="Consolas" w:eastAsia="Courier New" w:hAnsi="Consolas" w:cs="Consolas"/>
-                <w:sz w:val="20"/>
-                <w:szCs w:val="20"/>
+                <w:sz w:val="22"/>
+                <w:szCs w:val="22"/>
               </w:rPr>
               <w:t>I, II, VII</w:t>
             </w:r>
@@ -877,25 +869,25 @@
               <w:ind w:left="231" w:hanging="274"/>
               <w:rPr>
                 <w:rFonts w:ascii="Arial" w:hAnsi="Arial" w:cs="Arial"/>
-                <w:sz w:val="20"/>
-                <w:szCs w:val="20"/>
-              </w:rPr>
-            </w:pPr>
-            <w:r>
-              <w:rPr>
-                <w:rFonts w:ascii="Arial" w:hAnsi="Arial" w:cs="Arial"/>
-                <w:b/>
-                <w:bCs/>
-                <w:sz w:val="20"/>
-                <w:szCs w:val="20"/>
+                <w:sz w:val="21"/>
+                <w:szCs w:val="21"/>
+              </w:rPr>
+            </w:pPr>
+            <w:r>
+              <w:rPr>
+                <w:rFonts w:ascii="Arial" w:hAnsi="Arial" w:cs="Arial"/>
+                <w:b/>
+                <w:bCs/>
+                <w:sz w:val="21"/>
+                <w:szCs w:val="21"/>
               </w:rPr>
               <w:t>1.1</w:t>
             </w:r>
             <w:r>
               <w:rPr>
                 <w:rFonts w:ascii="Arial" w:hAnsi="Arial" w:cs="Arial"/>
-                <w:sz w:val="20"/>
-                <w:szCs w:val="20"/>
+                <w:sz w:val="21"/>
+                <w:szCs w:val="21"/>
               </w:rPr>
               <w:t xml:space="preserve"> Explain the three main components of data science and how they work together in industry applications</w:t>
             </w:r>
@@ -917,27 +909,45 @@
               <w:ind w:left="231" w:hanging="274"/>
               <w:rPr>
                 <w:rFonts w:ascii="Arial" w:hAnsi="Arial" w:cs="Arial"/>
-                <w:sz w:val="20"/>
-                <w:szCs w:val="20"/>
-              </w:rPr>
-            </w:pPr>
-            <w:r>
-              <w:rPr>
-                <w:rFonts w:ascii="Arial" w:hAnsi="Arial" w:cs="Arial"/>
-                <w:b/>
-                <w:bCs/>
-                <w:sz w:val="20"/>
-                <w:szCs w:val="20"/>
+                <w:sz w:val="21"/>
+                <w:szCs w:val="21"/>
+              </w:rPr>
+            </w:pPr>
+            <w:r>
+              <w:rPr>
+                <w:rFonts w:ascii="Arial" w:hAnsi="Arial" w:cs="Arial"/>
+                <w:b/>
+                <w:bCs/>
+                <w:sz w:val="21"/>
+                <w:szCs w:val="21"/>
               </w:rPr>
               <w:t>1.2</w:t>
             </w:r>
             <w:r>
               <w:rPr>
                 <w:rFonts w:ascii="Arial" w:hAnsi="Arial" w:cs="Arial"/>
-                <w:sz w:val="20"/>
-                <w:szCs w:val="20"/>
-              </w:rPr>
-              <w:t xml:space="preserve"> Launch JupyterLab and create a functional Python notebook for data analysis</w:t>
+                <w:sz w:val="21"/>
+                <w:szCs w:val="21"/>
+              </w:rPr>
+              <w:t xml:space="preserve"> Launch </w:t>
+            </w:r>
+            <w:proofErr w:type="spellStart"/>
+            <w:r>
+              <w:rPr>
+                <w:rFonts w:ascii="Arial" w:hAnsi="Arial" w:cs="Arial"/>
+                <w:sz w:val="21"/>
+                <w:szCs w:val="21"/>
+              </w:rPr>
+              <w:t>JupyterLab</w:t>
+            </w:r>
+            <w:proofErr w:type="spellEnd"/>
+            <w:r>
+              <w:rPr>
+                <w:rFonts w:ascii="Arial" w:hAnsi="Arial" w:cs="Arial"/>
+                <w:sz w:val="21"/>
+                <w:szCs w:val="21"/>
+              </w:rPr>
+              <w:t xml:space="preserve"> and create a functional Python notebook for data analysis</w:t>
             </w:r>
           </w:p>
           <w:p>
@@ -957,27 +967,45 @@
               <w:ind w:left="231" w:hanging="274"/>
               <w:rPr>
                 <w:rFonts w:ascii="Arial" w:hAnsi="Arial" w:cs="Arial"/>
-                <w:sz w:val="20"/>
-                <w:szCs w:val="20"/>
-              </w:rPr>
-            </w:pPr>
-            <w:r>
-              <w:rPr>
-                <w:rFonts w:ascii="Arial" w:hAnsi="Arial" w:cs="Arial"/>
-                <w:b/>
-                <w:bCs/>
-                <w:sz w:val="20"/>
-                <w:szCs w:val="20"/>
+                <w:sz w:val="21"/>
+                <w:szCs w:val="21"/>
+              </w:rPr>
+            </w:pPr>
+            <w:r>
+              <w:rPr>
+                <w:rFonts w:ascii="Arial" w:hAnsi="Arial" w:cs="Arial"/>
+                <w:b/>
+                <w:bCs/>
+                <w:sz w:val="21"/>
+                <w:szCs w:val="21"/>
               </w:rPr>
               <w:t>1.3</w:t>
             </w:r>
             <w:r>
               <w:rPr>
                 <w:rFonts w:ascii="Arial" w:hAnsi="Arial" w:cs="Arial"/>
-                <w:sz w:val="20"/>
-                <w:szCs w:val="20"/>
-              </w:rPr>
-              <w:t xml:space="preserve"> Use pandas to load a CSV dataset and perform basic DataFrame operations</w:t>
+                <w:sz w:val="21"/>
+                <w:szCs w:val="21"/>
+              </w:rPr>
+              <w:t xml:space="preserve"> Use pandas to load a CSV dataset and perform basic </w:t>
+            </w:r>
+            <w:proofErr w:type="spellStart"/>
+            <w:r>
+              <w:rPr>
+                <w:rFonts w:ascii="Arial" w:hAnsi="Arial" w:cs="Arial"/>
+                <w:sz w:val="21"/>
+                <w:szCs w:val="21"/>
+              </w:rPr>
+              <w:t>DataFrame</w:t>
+            </w:r>
+            <w:proofErr w:type="spellEnd"/>
+            <w:r>
+              <w:rPr>
+                <w:rFonts w:ascii="Arial" w:hAnsi="Arial" w:cs="Arial"/>
+                <w:sz w:val="21"/>
+                <w:szCs w:val="21"/>
+              </w:rPr>
+              <w:t xml:space="preserve"> operations</w:t>
             </w:r>
           </w:p>
         </w:tc>
@@ -1203,7 +1231,7 @@
                 <w:right w:val="nil"/>
                 <w:between w:val="nil"/>
               </w:pBdr>
-              <w:spacing w:after="60" w:line="240" w:lineRule="auto"/>
+              <w:spacing w:after="120"/>
               <w:ind w:left="231" w:hanging="274"/>
               <w:rPr>
                 <w:rFonts w:ascii="Arial" w:hAnsi="Arial" w:cs="Arial"/>
@@ -1214,16 +1242,16 @@
             <w:r>
               <w:rPr>
                 <w:rFonts w:ascii="Arial" w:hAnsi="Arial" w:cs="Arial"/>
-                <w:sz w:val="20"/>
-                <w:szCs w:val="20"/>
+                <w:sz w:val="21"/>
+                <w:szCs w:val="21"/>
               </w:rPr>
               <w:t xml:space="preserve">1.6 Skills Lab 1A: </w:t>
             </w:r>
             <w:r>
               <w:rPr>
                 <w:rFonts w:ascii="Arial" w:hAnsi="Arial" w:cs="Arial"/>
-                <w:sz w:val="20"/>
-                <w:szCs w:val="20"/>
+                <w:sz w:val="21"/>
+                <w:szCs w:val="21"/>
               </w:rPr>
               <w:br/>
             </w:r>
@@ -1232,48 +1260,48 @@
                 <w:rFonts w:ascii="Arial" w:hAnsi="Arial" w:cs="Arial"/>
                 <w:b/>
                 <w:bCs/>
-                <w:sz w:val="20"/>
-                <w:szCs w:val="20"/>
+                <w:sz w:val="21"/>
+                <w:szCs w:val="21"/>
               </w:rPr>
               <w:t>Your First Data Analysis Workflow</w:t>
             </w:r>
             <w:r>
               <w:rPr>
                 <w:rFonts w:ascii="Arial" w:hAnsi="Arial" w:cs="Arial"/>
-                <w:sz w:val="20"/>
-                <w:szCs w:val="20"/>
+                <w:sz w:val="21"/>
+                <w:szCs w:val="21"/>
               </w:rPr>
               <w:t xml:space="preserve"> </w:t>
             </w:r>
             <w:r>
               <w:rPr>
                 <w:rFonts w:ascii="Arial" w:hAnsi="Arial" w:cs="Arial"/>
-                <w:sz w:val="20"/>
-                <w:szCs w:val="20"/>
+                <w:sz w:val="21"/>
+                <w:szCs w:val="21"/>
               </w:rPr>
               <w:br/>
             </w:r>
             <w:r>
               <w:rPr>
                 <w:rFonts w:ascii="Consolas" w:hAnsi="Consolas" w:cs="Consolas"/>
-                <w:sz w:val="20"/>
-                <w:szCs w:val="20"/>
+                <w:sz w:val="21"/>
+                <w:szCs w:val="21"/>
               </w:rPr>
               <w:t>(</w:t>
             </w:r>
             <w:r>
               <w:rPr>
                 <w:rFonts w:ascii="Consolas" w:hAnsi="Consolas" w:cs="Consolas"/>
-                <w:sz w:val="20"/>
-                <w:szCs w:val="20"/>
+                <w:sz w:val="21"/>
+                <w:szCs w:val="21"/>
               </w:rPr>
               <w:t>Parts 1-3 and Questions &amp; Analysis</w:t>
             </w:r>
             <w:r>
               <w:rPr>
                 <w:rFonts w:ascii="Consolas" w:hAnsi="Consolas" w:cs="Consolas"/>
-                <w:sz w:val="20"/>
-                <w:szCs w:val="20"/>
+                <w:sz w:val="21"/>
+                <w:szCs w:val="21"/>
               </w:rPr>
               <w:t>)</w:t>
             </w:r>
@@ -1296,58 +1324,70 @@
           </w:tcPr>
           <w:p>
             <w:pPr>
-              <w:spacing w:after="60" w:line="240" w:lineRule="auto"/>
+              <w:spacing w:after="100" w:line="240" w:lineRule="auto"/>
               <w:rPr>
                 <w:rFonts w:ascii="Consolas" w:hAnsi="Consolas" w:cs="Consolas"/>
-                <w:sz w:val="20"/>
-                <w:szCs w:val="20"/>
+                <w:sz w:val="22"/>
+                <w:szCs w:val="22"/>
               </w:rPr>
             </w:pPr>
             <w:r>
               <w:rPr>
                 <w:rFonts w:ascii="Consolas" w:hAnsi="Consolas" w:cs="Consolas"/>
-                <w:sz w:val="20"/>
-                <w:szCs w:val="20"/>
+                <w:sz w:val="22"/>
+                <w:szCs w:val="22"/>
               </w:rPr>
               <w:t>Module 2</w:t>
             </w:r>
           </w:p>
           <w:p>
             <w:pPr>
-              <w:spacing w:after="60" w:line="240" w:lineRule="auto"/>
-              <w:rPr>
-                <w:rFonts w:ascii="Arial" w:hAnsi="Arial" w:cs="Arial"/>
-                <w:b/>
-                <w:bCs/>
-                <w:sz w:val="20"/>
-                <w:szCs w:val="20"/>
-              </w:rPr>
-            </w:pPr>
-            <w:r>
-              <w:rPr>
-                <w:rFonts w:ascii="Arial" w:hAnsi="Arial" w:cs="Arial"/>
-                <w:b/>
-                <w:bCs/>
-                <w:sz w:val="20"/>
-                <w:szCs w:val="20"/>
-              </w:rPr>
-              <w:t>Working with JupyterLab</w:t>
-            </w:r>
-          </w:p>
-          <w:p>
-            <w:pPr>
-              <w:spacing w:after="60" w:line="240" w:lineRule="auto"/>
-              <w:rPr>
-                <w:rFonts w:ascii="Arial" w:hAnsi="Arial" w:cs="Arial"/>
-                <w:sz w:val="20"/>
-                <w:szCs w:val="20"/>
-              </w:rPr>
-            </w:pPr>
-            <w:r>
-              <w:rPr>
-                <w:rFonts w:ascii="Arial" w:hAnsi="Arial" w:cs="Arial"/>
-                <w:sz w:val="20"/>
-                <w:szCs w:val="20"/>
+              <w:spacing w:after="100" w:line="240" w:lineRule="auto"/>
+              <w:rPr>
+                <w:rFonts w:ascii="Arial" w:hAnsi="Arial" w:cs="Arial"/>
+                <w:b/>
+                <w:bCs/>
+                <w:sz w:val="22"/>
+                <w:szCs w:val="22"/>
+              </w:rPr>
+            </w:pPr>
+            <w:r>
+              <w:rPr>
+                <w:rFonts w:ascii="Arial" w:hAnsi="Arial" w:cs="Arial"/>
+                <w:b/>
+                <w:bCs/>
+                <w:sz w:val="22"/>
+                <w:szCs w:val="22"/>
+              </w:rPr>
+              <w:t xml:space="preserve">Working with </w:t>
+            </w:r>
+            <w:proofErr w:type="spellStart"/>
+            <w:r>
+              <w:rPr>
+                <w:rFonts w:ascii="Arial" w:hAnsi="Arial" w:cs="Arial"/>
+                <w:b/>
+                <w:bCs/>
+                <w:sz w:val="22"/>
+                <w:szCs w:val="22"/>
+              </w:rPr>
+              <w:t>JupyterLab</w:t>
+            </w:r>
+            <w:proofErr w:type="spellEnd"/>
+          </w:p>
+          <w:p>
+            <w:pPr>
+              <w:spacing w:after="100" w:line="240" w:lineRule="auto"/>
+              <w:rPr>
+                <w:rFonts w:ascii="Arial" w:hAnsi="Arial" w:cs="Arial"/>
+                <w:sz w:val="22"/>
+                <w:szCs w:val="22"/>
+              </w:rPr>
+            </w:pPr>
+            <w:r>
+              <w:rPr>
+                <w:rFonts w:ascii="Arial" w:hAnsi="Arial" w:cs="Arial"/>
+                <w:sz w:val="22"/>
+                <w:szCs w:val="22"/>
               </w:rPr>
               <w:t>Primary CLOs:</w:t>
             </w:r>
@@ -1365,19 +1405,19 @@
                 <w:right w:val="nil"/>
                 <w:between w:val="nil"/>
               </w:pBdr>
-              <w:spacing w:after="60" w:line="240" w:lineRule="auto"/>
+              <w:spacing w:after="100" w:line="240" w:lineRule="auto"/>
               <w:ind w:left="360"/>
               <w:rPr>
                 <w:rFonts w:ascii="Arial" w:hAnsi="Arial" w:cs="Arial"/>
-                <w:sz w:val="20"/>
-                <w:szCs w:val="20"/>
+                <w:sz w:val="22"/>
+                <w:szCs w:val="22"/>
               </w:rPr>
             </w:pPr>
             <w:r>
               <w:rPr>
                 <w:rFonts w:ascii="Consolas" w:eastAsia="Courier New" w:hAnsi="Consolas" w:cs="Consolas"/>
-                <w:sz w:val="20"/>
-                <w:szCs w:val="20"/>
+                <w:sz w:val="22"/>
+                <w:szCs w:val="22"/>
               </w:rPr>
               <w:t>VII</w:t>
             </w:r>
@@ -1410,27 +1450,45 @@
               <w:ind w:left="231" w:hanging="274"/>
               <w:rPr>
                 <w:rFonts w:ascii="Arial" w:hAnsi="Arial" w:cs="Arial"/>
-                <w:sz w:val="20"/>
-                <w:szCs w:val="20"/>
-              </w:rPr>
-            </w:pPr>
-            <w:r>
-              <w:rPr>
-                <w:rFonts w:ascii="Arial" w:hAnsi="Arial" w:cs="Arial"/>
-                <w:b/>
-                <w:bCs/>
-                <w:sz w:val="20"/>
-                <w:szCs w:val="20"/>
+                <w:sz w:val="21"/>
+                <w:szCs w:val="21"/>
+              </w:rPr>
+            </w:pPr>
+            <w:r>
+              <w:rPr>
+                <w:rFonts w:ascii="Arial" w:hAnsi="Arial" w:cs="Arial"/>
+                <w:b/>
+                <w:bCs/>
+                <w:sz w:val="21"/>
+                <w:szCs w:val="21"/>
               </w:rPr>
               <w:t>2.1</w:t>
             </w:r>
             <w:r>
               <w:rPr>
                 <w:rFonts w:ascii="Arial" w:hAnsi="Arial" w:cs="Arial"/>
-                <w:sz w:val="20"/>
-                <w:szCs w:val="20"/>
-              </w:rPr>
-              <w:t xml:space="preserve"> Launch JupyterLab and create functional Python notebooks with code and Markdown cells</w:t>
+                <w:sz w:val="21"/>
+                <w:szCs w:val="21"/>
+              </w:rPr>
+              <w:t xml:space="preserve"> Launch </w:t>
+            </w:r>
+            <w:proofErr w:type="spellStart"/>
+            <w:r>
+              <w:rPr>
+                <w:rFonts w:ascii="Arial" w:hAnsi="Arial" w:cs="Arial"/>
+                <w:sz w:val="21"/>
+                <w:szCs w:val="21"/>
+              </w:rPr>
+              <w:t>JupyterLab</w:t>
+            </w:r>
+            <w:proofErr w:type="spellEnd"/>
+            <w:r>
+              <w:rPr>
+                <w:rFonts w:ascii="Arial" w:hAnsi="Arial" w:cs="Arial"/>
+                <w:sz w:val="21"/>
+                <w:szCs w:val="21"/>
+              </w:rPr>
+              <w:t xml:space="preserve"> and create functional Python notebooks with code and Markdown cells</w:t>
             </w:r>
           </w:p>
           <w:p>
@@ -1450,28 +1508,38 @@
               <w:ind w:left="231" w:hanging="274"/>
               <w:rPr>
                 <w:rFonts w:ascii="Arial" w:hAnsi="Arial" w:cs="Arial"/>
-                <w:sz w:val="20"/>
-                <w:szCs w:val="20"/>
-              </w:rPr>
-            </w:pPr>
-            <w:r>
-              <w:rPr>
-                <w:rFonts w:ascii="Arial" w:hAnsi="Arial" w:cs="Arial"/>
-                <w:b/>
-                <w:bCs/>
-                <w:sz w:val="20"/>
-                <w:szCs w:val="20"/>
+                <w:sz w:val="21"/>
+                <w:szCs w:val="21"/>
+              </w:rPr>
+            </w:pPr>
+            <w:r>
+              <w:rPr>
+                <w:rFonts w:ascii="Arial" w:hAnsi="Arial" w:cs="Arial"/>
+                <w:b/>
+                <w:bCs/>
+                <w:sz w:val="21"/>
+                <w:szCs w:val="21"/>
               </w:rPr>
               <w:t>2.2</w:t>
             </w:r>
             <w:r>
               <w:rPr>
                 <w:rFonts w:ascii="Arial" w:hAnsi="Arial" w:cs="Arial"/>
-                <w:sz w:val="20"/>
-                <w:szCs w:val="20"/>
-              </w:rPr>
-              <w:t xml:space="preserve"> Use keyboard shortcuts and Tab completion to work efficiently in JupyterLab</w:t>
-            </w:r>
+                <w:sz w:val="21"/>
+                <w:szCs w:val="21"/>
+              </w:rPr>
+              <w:t xml:space="preserve"> Use keyboard shortcuts and Tab completion to work efficiently in </w:t>
+            </w:r>
+            <w:proofErr w:type="spellStart"/>
+            <w:r>
+              <w:rPr>
+                <w:rFonts w:ascii="Arial" w:hAnsi="Arial" w:cs="Arial"/>
+                <w:sz w:val="21"/>
+                <w:szCs w:val="21"/>
+              </w:rPr>
+              <w:t>JupyterLab</w:t>
+            </w:r>
+            <w:proofErr w:type="spellEnd"/>
           </w:p>
           <w:p>
             <w:pPr>
@@ -1490,25 +1558,25 @@
               <w:ind w:left="231" w:hanging="274"/>
               <w:rPr>
                 <w:rFonts w:ascii="Arial" w:hAnsi="Arial" w:cs="Arial"/>
-                <w:sz w:val="20"/>
-                <w:szCs w:val="20"/>
-              </w:rPr>
-            </w:pPr>
-            <w:r>
-              <w:rPr>
-                <w:rFonts w:ascii="Arial" w:hAnsi="Arial" w:cs="Arial"/>
-                <w:b/>
-                <w:bCs/>
-                <w:sz w:val="20"/>
-                <w:szCs w:val="20"/>
+                <w:sz w:val="21"/>
+                <w:szCs w:val="21"/>
+              </w:rPr>
+            </w:pPr>
+            <w:r>
+              <w:rPr>
+                <w:rFonts w:ascii="Arial" w:hAnsi="Arial" w:cs="Arial"/>
+                <w:b/>
+                <w:bCs/>
+                <w:sz w:val="21"/>
+                <w:szCs w:val="21"/>
               </w:rPr>
               <w:t>2.3</w:t>
             </w:r>
             <w:r>
               <w:rPr>
                 <w:rFonts w:ascii="Arial" w:hAnsi="Arial" w:cs="Arial"/>
-                <w:sz w:val="20"/>
-                <w:szCs w:val="20"/>
+                <w:sz w:val="21"/>
+                <w:szCs w:val="21"/>
               </w:rPr>
               <w:t xml:space="preserve"> Interpret error messages to identify and fix common Python coding errors</w:t>
             </w:r>
@@ -1736,27 +1804,27 @@
                 <w:right w:val="nil"/>
                 <w:between w:val="nil"/>
               </w:pBdr>
-              <w:spacing w:after="60" w:line="240" w:lineRule="auto"/>
-              <w:ind w:left="229" w:hanging="270"/>
-              <w:rPr>
-                <w:rFonts w:ascii="Arial" w:hAnsi="Arial" w:cs="Arial"/>
-                <w:sz w:val="20"/>
-                <w:szCs w:val="20"/>
-              </w:rPr>
-            </w:pPr>
-            <w:r>
-              <w:rPr>
-                <w:rFonts w:ascii="Arial" w:hAnsi="Arial" w:cs="Arial"/>
-                <w:sz w:val="20"/>
-                <w:szCs w:val="20"/>
+              <w:spacing w:after="120"/>
+              <w:ind w:left="229" w:hanging="270"/>
+              <w:rPr>
+                <w:rFonts w:ascii="Arial" w:hAnsi="Arial" w:cs="Arial"/>
+                <w:sz w:val="20"/>
+                <w:szCs w:val="20"/>
+              </w:rPr>
+            </w:pPr>
+            <w:r>
+              <w:rPr>
+                <w:rFonts w:ascii="Arial" w:hAnsi="Arial" w:cs="Arial"/>
+                <w:sz w:val="21"/>
+                <w:szCs w:val="21"/>
               </w:rPr>
               <w:t xml:space="preserve">2.6 Skills Lab 2A: </w:t>
             </w:r>
             <w:r>
               <w:rPr>
                 <w:rFonts w:ascii="Arial" w:hAnsi="Arial" w:cs="Arial"/>
-                <w:sz w:val="20"/>
-                <w:szCs w:val="20"/>
+                <w:sz w:val="21"/>
+                <w:szCs w:val="21"/>
               </w:rPr>
               <w:br/>
             </w:r>
@@ -1765,40 +1833,40 @@
                 <w:rFonts w:ascii="Arial" w:hAnsi="Arial" w:cs="Arial"/>
                 <w:b/>
                 <w:bCs/>
-                <w:sz w:val="20"/>
-                <w:szCs w:val="20"/>
+                <w:sz w:val="21"/>
+                <w:szCs w:val="21"/>
               </w:rPr>
               <w:t>Create a Professional Analysis Notebook</w:t>
             </w:r>
             <w:r>
               <w:rPr>
                 <w:rFonts w:ascii="Arial" w:hAnsi="Arial" w:cs="Arial"/>
-                <w:sz w:val="20"/>
-                <w:szCs w:val="20"/>
+                <w:sz w:val="21"/>
+                <w:szCs w:val="21"/>
               </w:rPr>
               <w:t xml:space="preserve"> </w:t>
             </w:r>
             <w:r>
               <w:rPr>
                 <w:rFonts w:ascii="Arial" w:hAnsi="Arial" w:cs="Arial"/>
-                <w:sz w:val="20"/>
-                <w:szCs w:val="20"/>
+                <w:sz w:val="21"/>
+                <w:szCs w:val="21"/>
               </w:rPr>
               <w:br/>
             </w:r>
             <w:r>
               <w:rPr>
                 <w:rFonts w:ascii="Consolas" w:hAnsi="Consolas" w:cs="Consolas"/>
-                <w:sz w:val="20"/>
-                <w:szCs w:val="20"/>
+                <w:sz w:val="21"/>
+                <w:szCs w:val="21"/>
               </w:rPr>
               <w:t>(Parts 1-3 and</w:t>
             </w:r>
             <w:r>
               <w:rPr>
                 <w:rFonts w:ascii="Consolas" w:hAnsi="Consolas" w:cs="Consolas"/>
-                <w:sz w:val="20"/>
-                <w:szCs w:val="20"/>
+                <w:sz w:val="21"/>
+                <w:szCs w:val="21"/>
               </w:rPr>
               <w:t xml:space="preserve"> Q &amp; A)</w:t>
             </w:r>
@@ -1821,58 +1889,58 @@
           </w:tcPr>
           <w:p>
             <w:pPr>
-              <w:spacing w:after="60" w:line="240" w:lineRule="auto"/>
+              <w:spacing w:after="100" w:line="240" w:lineRule="auto"/>
               <w:rPr>
                 <w:rFonts w:ascii="Consolas" w:hAnsi="Consolas" w:cs="Consolas"/>
-                <w:sz w:val="20"/>
-                <w:szCs w:val="20"/>
+                <w:sz w:val="22"/>
+                <w:szCs w:val="22"/>
               </w:rPr>
             </w:pPr>
             <w:r>
               <w:rPr>
                 <w:rFonts w:ascii="Consolas" w:hAnsi="Consolas" w:cs="Consolas"/>
-                <w:sz w:val="20"/>
-                <w:szCs w:val="20"/>
+                <w:sz w:val="22"/>
+                <w:szCs w:val="22"/>
               </w:rPr>
               <w:t>Module 3</w:t>
             </w:r>
           </w:p>
           <w:p>
             <w:pPr>
-              <w:spacing w:after="60" w:line="240" w:lineRule="auto"/>
-              <w:rPr>
-                <w:rFonts w:ascii="Arial" w:hAnsi="Arial" w:cs="Arial"/>
-                <w:b/>
-                <w:bCs/>
-                <w:sz w:val="20"/>
-                <w:szCs w:val="20"/>
-              </w:rPr>
-            </w:pPr>
-            <w:r>
-              <w:rPr>
-                <w:rFonts w:ascii="Arial" w:hAnsi="Arial" w:cs="Arial"/>
-                <w:b/>
-                <w:bCs/>
-                <w:sz w:val="20"/>
-                <w:szCs w:val="20"/>
+              <w:spacing w:after="100" w:line="240" w:lineRule="auto"/>
+              <w:rPr>
+                <w:rFonts w:ascii="Arial" w:hAnsi="Arial" w:cs="Arial"/>
+                <w:b/>
+                <w:bCs/>
+                <w:sz w:val="22"/>
+                <w:szCs w:val="22"/>
+              </w:rPr>
+            </w:pPr>
+            <w:r>
+              <w:rPr>
+                <w:rFonts w:ascii="Arial" w:hAnsi="Arial" w:cs="Arial"/>
+                <w:b/>
+                <w:bCs/>
+                <w:sz w:val="22"/>
+                <w:szCs w:val="22"/>
               </w:rPr>
               <w:t>Data Structures and Control Flow</w:t>
             </w:r>
           </w:p>
           <w:p>
             <w:pPr>
-              <w:spacing w:after="60" w:line="240" w:lineRule="auto"/>
-              <w:rPr>
-                <w:rFonts w:ascii="Arial" w:hAnsi="Arial" w:cs="Arial"/>
-                <w:sz w:val="20"/>
-                <w:szCs w:val="20"/>
-              </w:rPr>
-            </w:pPr>
-            <w:r>
-              <w:rPr>
-                <w:rFonts w:ascii="Arial" w:hAnsi="Arial" w:cs="Arial"/>
-                <w:sz w:val="20"/>
-                <w:szCs w:val="20"/>
+              <w:spacing w:after="100" w:line="240" w:lineRule="auto"/>
+              <w:rPr>
+                <w:rFonts w:ascii="Arial" w:hAnsi="Arial" w:cs="Arial"/>
+                <w:sz w:val="22"/>
+                <w:szCs w:val="22"/>
+              </w:rPr>
+            </w:pPr>
+            <w:r>
+              <w:rPr>
+                <w:rFonts w:ascii="Arial" w:hAnsi="Arial" w:cs="Arial"/>
+                <w:sz w:val="22"/>
+                <w:szCs w:val="22"/>
               </w:rPr>
               <w:t>Primary CLOs:</w:t>
             </w:r>
@@ -1890,19 +1958,19 @@
                 <w:right w:val="nil"/>
                 <w:between w:val="nil"/>
               </w:pBdr>
-              <w:spacing w:after="60" w:line="240" w:lineRule="auto"/>
+              <w:spacing w:after="100" w:line="240" w:lineRule="auto"/>
               <w:ind w:left="360"/>
               <w:rPr>
                 <w:rFonts w:ascii="Arial" w:hAnsi="Arial" w:cs="Arial"/>
-                <w:sz w:val="20"/>
-                <w:szCs w:val="20"/>
+                <w:sz w:val="22"/>
+                <w:szCs w:val="22"/>
               </w:rPr>
             </w:pPr>
             <w:r>
               <w:rPr>
                 <w:rFonts w:ascii="Consolas" w:eastAsia="Courier New" w:hAnsi="Consolas" w:cs="Consolas"/>
-                <w:sz w:val="20"/>
-                <w:szCs w:val="20"/>
+                <w:sz w:val="22"/>
+                <w:szCs w:val="22"/>
               </w:rPr>
               <w:t>VII</w:t>
             </w:r>
@@ -1935,25 +2003,25 @@
               <w:ind w:left="231" w:hanging="274"/>
               <w:rPr>
                 <w:rFonts w:ascii="Arial" w:hAnsi="Arial" w:cs="Arial"/>
-                <w:sz w:val="20"/>
-                <w:szCs w:val="20"/>
-              </w:rPr>
-            </w:pPr>
-            <w:r>
-              <w:rPr>
-                <w:rFonts w:ascii="Arial" w:hAnsi="Arial" w:cs="Arial"/>
-                <w:b/>
-                <w:bCs/>
-                <w:sz w:val="20"/>
-                <w:szCs w:val="20"/>
+                <w:sz w:val="21"/>
+                <w:szCs w:val="21"/>
+              </w:rPr>
+            </w:pPr>
+            <w:r>
+              <w:rPr>
+                <w:rFonts w:ascii="Arial" w:hAnsi="Arial" w:cs="Arial"/>
+                <w:b/>
+                <w:bCs/>
+                <w:sz w:val="21"/>
+                <w:szCs w:val="21"/>
               </w:rPr>
               <w:t>3.1</w:t>
             </w:r>
             <w:r>
               <w:rPr>
                 <w:rFonts w:ascii="Arial" w:hAnsi="Arial" w:cs="Arial"/>
-                <w:sz w:val="20"/>
-                <w:szCs w:val="20"/>
+                <w:sz w:val="21"/>
+                <w:szCs w:val="21"/>
               </w:rPr>
               <w:t xml:space="preserve"> Create and manipulate lists, tuples, and dictionaries to store and organize data collections</w:t>
             </w:r>
@@ -1975,27 +2043,45 @@
               <w:ind w:left="231" w:hanging="274"/>
               <w:rPr>
                 <w:rFonts w:ascii="Arial" w:hAnsi="Arial" w:cs="Arial"/>
-                <w:sz w:val="20"/>
-                <w:szCs w:val="20"/>
-              </w:rPr>
-            </w:pPr>
-            <w:r>
-              <w:rPr>
-                <w:rFonts w:ascii="Arial" w:hAnsi="Arial" w:cs="Arial"/>
-                <w:b/>
-                <w:bCs/>
-                <w:sz w:val="20"/>
-                <w:szCs w:val="20"/>
+                <w:sz w:val="21"/>
+                <w:szCs w:val="21"/>
+              </w:rPr>
+            </w:pPr>
+            <w:r>
+              <w:rPr>
+                <w:rFonts w:ascii="Arial" w:hAnsi="Arial" w:cs="Arial"/>
+                <w:b/>
+                <w:bCs/>
+                <w:sz w:val="21"/>
+                <w:szCs w:val="21"/>
               </w:rPr>
               <w:t>3.2</w:t>
             </w:r>
             <w:r>
               <w:rPr>
                 <w:rFonts w:ascii="Arial" w:hAnsi="Arial" w:cs="Arial"/>
-                <w:sz w:val="20"/>
-                <w:szCs w:val="20"/>
-              </w:rPr>
-              <w:t xml:space="preserve"> Implement conditional statements (if/elif/else) to control program flow based on different conditions</w:t>
+                <w:sz w:val="21"/>
+                <w:szCs w:val="21"/>
+              </w:rPr>
+              <w:t xml:space="preserve"> Implement conditional statements (if/</w:t>
+            </w:r>
+            <w:proofErr w:type="spellStart"/>
+            <w:r>
+              <w:rPr>
+                <w:rFonts w:ascii="Arial" w:hAnsi="Arial" w:cs="Arial"/>
+                <w:sz w:val="21"/>
+                <w:szCs w:val="21"/>
+              </w:rPr>
+              <w:t>elif</w:t>
+            </w:r>
+            <w:proofErr w:type="spellEnd"/>
+            <w:r>
+              <w:rPr>
+                <w:rFonts w:ascii="Arial" w:hAnsi="Arial" w:cs="Arial"/>
+                <w:sz w:val="21"/>
+                <w:szCs w:val="21"/>
+              </w:rPr>
+              <w:t>/else) to control program flow based on different conditions</w:t>
             </w:r>
           </w:p>
           <w:p>
@@ -2015,25 +2101,25 @@
               <w:ind w:left="231" w:hanging="274"/>
               <w:rPr>
                 <w:rFonts w:ascii="Arial" w:hAnsi="Arial" w:cs="Arial"/>
-                <w:sz w:val="20"/>
-                <w:szCs w:val="20"/>
-              </w:rPr>
-            </w:pPr>
-            <w:r>
-              <w:rPr>
-                <w:rFonts w:ascii="Arial" w:hAnsi="Arial" w:cs="Arial"/>
-                <w:b/>
-                <w:bCs/>
-                <w:sz w:val="20"/>
-                <w:szCs w:val="20"/>
+                <w:sz w:val="21"/>
+                <w:szCs w:val="21"/>
+              </w:rPr>
+            </w:pPr>
+            <w:r>
+              <w:rPr>
+                <w:rFonts w:ascii="Arial" w:hAnsi="Arial" w:cs="Arial"/>
+                <w:b/>
+                <w:bCs/>
+                <w:sz w:val="21"/>
+                <w:szCs w:val="21"/>
               </w:rPr>
               <w:t>3.3</w:t>
             </w:r>
             <w:r>
               <w:rPr>
                 <w:rFonts w:ascii="Arial" w:hAnsi="Arial" w:cs="Arial"/>
-                <w:sz w:val="20"/>
-                <w:szCs w:val="20"/>
+                <w:sz w:val="21"/>
+                <w:szCs w:val="21"/>
               </w:rPr>
               <w:t xml:space="preserve"> Use for loops and while loops to iterate over data structures and repeat operations efficiently</w:t>
             </w:r>
@@ -2261,27 +2347,27 @@
                 <w:right w:val="nil"/>
                 <w:between w:val="nil"/>
               </w:pBdr>
-              <w:spacing w:after="60" w:line="240" w:lineRule="auto"/>
-              <w:ind w:left="229" w:hanging="270"/>
-              <w:rPr>
-                <w:rFonts w:ascii="Arial" w:hAnsi="Arial" w:cs="Arial"/>
-                <w:sz w:val="20"/>
-                <w:szCs w:val="20"/>
-              </w:rPr>
-            </w:pPr>
-            <w:r>
-              <w:rPr>
-                <w:rFonts w:ascii="Arial" w:hAnsi="Arial" w:cs="Arial"/>
-                <w:sz w:val="20"/>
-                <w:szCs w:val="20"/>
+              <w:spacing w:after="120"/>
+              <w:ind w:left="229" w:hanging="270"/>
+              <w:rPr>
+                <w:rFonts w:ascii="Arial" w:hAnsi="Arial" w:cs="Arial"/>
+                <w:sz w:val="21"/>
+                <w:szCs w:val="21"/>
+              </w:rPr>
+            </w:pPr>
+            <w:r>
+              <w:rPr>
+                <w:rFonts w:ascii="Arial" w:hAnsi="Arial" w:cs="Arial"/>
+                <w:sz w:val="21"/>
+                <w:szCs w:val="21"/>
               </w:rPr>
               <w:t xml:space="preserve">3.6 Skills Lab 3A: </w:t>
             </w:r>
             <w:r>
               <w:rPr>
                 <w:rFonts w:ascii="Arial" w:hAnsi="Arial" w:cs="Arial"/>
-                <w:sz w:val="20"/>
-                <w:szCs w:val="20"/>
+                <w:sz w:val="21"/>
+                <w:szCs w:val="21"/>
               </w:rPr>
               <w:br/>
             </w:r>
@@ -2290,32 +2376,32 @@
                 <w:rFonts w:ascii="Arial" w:hAnsi="Arial" w:cs="Arial"/>
                 <w:b/>
                 <w:bCs/>
-                <w:sz w:val="20"/>
-                <w:szCs w:val="20"/>
+                <w:sz w:val="21"/>
+                <w:szCs w:val="21"/>
               </w:rPr>
               <w:t>Building a Grade Analysis Tool</w:t>
             </w:r>
             <w:r>
               <w:rPr>
                 <w:rFonts w:ascii="Arial" w:hAnsi="Arial" w:cs="Arial"/>
-                <w:sz w:val="20"/>
-                <w:szCs w:val="20"/>
+                <w:sz w:val="21"/>
+                <w:szCs w:val="21"/>
               </w:rPr>
               <w:t xml:space="preserve"> </w:t>
             </w:r>
             <w:r>
               <w:rPr>
                 <w:rFonts w:ascii="Arial" w:hAnsi="Arial" w:cs="Arial"/>
-                <w:sz w:val="20"/>
-                <w:szCs w:val="20"/>
+                <w:sz w:val="21"/>
+                <w:szCs w:val="21"/>
               </w:rPr>
               <w:br/>
             </w:r>
             <w:r>
               <w:rPr>
                 <w:rFonts w:ascii="Consolas" w:hAnsi="Consolas" w:cs="Consolas"/>
-                <w:sz w:val="20"/>
-                <w:szCs w:val="20"/>
+                <w:sz w:val="21"/>
+                <w:szCs w:val="21"/>
               </w:rPr>
               <w:t>(Parts 1-3 and Questions &amp; Analysis)</w:t>
             </w:r>
@@ -2333,7 +2419,7 @@
                 <w:right w:val="nil"/>
                 <w:between w:val="nil"/>
               </w:pBdr>
-              <w:spacing w:after="60" w:line="240" w:lineRule="auto"/>
+              <w:spacing w:after="120"/>
               <w:ind w:left="229" w:hanging="270"/>
               <w:rPr>
                 <w:rFonts w:ascii="Arial" w:hAnsi="Arial" w:cs="Arial"/>
@@ -2347,8 +2433,8 @@
                 <w:b/>
                 <w:bCs/>
                 <w:color w:val="012F76"/>
-                <w:sz w:val="20"/>
-                <w:szCs w:val="20"/>
+                <w:sz w:val="21"/>
+                <w:szCs w:val="21"/>
               </w:rPr>
               <w:t xml:space="preserve">3.7 </w:t>
             </w:r>
@@ -2356,8 +2442,8 @@
               <w:rPr>
                 <w:rFonts w:ascii="Arial" w:hAnsi="Arial" w:cs="Arial"/>
                 <w:color w:val="012F76"/>
-                <w:sz w:val="20"/>
-                <w:szCs w:val="20"/>
+                <w:sz w:val="21"/>
+                <w:szCs w:val="21"/>
               </w:rPr>
               <w:t>Question &amp; Discuss</w:t>
             </w:r>
@@ -2365,8 +2451,8 @@
               <w:rPr>
                 <w:rFonts w:ascii="Arial" w:hAnsi="Arial" w:cs="Arial"/>
                 <w:color w:val="012F76"/>
-                <w:sz w:val="20"/>
-                <w:szCs w:val="20"/>
+                <w:sz w:val="21"/>
+                <w:szCs w:val="21"/>
               </w:rPr>
               <w:t xml:space="preserve"> </w:t>
             </w:r>
@@ -2374,30 +2460,21 @@
               <w:rPr>
                 <w:rFonts w:ascii="Apple Color Emoji" w:hAnsi="Apple Color Emoji" w:cs="Apple Color Emoji"/>
                 <w:color w:val="012F76"/>
-                <w:sz w:val="20"/>
-                <w:szCs w:val="20"/>
-              </w:rPr>
-              <w:t>🤔</w:t>
-            </w:r>
-            <w:r>
-              <w:rPr>
-                <w:rFonts w:ascii="Apple Color Emoji" w:hAnsi="Apple Color Emoji" w:cs="Apple Color Emoji"/>
+                <w:sz w:val="21"/>
+                <w:szCs w:val="21"/>
+              </w:rPr>
+              <w:t xml:space="preserve">🤔 </w:t>
+            </w:r>
+            <w:r>
+              <w:rPr>
+                <w:rFonts w:ascii="Arial" w:hAnsi="Arial" w:cs="Arial"/>
+                <w:b/>
+                <w:bCs/>
                 <w:color w:val="012F76"/>
-                <w:sz w:val="20"/>
-                <w:szCs w:val="20"/>
-              </w:rPr>
-              <w:t xml:space="preserve"> </w:t>
-            </w:r>
-            <w:r>
-              <w:rPr>
-                <w:rFonts w:ascii="Arial" w:hAnsi="Arial" w:cs="Arial"/>
-                <w:b/>
-                <w:bCs/>
-                <w:color w:val="012F76"/>
-                <w:sz w:val="20"/>
-                <w:szCs w:val="20"/>
-              </w:rPr>
-              <w:t>Data Structures &amp; Control Flow</w:t>
+                <w:sz w:val="21"/>
+                <w:szCs w:val="21"/>
+              </w:rPr>
+              <w:t>Why Learn Loops?</w:t>
             </w:r>
           </w:p>
         </w:tc>
@@ -2418,58 +2495,70 @@
           </w:tcPr>
           <w:p>
             <w:pPr>
-              <w:spacing w:after="60" w:line="240" w:lineRule="auto"/>
+              <w:spacing w:after="100" w:line="240" w:lineRule="auto"/>
               <w:rPr>
                 <w:rFonts w:ascii="Consolas" w:hAnsi="Consolas" w:cs="Consolas"/>
-                <w:sz w:val="20"/>
-                <w:szCs w:val="20"/>
+                <w:sz w:val="22"/>
+                <w:szCs w:val="22"/>
               </w:rPr>
             </w:pPr>
             <w:r>
               <w:rPr>
                 <w:rFonts w:ascii="Consolas" w:hAnsi="Consolas" w:cs="Consolas"/>
-                <w:sz w:val="20"/>
-                <w:szCs w:val="20"/>
+                <w:sz w:val="22"/>
+                <w:szCs w:val="22"/>
               </w:rPr>
               <w:t>Module 4</w:t>
             </w:r>
           </w:p>
           <w:p>
             <w:pPr>
-              <w:spacing w:after="60" w:line="240" w:lineRule="auto"/>
-              <w:rPr>
-                <w:rFonts w:ascii="Arial" w:hAnsi="Arial" w:cs="Arial"/>
-                <w:b/>
-                <w:bCs/>
-                <w:sz w:val="20"/>
-                <w:szCs w:val="20"/>
-              </w:rPr>
-            </w:pPr>
-            <w:r>
-              <w:rPr>
-                <w:rFonts w:ascii="Arial" w:hAnsi="Arial" w:cs="Arial"/>
-                <w:b/>
-                <w:bCs/>
-                <w:sz w:val="20"/>
-                <w:szCs w:val="20"/>
-              </w:rPr>
-              <w:t>Working with pandas DataFrames</w:t>
-            </w:r>
-          </w:p>
-          <w:p>
-            <w:pPr>
-              <w:spacing w:after="60" w:line="240" w:lineRule="auto"/>
-              <w:rPr>
-                <w:rFonts w:ascii="Arial" w:hAnsi="Arial" w:cs="Arial"/>
-                <w:sz w:val="20"/>
-                <w:szCs w:val="20"/>
-              </w:rPr>
-            </w:pPr>
-            <w:r>
-              <w:rPr>
-                <w:rFonts w:ascii="Arial" w:hAnsi="Arial" w:cs="Arial"/>
-                <w:sz w:val="20"/>
-                <w:szCs w:val="20"/>
+              <w:spacing w:after="100" w:line="240" w:lineRule="auto"/>
+              <w:rPr>
+                <w:rFonts w:ascii="Arial" w:hAnsi="Arial" w:cs="Arial"/>
+                <w:b/>
+                <w:bCs/>
+                <w:sz w:val="22"/>
+                <w:szCs w:val="22"/>
+              </w:rPr>
+            </w:pPr>
+            <w:r>
+              <w:rPr>
+                <w:rFonts w:ascii="Arial" w:hAnsi="Arial" w:cs="Arial"/>
+                <w:b/>
+                <w:bCs/>
+                <w:sz w:val="22"/>
+                <w:szCs w:val="22"/>
+              </w:rPr>
+              <w:t xml:space="preserve">Working with pandas </w:t>
+            </w:r>
+            <w:proofErr w:type="spellStart"/>
+            <w:r>
+              <w:rPr>
+                <w:rFonts w:ascii="Arial" w:hAnsi="Arial" w:cs="Arial"/>
+                <w:b/>
+                <w:bCs/>
+                <w:sz w:val="22"/>
+                <w:szCs w:val="22"/>
+              </w:rPr>
+              <w:t>DataFrames</w:t>
+            </w:r>
+            <w:proofErr w:type="spellEnd"/>
+          </w:p>
+          <w:p>
+            <w:pPr>
+              <w:spacing w:after="100" w:line="240" w:lineRule="auto"/>
+              <w:rPr>
+                <w:rFonts w:ascii="Arial" w:hAnsi="Arial" w:cs="Arial"/>
+                <w:sz w:val="22"/>
+                <w:szCs w:val="22"/>
+              </w:rPr>
+            </w:pPr>
+            <w:r>
+              <w:rPr>
+                <w:rFonts w:ascii="Arial" w:hAnsi="Arial" w:cs="Arial"/>
+                <w:sz w:val="22"/>
+                <w:szCs w:val="22"/>
               </w:rPr>
               <w:t>Primary CLOs:</w:t>
             </w:r>
@@ -2487,19 +2576,19 @@
                 <w:right w:val="nil"/>
                 <w:between w:val="nil"/>
               </w:pBdr>
-              <w:spacing w:after="60" w:line="240" w:lineRule="auto"/>
+              <w:spacing w:after="100" w:line="240" w:lineRule="auto"/>
               <w:ind w:left="360"/>
               <w:rPr>
                 <w:rFonts w:ascii="Arial" w:hAnsi="Arial" w:cs="Arial"/>
-                <w:sz w:val="20"/>
-                <w:szCs w:val="20"/>
+                <w:sz w:val="22"/>
+                <w:szCs w:val="22"/>
               </w:rPr>
             </w:pPr>
             <w:r>
               <w:rPr>
                 <w:rFonts w:ascii="Consolas" w:eastAsia="Courier New" w:hAnsi="Consolas" w:cs="Consolas"/>
-                <w:sz w:val="20"/>
-                <w:szCs w:val="20"/>
+                <w:sz w:val="22"/>
+                <w:szCs w:val="22"/>
               </w:rPr>
               <w:t>II, IV</w:t>
             </w:r>
@@ -2532,27 +2621,63 @@
               <w:ind w:left="231" w:hanging="274"/>
               <w:rPr>
                 <w:rFonts w:ascii="Arial" w:hAnsi="Arial" w:cs="Arial"/>
-                <w:sz w:val="20"/>
-                <w:szCs w:val="20"/>
-              </w:rPr>
-            </w:pPr>
-            <w:r>
-              <w:rPr>
-                <w:rFonts w:ascii="Arial" w:hAnsi="Arial" w:cs="Arial"/>
-                <w:b/>
-                <w:bCs/>
-                <w:sz w:val="20"/>
-                <w:szCs w:val="20"/>
+                <w:sz w:val="21"/>
+                <w:szCs w:val="21"/>
+              </w:rPr>
+            </w:pPr>
+            <w:r>
+              <w:rPr>
+                <w:rFonts w:ascii="Arial" w:hAnsi="Arial" w:cs="Arial"/>
+                <w:b/>
+                <w:bCs/>
+                <w:sz w:val="21"/>
+                <w:szCs w:val="21"/>
               </w:rPr>
               <w:t>4.1</w:t>
             </w:r>
             <w:r>
               <w:rPr>
                 <w:rFonts w:ascii="Arial" w:hAnsi="Arial" w:cs="Arial"/>
-                <w:sz w:val="20"/>
-                <w:szCs w:val="20"/>
-              </w:rPr>
-              <w:t xml:space="preserve"> Create pandas DataFrames from CSV files and Python data structures, understanding the relationship between dictionaries/lists and DataFrame structure</w:t>
+                <w:sz w:val="21"/>
+                <w:szCs w:val="21"/>
+              </w:rPr>
+              <w:t xml:space="preserve"> Create pandas </w:t>
+            </w:r>
+            <w:proofErr w:type="spellStart"/>
+            <w:r>
+              <w:rPr>
+                <w:rFonts w:ascii="Arial" w:hAnsi="Arial" w:cs="Arial"/>
+                <w:sz w:val="21"/>
+                <w:szCs w:val="21"/>
+              </w:rPr>
+              <w:t>DataFrames</w:t>
+            </w:r>
+            <w:proofErr w:type="spellEnd"/>
+            <w:r>
+              <w:rPr>
+                <w:rFonts w:ascii="Arial" w:hAnsi="Arial" w:cs="Arial"/>
+                <w:sz w:val="21"/>
+                <w:szCs w:val="21"/>
+              </w:rPr>
+              <w:t xml:space="preserve"> from CSV files and Python data structures, understanding the relationship between dictionaries/lists and </w:t>
+            </w:r>
+            <w:proofErr w:type="spellStart"/>
+            <w:r>
+              <w:rPr>
+                <w:rFonts w:ascii="Arial" w:hAnsi="Arial" w:cs="Arial"/>
+                <w:sz w:val="21"/>
+                <w:szCs w:val="21"/>
+              </w:rPr>
+              <w:t>DataFrame</w:t>
+            </w:r>
+            <w:proofErr w:type="spellEnd"/>
+            <w:r>
+              <w:rPr>
+                <w:rFonts w:ascii="Arial" w:hAnsi="Arial" w:cs="Arial"/>
+                <w:sz w:val="21"/>
+                <w:szCs w:val="21"/>
+              </w:rPr>
+              <w:t xml:space="preserve"> structure</w:t>
             </w:r>
           </w:p>
           <w:p>
@@ -2572,27 +2697,91 @@
               <w:ind w:left="231" w:hanging="274"/>
               <w:rPr>
                 <w:rFonts w:ascii="Arial" w:hAnsi="Arial" w:cs="Arial"/>
-                <w:sz w:val="20"/>
-                <w:szCs w:val="20"/>
-              </w:rPr>
-            </w:pPr>
-            <w:r>
-              <w:rPr>
-                <w:rFonts w:ascii="Arial" w:hAnsi="Arial" w:cs="Arial"/>
-                <w:b/>
-                <w:bCs/>
-                <w:sz w:val="20"/>
-                <w:szCs w:val="20"/>
+                <w:sz w:val="21"/>
+                <w:szCs w:val="21"/>
+              </w:rPr>
+            </w:pPr>
+            <w:r>
+              <w:rPr>
+                <w:rFonts w:ascii="Arial" w:hAnsi="Arial" w:cs="Arial"/>
+                <w:b/>
+                <w:bCs/>
+                <w:sz w:val="21"/>
+                <w:szCs w:val="21"/>
               </w:rPr>
               <w:t>4.2</w:t>
             </w:r>
             <w:r>
               <w:rPr>
                 <w:rFonts w:ascii="Arial" w:hAnsi="Arial" w:cs="Arial"/>
-                <w:sz w:val="20"/>
-                <w:szCs w:val="20"/>
-              </w:rPr>
-              <w:t xml:space="preserve"> Select specific columns and rows from DataFrames using bracket notation, .loc[], and .iloc[] indexing methods</w:t>
+                <w:sz w:val="21"/>
+                <w:szCs w:val="21"/>
+              </w:rPr>
+              <w:t xml:space="preserve"> Select specific columns and rows from </w:t>
+            </w:r>
+            <w:proofErr w:type="spellStart"/>
+            <w:r>
+              <w:rPr>
+                <w:rFonts w:ascii="Arial" w:hAnsi="Arial" w:cs="Arial"/>
+                <w:sz w:val="21"/>
+                <w:szCs w:val="21"/>
+              </w:rPr>
+              <w:t>DataFrames</w:t>
+            </w:r>
+            <w:proofErr w:type="spellEnd"/>
+            <w:r>
+              <w:rPr>
+                <w:rFonts w:ascii="Arial" w:hAnsi="Arial" w:cs="Arial"/>
+                <w:sz w:val="21"/>
+                <w:szCs w:val="21"/>
+              </w:rPr>
+              <w:t xml:space="preserve"> using bracket notation</w:t>
+            </w:r>
+            <w:proofErr w:type="gramStart"/>
+            <w:r>
+              <w:rPr>
+                <w:rFonts w:ascii="Arial" w:hAnsi="Arial" w:cs="Arial"/>
+                <w:sz w:val="21"/>
+                <w:szCs w:val="21"/>
+              </w:rPr>
+              <w:t>, .loc</w:t>
+            </w:r>
+            <w:proofErr w:type="gramEnd"/>
+            <w:r>
+              <w:rPr>
+                <w:rFonts w:ascii="Arial" w:hAnsi="Arial" w:cs="Arial"/>
+                <w:sz w:val="21"/>
+                <w:szCs w:val="21"/>
+              </w:rPr>
+              <w:t xml:space="preserve">[], </w:t>
+            </w:r>
+            <w:proofErr w:type="gramStart"/>
+            <w:r>
+              <w:rPr>
+                <w:rFonts w:ascii="Arial" w:hAnsi="Arial" w:cs="Arial"/>
+                <w:sz w:val="21"/>
+                <w:szCs w:val="21"/>
+              </w:rPr>
+              <w:t>and .</w:t>
+            </w:r>
+            <w:proofErr w:type="spellStart"/>
+            <w:r>
+              <w:rPr>
+                <w:rFonts w:ascii="Arial" w:hAnsi="Arial" w:cs="Arial"/>
+                <w:sz w:val="21"/>
+                <w:szCs w:val="21"/>
+              </w:rPr>
+              <w:t>iloc</w:t>
+            </w:r>
+            <w:proofErr w:type="spellEnd"/>
+            <w:proofErr w:type="gramEnd"/>
+            <w:r>
+              <w:rPr>
+                <w:rFonts w:ascii="Arial" w:hAnsi="Arial" w:cs="Arial"/>
+                <w:sz w:val="21"/>
+                <w:szCs w:val="21"/>
+              </w:rPr>
+              <w:t>[] indexing methods</w:t>
             </w:r>
           </w:p>
           <w:p>
@@ -2612,27 +2801,81 @@
               <w:ind w:left="231" w:hanging="274"/>
               <w:rPr>
                 <w:rFonts w:ascii="Arial" w:hAnsi="Arial" w:cs="Arial"/>
-                <w:sz w:val="20"/>
-                <w:szCs w:val="20"/>
-              </w:rPr>
-            </w:pPr>
-            <w:r>
-              <w:rPr>
-                <w:rFonts w:ascii="Arial" w:hAnsi="Arial" w:cs="Arial"/>
-                <w:b/>
-                <w:bCs/>
-                <w:sz w:val="20"/>
-                <w:szCs w:val="20"/>
+                <w:sz w:val="21"/>
+                <w:szCs w:val="21"/>
+              </w:rPr>
+            </w:pPr>
+            <w:r>
+              <w:rPr>
+                <w:rFonts w:ascii="Arial" w:hAnsi="Arial" w:cs="Arial"/>
+                <w:b/>
+                <w:bCs/>
+                <w:sz w:val="21"/>
+                <w:szCs w:val="21"/>
               </w:rPr>
               <w:t>4.3</w:t>
             </w:r>
             <w:r>
               <w:rPr>
                 <w:rFonts w:ascii="Arial" w:hAnsi="Arial" w:cs="Arial"/>
-                <w:sz w:val="20"/>
-                <w:szCs w:val="20"/>
-              </w:rPr>
-              <w:t xml:space="preserve"> Filter DataFrame rows using .query() and boolean indexing to extract data subsets based on conditions</w:t>
+                <w:sz w:val="21"/>
+                <w:szCs w:val="21"/>
+              </w:rPr>
+              <w:t xml:space="preserve"> Filter </w:t>
+            </w:r>
+            <w:proofErr w:type="spellStart"/>
+            <w:r>
+              <w:rPr>
+                <w:rFonts w:ascii="Arial" w:hAnsi="Arial" w:cs="Arial"/>
+                <w:sz w:val="21"/>
+                <w:szCs w:val="21"/>
+              </w:rPr>
+              <w:t>DataFrame</w:t>
+            </w:r>
+            <w:proofErr w:type="spellEnd"/>
+            <w:r>
+              <w:rPr>
+                <w:rFonts w:ascii="Arial" w:hAnsi="Arial" w:cs="Arial"/>
+                <w:sz w:val="21"/>
+                <w:szCs w:val="21"/>
+              </w:rPr>
+              <w:t xml:space="preserve"> rows </w:t>
+            </w:r>
+            <w:proofErr w:type="gramStart"/>
+            <w:r>
+              <w:rPr>
+                <w:rFonts w:ascii="Arial" w:hAnsi="Arial" w:cs="Arial"/>
+                <w:sz w:val="21"/>
+                <w:szCs w:val="21"/>
+              </w:rPr>
+              <w:t>using .query</w:t>
+            </w:r>
+            <w:proofErr w:type="gramEnd"/>
+            <w:r>
+              <w:rPr>
+                <w:rFonts w:ascii="Arial" w:hAnsi="Arial" w:cs="Arial"/>
+                <w:sz w:val="21"/>
+                <w:szCs w:val="21"/>
+              </w:rPr>
+              <w:t xml:space="preserve">() and </w:t>
+            </w:r>
+            <w:proofErr w:type="spellStart"/>
+            <w:r>
+              <w:rPr>
+                <w:rFonts w:ascii="Arial" w:hAnsi="Arial" w:cs="Arial"/>
+                <w:sz w:val="21"/>
+                <w:szCs w:val="21"/>
+              </w:rPr>
+              <w:t>boolean</w:t>
+            </w:r>
+            <w:proofErr w:type="spellEnd"/>
+            <w:r>
+              <w:rPr>
+                <w:rFonts w:ascii="Arial" w:hAnsi="Arial" w:cs="Arial"/>
+                <w:sz w:val="21"/>
+                <w:szCs w:val="21"/>
+              </w:rPr>
+              <w:t xml:space="preserve"> indexing to extract data subsets based on conditions</w:t>
             </w:r>
           </w:p>
         </w:tc>
@@ -2858,27 +3101,27 @@
                 <w:right w:val="nil"/>
                 <w:between w:val="nil"/>
               </w:pBdr>
-              <w:spacing w:after="60" w:line="240" w:lineRule="auto"/>
-              <w:ind w:left="229" w:hanging="270"/>
-              <w:rPr>
-                <w:rFonts w:ascii="Arial" w:hAnsi="Arial" w:cs="Arial"/>
-                <w:sz w:val="20"/>
-                <w:szCs w:val="20"/>
-              </w:rPr>
-            </w:pPr>
-            <w:r>
-              <w:rPr>
-                <w:rFonts w:ascii="Arial" w:hAnsi="Arial" w:cs="Arial"/>
-                <w:sz w:val="20"/>
-                <w:szCs w:val="20"/>
+              <w:spacing w:after="120"/>
+              <w:ind w:left="229" w:hanging="270"/>
+              <w:rPr>
+                <w:rFonts w:ascii="Arial" w:hAnsi="Arial" w:cs="Arial"/>
+                <w:sz w:val="20"/>
+                <w:szCs w:val="20"/>
+              </w:rPr>
+            </w:pPr>
+            <w:r>
+              <w:rPr>
+                <w:rFonts w:ascii="Arial" w:hAnsi="Arial" w:cs="Arial"/>
+                <w:sz w:val="21"/>
+                <w:szCs w:val="21"/>
               </w:rPr>
               <w:t xml:space="preserve">4.6 Skills Lab 4A: </w:t>
             </w:r>
             <w:r>
               <w:rPr>
                 <w:rFonts w:ascii="Arial" w:hAnsi="Arial" w:cs="Arial"/>
-                <w:sz w:val="20"/>
-                <w:szCs w:val="20"/>
+                <w:sz w:val="21"/>
+                <w:szCs w:val="21"/>
               </w:rPr>
               <w:br/>
             </w:r>
@@ -2887,32 +3130,32 @@
                 <w:rFonts w:ascii="Arial" w:hAnsi="Arial" w:cs="Arial"/>
                 <w:b/>
                 <w:bCs/>
-                <w:sz w:val="20"/>
-                <w:szCs w:val="20"/>
+                <w:sz w:val="21"/>
+                <w:szCs w:val="21"/>
               </w:rPr>
               <w:t>City Population Analysis</w:t>
             </w:r>
             <w:r>
               <w:rPr>
                 <w:rFonts w:ascii="Arial" w:hAnsi="Arial" w:cs="Arial"/>
-                <w:sz w:val="20"/>
-                <w:szCs w:val="20"/>
+                <w:sz w:val="21"/>
+                <w:szCs w:val="21"/>
               </w:rPr>
               <w:t xml:space="preserve"> </w:t>
             </w:r>
             <w:r>
               <w:rPr>
                 <w:rFonts w:ascii="Arial" w:hAnsi="Arial" w:cs="Arial"/>
-                <w:sz w:val="20"/>
-                <w:szCs w:val="20"/>
+                <w:sz w:val="21"/>
+                <w:szCs w:val="21"/>
               </w:rPr>
               <w:br/>
             </w:r>
             <w:r>
               <w:rPr>
                 <w:rFonts w:ascii="Consolas" w:hAnsi="Consolas" w:cs="Consolas"/>
-                <w:sz w:val="20"/>
-                <w:szCs w:val="20"/>
+                <w:sz w:val="21"/>
+                <w:szCs w:val="21"/>
               </w:rPr>
               <w:t>(Parts 1-3 and Questions &amp; Analysis)</w:t>
             </w:r>
@@ -2935,18 +3178,18 @@
           </w:tcPr>
           <w:p>
             <w:pPr>
-              <w:spacing w:after="60" w:line="240" w:lineRule="auto"/>
+              <w:spacing w:after="120" w:line="240" w:lineRule="auto"/>
               <w:rPr>
                 <w:rFonts w:ascii="Consolas" w:hAnsi="Consolas" w:cs="Consolas"/>
-                <w:sz w:val="20"/>
-                <w:szCs w:val="20"/>
+                <w:sz w:val="22"/>
+                <w:szCs w:val="22"/>
               </w:rPr>
             </w:pPr>
             <w:r>
               <w:rPr>
                 <w:rFonts w:ascii="Consolas" w:hAnsi="Consolas" w:cs="Consolas"/>
-                <w:sz w:val="20"/>
-                <w:szCs w:val="20"/>
+                <w:sz w:val="22"/>
+                <w:szCs w:val="22"/>
               </w:rPr>
               <w:lastRenderedPageBreak/>
               <w:t>Module 5</w:t>
@@ -2954,40 +3197,40 @@
           </w:p>
           <w:p>
             <w:pPr>
-              <w:spacing w:after="60" w:line="240" w:lineRule="auto"/>
-              <w:rPr>
-                <w:rFonts w:ascii="Arial" w:hAnsi="Arial" w:cs="Arial"/>
-                <w:b/>
-                <w:bCs/>
-                <w:sz w:val="20"/>
-                <w:szCs w:val="20"/>
-              </w:rPr>
-            </w:pPr>
-            <w:r>
-              <w:rPr>
-                <w:rFonts w:ascii="Arial" w:hAnsi="Arial" w:cs="Arial"/>
-                <w:b/>
-                <w:bCs/>
-                <w:sz w:val="20"/>
-                <w:szCs w:val="20"/>
+              <w:spacing w:after="120" w:line="240" w:lineRule="auto"/>
+              <w:rPr>
+                <w:rFonts w:ascii="Arial" w:hAnsi="Arial" w:cs="Arial"/>
+                <w:b/>
+                <w:bCs/>
+                <w:sz w:val="22"/>
+                <w:szCs w:val="22"/>
+              </w:rPr>
+            </w:pPr>
+            <w:r>
+              <w:rPr>
+                <w:rFonts w:ascii="Arial" w:hAnsi="Arial" w:cs="Arial"/>
+                <w:b/>
+                <w:bCs/>
+                <w:sz w:val="22"/>
+                <w:szCs w:val="22"/>
               </w:rPr>
               <w:t>Data Exploration and Summary Statistics</w:t>
             </w:r>
           </w:p>
           <w:p>
             <w:pPr>
-              <w:spacing w:after="60" w:line="240" w:lineRule="auto"/>
-              <w:rPr>
-                <w:rFonts w:ascii="Arial" w:hAnsi="Arial" w:cs="Arial"/>
-                <w:sz w:val="20"/>
-                <w:szCs w:val="20"/>
-              </w:rPr>
-            </w:pPr>
-            <w:r>
-              <w:rPr>
-                <w:rFonts w:ascii="Arial" w:hAnsi="Arial" w:cs="Arial"/>
-                <w:sz w:val="20"/>
-                <w:szCs w:val="20"/>
+              <w:spacing w:after="120" w:line="240" w:lineRule="auto"/>
+              <w:rPr>
+                <w:rFonts w:ascii="Arial" w:hAnsi="Arial" w:cs="Arial"/>
+                <w:sz w:val="22"/>
+                <w:szCs w:val="22"/>
+              </w:rPr>
+            </w:pPr>
+            <w:r>
+              <w:rPr>
+                <w:rFonts w:ascii="Arial" w:hAnsi="Arial" w:cs="Arial"/>
+                <w:sz w:val="22"/>
+                <w:szCs w:val="22"/>
               </w:rPr>
               <w:t>Primary CLOs:</w:t>
             </w:r>
@@ -3005,19 +3248,19 @@
                 <w:right w:val="nil"/>
                 <w:between w:val="nil"/>
               </w:pBdr>
-              <w:spacing w:after="60" w:line="240" w:lineRule="auto"/>
+              <w:spacing w:after="120" w:line="240" w:lineRule="auto"/>
               <w:ind w:left="360"/>
               <w:rPr>
                 <w:rFonts w:ascii="Arial" w:hAnsi="Arial" w:cs="Arial"/>
-                <w:sz w:val="20"/>
-                <w:szCs w:val="20"/>
+                <w:sz w:val="22"/>
+                <w:szCs w:val="22"/>
               </w:rPr>
             </w:pPr>
             <w:r>
               <w:rPr>
                 <w:rFonts w:ascii="Consolas" w:eastAsia="Courier New" w:hAnsi="Consolas" w:cs="Consolas"/>
-                <w:sz w:val="20"/>
-                <w:szCs w:val="20"/>
+                <w:sz w:val="22"/>
+                <w:szCs w:val="22"/>
               </w:rPr>
               <w:t>VII</w:t>
             </w:r>
@@ -3046,7 +3289,7 @@
                 <w:right w:val="nil"/>
                 <w:between w:val="nil"/>
               </w:pBdr>
-              <w:spacing w:after="60" w:line="240" w:lineRule="auto"/>
+              <w:spacing w:after="120" w:line="240" w:lineRule="auto"/>
               <w:ind w:left="231" w:hanging="274"/>
               <w:rPr>
                 <w:rFonts w:ascii="Arial" w:hAnsi="Arial" w:cs="Arial"/>
@@ -3070,23 +3313,113 @@
                 <w:sz w:val="20"/>
                 <w:szCs w:val="20"/>
               </w:rPr>
-              <w:t xml:space="preserve"> Use .info(), .describe(), and .value_counts() to inspect DataFrame structure, generate statistical summaries, and identify data distributions</w:t>
-            </w:r>
-          </w:p>
-          <w:p>
-            <w:pPr>
-              <w:numPr>
-                <w:ilvl w:val="0"/>
-                <w:numId w:val="1"/>
-              </w:numPr>
-              <w:pBdr>
-                <w:top w:val="nil"/>
-                <w:left w:val="nil"/>
-                <w:bottom w:val="nil"/>
-                <w:right w:val="nil"/>
-                <w:between w:val="nil"/>
-              </w:pBdr>
-              <w:spacing w:after="60" w:line="240" w:lineRule="auto"/>
+              <w:t xml:space="preserve"> Use .</w:t>
+            </w:r>
+            <w:proofErr w:type="gramStart"/>
+            <w:r>
+              <w:rPr>
+                <w:rFonts w:ascii="Arial" w:hAnsi="Arial" w:cs="Arial"/>
+                <w:sz w:val="20"/>
+                <w:szCs w:val="20"/>
+              </w:rPr>
+              <w:t>info(</w:t>
+            </w:r>
+            <w:proofErr w:type="gramEnd"/>
+            <w:r>
+              <w:rPr>
+                <w:rFonts w:ascii="Arial" w:hAnsi="Arial" w:cs="Arial"/>
+                <w:sz w:val="20"/>
+                <w:szCs w:val="20"/>
+              </w:rPr>
+              <w:t>)</w:t>
+            </w:r>
+            <w:proofErr w:type="gramStart"/>
+            <w:r>
+              <w:rPr>
+                <w:rFonts w:ascii="Arial" w:hAnsi="Arial" w:cs="Arial"/>
+                <w:sz w:val="20"/>
+                <w:szCs w:val="20"/>
+              </w:rPr>
+              <w:t>, .describe</w:t>
+            </w:r>
+            <w:proofErr w:type="gramEnd"/>
+            <w:r>
+              <w:rPr>
+                <w:rFonts w:ascii="Arial" w:hAnsi="Arial" w:cs="Arial"/>
+                <w:sz w:val="20"/>
+                <w:szCs w:val="20"/>
+              </w:rPr>
+              <w:t>(), and .</w:t>
+            </w:r>
+            <w:proofErr w:type="spellStart"/>
+            <w:r>
+              <w:rPr>
+                <w:rFonts w:ascii="Arial" w:hAnsi="Arial" w:cs="Arial"/>
+                <w:sz w:val="20"/>
+                <w:szCs w:val="20"/>
+              </w:rPr>
+              <w:t>value_</w:t>
+            </w:r>
+            <w:proofErr w:type="gramStart"/>
+            <w:r>
+              <w:rPr>
+                <w:rFonts w:ascii="Arial" w:hAnsi="Arial" w:cs="Arial"/>
+                <w:sz w:val="20"/>
+                <w:szCs w:val="20"/>
+              </w:rPr>
+              <w:t>counts</w:t>
+            </w:r>
+            <w:proofErr w:type="spellEnd"/>
+            <w:r>
+              <w:rPr>
+                <w:rFonts w:ascii="Arial" w:hAnsi="Arial" w:cs="Arial"/>
+                <w:sz w:val="20"/>
+                <w:szCs w:val="20"/>
+              </w:rPr>
+              <w:t>(</w:t>
+            </w:r>
+            <w:proofErr w:type="gramEnd"/>
+            <w:r>
+              <w:rPr>
+                <w:rFonts w:ascii="Arial" w:hAnsi="Arial" w:cs="Arial"/>
+                <w:sz w:val="20"/>
+                <w:szCs w:val="20"/>
+              </w:rPr>
+              <w:t xml:space="preserve">) to inspect </w:t>
+            </w:r>
+            <w:proofErr w:type="spellStart"/>
+            <w:r>
+              <w:rPr>
+                <w:rFonts w:ascii="Arial" w:hAnsi="Arial" w:cs="Arial"/>
+                <w:sz w:val="20"/>
+                <w:szCs w:val="20"/>
+              </w:rPr>
+              <w:t>DataFrame</w:t>
+            </w:r>
+            <w:proofErr w:type="spellEnd"/>
+            <w:r>
+              <w:rPr>
+                <w:rFonts w:ascii="Arial" w:hAnsi="Arial" w:cs="Arial"/>
+                <w:sz w:val="20"/>
+                <w:szCs w:val="20"/>
+              </w:rPr>
+              <w:t xml:space="preserve"> structure, generate statistical summaries, and identify data distributions</w:t>
+            </w:r>
+          </w:p>
+          <w:p>
+            <w:pPr>
+              <w:numPr>
+                <w:ilvl w:val="0"/>
+                <w:numId w:val="1"/>
+              </w:numPr>
+              <w:pBdr>
+                <w:top w:val="nil"/>
+                <w:left w:val="nil"/>
+                <w:bottom w:val="nil"/>
+                <w:right w:val="nil"/>
+                <w:between w:val="nil"/>
+              </w:pBdr>
+              <w:spacing w:after="120" w:line="240" w:lineRule="auto"/>
               <w:ind w:left="231" w:hanging="274"/>
               <w:rPr>
                 <w:rFonts w:ascii="Arial" w:hAnsi="Arial" w:cs="Arial"/>
@@ -3126,7 +3459,7 @@
                 <w:right w:val="nil"/>
                 <w:between w:val="nil"/>
               </w:pBdr>
-              <w:spacing w:after="60" w:line="240" w:lineRule="auto"/>
+              <w:spacing w:after="120" w:line="240" w:lineRule="auto"/>
               <w:ind w:left="231" w:hanging="274"/>
               <w:rPr>
                 <w:rFonts w:ascii="Arial" w:hAnsi="Arial" w:cs="Arial"/>
@@ -3150,7 +3483,35 @@
                 <w:sz w:val="20"/>
                 <w:szCs w:val="20"/>
               </w:rPr>
-              <w:t xml:space="preserve"> Use .groupby() and aggregation methods to analyze data by categories and compare statistics across different subgroups</w:t>
+              <w:t xml:space="preserve"> </w:t>
+            </w:r>
+            <w:proofErr w:type="gramStart"/>
+            <w:r>
+              <w:rPr>
+                <w:rFonts w:ascii="Arial" w:hAnsi="Arial" w:cs="Arial"/>
+                <w:sz w:val="20"/>
+                <w:szCs w:val="20"/>
+              </w:rPr>
+              <w:t>Use .</w:t>
+            </w:r>
+            <w:proofErr w:type="spellStart"/>
+            <w:r>
+              <w:rPr>
+                <w:rFonts w:ascii="Arial" w:hAnsi="Arial" w:cs="Arial"/>
+                <w:sz w:val="20"/>
+                <w:szCs w:val="20"/>
+              </w:rPr>
+              <w:t>groupby</w:t>
+            </w:r>
+            <w:proofErr w:type="spellEnd"/>
+            <w:proofErr w:type="gramEnd"/>
+            <w:r>
+              <w:rPr>
+                <w:rFonts w:ascii="Arial" w:hAnsi="Arial" w:cs="Arial"/>
+                <w:sz w:val="20"/>
+                <w:szCs w:val="20"/>
+              </w:rPr>
+              <w:t>() and aggregation methods to analyze data by categories and compare statistics across different subgroups</w:t>
             </w:r>
           </w:p>
         </w:tc>
@@ -3376,27 +3737,27 @@
                 <w:right w:val="nil"/>
                 <w:between w:val="nil"/>
               </w:pBdr>
-              <w:spacing w:after="60" w:line="240" w:lineRule="auto"/>
-              <w:ind w:left="229" w:hanging="270"/>
+              <w:spacing w:after="120" w:line="240" w:lineRule="auto"/>
+              <w:ind w:left="231" w:hanging="274"/>
               <w:rPr>
                 <w:rFonts w:ascii="Consolas" w:hAnsi="Consolas" w:cs="Consolas"/>
-                <w:sz w:val="20"/>
-                <w:szCs w:val="20"/>
-              </w:rPr>
-            </w:pPr>
-            <w:r>
-              <w:rPr>
-                <w:rFonts w:ascii="Arial" w:hAnsi="Arial" w:cs="Arial"/>
-                <w:sz w:val="20"/>
-                <w:szCs w:val="20"/>
+                <w:sz w:val="21"/>
+                <w:szCs w:val="21"/>
+              </w:rPr>
+            </w:pPr>
+            <w:r>
+              <w:rPr>
+                <w:rFonts w:ascii="Arial" w:hAnsi="Arial" w:cs="Arial"/>
+                <w:sz w:val="21"/>
+                <w:szCs w:val="21"/>
               </w:rPr>
               <w:t xml:space="preserve">5.6 Skills Lab 5A: </w:t>
             </w:r>
             <w:r>
               <w:rPr>
                 <w:rFonts w:ascii="Arial" w:hAnsi="Arial" w:cs="Arial"/>
-                <w:sz w:val="20"/>
-                <w:szCs w:val="20"/>
+                <w:sz w:val="21"/>
+                <w:szCs w:val="21"/>
               </w:rPr>
               <w:br/>
             </w:r>
@@ -3405,32 +3766,32 @@
                 <w:rFonts w:ascii="Arial" w:hAnsi="Arial" w:cs="Arial"/>
                 <w:b/>
                 <w:bCs/>
-                <w:sz w:val="20"/>
-                <w:szCs w:val="20"/>
+                <w:sz w:val="21"/>
+                <w:szCs w:val="21"/>
               </w:rPr>
               <w:t>Analyzing Sales Performance Data</w:t>
             </w:r>
             <w:r>
               <w:rPr>
                 <w:rFonts w:ascii="Arial" w:hAnsi="Arial" w:cs="Arial"/>
-                <w:sz w:val="20"/>
-                <w:szCs w:val="20"/>
+                <w:sz w:val="21"/>
+                <w:szCs w:val="21"/>
               </w:rPr>
               <w:t xml:space="preserve"> </w:t>
             </w:r>
             <w:r>
               <w:rPr>
                 <w:rFonts w:ascii="Arial" w:hAnsi="Arial" w:cs="Arial"/>
-                <w:sz w:val="20"/>
-                <w:szCs w:val="20"/>
+                <w:sz w:val="21"/>
+                <w:szCs w:val="21"/>
               </w:rPr>
               <w:br/>
             </w:r>
             <w:r>
               <w:rPr>
                 <w:rFonts w:ascii="Consolas" w:hAnsi="Consolas" w:cs="Consolas"/>
-                <w:sz w:val="20"/>
-                <w:szCs w:val="20"/>
+                <w:sz w:val="21"/>
+                <w:szCs w:val="21"/>
               </w:rPr>
               <w:t>(Parts 1-3 and Questions &amp; Analysis)</w:t>
             </w:r>
@@ -3448,8 +3809,8 @@
                 <w:right w:val="nil"/>
                 <w:between w:val="nil"/>
               </w:pBdr>
-              <w:spacing w:after="60" w:line="240" w:lineRule="auto"/>
-              <w:ind w:left="229" w:hanging="270"/>
+              <w:spacing w:after="120" w:line="240" w:lineRule="auto"/>
+              <w:ind w:left="231" w:hanging="274"/>
               <w:rPr>
                 <w:rFonts w:ascii="Consolas" w:hAnsi="Consolas" w:cs="Consolas"/>
                 <w:sz w:val="20"/>
@@ -3462,8 +3823,8 @@
                 <w:b/>
                 <w:bCs/>
                 <w:color w:val="012F76"/>
-                <w:sz w:val="20"/>
-                <w:szCs w:val="20"/>
+                <w:sz w:val="21"/>
+                <w:szCs w:val="21"/>
               </w:rPr>
               <w:t xml:space="preserve">5.7 </w:t>
             </w:r>
@@ -3471,8 +3832,8 @@
               <w:rPr>
                 <w:rFonts w:ascii="Arial" w:hAnsi="Arial" w:cs="Arial"/>
                 <w:color w:val="012F76"/>
-                <w:sz w:val="20"/>
-                <w:szCs w:val="20"/>
+                <w:sz w:val="21"/>
+                <w:szCs w:val="21"/>
               </w:rPr>
               <w:t>Question &amp; Discuss</w:t>
             </w:r>
@@ -3480,8 +3841,8 @@
               <w:rPr>
                 <w:rFonts w:ascii="Arial" w:hAnsi="Arial" w:cs="Arial"/>
                 <w:color w:val="012F76"/>
-                <w:sz w:val="20"/>
-                <w:szCs w:val="20"/>
+                <w:sz w:val="21"/>
+                <w:szCs w:val="21"/>
               </w:rPr>
               <w:t xml:space="preserve"> </w:t>
             </w:r>
@@ -3489,41 +3850,21 @@
               <w:rPr>
                 <w:rFonts w:ascii="Apple Color Emoji" w:hAnsi="Apple Color Emoji" w:cs="Apple Color Emoji"/>
                 <w:color w:val="012F76"/>
-                <w:sz w:val="20"/>
-                <w:szCs w:val="20"/>
-              </w:rPr>
-              <w:t>🤔</w:t>
-            </w:r>
-            <w:r>
-              <w:rPr>
-                <w:rFonts w:ascii="Apple Color Emoji" w:hAnsi="Apple Color Emoji" w:cs="Apple Color Emoji"/>
+                <w:sz w:val="21"/>
+                <w:szCs w:val="21"/>
+              </w:rPr>
+              <w:t xml:space="preserve">🤔 </w:t>
+            </w:r>
+            <w:r>
+              <w:rPr>
+                <w:rFonts w:ascii="Arial" w:hAnsi="Arial" w:cs="Arial"/>
+                <w:b/>
+                <w:bCs/>
                 <w:color w:val="012F76"/>
-                <w:sz w:val="20"/>
-                <w:szCs w:val="20"/>
-              </w:rPr>
-              <w:t xml:space="preserve"> </w:t>
-            </w:r>
-            <w:r>
-              <w:rPr>
-                <w:rFonts w:ascii="Arial" w:hAnsi="Arial" w:cs="Arial"/>
-                <w:b/>
-                <w:bCs/>
-                <w:color w:val="012F76"/>
-                <w:sz w:val="20"/>
-                <w:szCs w:val="20"/>
-              </w:rPr>
-              <w:t>Libraries</w:t>
-            </w:r>
-            <w:r>
-              <w:rPr>
-                <w:rFonts w:ascii="Arial" w:hAnsi="Arial" w:cs="Arial"/>
-                <w:b/>
-                <w:bCs/>
-                <w:color w:val="012F76"/>
-                <w:sz w:val="20"/>
-                <w:szCs w:val="20"/>
-              </w:rPr>
-              <w:t xml:space="preserve"> Assisting Data Analysis</w:t>
+                <w:sz w:val="21"/>
+                <w:szCs w:val="21"/>
+              </w:rPr>
+              <w:t>The Warning Label</w:t>
             </w:r>
           </w:p>
         </w:tc>
@@ -3544,58 +3885,58 @@
           </w:tcPr>
           <w:p>
             <w:pPr>
-              <w:spacing w:after="60" w:line="240" w:lineRule="auto"/>
+              <w:spacing w:after="120" w:line="240" w:lineRule="auto"/>
               <w:rPr>
                 <w:rFonts w:ascii="Consolas" w:hAnsi="Consolas" w:cs="Consolas"/>
-                <w:sz w:val="20"/>
-                <w:szCs w:val="20"/>
+                <w:sz w:val="22"/>
+                <w:szCs w:val="22"/>
               </w:rPr>
             </w:pPr>
             <w:r>
               <w:rPr>
                 <w:rFonts w:ascii="Consolas" w:hAnsi="Consolas" w:cs="Consolas"/>
-                <w:sz w:val="20"/>
-                <w:szCs w:val="20"/>
+                <w:sz w:val="22"/>
+                <w:szCs w:val="22"/>
               </w:rPr>
               <w:t>Module 6</w:t>
             </w:r>
           </w:p>
           <w:p>
             <w:pPr>
-              <w:spacing w:after="60" w:line="240" w:lineRule="auto"/>
-              <w:rPr>
-                <w:rFonts w:ascii="Arial" w:hAnsi="Arial" w:cs="Arial"/>
-                <w:b/>
-                <w:bCs/>
-                <w:sz w:val="20"/>
-                <w:szCs w:val="20"/>
-              </w:rPr>
-            </w:pPr>
-            <w:r>
-              <w:rPr>
-                <w:rFonts w:ascii="Arial" w:hAnsi="Arial" w:cs="Arial"/>
-                <w:b/>
-                <w:bCs/>
-                <w:sz w:val="20"/>
-                <w:szCs w:val="20"/>
+              <w:spacing w:after="120" w:line="240" w:lineRule="auto"/>
+              <w:rPr>
+                <w:rFonts w:ascii="Arial" w:hAnsi="Arial" w:cs="Arial"/>
+                <w:b/>
+                <w:bCs/>
+                <w:sz w:val="22"/>
+                <w:szCs w:val="22"/>
+              </w:rPr>
+            </w:pPr>
+            <w:r>
+              <w:rPr>
+                <w:rFonts w:ascii="Arial" w:hAnsi="Arial" w:cs="Arial"/>
+                <w:b/>
+                <w:bCs/>
+                <w:sz w:val="22"/>
+                <w:szCs w:val="22"/>
               </w:rPr>
               <w:t>Data Cleaning and Preparation</w:t>
             </w:r>
           </w:p>
           <w:p>
             <w:pPr>
-              <w:spacing w:after="60" w:line="240" w:lineRule="auto"/>
-              <w:rPr>
-                <w:rFonts w:ascii="Arial" w:hAnsi="Arial" w:cs="Arial"/>
-                <w:sz w:val="20"/>
-                <w:szCs w:val="20"/>
-              </w:rPr>
-            </w:pPr>
-            <w:r>
-              <w:rPr>
-                <w:rFonts w:ascii="Arial" w:hAnsi="Arial" w:cs="Arial"/>
-                <w:sz w:val="20"/>
-                <w:szCs w:val="20"/>
+              <w:spacing w:after="120" w:line="240" w:lineRule="auto"/>
+              <w:rPr>
+                <w:rFonts w:ascii="Arial" w:hAnsi="Arial" w:cs="Arial"/>
+                <w:sz w:val="22"/>
+                <w:szCs w:val="22"/>
+              </w:rPr>
+            </w:pPr>
+            <w:r>
+              <w:rPr>
+                <w:rFonts w:ascii="Arial" w:hAnsi="Arial" w:cs="Arial"/>
+                <w:sz w:val="22"/>
+                <w:szCs w:val="22"/>
               </w:rPr>
               <w:t>Primary CLOs:</w:t>
             </w:r>
@@ -3613,19 +3954,19 @@
                 <w:right w:val="nil"/>
                 <w:between w:val="nil"/>
               </w:pBdr>
-              <w:spacing w:after="60" w:line="240" w:lineRule="auto"/>
+              <w:spacing w:after="120" w:line="240" w:lineRule="auto"/>
               <w:ind w:left="360"/>
               <w:rPr>
                 <w:rFonts w:ascii="Arial" w:hAnsi="Arial" w:cs="Arial"/>
-                <w:sz w:val="20"/>
-                <w:szCs w:val="20"/>
+                <w:sz w:val="22"/>
+                <w:szCs w:val="22"/>
               </w:rPr>
             </w:pPr>
             <w:r>
               <w:rPr>
                 <w:rFonts w:ascii="Consolas" w:eastAsia="Courier New" w:hAnsi="Consolas" w:cs="Consolas"/>
-                <w:sz w:val="20"/>
-                <w:szCs w:val="20"/>
+                <w:sz w:val="22"/>
+                <w:szCs w:val="22"/>
               </w:rPr>
               <w:t>II</w:t>
             </w:r>
@@ -3654,7 +3995,7 @@
                 <w:right w:val="nil"/>
                 <w:between w:val="nil"/>
               </w:pBdr>
-              <w:spacing w:after="60" w:line="240" w:lineRule="auto"/>
+              <w:spacing w:after="120" w:line="240" w:lineRule="auto"/>
               <w:ind w:left="231" w:hanging="274"/>
               <w:rPr>
                 <w:rFonts w:ascii="Arial" w:hAnsi="Arial" w:cs="Arial"/>
@@ -3678,23 +4019,97 @@
                 <w:sz w:val="20"/>
                 <w:szCs w:val="20"/>
               </w:rPr>
-              <w:t xml:space="preserve"> Identify missing data patterns using .isnull(), .notnull(), and .info()</w:t>
-            </w:r>
-          </w:p>
-          <w:p>
-            <w:pPr>
-              <w:numPr>
-                <w:ilvl w:val="0"/>
-                <w:numId w:val="1"/>
-              </w:numPr>
-              <w:pBdr>
-                <w:top w:val="nil"/>
-                <w:left w:val="nil"/>
-                <w:bottom w:val="nil"/>
-                <w:right w:val="nil"/>
-                <w:between w:val="nil"/>
-              </w:pBdr>
-              <w:spacing w:after="60" w:line="240" w:lineRule="auto"/>
+              <w:t xml:space="preserve"> Identify missing data patterns </w:t>
+            </w:r>
+            <w:proofErr w:type="gramStart"/>
+            <w:r>
+              <w:rPr>
+                <w:rFonts w:ascii="Arial" w:hAnsi="Arial" w:cs="Arial"/>
+                <w:sz w:val="20"/>
+                <w:szCs w:val="20"/>
+              </w:rPr>
+              <w:t>using .</w:t>
+            </w:r>
+            <w:proofErr w:type="spellStart"/>
+            <w:r>
+              <w:rPr>
+                <w:rFonts w:ascii="Arial" w:hAnsi="Arial" w:cs="Arial"/>
+                <w:sz w:val="20"/>
+                <w:szCs w:val="20"/>
+              </w:rPr>
+              <w:t>isnull</w:t>
+            </w:r>
+            <w:proofErr w:type="spellEnd"/>
+            <w:proofErr w:type="gramEnd"/>
+            <w:r>
+              <w:rPr>
+                <w:rFonts w:ascii="Arial" w:hAnsi="Arial" w:cs="Arial"/>
+                <w:sz w:val="20"/>
+                <w:szCs w:val="20"/>
+              </w:rPr>
+              <w:t>()</w:t>
+            </w:r>
+            <w:proofErr w:type="gramStart"/>
+            <w:r>
+              <w:rPr>
+                <w:rFonts w:ascii="Arial" w:hAnsi="Arial" w:cs="Arial"/>
+                <w:sz w:val="20"/>
+                <w:szCs w:val="20"/>
+              </w:rPr>
+              <w:t>, .</w:t>
+            </w:r>
+            <w:proofErr w:type="spellStart"/>
+            <w:r>
+              <w:rPr>
+                <w:rFonts w:ascii="Arial" w:hAnsi="Arial" w:cs="Arial"/>
+                <w:sz w:val="20"/>
+                <w:szCs w:val="20"/>
+              </w:rPr>
+              <w:t>notnull</w:t>
+            </w:r>
+            <w:proofErr w:type="spellEnd"/>
+            <w:proofErr w:type="gramEnd"/>
+            <w:r>
+              <w:rPr>
+                <w:rFonts w:ascii="Arial" w:hAnsi="Arial" w:cs="Arial"/>
+                <w:sz w:val="20"/>
+                <w:szCs w:val="20"/>
+              </w:rPr>
+              <w:t>(), and .</w:t>
+            </w:r>
+            <w:proofErr w:type="gramStart"/>
+            <w:r>
+              <w:rPr>
+                <w:rFonts w:ascii="Arial" w:hAnsi="Arial" w:cs="Arial"/>
+                <w:sz w:val="20"/>
+                <w:szCs w:val="20"/>
+              </w:rPr>
+              <w:t>info(</w:t>
+            </w:r>
+            <w:proofErr w:type="gramEnd"/>
+            <w:r>
+              <w:rPr>
+                <w:rFonts w:ascii="Arial" w:hAnsi="Arial" w:cs="Arial"/>
+                <w:sz w:val="20"/>
+                <w:szCs w:val="20"/>
+              </w:rPr>
+              <w:t>)</w:t>
+            </w:r>
+          </w:p>
+          <w:p>
+            <w:pPr>
+              <w:numPr>
+                <w:ilvl w:val="0"/>
+                <w:numId w:val="1"/>
+              </w:numPr>
+              <w:pBdr>
+                <w:top w:val="nil"/>
+                <w:left w:val="nil"/>
+                <w:bottom w:val="nil"/>
+                <w:right w:val="nil"/>
+                <w:between w:val="nil"/>
+              </w:pBdr>
+              <w:spacing w:after="120" w:line="240" w:lineRule="auto"/>
               <w:ind w:left="231" w:hanging="274"/>
               <w:rPr>
                 <w:rFonts w:ascii="Arial" w:hAnsi="Arial" w:cs="Arial"/>
@@ -3718,23 +4133,79 @@
                 <w:sz w:val="20"/>
                 <w:szCs w:val="20"/>
               </w:rPr>
-              <w:t xml:space="preserve"> Handle missing data appropriately using .dropna() and .fillna()</w:t>
-            </w:r>
-          </w:p>
-          <w:p>
-            <w:pPr>
-              <w:numPr>
-                <w:ilvl w:val="0"/>
-                <w:numId w:val="1"/>
-              </w:numPr>
-              <w:pBdr>
-                <w:top w:val="nil"/>
-                <w:left w:val="nil"/>
-                <w:bottom w:val="nil"/>
-                <w:right w:val="nil"/>
-                <w:between w:val="nil"/>
-              </w:pBdr>
-              <w:spacing w:after="60" w:line="240" w:lineRule="auto"/>
+              <w:t xml:space="preserve"> Handle missing data appropriately </w:t>
+            </w:r>
+            <w:proofErr w:type="gramStart"/>
+            <w:r>
+              <w:rPr>
+                <w:rFonts w:ascii="Arial" w:hAnsi="Arial" w:cs="Arial"/>
+                <w:sz w:val="20"/>
+                <w:szCs w:val="20"/>
+              </w:rPr>
+              <w:t>using .</w:t>
+            </w:r>
+            <w:proofErr w:type="spellStart"/>
+            <w:r>
+              <w:rPr>
+                <w:rFonts w:ascii="Arial" w:hAnsi="Arial" w:cs="Arial"/>
+                <w:sz w:val="20"/>
+                <w:szCs w:val="20"/>
+              </w:rPr>
+              <w:t>dropna</w:t>
+            </w:r>
+            <w:proofErr w:type="spellEnd"/>
+            <w:proofErr w:type="gramEnd"/>
+            <w:r>
+              <w:rPr>
+                <w:rFonts w:ascii="Arial" w:hAnsi="Arial" w:cs="Arial"/>
+                <w:sz w:val="20"/>
+                <w:szCs w:val="20"/>
+              </w:rPr>
+              <w:t xml:space="preserve">() </w:t>
+            </w:r>
+            <w:proofErr w:type="gramStart"/>
+            <w:r>
+              <w:rPr>
+                <w:rFonts w:ascii="Arial" w:hAnsi="Arial" w:cs="Arial"/>
+                <w:sz w:val="20"/>
+                <w:szCs w:val="20"/>
+              </w:rPr>
+              <w:t>and .</w:t>
+            </w:r>
+            <w:proofErr w:type="spellStart"/>
+            <w:r>
+              <w:rPr>
+                <w:rFonts w:ascii="Arial" w:hAnsi="Arial" w:cs="Arial"/>
+                <w:sz w:val="20"/>
+                <w:szCs w:val="20"/>
+              </w:rPr>
+              <w:t>fillna</w:t>
+            </w:r>
+            <w:proofErr w:type="spellEnd"/>
+            <w:proofErr w:type="gramEnd"/>
+            <w:r>
+              <w:rPr>
+                <w:rFonts w:ascii="Arial" w:hAnsi="Arial" w:cs="Arial"/>
+                <w:sz w:val="20"/>
+                <w:szCs w:val="20"/>
+              </w:rPr>
+              <w:t>()</w:t>
+            </w:r>
+          </w:p>
+          <w:p>
+            <w:pPr>
+              <w:numPr>
+                <w:ilvl w:val="0"/>
+                <w:numId w:val="1"/>
+              </w:numPr>
+              <w:pBdr>
+                <w:top w:val="nil"/>
+                <w:left w:val="nil"/>
+                <w:bottom w:val="nil"/>
+                <w:right w:val="nil"/>
+                <w:between w:val="nil"/>
+              </w:pBdr>
+              <w:spacing w:after="120" w:line="240" w:lineRule="auto"/>
               <w:ind w:left="231" w:hanging="274"/>
               <w:rPr>
                 <w:rFonts w:ascii="Arial" w:hAnsi="Arial" w:cs="Arial"/>
@@ -3758,7 +4229,25 @@
                 <w:sz w:val="20"/>
                 <w:szCs w:val="20"/>
               </w:rPr>
-              <w:t xml:space="preserve"> Convert data types, remove duplicates, and clean string data using pandas methods</w:t>
+              <w:t xml:space="preserve"> Convert data types, remove duplicates, and clean string data using </w:t>
+            </w:r>
+            <w:proofErr w:type="gramStart"/>
+            <w:r>
+              <w:rPr>
+                <w:rFonts w:ascii="Arial" w:hAnsi="Arial" w:cs="Arial"/>
+                <w:sz w:val="20"/>
+                <w:szCs w:val="20"/>
+              </w:rPr>
+              <w:t>pandas</w:t>
+            </w:r>
+            <w:proofErr w:type="gramEnd"/>
+            <w:r>
+              <w:rPr>
+                <w:rFonts w:ascii="Arial" w:hAnsi="Arial" w:cs="Arial"/>
+                <w:sz w:val="20"/>
+                <w:szCs w:val="20"/>
+              </w:rPr>
+              <w:t xml:space="preserve"> methods</w:t>
             </w:r>
           </w:p>
         </w:tc>
@@ -3984,27 +4473,27 @@
                 <w:right w:val="nil"/>
                 <w:between w:val="nil"/>
               </w:pBdr>
-              <w:spacing w:after="60" w:line="240" w:lineRule="auto"/>
-              <w:ind w:left="229" w:hanging="270"/>
-              <w:rPr>
-                <w:rFonts w:ascii="Arial" w:hAnsi="Arial" w:cs="Arial"/>
-                <w:sz w:val="20"/>
-                <w:szCs w:val="20"/>
-              </w:rPr>
-            </w:pPr>
-            <w:r>
-              <w:rPr>
-                <w:rFonts w:ascii="Arial" w:hAnsi="Arial" w:cs="Arial"/>
-                <w:sz w:val="20"/>
-                <w:szCs w:val="20"/>
+              <w:spacing w:after="120" w:line="240" w:lineRule="auto"/>
+              <w:ind w:left="231" w:hanging="274"/>
+              <w:rPr>
+                <w:rFonts w:ascii="Arial" w:hAnsi="Arial" w:cs="Arial"/>
+                <w:sz w:val="20"/>
+                <w:szCs w:val="20"/>
+              </w:rPr>
+            </w:pPr>
+            <w:r>
+              <w:rPr>
+                <w:rFonts w:ascii="Arial" w:hAnsi="Arial" w:cs="Arial"/>
+                <w:sz w:val="21"/>
+                <w:szCs w:val="21"/>
               </w:rPr>
               <w:t xml:space="preserve">6.6 Skills Lab 6A: </w:t>
             </w:r>
             <w:r>
               <w:rPr>
                 <w:rFonts w:ascii="Arial" w:hAnsi="Arial" w:cs="Arial"/>
-                <w:sz w:val="20"/>
-                <w:szCs w:val="20"/>
+                <w:sz w:val="21"/>
+                <w:szCs w:val="21"/>
               </w:rPr>
               <w:br/>
             </w:r>
@@ -4013,32 +4502,32 @@
                 <w:rFonts w:ascii="Arial" w:hAnsi="Arial" w:cs="Arial"/>
                 <w:b/>
                 <w:bCs/>
-                <w:sz w:val="20"/>
-                <w:szCs w:val="20"/>
+                <w:sz w:val="21"/>
+                <w:szCs w:val="21"/>
               </w:rPr>
               <w:t>Cleaning Customer Survey Data</w:t>
             </w:r>
             <w:r>
               <w:rPr>
                 <w:rFonts w:ascii="Arial" w:hAnsi="Arial" w:cs="Arial"/>
-                <w:sz w:val="20"/>
-                <w:szCs w:val="20"/>
+                <w:sz w:val="21"/>
+                <w:szCs w:val="21"/>
               </w:rPr>
               <w:t xml:space="preserve"> </w:t>
             </w:r>
             <w:r>
               <w:rPr>
                 <w:rFonts w:ascii="Arial" w:hAnsi="Arial" w:cs="Arial"/>
-                <w:sz w:val="20"/>
-                <w:szCs w:val="20"/>
+                <w:sz w:val="21"/>
+                <w:szCs w:val="21"/>
               </w:rPr>
               <w:br/>
             </w:r>
             <w:r>
               <w:rPr>
                 <w:rFonts w:ascii="Consolas" w:hAnsi="Consolas" w:cs="Consolas"/>
-                <w:sz w:val="20"/>
-                <w:szCs w:val="20"/>
+                <w:sz w:val="21"/>
+                <w:szCs w:val="21"/>
               </w:rPr>
               <w:t>(Parts 1-3 and Questions &amp; Analysis)</w:t>
             </w:r>
@@ -4061,76 +4550,76 @@
           </w:tcPr>
           <w:p>
             <w:pPr>
-              <w:spacing w:after="60" w:line="240" w:lineRule="auto"/>
+              <w:spacing w:after="120" w:line="240" w:lineRule="auto"/>
               <w:rPr>
                 <w:rFonts w:ascii="Consolas" w:hAnsi="Consolas" w:cs="Consolas"/>
-                <w:sz w:val="20"/>
-                <w:szCs w:val="20"/>
+                <w:sz w:val="22"/>
+                <w:szCs w:val="22"/>
               </w:rPr>
             </w:pPr>
             <w:r>
               <w:rPr>
                 <w:rFonts w:ascii="Consolas" w:hAnsi="Consolas" w:cs="Consolas"/>
-                <w:sz w:val="20"/>
-                <w:szCs w:val="20"/>
+                <w:sz w:val="22"/>
+                <w:szCs w:val="22"/>
               </w:rPr>
               <w:t>Module 7</w:t>
             </w:r>
           </w:p>
           <w:p>
             <w:pPr>
-              <w:spacing w:after="60" w:line="240" w:lineRule="auto"/>
-              <w:rPr>
-                <w:rFonts w:ascii="Arial" w:hAnsi="Arial" w:cs="Arial"/>
-                <w:b/>
-                <w:bCs/>
-                <w:sz w:val="20"/>
-                <w:szCs w:val="20"/>
-              </w:rPr>
-            </w:pPr>
-            <w:r>
-              <w:rPr>
-                <w:rFonts w:ascii="Arial" w:hAnsi="Arial" w:cs="Arial"/>
-                <w:b/>
-                <w:bCs/>
-                <w:sz w:val="20"/>
-                <w:szCs w:val="20"/>
+              <w:spacing w:after="120" w:line="240" w:lineRule="auto"/>
+              <w:rPr>
+                <w:rFonts w:ascii="Arial" w:hAnsi="Arial" w:cs="Arial"/>
+                <w:b/>
+                <w:bCs/>
+                <w:sz w:val="22"/>
+                <w:szCs w:val="22"/>
+              </w:rPr>
+            </w:pPr>
+            <w:r>
+              <w:rPr>
+                <w:rFonts w:ascii="Arial" w:hAnsi="Arial" w:cs="Arial"/>
+                <w:b/>
+                <w:bCs/>
+                <w:sz w:val="22"/>
+                <w:szCs w:val="22"/>
               </w:rPr>
               <w:t>Data Visualization with matplotlib</w:t>
             </w:r>
           </w:p>
           <w:p>
             <w:pPr>
-              <w:spacing w:after="60" w:line="240" w:lineRule="auto"/>
-              <w:rPr>
-                <w:rFonts w:ascii="Arial" w:hAnsi="Arial" w:cs="Arial"/>
-                <w:sz w:val="20"/>
-                <w:szCs w:val="20"/>
-              </w:rPr>
-            </w:pPr>
-            <w:r>
-              <w:rPr>
-                <w:rFonts w:ascii="Arial" w:hAnsi="Arial" w:cs="Arial"/>
-                <w:sz w:val="20"/>
-                <w:szCs w:val="20"/>
+              <w:spacing w:after="120" w:line="240" w:lineRule="auto"/>
+              <w:rPr>
+                <w:rFonts w:ascii="Arial" w:hAnsi="Arial" w:cs="Arial"/>
+                <w:sz w:val="22"/>
+                <w:szCs w:val="22"/>
+              </w:rPr>
+            </w:pPr>
+            <w:r>
+              <w:rPr>
+                <w:rFonts w:ascii="Arial" w:hAnsi="Arial" w:cs="Arial"/>
+                <w:sz w:val="22"/>
+                <w:szCs w:val="22"/>
               </w:rPr>
               <w:t>Primary CLOs:</w:t>
             </w:r>
           </w:p>
           <w:p>
             <w:pPr>
-              <w:spacing w:after="60" w:line="240" w:lineRule="auto"/>
+              <w:spacing w:after="120" w:line="240" w:lineRule="auto"/>
               <w:rPr>
                 <w:rFonts w:ascii="Consolas" w:hAnsi="Consolas" w:cs="Consolas"/>
-                <w:sz w:val="20"/>
-                <w:szCs w:val="20"/>
+                <w:sz w:val="22"/>
+                <w:szCs w:val="22"/>
               </w:rPr>
             </w:pPr>
             <w:r>
               <w:rPr>
                 <w:rFonts w:ascii="Consolas" w:eastAsia="Courier New" w:hAnsi="Consolas" w:cs="Consolas"/>
-                <w:sz w:val="20"/>
-                <w:szCs w:val="20"/>
+                <w:sz w:val="22"/>
+                <w:szCs w:val="22"/>
               </w:rPr>
               <w:t>VI</w:t>
             </w:r>
@@ -4159,7 +4648,7 @@
                 <w:right w:val="nil"/>
                 <w:between w:val="nil"/>
               </w:pBdr>
-              <w:spacing w:after="60" w:line="240" w:lineRule="auto"/>
+              <w:spacing w:after="120" w:line="240" w:lineRule="auto"/>
               <w:ind w:left="229" w:hanging="270"/>
               <w:rPr>
                 <w:rFonts w:ascii="Arial" w:hAnsi="Arial" w:cs="Arial"/>
@@ -4183,23 +4672,35 @@
                 <w:sz w:val="20"/>
                 <w:szCs w:val="20"/>
               </w:rPr>
-              <w:t xml:space="preserve"> Create line plots, bar charts, and scatter plots using matplotlib.pyplot</w:t>
-            </w:r>
-          </w:p>
-          <w:p>
-            <w:pPr>
-              <w:numPr>
-                <w:ilvl w:val="0"/>
-                <w:numId w:val="1"/>
-              </w:numPr>
-              <w:pBdr>
-                <w:top w:val="nil"/>
-                <w:left w:val="nil"/>
-                <w:bottom w:val="nil"/>
-                <w:right w:val="nil"/>
-                <w:between w:val="nil"/>
-              </w:pBdr>
-              <w:spacing w:after="60" w:line="240" w:lineRule="auto"/>
+              <w:t xml:space="preserve"> Create line plots, bar charts, and scatter plots using </w:t>
+            </w:r>
+            <w:proofErr w:type="spellStart"/>
+            <w:proofErr w:type="gramStart"/>
+            <w:r>
+              <w:rPr>
+                <w:rFonts w:ascii="Arial" w:hAnsi="Arial" w:cs="Arial"/>
+                <w:sz w:val="20"/>
+                <w:szCs w:val="20"/>
+              </w:rPr>
+              <w:t>matplotlib.pyplot</w:t>
+            </w:r>
+            <w:proofErr w:type="spellEnd"/>
+            <w:proofErr w:type="gramEnd"/>
+          </w:p>
+          <w:p>
+            <w:pPr>
+              <w:numPr>
+                <w:ilvl w:val="0"/>
+                <w:numId w:val="1"/>
+              </w:numPr>
+              <w:pBdr>
+                <w:top w:val="nil"/>
+                <w:left w:val="nil"/>
+                <w:bottom w:val="nil"/>
+                <w:right w:val="nil"/>
+                <w:between w:val="nil"/>
+              </w:pBdr>
+              <w:spacing w:after="120" w:line="240" w:lineRule="auto"/>
               <w:ind w:left="229" w:hanging="270"/>
               <w:rPr>
                 <w:rFonts w:ascii="Arial" w:hAnsi="Arial" w:cs="Arial"/>
@@ -4239,7 +4740,7 @@
                 <w:right w:val="nil"/>
                 <w:between w:val="nil"/>
               </w:pBdr>
-              <w:spacing w:after="60" w:line="240" w:lineRule="auto"/>
+              <w:spacing w:after="120" w:line="240" w:lineRule="auto"/>
               <w:ind w:left="231" w:hanging="274"/>
               <w:rPr>
                 <w:rFonts w:ascii="Arial" w:hAnsi="Arial" w:cs="Arial"/>
@@ -4495,23 +4996,23 @@
               <w:ind w:left="229" w:hanging="270"/>
               <w:rPr>
                 <w:rFonts w:ascii="Arial" w:hAnsi="Arial" w:cs="Arial"/>
-                <w:sz w:val="20"/>
-                <w:szCs w:val="20"/>
-              </w:rPr>
-            </w:pPr>
-            <w:r>
-              <w:rPr>
-                <w:rFonts w:ascii="Arial" w:hAnsi="Arial" w:cs="Arial"/>
-                <w:sz w:val="20"/>
-                <w:szCs w:val="20"/>
+                <w:sz w:val="21"/>
+                <w:szCs w:val="21"/>
+              </w:rPr>
+            </w:pPr>
+            <w:r>
+              <w:rPr>
+                <w:rFonts w:ascii="Arial" w:hAnsi="Arial" w:cs="Arial"/>
+                <w:sz w:val="21"/>
+                <w:szCs w:val="21"/>
               </w:rPr>
               <w:t xml:space="preserve">7.6 Skills Lab 7A: </w:t>
             </w:r>
             <w:r>
               <w:rPr>
                 <w:rFonts w:ascii="Arial" w:hAnsi="Arial" w:cs="Arial"/>
-                <w:sz w:val="20"/>
-                <w:szCs w:val="20"/>
+                <w:sz w:val="21"/>
+                <w:szCs w:val="21"/>
               </w:rPr>
               <w:br/>
             </w:r>
@@ -4520,32 +5021,32 @@
                 <w:rFonts w:ascii="Arial" w:hAnsi="Arial" w:cs="Arial"/>
                 <w:b/>
                 <w:bCs/>
-                <w:sz w:val="20"/>
-                <w:szCs w:val="20"/>
+                <w:sz w:val="21"/>
+                <w:szCs w:val="21"/>
               </w:rPr>
               <w:t>Analyzing Temperature Trends</w:t>
             </w:r>
             <w:r>
               <w:rPr>
                 <w:rFonts w:ascii="Arial" w:hAnsi="Arial" w:cs="Arial"/>
-                <w:sz w:val="20"/>
-                <w:szCs w:val="20"/>
+                <w:sz w:val="21"/>
+                <w:szCs w:val="21"/>
               </w:rPr>
               <w:t xml:space="preserve"> </w:t>
             </w:r>
             <w:r>
               <w:rPr>
                 <w:rFonts w:ascii="Arial" w:hAnsi="Arial" w:cs="Arial"/>
-                <w:sz w:val="20"/>
-                <w:szCs w:val="20"/>
+                <w:sz w:val="21"/>
+                <w:szCs w:val="21"/>
               </w:rPr>
               <w:br/>
             </w:r>
             <w:r>
               <w:rPr>
                 <w:rFonts w:ascii="Consolas" w:hAnsi="Consolas" w:cs="Consolas"/>
-                <w:sz w:val="20"/>
-                <w:szCs w:val="20"/>
+                <w:sz w:val="21"/>
+                <w:szCs w:val="21"/>
               </w:rPr>
               <w:t>(Parts 1-3 and Questions &amp; Analysis)</w:t>
             </w:r>
@@ -4577,8 +5078,8 @@
                 <w:b/>
                 <w:bCs/>
                 <w:color w:val="012F76"/>
-                <w:sz w:val="20"/>
-                <w:szCs w:val="20"/>
+                <w:sz w:val="21"/>
+                <w:szCs w:val="21"/>
               </w:rPr>
               <w:t xml:space="preserve">7.7 </w:t>
             </w:r>
@@ -4586,8 +5087,8 @@
               <w:rPr>
                 <w:rFonts w:ascii="Arial" w:hAnsi="Arial" w:cs="Arial"/>
                 <w:color w:val="012F76"/>
-                <w:sz w:val="20"/>
-                <w:szCs w:val="20"/>
+                <w:sz w:val="21"/>
+                <w:szCs w:val="21"/>
               </w:rPr>
               <w:t>Question &amp; Discuss</w:t>
             </w:r>
@@ -4595,8 +5096,8 @@
               <w:rPr>
                 <w:rFonts w:ascii="Arial" w:hAnsi="Arial" w:cs="Arial"/>
                 <w:color w:val="012F76"/>
-                <w:sz w:val="20"/>
-                <w:szCs w:val="20"/>
+                <w:sz w:val="21"/>
+                <w:szCs w:val="21"/>
               </w:rPr>
               <w:t xml:space="preserve"> </w:t>
             </w:r>
@@ -4604,30 +5105,21 @@
               <w:rPr>
                 <w:rFonts w:ascii="Apple Color Emoji" w:hAnsi="Apple Color Emoji" w:cs="Apple Color Emoji"/>
                 <w:color w:val="012F76"/>
-                <w:sz w:val="20"/>
-                <w:szCs w:val="20"/>
-              </w:rPr>
-              <w:t>🤔</w:t>
-            </w:r>
-            <w:r>
-              <w:rPr>
-                <w:rFonts w:ascii="Apple Color Emoji" w:hAnsi="Apple Color Emoji" w:cs="Apple Color Emoji"/>
+                <w:sz w:val="21"/>
+                <w:szCs w:val="21"/>
+              </w:rPr>
+              <w:t xml:space="preserve">🤔 </w:t>
+            </w:r>
+            <w:r>
+              <w:rPr>
+                <w:rFonts w:ascii="Arial" w:hAnsi="Arial" w:cs="Arial"/>
+                <w:b/>
+                <w:bCs/>
                 <w:color w:val="012F76"/>
-                <w:sz w:val="20"/>
-                <w:szCs w:val="20"/>
-              </w:rPr>
-              <w:t xml:space="preserve"> </w:t>
-            </w:r>
-            <w:r>
-              <w:rPr>
-                <w:rFonts w:ascii="Arial" w:hAnsi="Arial" w:cs="Arial"/>
-                <w:b/>
-                <w:bCs/>
-                <w:color w:val="012F76"/>
-                <w:sz w:val="20"/>
-                <w:szCs w:val="20"/>
-              </w:rPr>
-              <w:t>Data Visualization</w:t>
+                <w:sz w:val="21"/>
+                <w:szCs w:val="21"/>
+              </w:rPr>
+              <w:t>The Chart That Lied</w:t>
             </w:r>
           </w:p>
         </w:tc>
@@ -4648,76 +5140,76 @@
           </w:tcPr>
           <w:p>
             <w:pPr>
-              <w:spacing w:after="60" w:line="240" w:lineRule="auto"/>
+              <w:spacing w:after="120" w:line="240" w:lineRule="auto"/>
               <w:rPr>
                 <w:rFonts w:ascii="Consolas" w:hAnsi="Consolas" w:cs="Consolas"/>
-                <w:sz w:val="20"/>
-                <w:szCs w:val="20"/>
+                <w:sz w:val="22"/>
+                <w:szCs w:val="22"/>
               </w:rPr>
             </w:pPr>
             <w:r>
               <w:rPr>
                 <w:rFonts w:ascii="Consolas" w:hAnsi="Consolas" w:cs="Consolas"/>
-                <w:sz w:val="20"/>
-                <w:szCs w:val="20"/>
+                <w:sz w:val="22"/>
+                <w:szCs w:val="22"/>
               </w:rPr>
               <w:t>Module 8</w:t>
             </w:r>
           </w:p>
           <w:p>
             <w:pPr>
-              <w:spacing w:after="60" w:line="240" w:lineRule="auto"/>
-              <w:rPr>
-                <w:rFonts w:ascii="Arial" w:hAnsi="Arial" w:cs="Arial"/>
-                <w:b/>
-                <w:bCs/>
-                <w:sz w:val="20"/>
-                <w:szCs w:val="20"/>
-              </w:rPr>
-            </w:pPr>
-            <w:r>
-              <w:rPr>
-                <w:rFonts w:ascii="Arial" w:hAnsi="Arial" w:cs="Arial"/>
-                <w:b/>
-                <w:bCs/>
-                <w:sz w:val="20"/>
-                <w:szCs w:val="20"/>
+              <w:spacing w:after="120" w:line="240" w:lineRule="auto"/>
+              <w:rPr>
+                <w:rFonts w:ascii="Arial" w:hAnsi="Arial" w:cs="Arial"/>
+                <w:b/>
+                <w:bCs/>
+                <w:sz w:val="22"/>
+                <w:szCs w:val="22"/>
+              </w:rPr>
+            </w:pPr>
+            <w:r>
+              <w:rPr>
+                <w:rFonts w:ascii="Arial" w:hAnsi="Arial" w:cs="Arial"/>
+                <w:b/>
+                <w:bCs/>
+                <w:sz w:val="22"/>
+                <w:szCs w:val="22"/>
               </w:rPr>
               <w:t>Advanced Data Manipulation</w:t>
             </w:r>
           </w:p>
           <w:p>
             <w:pPr>
-              <w:spacing w:after="60" w:line="240" w:lineRule="auto"/>
-              <w:rPr>
-                <w:rFonts w:ascii="Arial" w:hAnsi="Arial" w:cs="Arial"/>
-                <w:sz w:val="20"/>
-                <w:szCs w:val="20"/>
-              </w:rPr>
-            </w:pPr>
-            <w:r>
-              <w:rPr>
-                <w:rFonts w:ascii="Arial" w:hAnsi="Arial" w:cs="Arial"/>
-                <w:sz w:val="20"/>
-                <w:szCs w:val="20"/>
+              <w:spacing w:after="120" w:line="240" w:lineRule="auto"/>
+              <w:rPr>
+                <w:rFonts w:ascii="Arial" w:hAnsi="Arial" w:cs="Arial"/>
+                <w:sz w:val="22"/>
+                <w:szCs w:val="22"/>
+              </w:rPr>
+            </w:pPr>
+            <w:r>
+              <w:rPr>
+                <w:rFonts w:ascii="Arial" w:hAnsi="Arial" w:cs="Arial"/>
+                <w:sz w:val="22"/>
+                <w:szCs w:val="22"/>
               </w:rPr>
               <w:t>Primary CLOs:</w:t>
             </w:r>
           </w:p>
           <w:p>
             <w:pPr>
-              <w:spacing w:after="60" w:line="240" w:lineRule="auto"/>
+              <w:spacing w:after="120" w:line="240" w:lineRule="auto"/>
               <w:rPr>
                 <w:rFonts w:ascii="Consolas" w:hAnsi="Consolas" w:cs="Consolas"/>
-                <w:sz w:val="20"/>
-                <w:szCs w:val="20"/>
+                <w:sz w:val="22"/>
+                <w:szCs w:val="22"/>
               </w:rPr>
             </w:pPr>
             <w:r>
               <w:rPr>
                 <w:rFonts w:ascii="Consolas" w:eastAsia="Courier New" w:hAnsi="Consolas" w:cs="Consolas"/>
-                <w:sz w:val="20"/>
-                <w:szCs w:val="20"/>
+                <w:sz w:val="22"/>
+                <w:szCs w:val="22"/>
               </w:rPr>
               <w:t>II</w:t>
             </w:r>
@@ -4746,7 +5238,7 @@
                 <w:right w:val="nil"/>
                 <w:between w:val="nil"/>
               </w:pBdr>
-              <w:spacing w:after="60" w:line="240" w:lineRule="auto"/>
+              <w:spacing w:after="120" w:line="240" w:lineRule="auto"/>
               <w:ind w:left="229" w:hanging="270"/>
               <w:rPr>
                 <w:rFonts w:ascii="Arial" w:hAnsi="Arial" w:cs="Arial"/>
@@ -4770,23 +5262,41 @@
                 <w:sz w:val="20"/>
                 <w:szCs w:val="20"/>
               </w:rPr>
-              <w:t xml:space="preserve"> Sort DataFrames by single or multiple columns and create rankings to identify patterns in data</w:t>
-            </w:r>
-          </w:p>
-          <w:p>
-            <w:pPr>
-              <w:numPr>
-                <w:ilvl w:val="0"/>
-                <w:numId w:val="1"/>
-              </w:numPr>
-              <w:pBdr>
-                <w:top w:val="nil"/>
-                <w:left w:val="nil"/>
-                <w:bottom w:val="nil"/>
-                <w:right w:val="nil"/>
-                <w:between w:val="nil"/>
-              </w:pBdr>
-              <w:spacing w:after="60" w:line="240" w:lineRule="auto"/>
+              <w:t xml:space="preserve"> Sort </w:t>
+            </w:r>
+            <w:proofErr w:type="spellStart"/>
+            <w:r>
+              <w:rPr>
+                <w:rFonts w:ascii="Arial" w:hAnsi="Arial" w:cs="Arial"/>
+                <w:sz w:val="20"/>
+                <w:szCs w:val="20"/>
+              </w:rPr>
+              <w:t>DataFrames</w:t>
+            </w:r>
+            <w:proofErr w:type="spellEnd"/>
+            <w:r>
+              <w:rPr>
+                <w:rFonts w:ascii="Arial" w:hAnsi="Arial" w:cs="Arial"/>
+                <w:sz w:val="20"/>
+                <w:szCs w:val="20"/>
+              </w:rPr>
+              <w:t xml:space="preserve"> by single or multiple columns and create rankings to identify patterns in data</w:t>
+            </w:r>
+          </w:p>
+          <w:p>
+            <w:pPr>
+              <w:numPr>
+                <w:ilvl w:val="0"/>
+                <w:numId w:val="1"/>
+              </w:numPr>
+              <w:pBdr>
+                <w:top w:val="nil"/>
+                <w:left w:val="nil"/>
+                <w:bottom w:val="nil"/>
+                <w:right w:val="nil"/>
+                <w:between w:val="nil"/>
+              </w:pBdr>
+              <w:spacing w:after="120" w:line="240" w:lineRule="auto"/>
               <w:ind w:left="229" w:hanging="270"/>
               <w:rPr>
                 <w:rFonts w:ascii="Arial" w:hAnsi="Arial" w:cs="Arial"/>
@@ -4826,7 +5336,7 @@
                 <w:right w:val="nil"/>
                 <w:between w:val="nil"/>
               </w:pBdr>
-              <w:spacing w:after="60" w:line="240" w:lineRule="auto"/>
+              <w:spacing w:after="120" w:line="240" w:lineRule="auto"/>
               <w:ind w:left="231" w:hanging="274"/>
               <w:rPr>
                 <w:rFonts w:ascii="Arial" w:hAnsi="Arial" w:cs="Arial"/>
@@ -4852,7 +5362,25 @@
                 <w:sz w:val="20"/>
                 <w:szCs w:val="20"/>
               </w:rPr>
-              <w:t xml:space="preserve"> Merge and concatenate multiple DataFrames to combine data from different sources</w:t>
+              <w:t xml:space="preserve"> Merge and concatenate multiple </w:t>
+            </w:r>
+            <w:proofErr w:type="spellStart"/>
+            <w:r>
+              <w:rPr>
+                <w:rFonts w:ascii="Arial" w:hAnsi="Arial" w:cs="Arial"/>
+                <w:sz w:val="20"/>
+                <w:szCs w:val="20"/>
+              </w:rPr>
+              <w:t>DataFrames</w:t>
+            </w:r>
+            <w:proofErr w:type="spellEnd"/>
+            <w:r>
+              <w:rPr>
+                <w:rFonts w:ascii="Arial" w:hAnsi="Arial" w:cs="Arial"/>
+                <w:sz w:val="20"/>
+                <w:szCs w:val="20"/>
+              </w:rPr>
+              <w:t xml:space="preserve"> to combine data from different sources</w:t>
             </w:r>
           </w:p>
         </w:tc>
@@ -5078,27 +5606,27 @@
                 <w:right w:val="nil"/>
                 <w:between w:val="nil"/>
               </w:pBdr>
-              <w:spacing w:after="60" w:line="240" w:lineRule="auto"/>
-              <w:ind w:left="229" w:hanging="270"/>
-              <w:rPr>
-                <w:rFonts w:ascii="Arial" w:hAnsi="Arial" w:cs="Arial"/>
-                <w:sz w:val="20"/>
-                <w:szCs w:val="20"/>
-              </w:rPr>
-            </w:pPr>
-            <w:r>
-              <w:rPr>
-                <w:rFonts w:ascii="Arial" w:hAnsi="Arial" w:cs="Arial"/>
-                <w:sz w:val="20"/>
-                <w:szCs w:val="20"/>
+              <w:spacing w:after="120" w:line="240" w:lineRule="auto"/>
+              <w:ind w:left="231" w:hanging="274"/>
+              <w:rPr>
+                <w:rFonts w:ascii="Arial" w:hAnsi="Arial" w:cs="Arial"/>
+                <w:sz w:val="20"/>
+                <w:szCs w:val="20"/>
+              </w:rPr>
+            </w:pPr>
+            <w:r>
+              <w:rPr>
+                <w:rFonts w:ascii="Arial" w:hAnsi="Arial" w:cs="Arial"/>
+                <w:sz w:val="21"/>
+                <w:szCs w:val="21"/>
               </w:rPr>
               <w:t xml:space="preserve">8.6 Skills Lab 8A: </w:t>
             </w:r>
             <w:r>
               <w:rPr>
                 <w:rFonts w:ascii="Arial" w:hAnsi="Arial" w:cs="Arial"/>
-                <w:sz w:val="20"/>
-                <w:szCs w:val="20"/>
+                <w:sz w:val="21"/>
+                <w:szCs w:val="21"/>
               </w:rPr>
               <w:br/>
             </w:r>
@@ -5107,32 +5635,32 @@
                 <w:rFonts w:ascii="Arial" w:hAnsi="Arial" w:cs="Arial"/>
                 <w:b/>
                 <w:bCs/>
-                <w:sz w:val="20"/>
-                <w:szCs w:val="20"/>
+                <w:sz w:val="21"/>
+                <w:szCs w:val="21"/>
               </w:rPr>
               <w:t>Regional Sales Analysis Project</w:t>
             </w:r>
             <w:r>
               <w:rPr>
                 <w:rFonts w:ascii="Arial" w:hAnsi="Arial" w:cs="Arial"/>
-                <w:sz w:val="20"/>
-                <w:szCs w:val="20"/>
+                <w:sz w:val="21"/>
+                <w:szCs w:val="21"/>
               </w:rPr>
               <w:t xml:space="preserve"> </w:t>
             </w:r>
             <w:r>
               <w:rPr>
                 <w:rFonts w:ascii="Arial" w:hAnsi="Arial" w:cs="Arial"/>
-                <w:sz w:val="20"/>
-                <w:szCs w:val="20"/>
+                <w:sz w:val="21"/>
+                <w:szCs w:val="21"/>
               </w:rPr>
               <w:br/>
             </w:r>
             <w:r>
               <w:rPr>
                 <w:rFonts w:ascii="Consolas" w:hAnsi="Consolas" w:cs="Consolas"/>
-                <w:sz w:val="20"/>
-                <w:szCs w:val="20"/>
+                <w:sz w:val="21"/>
+                <w:szCs w:val="21"/>
               </w:rPr>
               <w:t>(Parts 1-3 and Questions &amp; Analysis)</w:t>
             </w:r>
@@ -5155,40 +5683,40 @@
           </w:tcPr>
           <w:p>
             <w:pPr>
-              <w:spacing w:after="60" w:line="240" w:lineRule="auto"/>
+              <w:spacing w:after="120" w:line="240" w:lineRule="auto"/>
               <w:rPr>
                 <w:rFonts w:ascii="Consolas" w:hAnsi="Consolas" w:cs="Consolas"/>
-                <w:sz w:val="20"/>
-                <w:szCs w:val="20"/>
+                <w:sz w:val="22"/>
+                <w:szCs w:val="22"/>
               </w:rPr>
             </w:pPr>
             <w:r>
               <w:rPr>
                 <w:rFonts w:ascii="Consolas" w:hAnsi="Consolas" w:cs="Consolas"/>
-                <w:sz w:val="20"/>
-                <w:szCs w:val="20"/>
+                <w:sz w:val="22"/>
+                <w:szCs w:val="22"/>
               </w:rPr>
               <w:t>Module 9</w:t>
             </w:r>
           </w:p>
           <w:p>
             <w:pPr>
-              <w:spacing w:after="60" w:line="240" w:lineRule="auto"/>
-              <w:rPr>
-                <w:rFonts w:ascii="Arial" w:hAnsi="Arial" w:cs="Arial"/>
-                <w:b/>
-                <w:bCs/>
-                <w:sz w:val="20"/>
-                <w:szCs w:val="20"/>
-              </w:rPr>
-            </w:pPr>
-            <w:r>
-              <w:rPr>
-                <w:rFonts w:ascii="Arial" w:hAnsi="Arial" w:cs="Arial"/>
-                <w:b/>
-                <w:bCs/>
-                <w:sz w:val="20"/>
-                <w:szCs w:val="20"/>
+              <w:spacing w:after="120" w:line="240" w:lineRule="auto"/>
+              <w:rPr>
+                <w:rFonts w:ascii="Arial" w:hAnsi="Arial" w:cs="Arial"/>
+                <w:b/>
+                <w:bCs/>
+                <w:sz w:val="22"/>
+                <w:szCs w:val="22"/>
+              </w:rPr>
+            </w:pPr>
+            <w:r>
+              <w:rPr>
+                <w:rFonts w:ascii="Arial" w:hAnsi="Arial" w:cs="Arial"/>
+                <w:b/>
+                <w:bCs/>
+                <w:sz w:val="22"/>
+                <w:szCs w:val="22"/>
               </w:rPr>
               <w:t>Introduction to Statistical Analysis</w:t>
             </w:r>
@@ -5202,36 +5730,36 @@
                 <w:right w:val="nil"/>
                 <w:between w:val="nil"/>
               </w:pBdr>
-              <w:spacing w:after="60" w:line="240" w:lineRule="auto"/>
-              <w:rPr>
-                <w:rFonts w:ascii="Arial" w:hAnsi="Arial" w:cs="Arial"/>
-                <w:sz w:val="20"/>
-                <w:szCs w:val="20"/>
-              </w:rPr>
-            </w:pPr>
-            <w:r>
-              <w:rPr>
-                <w:rFonts w:ascii="Arial" w:hAnsi="Arial" w:cs="Arial"/>
-                <w:sz w:val="20"/>
-                <w:szCs w:val="20"/>
+              <w:spacing w:after="120" w:line="240" w:lineRule="auto"/>
+              <w:rPr>
+                <w:rFonts w:ascii="Arial" w:hAnsi="Arial" w:cs="Arial"/>
+                <w:sz w:val="22"/>
+                <w:szCs w:val="22"/>
+              </w:rPr>
+            </w:pPr>
+            <w:r>
+              <w:rPr>
+                <w:rFonts w:ascii="Arial" w:hAnsi="Arial" w:cs="Arial"/>
+                <w:sz w:val="22"/>
+                <w:szCs w:val="22"/>
               </w:rPr>
               <w:t>Primary CLOs:</w:t>
             </w:r>
           </w:p>
           <w:p>
             <w:pPr>
-              <w:spacing w:after="60" w:line="240" w:lineRule="auto"/>
+              <w:spacing w:after="120" w:line="240" w:lineRule="auto"/>
               <w:rPr>
                 <w:rFonts w:ascii="Consolas" w:hAnsi="Consolas" w:cs="Consolas"/>
-                <w:sz w:val="20"/>
-                <w:szCs w:val="20"/>
+                <w:sz w:val="22"/>
+                <w:szCs w:val="22"/>
               </w:rPr>
             </w:pPr>
             <w:r>
               <w:rPr>
                 <w:rFonts w:ascii="Consolas" w:eastAsia="Courier New" w:hAnsi="Consolas" w:cs="Consolas"/>
-                <w:sz w:val="20"/>
-                <w:szCs w:val="20"/>
+                <w:sz w:val="22"/>
+                <w:szCs w:val="22"/>
               </w:rPr>
               <w:t>VI, VII</w:t>
             </w:r>
@@ -5284,7 +5812,35 @@
                 <w:sz w:val="20"/>
                 <w:szCs w:val="20"/>
               </w:rPr>
-              <w:t xml:space="preserve"> Calculate and interpret correlation coefficients using .corr() method and scatter plots to quantify the strength and direction of relationships between numeric variables</w:t>
+              <w:t xml:space="preserve"> Calculate and interpret correlation coefficients </w:t>
+            </w:r>
+            <w:proofErr w:type="gramStart"/>
+            <w:r>
+              <w:rPr>
+                <w:rFonts w:ascii="Arial" w:hAnsi="Arial" w:cs="Arial"/>
+                <w:sz w:val="20"/>
+                <w:szCs w:val="20"/>
+              </w:rPr>
+              <w:t>using .</w:t>
+            </w:r>
+            <w:proofErr w:type="spellStart"/>
+            <w:r>
+              <w:rPr>
+                <w:rFonts w:ascii="Arial" w:hAnsi="Arial" w:cs="Arial"/>
+                <w:sz w:val="20"/>
+                <w:szCs w:val="20"/>
+              </w:rPr>
+              <w:t>corr</w:t>
+            </w:r>
+            <w:proofErr w:type="spellEnd"/>
+            <w:proofErr w:type="gramEnd"/>
+            <w:r>
+              <w:rPr>
+                <w:rFonts w:ascii="Arial" w:hAnsi="Arial" w:cs="Arial"/>
+                <w:sz w:val="20"/>
+                <w:szCs w:val="20"/>
+              </w:rPr>
+              <w:t>() method and scatter plots to quantify the strength and direction of relationships between numeric variables</w:t>
             </w:r>
           </w:p>
           <w:p>
@@ -5366,7 +5922,43 @@
                 <w:sz w:val="20"/>
                 <w:szCs w:val="20"/>
               </w:rPr>
-              <w:t xml:space="preserve"> Compare groups using independent samples t-tests and chi-square tests (scipy.stats.chi2_contingency()), interpreting the resulting p-values to judge statistical significance</w:t>
+              <w:t xml:space="preserve"> Compare groups using independent samples t-tests and chi-square tests (</w:t>
+            </w:r>
+            <w:proofErr w:type="gramStart"/>
+            <w:r>
+              <w:rPr>
+                <w:rFonts w:ascii="Arial" w:hAnsi="Arial" w:cs="Arial"/>
+                <w:sz w:val="20"/>
+                <w:szCs w:val="20"/>
+              </w:rPr>
+              <w:t>scipy.stats</w:t>
+            </w:r>
+            <w:proofErr w:type="gramEnd"/>
+            <w:r>
+              <w:rPr>
+                <w:rFonts w:ascii="Arial" w:hAnsi="Arial" w:cs="Arial"/>
+                <w:sz w:val="20"/>
+                <w:szCs w:val="20"/>
+              </w:rPr>
+              <w:t>.chi2_</w:t>
+            </w:r>
+            <w:proofErr w:type="gramStart"/>
+            <w:r>
+              <w:rPr>
+                <w:rFonts w:ascii="Arial" w:hAnsi="Arial" w:cs="Arial"/>
+                <w:sz w:val="20"/>
+                <w:szCs w:val="20"/>
+              </w:rPr>
+              <w:t>contingency(</w:t>
+            </w:r>
+            <w:proofErr w:type="gramEnd"/>
+            <w:r>
+              <w:rPr>
+                <w:rFonts w:ascii="Arial" w:hAnsi="Arial" w:cs="Arial"/>
+                <w:sz w:val="20"/>
+                <w:szCs w:val="20"/>
+              </w:rPr>
+              <w:t>)), interpreting the resulting p-values to judge statistical significance</w:t>
             </w:r>
           </w:p>
         </w:tc>
@@ -5592,27 +6184,27 @@
                 <w:right w:val="nil"/>
                 <w:between w:val="nil"/>
               </w:pBdr>
-              <w:spacing w:after="60" w:line="240" w:lineRule="auto"/>
-              <w:ind w:left="229" w:hanging="270"/>
-              <w:rPr>
-                <w:rFonts w:ascii="Arial" w:hAnsi="Arial" w:cs="Arial"/>
-                <w:sz w:val="20"/>
-                <w:szCs w:val="20"/>
-              </w:rPr>
-            </w:pPr>
-            <w:r>
-              <w:rPr>
-                <w:rFonts w:ascii="Arial" w:hAnsi="Arial" w:cs="Arial"/>
-                <w:sz w:val="20"/>
-                <w:szCs w:val="20"/>
+              <w:spacing w:after="120" w:line="240" w:lineRule="auto"/>
+              <w:ind w:left="231" w:hanging="274"/>
+              <w:rPr>
+                <w:rFonts w:ascii="Arial" w:hAnsi="Arial" w:cs="Arial"/>
+                <w:sz w:val="21"/>
+                <w:szCs w:val="21"/>
+              </w:rPr>
+            </w:pPr>
+            <w:r>
+              <w:rPr>
+                <w:rFonts w:ascii="Arial" w:hAnsi="Arial" w:cs="Arial"/>
+                <w:sz w:val="21"/>
+                <w:szCs w:val="21"/>
               </w:rPr>
               <w:t xml:space="preserve">9.6 Skills Lab 9A: </w:t>
             </w:r>
             <w:r>
               <w:rPr>
                 <w:rFonts w:ascii="Arial" w:hAnsi="Arial" w:cs="Arial"/>
-                <w:sz w:val="20"/>
-                <w:szCs w:val="20"/>
+                <w:sz w:val="21"/>
+                <w:szCs w:val="21"/>
               </w:rPr>
               <w:br/>
             </w:r>
@@ -5621,32 +6213,32 @@
                 <w:rFonts w:ascii="Arial" w:hAnsi="Arial" w:cs="Arial"/>
                 <w:b/>
                 <w:bCs/>
-                <w:sz w:val="20"/>
-                <w:szCs w:val="20"/>
+                <w:sz w:val="21"/>
+                <w:szCs w:val="21"/>
               </w:rPr>
               <w:t>Statistical Analysis of Education Data</w:t>
             </w:r>
             <w:r>
               <w:rPr>
                 <w:rFonts w:ascii="Arial" w:hAnsi="Arial" w:cs="Arial"/>
-                <w:sz w:val="20"/>
-                <w:szCs w:val="20"/>
+                <w:sz w:val="21"/>
+                <w:szCs w:val="21"/>
               </w:rPr>
               <w:t xml:space="preserve"> </w:t>
             </w:r>
             <w:r>
               <w:rPr>
                 <w:rFonts w:ascii="Arial" w:hAnsi="Arial" w:cs="Arial"/>
-                <w:sz w:val="20"/>
-                <w:szCs w:val="20"/>
+                <w:sz w:val="21"/>
+                <w:szCs w:val="21"/>
               </w:rPr>
               <w:br/>
             </w:r>
             <w:r>
               <w:rPr>
                 <w:rFonts w:ascii="Consolas" w:hAnsi="Consolas" w:cs="Consolas"/>
-                <w:sz w:val="20"/>
-                <w:szCs w:val="20"/>
+                <w:sz w:val="21"/>
+                <w:szCs w:val="21"/>
               </w:rPr>
               <w:t>(Parts 1-3 and Questions &amp; Analysis)</w:t>
             </w:r>
@@ -5664,8 +6256,8 @@
                 <w:right w:val="nil"/>
                 <w:between w:val="nil"/>
               </w:pBdr>
-              <w:spacing w:after="60" w:line="240" w:lineRule="auto"/>
-              <w:ind w:left="229" w:hanging="270"/>
+              <w:spacing w:after="120" w:line="240" w:lineRule="auto"/>
+              <w:ind w:left="231" w:hanging="274"/>
               <w:rPr>
                 <w:rFonts w:ascii="Arial" w:hAnsi="Arial" w:cs="Arial"/>
                 <w:sz w:val="20"/>
@@ -5678,8 +6270,8 @@
                 <w:b/>
                 <w:bCs/>
                 <w:color w:val="012F76"/>
-                <w:sz w:val="20"/>
-                <w:szCs w:val="20"/>
+                <w:sz w:val="21"/>
+                <w:szCs w:val="21"/>
               </w:rPr>
               <w:t xml:space="preserve">9.7 </w:t>
             </w:r>
@@ -5687,8 +6279,8 @@
               <w:rPr>
                 <w:rFonts w:ascii="Arial" w:hAnsi="Arial" w:cs="Arial"/>
                 <w:color w:val="012F76"/>
-                <w:sz w:val="20"/>
-                <w:szCs w:val="20"/>
+                <w:sz w:val="21"/>
+                <w:szCs w:val="21"/>
               </w:rPr>
               <w:t>Question &amp; Discuss</w:t>
             </w:r>
@@ -5696,8 +6288,8 @@
               <w:rPr>
                 <w:rFonts w:ascii="Arial" w:hAnsi="Arial" w:cs="Arial"/>
                 <w:color w:val="012F76"/>
-                <w:sz w:val="20"/>
-                <w:szCs w:val="20"/>
+                <w:sz w:val="21"/>
+                <w:szCs w:val="21"/>
               </w:rPr>
               <w:t xml:space="preserve"> </w:t>
             </w:r>
@@ -5705,30 +6297,21 @@
               <w:rPr>
                 <w:rFonts w:ascii="Apple Color Emoji" w:hAnsi="Apple Color Emoji" w:cs="Apple Color Emoji"/>
                 <w:color w:val="012F76"/>
-                <w:sz w:val="20"/>
-                <w:szCs w:val="20"/>
-              </w:rPr>
-              <w:t>🤔</w:t>
-            </w:r>
-            <w:r>
-              <w:rPr>
-                <w:rFonts w:ascii="Apple Color Emoji" w:hAnsi="Apple Color Emoji" w:cs="Apple Color Emoji"/>
+                <w:sz w:val="21"/>
+                <w:szCs w:val="21"/>
+              </w:rPr>
+              <w:t xml:space="preserve">🤔 </w:t>
+            </w:r>
+            <w:r>
+              <w:rPr>
+                <w:rFonts w:ascii="Arial" w:hAnsi="Arial" w:cs="Arial"/>
+                <w:b/>
+                <w:bCs/>
                 <w:color w:val="012F76"/>
-                <w:sz w:val="20"/>
-                <w:szCs w:val="20"/>
-              </w:rPr>
-              <w:t xml:space="preserve"> </w:t>
-            </w:r>
-            <w:r>
-              <w:rPr>
-                <w:rFonts w:ascii="Arial" w:hAnsi="Arial" w:cs="Arial"/>
-                <w:b/>
-                <w:bCs/>
-                <w:color w:val="012F76"/>
-                <w:sz w:val="20"/>
-                <w:szCs w:val="20"/>
-              </w:rPr>
-              <w:t>Advanced Data Analysis</w:t>
+                <w:sz w:val="21"/>
+                <w:szCs w:val="21"/>
+              </w:rPr>
+              <w:t>The P-Value Factory</w:t>
             </w:r>
           </w:p>
         </w:tc>
@@ -5756,18 +6339,18 @@
                 <w:right w:val="nil"/>
                 <w:between w:val="nil"/>
               </w:pBdr>
-              <w:spacing w:after="60" w:line="240" w:lineRule="auto"/>
+              <w:spacing w:after="240"/>
               <w:rPr>
                 <w:rFonts w:ascii="Consolas" w:hAnsi="Consolas" w:cs="Consolas"/>
-                <w:sz w:val="20"/>
-                <w:szCs w:val="20"/>
+                <w:sz w:val="22"/>
+                <w:szCs w:val="22"/>
               </w:rPr>
             </w:pPr>
             <w:r>
               <w:rPr>
                 <w:rFonts w:ascii="Consolas" w:hAnsi="Consolas" w:cs="Consolas"/>
-                <w:sz w:val="20"/>
-                <w:szCs w:val="20"/>
+                <w:sz w:val="22"/>
+                <w:szCs w:val="22"/>
               </w:rPr>
               <w:lastRenderedPageBreak/>
               <w:t>Module 10</w:t>
@@ -5782,22 +6365,22 @@
                 <w:right w:val="nil"/>
                 <w:between w:val="nil"/>
               </w:pBdr>
-              <w:spacing w:after="60" w:line="240" w:lineRule="auto"/>
-              <w:rPr>
-                <w:rFonts w:ascii="Arial" w:hAnsi="Arial" w:cs="Arial"/>
-                <w:b/>
-                <w:bCs/>
-                <w:sz w:val="20"/>
-                <w:szCs w:val="20"/>
-              </w:rPr>
-            </w:pPr>
-            <w:r>
-              <w:rPr>
-                <w:rFonts w:ascii="Arial" w:hAnsi="Arial" w:cs="Arial"/>
-                <w:b/>
-                <w:bCs/>
-                <w:sz w:val="20"/>
-                <w:szCs w:val="20"/>
+              <w:spacing w:after="240"/>
+              <w:rPr>
+                <w:rFonts w:ascii="Arial" w:hAnsi="Arial" w:cs="Arial"/>
+                <w:b/>
+                <w:bCs/>
+                <w:sz w:val="22"/>
+                <w:szCs w:val="22"/>
+              </w:rPr>
+            </w:pPr>
+            <w:r>
+              <w:rPr>
+                <w:rFonts w:ascii="Arial" w:hAnsi="Arial" w:cs="Arial"/>
+                <w:b/>
+                <w:bCs/>
+                <w:sz w:val="22"/>
+                <w:szCs w:val="22"/>
               </w:rPr>
               <w:t>Functions and Code Reusability</w:t>
             </w:r>
@@ -5811,36 +6394,36 @@
                 <w:right w:val="nil"/>
                 <w:between w:val="nil"/>
               </w:pBdr>
-              <w:spacing w:after="60" w:line="240" w:lineRule="auto"/>
-              <w:rPr>
-                <w:rFonts w:ascii="Arial" w:hAnsi="Arial" w:cs="Arial"/>
-                <w:sz w:val="20"/>
-                <w:szCs w:val="20"/>
-              </w:rPr>
-            </w:pPr>
-            <w:r>
-              <w:rPr>
-                <w:rFonts w:ascii="Arial" w:hAnsi="Arial" w:cs="Arial"/>
-                <w:sz w:val="20"/>
-                <w:szCs w:val="20"/>
+              <w:spacing w:after="240"/>
+              <w:rPr>
+                <w:rFonts w:ascii="Arial" w:hAnsi="Arial" w:cs="Arial"/>
+                <w:sz w:val="22"/>
+                <w:szCs w:val="22"/>
+              </w:rPr>
+            </w:pPr>
+            <w:r>
+              <w:rPr>
+                <w:rFonts w:ascii="Arial" w:hAnsi="Arial" w:cs="Arial"/>
+                <w:sz w:val="22"/>
+                <w:szCs w:val="22"/>
               </w:rPr>
               <w:t>Primary CLOs:</w:t>
             </w:r>
           </w:p>
           <w:p>
             <w:pPr>
-              <w:spacing w:after="60" w:line="240" w:lineRule="auto"/>
+              <w:spacing w:after="240"/>
               <w:rPr>
                 <w:rFonts w:ascii="Consolas" w:hAnsi="Consolas" w:cs="Consolas"/>
-                <w:sz w:val="20"/>
-                <w:szCs w:val="20"/>
+                <w:sz w:val="22"/>
+                <w:szCs w:val="22"/>
               </w:rPr>
             </w:pPr>
             <w:r>
               <w:rPr>
                 <w:rFonts w:ascii="Consolas" w:eastAsia="Courier New" w:hAnsi="Consolas" w:cs="Consolas"/>
-                <w:sz w:val="20"/>
-                <w:szCs w:val="20"/>
+                <w:sz w:val="22"/>
+                <w:szCs w:val="22"/>
               </w:rPr>
               <w:t>VII</w:t>
             </w:r>
@@ -5869,29 +6452,29 @@
                 <w:right w:val="nil"/>
                 <w:between w:val="nil"/>
               </w:pBdr>
-              <w:spacing w:after="60" w:line="240" w:lineRule="auto"/>
-              <w:ind w:left="229" w:hanging="270"/>
-              <w:rPr>
-                <w:rFonts w:ascii="Arial" w:hAnsi="Arial" w:cs="Arial"/>
-                <w:sz w:val="20"/>
-                <w:szCs w:val="20"/>
-              </w:rPr>
-            </w:pPr>
-            <w:r>
-              <w:rPr>
-                <w:rFonts w:ascii="Arial" w:hAnsi="Arial" w:cs="Arial"/>
-                <w:b/>
-                <w:bCs/>
-                <w:sz w:val="20"/>
-                <w:szCs w:val="20"/>
+              <w:spacing w:after="240"/>
+              <w:ind w:left="229" w:hanging="270"/>
+              <w:rPr>
+                <w:rFonts w:ascii="Arial" w:hAnsi="Arial" w:cs="Arial"/>
+                <w:sz w:val="22"/>
+                <w:szCs w:val="22"/>
+              </w:rPr>
+            </w:pPr>
+            <w:r>
+              <w:rPr>
+                <w:rFonts w:ascii="Arial" w:hAnsi="Arial" w:cs="Arial"/>
+                <w:b/>
+                <w:bCs/>
+                <w:sz w:val="22"/>
+                <w:szCs w:val="22"/>
               </w:rPr>
               <w:t>10.1</w:t>
             </w:r>
             <w:r>
               <w:rPr>
                 <w:rFonts w:ascii="Arial" w:hAnsi="Arial" w:cs="Arial"/>
-                <w:sz w:val="20"/>
-                <w:szCs w:val="20"/>
+                <w:sz w:val="22"/>
+                <w:szCs w:val="22"/>
               </w:rPr>
               <w:t xml:space="preserve"> Define and call functions with parameters and return values to perform reusable calculations</w:t>
             </w:r>
@@ -5909,29 +6492,29 @@
                 <w:right w:val="nil"/>
                 <w:between w:val="nil"/>
               </w:pBdr>
-              <w:spacing w:after="60" w:line="240" w:lineRule="auto"/>
-              <w:ind w:left="229" w:hanging="270"/>
-              <w:rPr>
-                <w:rFonts w:ascii="Arial" w:hAnsi="Arial" w:cs="Arial"/>
-                <w:sz w:val="20"/>
-                <w:szCs w:val="20"/>
-              </w:rPr>
-            </w:pPr>
-            <w:r>
-              <w:rPr>
-                <w:rFonts w:ascii="Arial" w:hAnsi="Arial" w:cs="Arial"/>
-                <w:b/>
-                <w:bCs/>
-                <w:sz w:val="20"/>
-                <w:szCs w:val="20"/>
+              <w:spacing w:after="240"/>
+              <w:ind w:left="229" w:hanging="270"/>
+              <w:rPr>
+                <w:rFonts w:ascii="Arial" w:hAnsi="Arial" w:cs="Arial"/>
+                <w:sz w:val="22"/>
+                <w:szCs w:val="22"/>
+              </w:rPr>
+            </w:pPr>
+            <w:r>
+              <w:rPr>
+                <w:rFonts w:ascii="Arial" w:hAnsi="Arial" w:cs="Arial"/>
+                <w:b/>
+                <w:bCs/>
+                <w:sz w:val="22"/>
+                <w:szCs w:val="22"/>
               </w:rPr>
               <w:t>10.2</w:t>
             </w:r>
             <w:r>
               <w:rPr>
                 <w:rFonts w:ascii="Arial" w:hAnsi="Arial" w:cs="Arial"/>
-                <w:sz w:val="20"/>
-                <w:szCs w:val="20"/>
+                <w:sz w:val="22"/>
+                <w:szCs w:val="22"/>
               </w:rPr>
               <w:t xml:space="preserve"> Write docstrings following professional documentation standards to explain function purpose and usage</w:t>
             </w:r>
@@ -5949,31 +6532,31 @@
                 <w:right w:val="nil"/>
                 <w:between w:val="nil"/>
               </w:pBdr>
-              <w:spacing w:after="60" w:line="240" w:lineRule="auto"/>
+              <w:spacing w:after="240"/>
               <w:ind w:left="231" w:hanging="274"/>
               <w:rPr>
                 <w:rFonts w:ascii="Arial" w:hAnsi="Arial" w:cs="Arial"/>
                 <w:b/>
                 <w:bCs/>
-                <w:sz w:val="20"/>
-                <w:szCs w:val="20"/>
-              </w:rPr>
-            </w:pPr>
-            <w:r>
-              <w:rPr>
-                <w:rFonts w:ascii="Arial" w:hAnsi="Arial" w:cs="Arial"/>
-                <w:b/>
-                <w:bCs/>
-                <w:sz w:val="20"/>
-                <w:szCs w:val="20"/>
+                <w:sz w:val="22"/>
+                <w:szCs w:val="22"/>
+              </w:rPr>
+            </w:pPr>
+            <w:r>
+              <w:rPr>
+                <w:rFonts w:ascii="Arial" w:hAnsi="Arial" w:cs="Arial"/>
+                <w:b/>
+                <w:bCs/>
+                <w:sz w:val="22"/>
+                <w:szCs w:val="22"/>
               </w:rPr>
               <w:t>10.3</w:t>
             </w:r>
             <w:r>
               <w:rPr>
                 <w:rFonts w:ascii="Arial" w:hAnsi="Arial" w:cs="Arial"/>
-                <w:sz w:val="20"/>
-                <w:szCs w:val="20"/>
+                <w:sz w:val="22"/>
+                <w:szCs w:val="22"/>
               </w:rPr>
               <w:t xml:space="preserve"> Organize data analysis workflows into modular, maintainable functions</w:t>
             </w:r>
@@ -6201,27 +6784,27 @@
                 <w:right w:val="nil"/>
                 <w:between w:val="nil"/>
               </w:pBdr>
-              <w:spacing w:after="60" w:line="240" w:lineRule="auto"/>
-              <w:ind w:left="229" w:hanging="270"/>
-              <w:rPr>
-                <w:rFonts w:ascii="Arial" w:hAnsi="Arial" w:cs="Arial"/>
-                <w:sz w:val="20"/>
-                <w:szCs w:val="20"/>
-              </w:rPr>
-            </w:pPr>
-            <w:r>
-              <w:rPr>
-                <w:rFonts w:ascii="Arial" w:hAnsi="Arial" w:cs="Arial"/>
-                <w:sz w:val="20"/>
-                <w:szCs w:val="20"/>
+              <w:spacing w:after="240"/>
+              <w:ind w:left="231" w:hanging="274"/>
+              <w:rPr>
+                <w:rFonts w:ascii="Arial" w:hAnsi="Arial" w:cs="Arial"/>
+                <w:sz w:val="20"/>
+                <w:szCs w:val="20"/>
+              </w:rPr>
+            </w:pPr>
+            <w:r>
+              <w:rPr>
+                <w:rFonts w:ascii="Arial" w:hAnsi="Arial" w:cs="Arial"/>
+                <w:sz w:val="21"/>
+                <w:szCs w:val="21"/>
               </w:rPr>
               <w:t xml:space="preserve">10.6 Skills Lab 10A: </w:t>
             </w:r>
             <w:r>
               <w:rPr>
                 <w:rFonts w:ascii="Arial" w:hAnsi="Arial" w:cs="Arial"/>
-                <w:sz w:val="20"/>
-                <w:szCs w:val="20"/>
+                <w:sz w:val="21"/>
+                <w:szCs w:val="21"/>
               </w:rPr>
               <w:br/>
             </w:r>
@@ -6230,32 +6813,32 @@
                 <w:rFonts w:ascii="Arial" w:hAnsi="Arial" w:cs="Arial"/>
                 <w:b/>
                 <w:bCs/>
-                <w:sz w:val="20"/>
-                <w:szCs w:val="20"/>
+                <w:sz w:val="21"/>
+                <w:szCs w:val="21"/>
               </w:rPr>
               <w:t>Building a Reusable Analysis Library</w:t>
             </w:r>
             <w:r>
               <w:rPr>
                 <w:rFonts w:ascii="Arial" w:hAnsi="Arial" w:cs="Arial"/>
-                <w:sz w:val="20"/>
-                <w:szCs w:val="20"/>
+                <w:sz w:val="21"/>
+                <w:szCs w:val="21"/>
               </w:rPr>
               <w:t xml:space="preserve"> </w:t>
             </w:r>
             <w:r>
               <w:rPr>
                 <w:rFonts w:ascii="Arial" w:hAnsi="Arial" w:cs="Arial"/>
-                <w:sz w:val="20"/>
-                <w:szCs w:val="20"/>
+                <w:sz w:val="21"/>
+                <w:szCs w:val="21"/>
               </w:rPr>
               <w:br/>
             </w:r>
             <w:r>
               <w:rPr>
                 <w:rFonts w:ascii="Consolas" w:hAnsi="Consolas" w:cs="Consolas"/>
-                <w:sz w:val="20"/>
-                <w:szCs w:val="20"/>
+                <w:sz w:val="21"/>
+                <w:szCs w:val="21"/>
               </w:rPr>
               <w:t>(Parts 1-3 and Questions &amp; Analysis)</w:t>
             </w:r>
@@ -6285,18 +6868,18 @@
                 <w:right w:val="nil"/>
                 <w:between w:val="nil"/>
               </w:pBdr>
-              <w:spacing w:after="60" w:line="240" w:lineRule="auto"/>
+              <w:spacing w:after="240"/>
               <w:rPr>
                 <w:rFonts w:ascii="Consolas" w:hAnsi="Consolas" w:cs="Consolas"/>
-                <w:sz w:val="20"/>
-                <w:szCs w:val="20"/>
+                <w:sz w:val="22"/>
+                <w:szCs w:val="22"/>
               </w:rPr>
             </w:pPr>
             <w:r>
               <w:rPr>
                 <w:rFonts w:ascii="Consolas" w:hAnsi="Consolas" w:cs="Consolas"/>
-                <w:sz w:val="20"/>
-                <w:szCs w:val="20"/>
+                <w:sz w:val="22"/>
+                <w:szCs w:val="22"/>
               </w:rPr>
               <w:t>Module 11</w:t>
             </w:r>
@@ -6310,22 +6893,22 @@
                 <w:right w:val="nil"/>
                 <w:between w:val="nil"/>
               </w:pBdr>
-              <w:spacing w:after="60" w:line="240" w:lineRule="auto"/>
-              <w:rPr>
-                <w:rFonts w:ascii="Arial" w:hAnsi="Arial" w:cs="Arial"/>
-                <w:b/>
-                <w:bCs/>
-                <w:sz w:val="20"/>
-                <w:szCs w:val="20"/>
-              </w:rPr>
-            </w:pPr>
-            <w:r>
-              <w:rPr>
-                <w:rFonts w:ascii="Arial" w:hAnsi="Arial" w:cs="Arial"/>
-                <w:b/>
-                <w:bCs/>
-                <w:sz w:val="20"/>
-                <w:szCs w:val="20"/>
+              <w:spacing w:after="240"/>
+              <w:rPr>
+                <w:rFonts w:ascii="Arial" w:hAnsi="Arial" w:cs="Arial"/>
+                <w:b/>
+                <w:bCs/>
+                <w:sz w:val="22"/>
+                <w:szCs w:val="22"/>
+              </w:rPr>
+            </w:pPr>
+            <w:r>
+              <w:rPr>
+                <w:rFonts w:ascii="Arial" w:hAnsi="Arial" w:cs="Arial"/>
+                <w:b/>
+                <w:bCs/>
+                <w:sz w:val="22"/>
+                <w:szCs w:val="22"/>
               </w:rPr>
               <w:t>Working with External Data Sources</w:t>
             </w:r>
@@ -6339,36 +6922,36 @@
                 <w:right w:val="nil"/>
                 <w:between w:val="nil"/>
               </w:pBdr>
-              <w:spacing w:after="60" w:line="240" w:lineRule="auto"/>
-              <w:rPr>
-                <w:rFonts w:ascii="Arial" w:hAnsi="Arial" w:cs="Arial"/>
-                <w:sz w:val="20"/>
-                <w:szCs w:val="20"/>
-              </w:rPr>
-            </w:pPr>
-            <w:r>
-              <w:rPr>
-                <w:rFonts w:ascii="Arial" w:hAnsi="Arial" w:cs="Arial"/>
-                <w:sz w:val="20"/>
-                <w:szCs w:val="20"/>
+              <w:spacing w:after="240"/>
+              <w:rPr>
+                <w:rFonts w:ascii="Arial" w:hAnsi="Arial" w:cs="Arial"/>
+                <w:sz w:val="22"/>
+                <w:szCs w:val="22"/>
+              </w:rPr>
+            </w:pPr>
+            <w:r>
+              <w:rPr>
+                <w:rFonts w:ascii="Arial" w:hAnsi="Arial" w:cs="Arial"/>
+                <w:sz w:val="22"/>
+                <w:szCs w:val="22"/>
               </w:rPr>
               <w:t>Primary CLOs:</w:t>
             </w:r>
           </w:p>
           <w:p>
             <w:pPr>
-              <w:spacing w:after="60" w:line="240" w:lineRule="auto"/>
+              <w:spacing w:after="240"/>
               <w:rPr>
                 <w:rFonts w:ascii="Consolas" w:hAnsi="Consolas" w:cs="Consolas"/>
-                <w:sz w:val="20"/>
-                <w:szCs w:val="20"/>
+                <w:sz w:val="22"/>
+                <w:szCs w:val="22"/>
               </w:rPr>
             </w:pPr>
             <w:r>
               <w:rPr>
                 <w:rFonts w:ascii="Consolas" w:eastAsia="Courier New" w:hAnsi="Consolas" w:cs="Consolas"/>
-                <w:sz w:val="20"/>
-                <w:szCs w:val="20"/>
+                <w:sz w:val="22"/>
+                <w:szCs w:val="22"/>
               </w:rPr>
               <w:t>III, IV, V</w:t>
             </w:r>
@@ -6397,29 +6980,29 @@
                 <w:right w:val="nil"/>
                 <w:between w:val="nil"/>
               </w:pBdr>
-              <w:spacing w:after="60" w:line="240" w:lineRule="auto"/>
-              <w:ind w:left="229" w:hanging="270"/>
-              <w:rPr>
-                <w:rFonts w:ascii="Arial" w:hAnsi="Arial" w:cs="Arial"/>
-                <w:sz w:val="20"/>
-                <w:szCs w:val="20"/>
-              </w:rPr>
-            </w:pPr>
-            <w:r>
-              <w:rPr>
-                <w:rFonts w:ascii="Arial" w:hAnsi="Arial" w:cs="Arial"/>
-                <w:b/>
-                <w:bCs/>
-                <w:sz w:val="20"/>
-                <w:szCs w:val="20"/>
+              <w:spacing w:after="240"/>
+              <w:ind w:left="229" w:hanging="270"/>
+              <w:rPr>
+                <w:rFonts w:ascii="Arial" w:hAnsi="Arial" w:cs="Arial"/>
+                <w:sz w:val="22"/>
+                <w:szCs w:val="22"/>
+              </w:rPr>
+            </w:pPr>
+            <w:r>
+              <w:rPr>
+                <w:rFonts w:ascii="Arial" w:hAnsi="Arial" w:cs="Arial"/>
+                <w:b/>
+                <w:bCs/>
+                <w:sz w:val="22"/>
+                <w:szCs w:val="22"/>
               </w:rPr>
               <w:t>11.1</w:t>
             </w:r>
             <w:r>
               <w:rPr>
                 <w:rFonts w:ascii="Arial" w:hAnsi="Arial" w:cs="Arial"/>
-                <w:sz w:val="20"/>
-                <w:szCs w:val="20"/>
+                <w:sz w:val="22"/>
+                <w:szCs w:val="22"/>
               </w:rPr>
               <w:t xml:space="preserve"> Read and write data in multiple file formats including CSV, Excel, and JSON with appropriate parameters</w:t>
             </w:r>
@@ -6437,71 +7020,81 @@
                 <w:right w:val="nil"/>
                 <w:between w:val="nil"/>
               </w:pBdr>
-              <w:spacing w:after="60" w:line="240" w:lineRule="auto"/>
-              <w:ind w:left="229" w:hanging="270"/>
-              <w:rPr>
-                <w:rFonts w:ascii="Arial" w:hAnsi="Arial" w:cs="Arial"/>
-                <w:sz w:val="20"/>
-                <w:szCs w:val="20"/>
-              </w:rPr>
-            </w:pPr>
-            <w:r>
-              <w:rPr>
-                <w:rFonts w:ascii="Arial" w:hAnsi="Arial" w:cs="Arial"/>
-                <w:b/>
-                <w:bCs/>
-                <w:sz w:val="20"/>
-                <w:szCs w:val="20"/>
+              <w:spacing w:after="240"/>
+              <w:ind w:left="229" w:hanging="270"/>
+              <w:rPr>
+                <w:rFonts w:ascii="Arial" w:hAnsi="Arial" w:cs="Arial"/>
+                <w:sz w:val="22"/>
+                <w:szCs w:val="22"/>
+              </w:rPr>
+            </w:pPr>
+            <w:r>
+              <w:rPr>
+                <w:rFonts w:ascii="Arial" w:hAnsi="Arial" w:cs="Arial"/>
+                <w:b/>
+                <w:bCs/>
+                <w:sz w:val="22"/>
+                <w:szCs w:val="22"/>
               </w:rPr>
               <w:t>11.2</w:t>
             </w:r>
             <w:r>
               <w:rPr>
                 <w:rFonts w:ascii="Arial" w:hAnsi="Arial" w:cs="Arial"/>
-                <w:sz w:val="20"/>
-                <w:szCs w:val="20"/>
-              </w:rPr>
-              <w:t xml:space="preserve"> Use the requests library to fetch data from web APIs and convert responses into DataFrames</w:t>
-            </w:r>
-          </w:p>
-          <w:p>
-            <w:pPr>
-              <w:numPr>
-                <w:ilvl w:val="0"/>
-                <w:numId w:val="1"/>
-              </w:numPr>
-              <w:pBdr>
-                <w:top w:val="nil"/>
-                <w:left w:val="nil"/>
-                <w:bottom w:val="nil"/>
-                <w:right w:val="nil"/>
-                <w:between w:val="nil"/>
-              </w:pBdr>
-              <w:spacing w:after="60" w:line="240" w:lineRule="auto"/>
+                <w:sz w:val="22"/>
+                <w:szCs w:val="22"/>
+              </w:rPr>
+              <w:t xml:space="preserve"> Use the requests library to fetch data from web APIs and convert responses into </w:t>
+            </w:r>
+            <w:proofErr w:type="spellStart"/>
+            <w:r>
+              <w:rPr>
+                <w:rFonts w:ascii="Arial" w:hAnsi="Arial" w:cs="Arial"/>
+                <w:sz w:val="22"/>
+                <w:szCs w:val="22"/>
+              </w:rPr>
+              <w:t>DataFrames</w:t>
+            </w:r>
+            <w:proofErr w:type="spellEnd"/>
+          </w:p>
+          <w:p>
+            <w:pPr>
+              <w:numPr>
+                <w:ilvl w:val="0"/>
+                <w:numId w:val="1"/>
+              </w:numPr>
+              <w:pBdr>
+                <w:top w:val="nil"/>
+                <w:left w:val="nil"/>
+                <w:bottom w:val="nil"/>
+                <w:right w:val="nil"/>
+                <w:between w:val="nil"/>
+              </w:pBdr>
+              <w:spacing w:after="240"/>
               <w:ind w:left="231" w:hanging="274"/>
               <w:rPr>
                 <w:rFonts w:ascii="Arial" w:hAnsi="Arial" w:cs="Arial"/>
                 <w:b/>
                 <w:bCs/>
-                <w:sz w:val="20"/>
-                <w:szCs w:val="20"/>
-              </w:rPr>
-            </w:pPr>
-            <w:r>
-              <w:rPr>
-                <w:rFonts w:ascii="Arial" w:hAnsi="Arial" w:cs="Arial"/>
-                <w:b/>
-                <w:bCs/>
-                <w:sz w:val="20"/>
-                <w:szCs w:val="20"/>
+                <w:sz w:val="22"/>
+                <w:szCs w:val="22"/>
+              </w:rPr>
+            </w:pPr>
+            <w:r>
+              <w:rPr>
+                <w:rFonts w:ascii="Arial" w:hAnsi="Arial" w:cs="Arial"/>
+                <w:b/>
+                <w:bCs/>
+                <w:sz w:val="22"/>
+                <w:szCs w:val="22"/>
               </w:rPr>
               <w:t>11.3</w:t>
             </w:r>
             <w:r>
               <w:rPr>
                 <w:rFonts w:ascii="Arial" w:hAnsi="Arial" w:cs="Arial"/>
-                <w:sz w:val="20"/>
-                <w:szCs w:val="20"/>
+                <w:sz w:val="22"/>
+                <w:szCs w:val="22"/>
               </w:rPr>
               <w:t xml:space="preserve"> Explain ethical considerations and best practices for web scraping and database access</w:t>
             </w:r>
@@ -6729,27 +7322,27 @@
                 <w:right w:val="nil"/>
                 <w:between w:val="nil"/>
               </w:pBdr>
-              <w:spacing w:after="60" w:line="240" w:lineRule="auto"/>
-              <w:ind w:left="229" w:hanging="270"/>
-              <w:rPr>
-                <w:rFonts w:ascii="Arial" w:hAnsi="Arial" w:cs="Arial"/>
-                <w:sz w:val="20"/>
-                <w:szCs w:val="20"/>
-              </w:rPr>
-            </w:pPr>
-            <w:r>
-              <w:rPr>
-                <w:rFonts w:ascii="Arial" w:hAnsi="Arial" w:cs="Arial"/>
-                <w:sz w:val="20"/>
-                <w:szCs w:val="20"/>
+              <w:spacing w:after="240"/>
+              <w:ind w:left="231" w:hanging="274"/>
+              <w:rPr>
+                <w:rFonts w:ascii="Arial" w:hAnsi="Arial" w:cs="Arial"/>
+                <w:sz w:val="21"/>
+                <w:szCs w:val="21"/>
+              </w:rPr>
+            </w:pPr>
+            <w:r>
+              <w:rPr>
+                <w:rFonts w:ascii="Arial" w:hAnsi="Arial" w:cs="Arial"/>
+                <w:sz w:val="21"/>
+                <w:szCs w:val="21"/>
               </w:rPr>
               <w:t xml:space="preserve">11.6 Skills Lab 11A: </w:t>
             </w:r>
             <w:r>
               <w:rPr>
                 <w:rFonts w:ascii="Arial" w:hAnsi="Arial" w:cs="Arial"/>
-                <w:sz w:val="20"/>
-                <w:szCs w:val="20"/>
+                <w:sz w:val="21"/>
+                <w:szCs w:val="21"/>
               </w:rPr>
               <w:br/>
             </w:r>
@@ -6758,32 +7351,32 @@
                 <w:rFonts w:ascii="Arial" w:hAnsi="Arial" w:cs="Arial"/>
                 <w:b/>
                 <w:bCs/>
-                <w:sz w:val="20"/>
-                <w:szCs w:val="20"/>
+                <w:sz w:val="21"/>
+                <w:szCs w:val="21"/>
               </w:rPr>
               <w:t>Multi-Source Data Integration Project</w:t>
             </w:r>
             <w:r>
               <w:rPr>
                 <w:rFonts w:ascii="Arial" w:hAnsi="Arial" w:cs="Arial"/>
-                <w:sz w:val="20"/>
-                <w:szCs w:val="20"/>
+                <w:sz w:val="21"/>
+                <w:szCs w:val="21"/>
               </w:rPr>
               <w:t xml:space="preserve"> </w:t>
             </w:r>
             <w:r>
               <w:rPr>
                 <w:rFonts w:ascii="Arial" w:hAnsi="Arial" w:cs="Arial"/>
-                <w:sz w:val="20"/>
-                <w:szCs w:val="20"/>
+                <w:sz w:val="21"/>
+                <w:szCs w:val="21"/>
               </w:rPr>
               <w:br/>
             </w:r>
             <w:r>
               <w:rPr>
                 <w:rFonts w:ascii="Consolas" w:hAnsi="Consolas" w:cs="Consolas"/>
-                <w:sz w:val="20"/>
-                <w:szCs w:val="20"/>
+                <w:sz w:val="21"/>
+                <w:szCs w:val="21"/>
               </w:rPr>
               <w:t>(Parts 1-3 and Questions &amp; Analysis)</w:t>
             </w:r>
@@ -6801,8 +7394,8 @@
                 <w:right w:val="nil"/>
                 <w:between w:val="nil"/>
               </w:pBdr>
-              <w:spacing w:after="60" w:line="240" w:lineRule="auto"/>
-              <w:ind w:left="229" w:hanging="270"/>
+              <w:spacing w:after="240"/>
+              <w:ind w:left="231" w:hanging="274"/>
               <w:rPr>
                 <w:rFonts w:ascii="Arial" w:hAnsi="Arial" w:cs="Arial"/>
                 <w:sz w:val="20"/>
@@ -6845,14 +7438,38 @@
                 <w:sz w:val="20"/>
                 <w:szCs w:val="20"/>
               </w:rPr>
-              <w:t>🤔</w:t>
-            </w:r>
-            <w:r>
-              <w:rPr>
-                <w:rFonts w:ascii="Apple Color Emoji" w:hAnsi="Apple Color Emoji" w:cs="Apple Color Emoji"/>
+              <w:t xml:space="preserve">🤔 </w:t>
+            </w:r>
+            <w:r>
+              <w:rPr>
+                <w:rFonts w:ascii="Arial" w:hAnsi="Arial" w:cs="Arial"/>
+                <w:b/>
+                <w:bCs/>
                 <w:color w:val="012F76"/>
-                <w:sz w:val="20"/>
-                <w:szCs w:val="20"/>
+                <w:sz w:val="21"/>
+                <w:szCs w:val="21"/>
+              </w:rPr>
+              <w:t xml:space="preserve">The </w:t>
+            </w:r>
+            <w:r>
+              <w:rPr>
+                <w:rFonts w:ascii="Arial" w:hAnsi="Arial" w:cs="Arial"/>
+                <w:b/>
+                <w:bCs/>
+                <w:color w:val="012F76"/>
+                <w:sz w:val="21"/>
+                <w:szCs w:val="21"/>
+              </w:rPr>
+              <w:t>Last Data Analyst?</w:t>
+            </w:r>
+            <w:r>
+              <w:rPr>
+                <w:rFonts w:ascii="Arial" w:hAnsi="Arial" w:cs="Arial"/>
+                <w:b/>
+                <w:bCs/>
+                <w:color w:val="012F76"/>
+                <w:sz w:val="21"/>
+                <w:szCs w:val="21"/>
               </w:rPr>
               <w:t xml:space="preserve"> </w:t>
             </w:r>
@@ -6862,39 +7479,17 @@
                 <w:b/>
                 <w:bCs/>
                 <w:color w:val="012F76"/>
-                <w:sz w:val="20"/>
-                <w:szCs w:val="20"/>
-              </w:rPr>
-              <w:t>The Future of Data Analytics</w:t>
-            </w:r>
-            <w:r>
-              <w:rPr>
-                <w:rFonts w:ascii="Arial" w:hAnsi="Arial" w:cs="Arial"/>
-                <w:b/>
-                <w:bCs/>
+                <w:sz w:val="21"/>
+                <w:szCs w:val="21"/>
+              </w:rPr>
+              <w:br/>
+            </w:r>
+            <w:r>
+              <w:rPr>
+                <w:rFonts w:ascii="Arial" w:hAnsi="Arial" w:cs="Arial"/>
                 <w:color w:val="012F76"/>
-                <w:sz w:val="20"/>
-                <w:szCs w:val="20"/>
-              </w:rPr>
-              <w:t xml:space="preserve"> </w:t>
-            </w:r>
-            <w:r>
-              <w:rPr>
-                <w:rFonts w:ascii="Arial" w:hAnsi="Arial" w:cs="Arial"/>
-                <w:b/>
-                <w:bCs/>
-                <w:color w:val="012F76"/>
-                <w:sz w:val="20"/>
-                <w:szCs w:val="20"/>
-              </w:rPr>
-              <w:br/>
-            </w:r>
-            <w:r>
-              <w:rPr>
-                <w:rFonts w:ascii="Arial" w:hAnsi="Arial" w:cs="Arial"/>
-                <w:color w:val="012F76"/>
-                <w:sz w:val="20"/>
-                <w:szCs w:val="20"/>
+                <w:sz w:val="21"/>
+                <w:szCs w:val="21"/>
               </w:rPr>
               <w:t>(Overall Course Concepts)</w:t>
             </w:r>
@@ -6924,18 +7519,18 @@
                 <w:right w:val="nil"/>
                 <w:between w:val="nil"/>
               </w:pBdr>
-              <w:spacing w:after="60" w:line="240" w:lineRule="auto"/>
+              <w:spacing w:after="240"/>
               <w:rPr>
                 <w:rFonts w:ascii="Consolas" w:hAnsi="Consolas" w:cs="Consolas"/>
-                <w:sz w:val="20"/>
-                <w:szCs w:val="20"/>
+                <w:sz w:val="22"/>
+                <w:szCs w:val="22"/>
               </w:rPr>
             </w:pPr>
             <w:r>
               <w:rPr>
                 <w:rFonts w:ascii="Consolas" w:hAnsi="Consolas" w:cs="Consolas"/>
-                <w:sz w:val="20"/>
-                <w:szCs w:val="20"/>
+                <w:sz w:val="22"/>
+                <w:szCs w:val="22"/>
               </w:rPr>
               <w:t>Module 12</w:t>
             </w:r>
@@ -6949,22 +7544,22 @@
                 <w:right w:val="nil"/>
                 <w:between w:val="nil"/>
               </w:pBdr>
-              <w:spacing w:after="60" w:line="240" w:lineRule="auto"/>
-              <w:rPr>
-                <w:rFonts w:ascii="Arial" w:hAnsi="Arial" w:cs="Arial"/>
-                <w:b/>
-                <w:bCs/>
-                <w:sz w:val="20"/>
-                <w:szCs w:val="20"/>
-              </w:rPr>
-            </w:pPr>
-            <w:r>
-              <w:rPr>
-                <w:rFonts w:ascii="Arial" w:hAnsi="Arial" w:cs="Arial"/>
-                <w:b/>
-                <w:bCs/>
-                <w:sz w:val="20"/>
-                <w:szCs w:val="20"/>
+              <w:spacing w:after="240"/>
+              <w:rPr>
+                <w:rFonts w:ascii="Arial" w:hAnsi="Arial" w:cs="Arial"/>
+                <w:b/>
+                <w:bCs/>
+                <w:sz w:val="22"/>
+                <w:szCs w:val="22"/>
+              </w:rPr>
+            </w:pPr>
+            <w:r>
+              <w:rPr>
+                <w:rFonts w:ascii="Arial" w:hAnsi="Arial" w:cs="Arial"/>
+                <w:b/>
+                <w:bCs/>
+                <w:sz w:val="22"/>
+                <w:szCs w:val="22"/>
               </w:rPr>
               <w:t>Ethics, Reproducibility, and Next Steps</w:t>
             </w:r>
@@ -6978,36 +7573,36 @@
                 <w:right w:val="nil"/>
                 <w:between w:val="nil"/>
               </w:pBdr>
-              <w:spacing w:after="60" w:line="240" w:lineRule="auto"/>
-              <w:rPr>
-                <w:rFonts w:ascii="Arial" w:hAnsi="Arial" w:cs="Arial"/>
-                <w:sz w:val="20"/>
-                <w:szCs w:val="20"/>
-              </w:rPr>
-            </w:pPr>
-            <w:r>
-              <w:rPr>
-                <w:rFonts w:ascii="Arial" w:hAnsi="Arial" w:cs="Arial"/>
-                <w:sz w:val="20"/>
-                <w:szCs w:val="20"/>
+              <w:spacing w:after="240"/>
+              <w:rPr>
+                <w:rFonts w:ascii="Arial" w:hAnsi="Arial" w:cs="Arial"/>
+                <w:sz w:val="22"/>
+                <w:szCs w:val="22"/>
+              </w:rPr>
+            </w:pPr>
+            <w:r>
+              <w:rPr>
+                <w:rFonts w:ascii="Arial" w:hAnsi="Arial" w:cs="Arial"/>
+                <w:sz w:val="22"/>
+                <w:szCs w:val="22"/>
               </w:rPr>
               <w:t>Primary CLOs:</w:t>
             </w:r>
           </w:p>
           <w:p>
             <w:pPr>
-              <w:spacing w:after="60" w:line="240" w:lineRule="auto"/>
+              <w:spacing w:after="240"/>
               <w:rPr>
                 <w:rFonts w:ascii="Consolas" w:hAnsi="Consolas" w:cs="Consolas"/>
-                <w:sz w:val="20"/>
-                <w:szCs w:val="20"/>
+                <w:sz w:val="22"/>
+                <w:szCs w:val="22"/>
               </w:rPr>
             </w:pPr>
             <w:r>
               <w:rPr>
                 <w:rFonts w:ascii="Consolas" w:eastAsia="Courier New" w:hAnsi="Consolas" w:cs="Consolas"/>
-                <w:sz w:val="20"/>
-                <w:szCs w:val="20"/>
+                <w:sz w:val="22"/>
+                <w:szCs w:val="22"/>
               </w:rPr>
               <w:t>I, VII</w:t>
             </w:r>
@@ -7036,29 +7631,29 @@
                 <w:right w:val="nil"/>
                 <w:between w:val="nil"/>
               </w:pBdr>
-              <w:spacing w:after="60" w:line="240" w:lineRule="auto"/>
-              <w:ind w:left="229" w:hanging="270"/>
-              <w:rPr>
-                <w:rFonts w:ascii="Arial" w:hAnsi="Arial" w:cs="Arial"/>
-                <w:sz w:val="20"/>
-                <w:szCs w:val="20"/>
-              </w:rPr>
-            </w:pPr>
-            <w:r>
-              <w:rPr>
-                <w:rFonts w:ascii="Arial" w:hAnsi="Arial" w:cs="Arial"/>
-                <w:b/>
-                <w:bCs/>
-                <w:sz w:val="20"/>
-                <w:szCs w:val="20"/>
+              <w:spacing w:after="240"/>
+              <w:ind w:left="229" w:hanging="270"/>
+              <w:rPr>
+                <w:rFonts w:ascii="Arial" w:hAnsi="Arial" w:cs="Arial"/>
+                <w:sz w:val="22"/>
+                <w:szCs w:val="22"/>
+              </w:rPr>
+            </w:pPr>
+            <w:r>
+              <w:rPr>
+                <w:rFonts w:ascii="Arial" w:hAnsi="Arial" w:cs="Arial"/>
+                <w:b/>
+                <w:bCs/>
+                <w:sz w:val="22"/>
+                <w:szCs w:val="22"/>
               </w:rPr>
               <w:t>12.1</w:t>
             </w:r>
             <w:r>
               <w:rPr>
                 <w:rFonts w:ascii="Arial" w:hAnsi="Arial" w:cs="Arial"/>
-                <w:sz w:val="20"/>
-                <w:szCs w:val="20"/>
+                <w:sz w:val="22"/>
+                <w:szCs w:val="22"/>
               </w:rPr>
               <w:t xml:space="preserve"> Identify potential sources of bias in datasets and analysis processes, and propose mitigation strategies</w:t>
             </w:r>
@@ -7076,29 +7671,29 @@
                 <w:right w:val="nil"/>
                 <w:between w:val="nil"/>
               </w:pBdr>
-              <w:spacing w:after="60" w:line="240" w:lineRule="auto"/>
-              <w:ind w:left="229" w:hanging="270"/>
-              <w:rPr>
-                <w:rFonts w:ascii="Arial" w:hAnsi="Arial" w:cs="Arial"/>
-                <w:sz w:val="20"/>
-                <w:szCs w:val="20"/>
-              </w:rPr>
-            </w:pPr>
-            <w:r>
-              <w:rPr>
-                <w:rFonts w:ascii="Arial" w:hAnsi="Arial" w:cs="Arial"/>
-                <w:b/>
-                <w:bCs/>
-                <w:sz w:val="20"/>
-                <w:szCs w:val="20"/>
+              <w:spacing w:after="240"/>
+              <w:ind w:left="229" w:hanging="270"/>
+              <w:rPr>
+                <w:rFonts w:ascii="Arial" w:hAnsi="Arial" w:cs="Arial"/>
+                <w:sz w:val="22"/>
+                <w:szCs w:val="22"/>
+              </w:rPr>
+            </w:pPr>
+            <w:r>
+              <w:rPr>
+                <w:rFonts w:ascii="Arial" w:hAnsi="Arial" w:cs="Arial"/>
+                <w:b/>
+                <w:bCs/>
+                <w:sz w:val="22"/>
+                <w:szCs w:val="22"/>
               </w:rPr>
               <w:t>12.2</w:t>
             </w:r>
             <w:r>
               <w:rPr>
                 <w:rFonts w:ascii="Arial" w:hAnsi="Arial" w:cs="Arial"/>
-                <w:sz w:val="20"/>
-                <w:szCs w:val="20"/>
+                <w:sz w:val="22"/>
+                <w:szCs w:val="22"/>
               </w:rPr>
               <w:t xml:space="preserve"> Create reproducible analysis workflows using clear documentation, organized code, and version control</w:t>
             </w:r>
@@ -7116,31 +7711,31 @@
                 <w:right w:val="nil"/>
                 <w:between w:val="nil"/>
               </w:pBdr>
-              <w:spacing w:after="60" w:line="240" w:lineRule="auto"/>
+              <w:spacing w:after="240"/>
               <w:ind w:left="231" w:hanging="274"/>
               <w:rPr>
                 <w:rFonts w:ascii="Arial" w:hAnsi="Arial" w:cs="Arial"/>
                 <w:b/>
                 <w:bCs/>
-                <w:sz w:val="20"/>
-                <w:szCs w:val="20"/>
-              </w:rPr>
-            </w:pPr>
-            <w:r>
-              <w:rPr>
-                <w:rFonts w:ascii="Arial" w:hAnsi="Arial" w:cs="Arial"/>
-                <w:b/>
-                <w:bCs/>
-                <w:sz w:val="20"/>
-                <w:szCs w:val="20"/>
+                <w:sz w:val="22"/>
+                <w:szCs w:val="22"/>
+              </w:rPr>
+            </w:pPr>
+            <w:r>
+              <w:rPr>
+                <w:rFonts w:ascii="Arial" w:hAnsi="Arial" w:cs="Arial"/>
+                <w:b/>
+                <w:bCs/>
+                <w:sz w:val="22"/>
+                <w:szCs w:val="22"/>
               </w:rPr>
               <w:t>12.3</w:t>
             </w:r>
             <w:r>
               <w:rPr>
                 <w:rFonts w:ascii="Arial" w:hAnsi="Arial" w:cs="Arial"/>
-                <w:sz w:val="20"/>
-                <w:szCs w:val="20"/>
+                <w:sz w:val="22"/>
+                <w:szCs w:val="22"/>
               </w:rPr>
               <w:t xml:space="preserve"> Explain career pathways in data analytics and identify resources for continued professional development</w:t>
             </w:r>
@@ -7398,27 +7993,29 @@
                 <w:right w:val="nil"/>
                 <w:between w:val="nil"/>
               </w:pBdr>
-              <w:spacing w:after="60" w:line="240" w:lineRule="auto"/>
-              <w:ind w:left="229" w:hanging="270"/>
-              <w:rPr>
-                <w:rFonts w:ascii="Arial" w:hAnsi="Arial" w:cs="Arial"/>
-                <w:sz w:val="20"/>
-                <w:szCs w:val="20"/>
-              </w:rPr>
-            </w:pPr>
-            <w:r>
-              <w:rPr>
-                <w:rFonts w:ascii="Arial" w:hAnsi="Arial" w:cs="Arial"/>
-                <w:sz w:val="20"/>
-                <w:szCs w:val="20"/>
-              </w:rPr>
-              <w:t xml:space="preserve">12.6 Skills Lab 12A: </w:t>
-            </w:r>
-            <w:r>
-              <w:rPr>
-                <w:rFonts w:ascii="Arial" w:hAnsi="Arial" w:cs="Arial"/>
-                <w:sz w:val="20"/>
-                <w:szCs w:val="20"/>
+              <w:spacing w:after="240"/>
+              <w:ind w:left="231" w:hanging="274"/>
+              <w:rPr>
+                <w:rFonts w:ascii="Arial" w:hAnsi="Arial" w:cs="Arial"/>
+                <w:sz w:val="20"/>
+                <w:szCs w:val="20"/>
+              </w:rPr>
+            </w:pPr>
+            <w:r>
+              <w:rPr>
+                <w:rFonts w:ascii="Arial" w:hAnsi="Arial" w:cs="Arial"/>
+                <w:b/>
+                <w:bCs/>
+                <w:color w:val="275317" w:themeColor="accent6" w:themeShade="80"/>
+              </w:rPr>
+              <w:t>FINAL CAPSTONE:</w:t>
+            </w:r>
+            <w:r>
+              <w:rPr>
+                <w:rFonts w:ascii="Arial" w:hAnsi="Arial" w:cs="Arial"/>
+                <w:b/>
+                <w:bCs/>
+                <w:color w:val="275317" w:themeColor="accent6" w:themeShade="80"/>
               </w:rPr>
               <w:br/>
             </w:r>
@@ -7427,32 +8024,49 @@
                 <w:rFonts w:ascii="Arial" w:hAnsi="Arial" w:cs="Arial"/>
                 <w:b/>
                 <w:bCs/>
-                <w:sz w:val="20"/>
-                <w:szCs w:val="20"/>
+                <w:color w:val="275317" w:themeColor="accent6" w:themeShade="80"/>
+              </w:rPr>
+              <w:t>12.6 Skills Lab 12A</w:t>
+            </w:r>
+            <w:r>
+              <w:rPr>
+                <w:rFonts w:ascii="Arial" w:hAnsi="Arial" w:cs="Arial"/>
+                <w:sz w:val="22"/>
+                <w:szCs w:val="22"/>
+              </w:rPr>
+              <w:br/>
+            </w:r>
+            <w:r>
+              <w:rPr>
+                <w:rFonts w:ascii="Arial" w:hAnsi="Arial" w:cs="Arial"/>
+                <w:b/>
+                <w:bCs/>
+                <w:sz w:val="22"/>
+                <w:szCs w:val="22"/>
               </w:rPr>
               <w:t>Portfolio-Ready Analysis Project</w:t>
             </w:r>
             <w:r>
               <w:rPr>
                 <w:rFonts w:ascii="Arial" w:hAnsi="Arial" w:cs="Arial"/>
-                <w:sz w:val="20"/>
-                <w:szCs w:val="20"/>
+                <w:sz w:val="22"/>
+                <w:szCs w:val="22"/>
               </w:rPr>
               <w:t xml:space="preserve"> </w:t>
             </w:r>
             <w:r>
               <w:rPr>
                 <w:rFonts w:ascii="Arial" w:hAnsi="Arial" w:cs="Arial"/>
-                <w:sz w:val="20"/>
-                <w:szCs w:val="20"/>
+                <w:sz w:val="22"/>
+                <w:szCs w:val="22"/>
               </w:rPr>
               <w:br/>
             </w:r>
             <w:r>
               <w:rPr>
                 <w:rFonts w:ascii="Consolas" w:hAnsi="Consolas" w:cs="Consolas"/>
-                <w:sz w:val="20"/>
-                <w:szCs w:val="20"/>
+                <w:sz w:val="22"/>
+                <w:szCs w:val="22"/>
               </w:rPr>
               <w:t>(Parts 1-3 and Questions &amp; Analysis)</w:t>
             </w:r>
